--- a/courts/eleventh-circuit/georgia/state/court-of-appeals/reply-brief/usage/OUTPUT-reply-brief.docx
+++ b/courts/eleventh-circuit/georgia/state/court-of-appeals/reply-brief/usage/OUTPUT-reply-brief.docx
@@ -4,8 +4,8 @@
   <w:body>
     <w:p>
       <w:pPr>
-        <w:spacing w:before="0" w:after="0" w:line="240" w:lineRule="auto"/>
-        <w:ind w:firstLine="0"/>
+        <w:spacing w:before="0" w:after="0" w:line="322" w:lineRule="exact"/>
+        <w:ind w:left="0" w:firstLine="0"/>
         <w:jc w:val="center"/>
       </w:pPr>
       <w:r>
@@ -13,13 +13,139 @@
           <w:b/>
           <w:bCs/>
         </w:rPr>
-        <w:t xml:space="preserve">IN THE COURT OF APPEALS OF THE STATE OF GEORGIA</w:t>
-      </w:r>
-    </w:p>
-    <w:p>
-      <w:pPr>
-        <w:spacing w:before="240" w:after="0" w:line="240" w:lineRule="auto"/>
-        <w:ind w:firstLine="0"/>
+        <w:t xml:space="preserve">IN</w:t>
+      </w:r>
+      <w:r>
+        <w:rPr>
+          <w:b/>
+          <w:bCs/>
+        </w:rPr>
+        <w:t xml:space="preserve"> </w:t>
+      </w:r>
+      <w:r>
+        <w:rPr>
+          <w:b/>
+          <w:bCs/>
+        </w:rPr>
+        <w:t xml:space="preserve">THE</w:t>
+      </w:r>
+      <w:r>
+        <w:rPr>
+          <w:b/>
+          <w:bCs/>
+        </w:rPr>
+        <w:t xml:space="preserve"> </w:t>
+      </w:r>
+      <w:r>
+        <w:rPr>
+          <w:b/>
+          <w:bCs/>
+        </w:rPr>
+        <w:t xml:space="preserve">COURT</w:t>
+      </w:r>
+      <w:r>
+        <w:rPr>
+          <w:b/>
+          <w:bCs/>
+        </w:rPr>
+        <w:t xml:space="preserve"> </w:t>
+      </w:r>
+      <w:r>
+        <w:rPr>
+          <w:b/>
+          <w:bCs/>
+        </w:rPr>
+        <w:t xml:space="preserve">OF</w:t>
+      </w:r>
+      <w:r>
+        <w:rPr>
+          <w:b/>
+          <w:bCs/>
+        </w:rPr>
+        <w:t xml:space="preserve"> </w:t>
+      </w:r>
+      <w:r>
+        <w:rPr>
+          <w:b/>
+          <w:bCs/>
+        </w:rPr>
+        <w:t xml:space="preserve">APPEALS</w:t>
+      </w:r>
+      <w:r>
+        <w:rPr>
+          <w:b/>
+          <w:bCs/>
+        </w:rPr>
+        <w:t xml:space="preserve"> </w:t>
+      </w:r>
+      <w:r>
+        <w:rPr>
+          <w:b/>
+          <w:bCs/>
+        </w:rPr>
+        <w:t xml:space="preserve">OF</w:t>
+      </w:r>
+      <w:r>
+        <w:rPr>
+          <w:b/>
+          <w:bCs/>
+        </w:rPr>
+        <w:t xml:space="preserve"> </w:t>
+      </w:r>
+      <w:r>
+        <w:rPr>
+          <w:b/>
+          <w:bCs/>
+        </w:rPr>
+        <w:t xml:space="preserve">THE</w:t>
+      </w:r>
+      <w:r>
+        <w:rPr>
+          <w:b/>
+          <w:bCs/>
+        </w:rPr>
+        <w:t xml:space="preserve"> </w:t>
+      </w:r>
+      <w:r>
+        <w:rPr>
+          <w:b/>
+          <w:bCs/>
+        </w:rPr>
+        <w:t xml:space="preserve">STATE</w:t>
+      </w:r>
+      <w:r>
+        <w:rPr>
+          <w:b/>
+          <w:bCs/>
+        </w:rPr>
+        <w:t xml:space="preserve"> </w:t>
+      </w:r>
+      <w:r>
+        <w:rPr>
+          <w:b/>
+          <w:bCs/>
+        </w:rPr>
+        <w:t xml:space="preserve">OF</w:t>
+      </w:r>
+      <w:r>
+        <w:rPr>
+          <w:b/>
+          <w:bCs/>
+        </w:rPr>
+        <w:t xml:space="preserve"> </w:t>
+      </w:r>
+      <w:r>
+        <w:rPr>
+          <w:b/>
+          <w:bCs/>
+        </w:rPr>
+        <w:t xml:space="preserve">GEORGIA</w:t>
+      </w:r>
+    </w:p>
+    <w:p>
+      <w:pPr>
+        <w:spacing w:before="432" w:after="0" w:line="322" w:lineRule="exact"/>
+        <w:ind w:left="0" w:firstLine="0"/>
         <w:jc w:val="center"/>
       </w:pPr>
       <w:r>
@@ -27,111 +153,129 @@
           <w:b/>
           <w:bCs/>
         </w:rPr>
-        <w:t xml:space="preserve">Case No. A26A0002</w:t>
-      </w:r>
-    </w:p>
-    <w:p>
-      <w:pPr>
-        <w:spacing w:before="240" w:after="0" w:line="240" w:lineRule="auto"/>
-        <w:ind w:firstLine="0"/>
+        <w:t xml:space="preserve">Case</w:t>
+      </w:r>
+      <w:r>
+        <w:rPr>
+          <w:b/>
+          <w:bCs/>
+        </w:rPr>
+        <w:t xml:space="preserve"> </w:t>
+      </w:r>
+      <w:r>
+        <w:rPr>
+          <w:b/>
+          <w:bCs/>
+        </w:rPr>
+        <w:t xml:space="preserve">No.</w:t>
+      </w:r>
+      <w:r>
+        <w:rPr>
+          <w:b/>
+          <w:bCs/>
+        </w:rPr>
+        <w:t xml:space="preserve"> </w:t>
+      </w:r>
+      <w:r>
+        <w:rPr>
+          <w:b/>
+          <w:bCs/>
+        </w:rPr>
+        <w:t xml:space="preserve">A26A2158</w:t>
+      </w:r>
+    </w:p>
+    <w:p>
+      <w:pPr>
+        <w:spacing w:before="432" w:after="0" w:line="322" w:lineRule="exact"/>
+        <w:ind w:left="0" w:firstLine="0"/>
         <w:jc w:val="center"/>
       </w:pPr>
-    </w:p>
-    <w:p>
-      <w:pPr>
-        <w:spacing w:before="0" w:after="0" w:line="240" w:lineRule="auto"/>
-        <w:ind w:firstLine="0"/>
+      <w:r>
+        <w:t xml:space="preserve">HEIDI</w:t>
+      </w:r>
+      <w:r>
+        <w:t xml:space="preserve"> </w:t>
+      </w:r>
+      <w:r>
+        <w:t xml:space="preserve">CHAPMAN,</w:t>
+      </w:r>
+    </w:p>
+    <w:p>
+      <w:pPr>
+        <w:spacing w:before="0" w:after="0" w:line="322" w:lineRule="exact"/>
+        <w:ind w:left="0" w:firstLine="0"/>
         <w:jc w:val="center"/>
       </w:pPr>
       <w:r>
-        <w:t xml:space="preserve">Fictional Holdings, LLC,</w:t>
-      </w:r>
-    </w:p>
-    <w:p>
-      <w:pPr>
-        <w:spacing w:before="0" w:after="0" w:line="240" w:lineRule="auto"/>
-        <w:ind w:firstLine="0"/>
+        <w:rPr>
+          <w:i/>
+          <w:iCs/>
+        </w:rPr>
+        <w:t xml:space="preserve">Appellant,</w:t>
+      </w:r>
+    </w:p>
+    <w:p>
+      <w:pPr>
+        <w:spacing w:before="432" w:after="0" w:line="322" w:lineRule="exact"/>
+        <w:ind w:left="0" w:firstLine="0"/>
         <w:jc w:val="center"/>
       </w:pPr>
       <w:r>
-        <w:t xml:space="preserve">Appellant,</w:t>
-      </w:r>
-    </w:p>
-    <w:p>
-      <w:pPr>
-        <w:spacing w:before="180" w:after="0" w:line="240" w:lineRule="auto"/>
-        <w:ind w:firstLine="0"/>
+        <w:t xml:space="preserve">v.</w:t>
+      </w:r>
+    </w:p>
+    <w:p>
+      <w:pPr>
+        <w:spacing w:before="432" w:after="0" w:line="322" w:lineRule="exact"/>
+        <w:ind w:left="0" w:firstLine="0"/>
         <w:jc w:val="center"/>
       </w:pPr>
-    </w:p>
-    <w:p>
-      <w:pPr>
-        <w:spacing w:before="0" w:after="240" w:line="240" w:lineRule="auto"/>
-        <w:ind w:firstLine="0"/>
+      <w:r>
+        <w:t xml:space="preserve">METROPOLITAN</w:t>
+      </w:r>
+      <w:r>
+        <w:t xml:space="preserve"> </w:t>
+      </w:r>
+      <w:r>
+        <w:t xml:space="preserve">ATLANTA</w:t>
+      </w:r>
+      <w:r>
+        <w:t xml:space="preserve"> </w:t>
+      </w:r>
+      <w:r>
+        <w:t xml:space="preserve">RAPID</w:t>
+      </w:r>
+      <w:r>
+        <w:t xml:space="preserve"> </w:t>
+      </w:r>
+      <w:r>
+        <w:t xml:space="preserve">TRANSIT</w:t>
+      </w:r>
+      <w:r>
+        <w:t xml:space="preserve"> </w:t>
+      </w:r>
+      <w:r>
+        <w:t xml:space="preserve">AUTHORITY,</w:t>
+      </w:r>
+    </w:p>
+    <w:p>
+      <w:pPr>
+        <w:spacing w:before="0" w:after="0" w:line="322" w:lineRule="exact"/>
+        <w:ind w:left="0" w:firstLine="0"/>
         <w:jc w:val="center"/>
       </w:pPr>
       <w:r>
-        <w:t xml:space="preserve">v.</w:t>
-      </w:r>
-    </w:p>
-    <w:p>
-      <w:pPr>
-        <w:spacing w:before="0" w:after="0" w:line="240" w:lineRule="auto"/>
-        <w:ind w:firstLine="0"/>
-        <w:jc w:val="center"/>
-      </w:pPr>
-      <w:r>
-        <w:t xml:space="preserve">Sample County Board of Tax Assessors,</w:t>
-      </w:r>
-    </w:p>
-    <w:p>
-      <w:pPr>
-        <w:spacing w:before="0" w:after="0" w:line="240" w:lineRule="auto"/>
-        <w:ind w:firstLine="0"/>
-        <w:jc w:val="center"/>
-      </w:pPr>
-      <w:r>
+        <w:rPr>
+          <w:i/>
+          <w:iCs/>
+        </w:rPr>
         <w:t xml:space="preserve">Appellee.</w:t>
       </w:r>
     </w:p>
     <w:p>
       <w:pPr>
-        <w:spacing w:before="360" w:after="0" w:line="240" w:lineRule="auto"/>
-        <w:ind w:firstLine="0"/>
-      </w:pPr>
-    </w:p>
-    <w:p>
-      <w:pPr>
-        <w:spacing w:before="0" w:after="0" w:line="240" w:lineRule="auto"/>
-        <w:ind w:firstLine="0"/>
-        <w:jc w:val="center"/>
-      </w:pPr>
-      <w:r>
-        <w:rPr>
-          <w:i/>
-          <w:iCs/>
-        </w:rPr>
-        <w:t xml:space="preserve">FICTIONAL SAMPLE. Appeal from the Superior Court of Sample County, State of Georgia</w:t>
-      </w:r>
-    </w:p>
-    <w:p>
-      <w:pPr>
-        <w:spacing w:before="0" w:after="0" w:line="240" w:lineRule="auto"/>
-        <w:ind w:firstLine="0"/>
-        <w:jc w:val="center"/>
-      </w:pPr>
-      <w:r>
-        <w:rPr>
-          <w:i/>
-          <w:iCs/>
-        </w:rPr>
-        <w:t xml:space="preserve">Trial court case no. 26-CV-0000</w:t>
-      </w:r>
-    </w:p>
-    <w:p>
-      <w:pPr>
-        <w:spacing w:before="1400" w:after="0" w:line="240" w:lineRule="auto"/>
-        <w:ind w:firstLine="0"/>
+        <w:spacing w:before="1440" w:after="0" w:line="368" w:lineRule="exact"/>
+        <w:ind w:left="0" w:firstLine="0"/>
         <w:jc w:val="center"/>
       </w:pPr>
       <w:r>
@@ -141,96 +285,501 @@
           <w:sz w:val="32"/>
           <w:szCs w:val="32"/>
         </w:rPr>
-        <w:t xml:space="preserve">REPLY BRIEF OF APPELLANT</w:t>
-      </w:r>
-    </w:p>
-    <w:p>
-      <w:pPr>
-        <w:spacing w:before="1000" w:after="0" w:line="240" w:lineRule="auto"/>
-        <w:ind w:firstLine="0"/>
-      </w:pPr>
-    </w:p>
-    <w:p>
-      <w:pPr>
-        <w:spacing w:before="0" w:after="0" w:line="240" w:lineRule="auto"/>
-        <w:ind w:firstLine="0"/>
-      </w:pPr>
-      <w:r>
-        <w:rPr>
-          <w:b/>
-          <w:bCs/>
-        </w:rPr>
-        <w:t xml:space="preserve">JANE Q. EXAMPLE</w:t>
-      </w:r>
-    </w:p>
-    <w:p>
-      <w:pPr>
-        <w:spacing w:before="0" w:after="0" w:line="240" w:lineRule="auto"/>
-        <w:ind w:firstLine="0"/>
-      </w:pPr>
-      <w:r>
-        <w:rPr>
-          <w:i/>
-          <w:iCs/>
-        </w:rPr>
-        <w:t xml:space="preserve">Example &amp; Placeholder LLP</w:t>
-      </w:r>
-    </w:p>
-    <w:p>
-      <w:pPr>
-        <w:spacing w:before="0" w:after="0" w:line="240" w:lineRule="auto"/>
-        <w:ind w:firstLine="0"/>
-      </w:pPr>
-      <w:r>
-        <w:rPr>
-          <w:i/>
-          <w:iCs/>
-        </w:rPr>
-        <w:t xml:space="preserve">100 Sample Street, Suite 1</w:t>
-      </w:r>
-    </w:p>
-    <w:p>
-      <w:pPr>
-        <w:spacing w:before="0" w:after="0" w:line="240" w:lineRule="auto"/>
-        <w:ind w:firstLine="0"/>
-      </w:pPr>
-      <w:r>
-        <w:rPr>
-          <w:i/>
-          <w:iCs/>
-        </w:rPr>
-        <w:t xml:space="preserve">Atlanta, Georgia 30303</w:t>
-      </w:r>
-    </w:p>
-    <w:p>
-      <w:pPr>
-        <w:spacing w:before="0" w:after="120" w:line="240" w:lineRule="auto"/>
-        <w:ind w:firstLine="0"/>
-      </w:pPr>
-    </w:p>
-    <w:p>
-      <w:pPr>
-        <w:spacing w:before="0" w:after="0" w:line="240" w:lineRule="auto"/>
-        <w:ind w:firstLine="0"/>
-      </w:pPr>
-      <w:r>
-        <w:t xml:space="preserve">(555) 010-0000</w:t>
-      </w:r>
-    </w:p>
-    <w:p>
-      <w:pPr>
-        <w:spacing w:before="0" w:after="0" w:line="240" w:lineRule="auto"/>
-        <w:sectPr>
-          <w:type w:val="nextPage"/>
-          <w:pgSz w:w="12240" w:h="15840"/>
-          <w:pgMar w:top="1440" w:right="1440" w:bottom="1440" w:left="1440" w:header="720" w:footer="720" w:gutter="0"/>
-        </w:sectPr>
-      </w:pPr>
-    </w:p>
-    <w:p>
-      <w:pPr>
-        <w:spacing w:before="0" w:after="240" w:line="240" w:lineRule="auto"/>
-        <w:ind w:firstLine="0"/>
+        <w:t xml:space="preserve">APPELLANT’S</w:t>
+      </w:r>
+      <w:r>
+        <w:rPr>
+          <w:b/>
+          <w:bCs/>
+          <w:sz w:val="32"/>
+          <w:szCs w:val="32"/>
+        </w:rPr>
+        <w:t xml:space="preserve"> </w:t>
+      </w:r>
+      <w:r>
+        <w:rPr>
+          <w:b/>
+          <w:bCs/>
+          <w:sz w:val="32"/>
+          <w:szCs w:val="32"/>
+        </w:rPr>
+        <w:t xml:space="preserve">REPLY</w:t>
+      </w:r>
+      <w:r>
+        <w:rPr>
+          <w:b/>
+          <w:bCs/>
+          <w:sz w:val="32"/>
+          <w:szCs w:val="32"/>
+        </w:rPr>
+        <w:t xml:space="preserve"> </w:t>
+      </w:r>
+      <w:r>
+        <w:rPr>
+          <w:b/>
+          <w:bCs/>
+          <w:sz w:val="32"/>
+          <w:szCs w:val="32"/>
+        </w:rPr>
+        <w:t xml:space="preserve">BRIEF</w:t>
+      </w:r>
+    </w:p>
+    <w:p>
+      <w:pPr>
+        <w:spacing w:before="1440" w:after="0" w:line="322" w:lineRule="exact"/>
+        <w:ind w:left="4608" w:firstLine="0"/>
+      </w:pPr>
+      <w:r>
+        <w:rPr>
+          <w:b/>
+          <w:bCs/>
+        </w:rPr>
+        <w:t xml:space="preserve">Keith</w:t>
+      </w:r>
+      <w:r>
+        <w:rPr>
+          <w:b/>
+          <w:bCs/>
+        </w:rPr>
+        <w:t xml:space="preserve"> </w:t>
+      </w:r>
+      <w:r>
+        <w:rPr>
+          <w:b/>
+          <w:bCs/>
+        </w:rPr>
+        <w:t xml:space="preserve">Foster</w:t>
+      </w:r>
+    </w:p>
+    <w:p>
+      <w:pPr>
+        <w:spacing w:before="0" w:after="0" w:line="322" w:lineRule="exact"/>
+        <w:ind w:left="4608" w:firstLine="0"/>
+      </w:pPr>
+      <w:r>
+        <w:t xml:space="preserve">Georgia</w:t>
+      </w:r>
+      <w:r>
+        <w:t xml:space="preserve"> </w:t>
+      </w:r>
+      <w:r>
+        <w:t xml:space="preserve">State</w:t>
+      </w:r>
+      <w:r>
+        <w:t xml:space="preserve"> </w:t>
+      </w:r>
+      <w:r>
+        <w:t xml:space="preserve">Bar</w:t>
+      </w:r>
+      <w:r>
+        <w:t xml:space="preserve"> </w:t>
+      </w:r>
+      <w:r>
+        <w:t xml:space="preserve">271001</w:t>
+      </w:r>
+    </w:p>
+    <w:p>
+      <w:pPr>
+        <w:spacing w:before="0" w:after="0" w:line="322" w:lineRule="exact"/>
+        <w:ind w:left="4608" w:firstLine="0"/>
+      </w:pPr>
+      <w:r>
+        <w:rPr>
+          <w:i/>
+          <w:iCs/>
+        </w:rPr>
+        <w:t xml:space="preserve">Attorney</w:t>
+      </w:r>
+      <w:r>
+        <w:rPr>
+          <w:i/>
+          <w:iCs/>
+        </w:rPr>
+        <w:t xml:space="preserve"> </w:t>
+      </w:r>
+      <w:r>
+        <w:rPr>
+          <w:i/>
+          <w:iCs/>
+        </w:rPr>
+        <w:t xml:space="preserve">for</w:t>
+      </w:r>
+      <w:r>
+        <w:rPr>
+          <w:i/>
+          <w:iCs/>
+        </w:rPr>
+        <w:t xml:space="preserve"> </w:t>
+      </w:r>
+      <w:r>
+        <w:rPr>
+          <w:i/>
+          <w:iCs/>
+        </w:rPr>
+        <w:t xml:space="preserve">Plaintiff</w:t>
+      </w:r>
+    </w:p>
+    <w:p>
+      <w:pPr>
+        <w:spacing w:before="0" w:after="0" w:line="322" w:lineRule="exact"/>
+        <w:ind w:left="4608" w:firstLine="0"/>
+      </w:pPr>
+      <w:r>
+        <w:t xml:space="preserve">The</w:t>
+      </w:r>
+      <w:r>
+        <w:t xml:space="preserve"> </w:t>
+      </w:r>
+      <w:r>
+        <w:t xml:space="preserve">Foster</w:t>
+      </w:r>
+      <w:r>
+        <w:t xml:space="preserve"> </w:t>
+      </w:r>
+      <w:r>
+        <w:t xml:space="preserve">Firm,</w:t>
+      </w:r>
+      <w:r>
+        <w:t xml:space="preserve"> </w:t>
+      </w:r>
+      <w:r>
+        <w:t xml:space="preserve">LLC</w:t>
+      </w:r>
+    </w:p>
+    <w:p>
+      <w:pPr>
+        <w:spacing w:before="0" w:after="0" w:line="322" w:lineRule="exact"/>
+        <w:ind w:left="4608" w:firstLine="0"/>
+      </w:pPr>
+      <w:r>
+        <w:t xml:space="preserve">One</w:t>
+      </w:r>
+      <w:r>
+        <w:t xml:space="preserve"> </w:t>
+      </w:r>
+      <w:r>
+        <w:t xml:space="preserve">Crown</w:t>
+      </w:r>
+      <w:r>
+        <w:t xml:space="preserve"> </w:t>
+      </w:r>
+      <w:r>
+        <w:t xml:space="preserve">Center</w:t>
+      </w:r>
+    </w:p>
+    <w:p>
+      <w:pPr>
+        <w:spacing w:before="0" w:after="0" w:line="322" w:lineRule="exact"/>
+        <w:ind w:left="4608" w:firstLine="0"/>
+      </w:pPr>
+      <w:r>
+        <w:t xml:space="preserve">1895</w:t>
+      </w:r>
+      <w:r>
+        <w:t xml:space="preserve"> </w:t>
+      </w:r>
+      <w:r>
+        <w:t xml:space="preserve">Phoenix</w:t>
+      </w:r>
+      <w:r>
+        <w:t xml:space="preserve"> </w:t>
+      </w:r>
+      <w:r>
+        <w:t xml:space="preserve">Blvd.</w:t>
+      </w:r>
+      <w:r>
+        <w:t xml:space="preserve"> </w:t>
+      </w:r>
+      <w:r>
+        <w:t xml:space="preserve">Suite</w:t>
+      </w:r>
+      <w:r>
+        <w:t xml:space="preserve"> </w:t>
+      </w:r>
+      <w:r>
+        <w:t xml:space="preserve">110</w:t>
+      </w:r>
+    </w:p>
+    <w:p>
+      <w:pPr>
+        <w:spacing w:before="0" w:after="0" w:line="322" w:lineRule="exact"/>
+        <w:ind w:left="4608" w:firstLine="0"/>
+      </w:pPr>
+      <w:r>
+        <w:t xml:space="preserve">Atlanta,</w:t>
+      </w:r>
+      <w:r>
+        <w:t xml:space="preserve"> </w:t>
+      </w:r>
+      <w:r>
+        <w:t xml:space="preserve">GA.</w:t>
+      </w:r>
+      <w:r>
+        <w:t xml:space="preserve"> </w:t>
+      </w:r>
+      <w:r>
+        <w:t xml:space="preserve">30349</w:t>
+      </w:r>
+    </w:p>
+    <w:p>
+      <w:pPr>
+        <w:spacing w:before="0" w:after="0" w:line="322" w:lineRule="exact"/>
+        <w:ind w:left="4608" w:firstLine="0"/>
+      </w:pPr>
+      <w:r>
+        <w:t xml:space="preserve">Tel:</w:t>
+      </w:r>
+      <w:r>
+        <w:t xml:space="preserve"> </w:t>
+      </w:r>
+      <w:r>
+        <w:t xml:space="preserve">(404)</w:t>
+      </w:r>
+      <w:r>
+        <w:t xml:space="preserve"> </w:t>
+      </w:r>
+      <w:r>
+        <w:t xml:space="preserve">559</w:t>
+      </w:r>
+      <w:r>
+        <w:noBreakHyphen/>
+      </w:r>
+      <w:r>
+        <w:t xml:space="preserve">8325</w:t>
+      </w:r>
+    </w:p>
+    <w:p>
+      <w:pPr>
+        <w:spacing w:before="0" w:after="0" w:line="322" w:lineRule="exact"/>
+        <w:ind w:left="4608" w:firstLine="0"/>
+      </w:pPr>
+      <w:r>
+        <w:t xml:space="preserve">Kfoster@tfflaw.net</w:t>
+      </w:r>
+    </w:p>
+    <w:p>
+      <w:pPr>
+        <w:spacing w:before="160" w:after="0" w:line="322" w:lineRule="exact"/>
+        <w:ind w:left="4608" w:firstLine="0"/>
+      </w:pPr>
+      <w:r>
+        <w:rPr>
+          <w:b/>
+          <w:bCs/>
+        </w:rPr>
+        <w:t xml:space="preserve">Ralph</w:t>
+      </w:r>
+      <w:r>
+        <w:rPr>
+          <w:b/>
+          <w:bCs/>
+        </w:rPr>
+        <w:t xml:space="preserve"> </w:t>
+      </w:r>
+      <w:r>
+        <w:rPr>
+          <w:b/>
+          <w:bCs/>
+        </w:rPr>
+        <w:t xml:space="preserve">Goldberg</w:t>
+      </w:r>
+    </w:p>
+    <w:p>
+      <w:pPr>
+        <w:spacing w:before="0" w:after="0" w:line="322" w:lineRule="exact"/>
+        <w:ind w:left="4608" w:firstLine="0"/>
+      </w:pPr>
+      <w:r>
+        <w:t xml:space="preserve">Georgia</w:t>
+      </w:r>
+      <w:r>
+        <w:t xml:space="preserve"> </w:t>
+      </w:r>
+      <w:r>
+        <w:t xml:space="preserve">Bar</w:t>
+      </w:r>
+      <w:r>
+        <w:t xml:space="preserve"> </w:t>
+      </w:r>
+      <w:r>
+        <w:t xml:space="preserve">No.</w:t>
+      </w:r>
+      <w:r>
+        <w:t xml:space="preserve"> </w:t>
+      </w:r>
+      <w:r>
+        <w:t xml:space="preserve">299475</w:t>
+      </w:r>
+    </w:p>
+    <w:p>
+      <w:pPr>
+        <w:spacing w:before="0" w:after="0" w:line="322" w:lineRule="exact"/>
+        <w:ind w:left="4608" w:firstLine="0"/>
+      </w:pPr>
+      <w:r>
+        <w:rPr>
+          <w:i/>
+          <w:iCs/>
+        </w:rPr>
+        <w:t xml:space="preserve">Attorney</w:t>
+      </w:r>
+      <w:r>
+        <w:rPr>
+          <w:i/>
+          <w:iCs/>
+        </w:rPr>
+        <w:t xml:space="preserve"> </w:t>
+      </w:r>
+      <w:r>
+        <w:rPr>
+          <w:i/>
+          <w:iCs/>
+        </w:rPr>
+        <w:t xml:space="preserve">for</w:t>
+      </w:r>
+      <w:r>
+        <w:rPr>
+          <w:i/>
+          <w:iCs/>
+        </w:rPr>
+        <w:t xml:space="preserve"> </w:t>
+      </w:r>
+      <w:r>
+        <w:rPr>
+          <w:i/>
+          <w:iCs/>
+        </w:rPr>
+        <w:t xml:space="preserve">Plaintiff</w:t>
+      </w:r>
+    </w:p>
+    <w:p>
+      <w:pPr>
+        <w:spacing w:before="0" w:after="0" w:line="322" w:lineRule="exact"/>
+        <w:ind w:left="4608" w:firstLine="0"/>
+      </w:pPr>
+      <w:r>
+        <w:t xml:space="preserve">Goldberg</w:t>
+      </w:r>
+      <w:r>
+        <w:t xml:space="preserve"> </w:t>
+      </w:r>
+      <w:r>
+        <w:t xml:space="preserve">&amp;</w:t>
+      </w:r>
+      <w:r>
+        <w:t xml:space="preserve"> </w:t>
+      </w:r>
+      <w:r>
+        <w:t xml:space="preserve">Cuvillier,</w:t>
+      </w:r>
+      <w:r>
+        <w:t xml:space="preserve"> </w:t>
+      </w:r>
+      <w:r>
+        <w:t xml:space="preserve">P.C.</w:t>
+      </w:r>
+    </w:p>
+    <w:p>
+      <w:pPr>
+        <w:spacing w:before="0" w:after="0" w:line="322" w:lineRule="exact"/>
+        <w:ind w:left="4608" w:firstLine="0"/>
+      </w:pPr>
+      <w:r>
+        <w:t xml:space="preserve">2295</w:t>
+      </w:r>
+      <w:r>
+        <w:t xml:space="preserve"> </w:t>
+      </w:r>
+      <w:r>
+        <w:t xml:space="preserve">Parklake</w:t>
+      </w:r>
+      <w:r>
+        <w:t xml:space="preserve"> </w:t>
+      </w:r>
+      <w:r>
+        <w:t xml:space="preserve">Dr.,</w:t>
+      </w:r>
+      <w:r>
+        <w:t xml:space="preserve"> </w:t>
+      </w:r>
+      <w:r>
+        <w:t xml:space="preserve">N.E.,</w:t>
+      </w:r>
+      <w:r>
+        <w:t xml:space="preserve"> </w:t>
+      </w:r>
+      <w:r>
+        <w:t xml:space="preserve">Suite</w:t>
+      </w:r>
+      <w:r>
+        <w:t xml:space="preserve"> </w:t>
+      </w:r>
+      <w:r>
+        <w:t xml:space="preserve">432</w:t>
+      </w:r>
+    </w:p>
+    <w:p>
+      <w:pPr>
+        <w:spacing w:before="0" w:after="0" w:line="322" w:lineRule="exact"/>
+        <w:ind w:left="4608" w:firstLine="0"/>
+      </w:pPr>
+      <w:r>
+        <w:t xml:space="preserve">Atlanta,</w:t>
+      </w:r>
+      <w:r>
+        <w:t xml:space="preserve"> </w:t>
+      </w:r>
+      <w:r>
+        <w:t xml:space="preserve">GA.</w:t>
+      </w:r>
+      <w:r>
+        <w:t xml:space="preserve"> </w:t>
+      </w:r>
+      <w:r>
+        <w:t xml:space="preserve">30345</w:t>
+      </w:r>
+    </w:p>
+    <w:p>
+      <w:pPr>
+        <w:spacing w:before="0" w:after="0" w:line="322" w:lineRule="exact"/>
+        <w:ind w:left="4608" w:firstLine="0"/>
+      </w:pPr>
+      <w:r>
+        <w:t xml:space="preserve">Tel:</w:t>
+      </w:r>
+      <w:r>
+        <w:t xml:space="preserve"> </w:t>
+      </w:r>
+      <w:r>
+        <w:t xml:space="preserve">(770)</w:t>
+      </w:r>
+      <w:r>
+        <w:t xml:space="preserve"> </w:t>
+      </w:r>
+      <w:r>
+        <w:t xml:space="preserve">670</w:t>
+      </w:r>
+      <w:r>
+        <w:noBreakHyphen/>
+      </w:r>
+      <w:r>
+        <w:t xml:space="preserve">7343</w:t>
+      </w:r>
+    </w:p>
+    <w:p>
+      <w:pPr>
+        <w:spacing w:before="0" w:after="0" w:line="322" w:lineRule="exact"/>
+        <w:ind w:left="4608" w:firstLine="0"/>
+      </w:pPr>
+      <w:r>
+        <w:t xml:space="preserve">attorneygoldberg@hotmail.com</w:t>
+      </w:r>
+    </w:p>
+    <w:p>
+      <w:pPr>
+        <w:pageBreakBefore/>
+        <w:spacing w:before="0" w:after="322" w:line="322" w:lineRule="exact"/>
+        <w:ind w:left="0" w:firstLine="0"/>
         <w:jc w:val="center"/>
       </w:pPr>
       <w:r>
@@ -238,292 +787,3737 @@
           <w:b/>
           <w:bCs/>
         </w:rPr>
-        <w:t xml:space="preserve">TABLE OF CONTENTS</w:t>
-      </w:r>
-    </w:p>
-    <w:p>
-      <w:pPr>
-        <w:spacing w:before="0" w:after="120" w:line="240" w:lineRule="auto"/>
+        <w:t xml:space="preserve">TABLE</w:t>
+      </w:r>
+      <w:r>
+        <w:rPr>
+          <w:b/>
+          <w:bCs/>
+        </w:rPr>
+        <w:t xml:space="preserve"> </w:t>
+      </w:r>
+      <w:r>
+        <w:rPr>
+          <w:b/>
+          <w:bCs/>
+        </w:rPr>
+        <w:t xml:space="preserve">OF</w:t>
+      </w:r>
+      <w:r>
+        <w:rPr>
+          <w:b/>
+          <w:bCs/>
+        </w:rPr>
+        <w:t xml:space="preserve"> </w:t>
+      </w:r>
+      <w:r>
+        <w:rPr>
+          <w:b/>
+          <w:bCs/>
+        </w:rPr>
+        <w:t xml:space="preserve">CONTENTS</w:t>
+      </w:r>
+    </w:p>
+    <w:p>
+      <w:pPr>
+        <w:keepLines/>
+        <w:tabs>
+          <w:tab w:val="right" w:leader="dot" w:pos="9360"/>
+        </w:tabs>
+        <w:spacing w:before="160" w:after="0" w:line="322" w:lineRule="exact"/>
+        <w:ind w:left="720" w:right="720" w:hanging="720"/>
+      </w:pPr>
+      <w:r>
+        <w:t xml:space="preserve">Table</w:t>
+      </w:r>
+      <w:r>
+        <w:t xml:space="preserve"> </w:t>
+      </w:r>
+      <w:r>
+        <w:t xml:space="preserve">of</w:t>
+      </w:r>
+      <w:r>
+        <w:t xml:space="preserve"> </w:t>
+      </w:r>
+      <w:r>
+        <w:t xml:space="preserve">Authorities</w:t>
+      </w:r>
+      <w:r>
+        <w:t xml:space="preserve">   </w:t>
+      </w:r>
+      <w:r>
+        <w:tab/>
+      </w:r>
+      <w:r>
+        <w:t xml:space="preserve">3</w:t>
+      </w:r>
+    </w:p>
+    <w:p>
+      <w:pPr>
+        <w:keepLines/>
+        <w:tabs>
+          <w:tab w:val="right" w:leader="dot" w:pos="9360"/>
+        </w:tabs>
+        <w:spacing w:before="160" w:after="0" w:line="322" w:lineRule="exact"/>
+        <w:ind w:left="720" w:right="720" w:hanging="720"/>
+      </w:pPr>
+      <w:r>
+        <w:t xml:space="preserve">Argument</w:t>
+      </w:r>
+      <w:r>
+        <w:t xml:space="preserve"> </w:t>
+      </w:r>
+      <w:r>
+        <w:t xml:space="preserve">and</w:t>
+      </w:r>
+      <w:r>
+        <w:t xml:space="preserve"> </w:t>
+      </w:r>
+      <w:r>
+        <w:t xml:space="preserve">Citations</w:t>
+      </w:r>
+      <w:r>
+        <w:t xml:space="preserve"> </w:t>
+      </w:r>
+      <w:r>
+        <w:t xml:space="preserve">of</w:t>
+      </w:r>
+      <w:r>
+        <w:t xml:space="preserve"> </w:t>
+      </w:r>
+      <w:r>
+        <w:t xml:space="preserve">Authorities</w:t>
+      </w:r>
+      <w:r>
+        <w:t xml:space="preserve">   </w:t>
+      </w:r>
+      <w:r>
+        <w:tab/>
+      </w:r>
+      <w:r>
+        <w:t xml:space="preserve">4</w:t>
+      </w:r>
+    </w:p>
+    <w:p>
+      <w:pPr>
+        <w:keepLines/>
+        <w:tabs>
+          <w:tab w:val="right" w:leader="dot" w:pos="9360"/>
+        </w:tabs>
+        <w:spacing w:before="160" w:after="0" w:line="322" w:lineRule="exact"/>
+        <w:ind w:left="1440" w:right="720" w:hanging="720"/>
+      </w:pPr>
+      <w:r>
+        <w:t xml:space="preserve">III.</w:t>
+      </w:r>
+      <w:r>
+        <w:t xml:space="preserve"> </w:t>
+      </w:r>
+      <w:r>
+        <w:t xml:space="preserve">The</w:t>
+      </w:r>
+      <w:r>
+        <w:t xml:space="preserve"> </w:t>
+      </w:r>
+      <w:r>
+        <w:t xml:space="preserve">Court</w:t>
+      </w:r>
+      <w:r>
+        <w:t xml:space="preserve"> </w:t>
+      </w:r>
+      <w:r>
+        <w:t xml:space="preserve">Improperly</w:t>
+      </w:r>
+      <w:r>
+        <w:t xml:space="preserve"> </w:t>
+      </w:r>
+      <w:r>
+        <w:t xml:space="preserve">Failed</w:t>
+      </w:r>
+      <w:r>
+        <w:t xml:space="preserve"> </w:t>
+      </w:r>
+      <w:r>
+        <w:t xml:space="preserve">to</w:t>
+      </w:r>
+      <w:r>
+        <w:t xml:space="preserve"> </w:t>
+      </w:r>
+      <w:r>
+        <w:t xml:space="preserve">Inform</w:t>
+      </w:r>
+      <w:r>
+        <w:t xml:space="preserve"> </w:t>
+      </w:r>
+      <w:r>
+        <w:t xml:space="preserve">Appellant</w:t>
+      </w:r>
+      <w:r>
+        <w:t xml:space="preserve"> </w:t>
+      </w:r>
+      <w:r>
+        <w:t xml:space="preserve">of</w:t>
+      </w:r>
+      <w:r>
+        <w:t xml:space="preserve"> </w:t>
+      </w:r>
+      <w:r>
+        <w:t xml:space="preserve">Its</w:t>
+      </w:r>
+      <w:r>
+        <w:t xml:space="preserve"> </w:t>
+      </w:r>
+      <w:r>
+        <w:t xml:space="preserve">Intention</w:t>
+      </w:r>
+      <w:r>
+        <w:t xml:space="preserve"> </w:t>
+      </w:r>
+      <w:r>
+        <w:t xml:space="preserve">to</w:t>
+      </w:r>
+      <w:r>
+        <w:t xml:space="preserve"> </w:t>
+      </w:r>
+      <w:r>
+        <w:t xml:space="preserve">Take</w:t>
+      </w:r>
+      <w:r>
+        <w:t xml:space="preserve"> </w:t>
+      </w:r>
+      <w:r>
+        <w:t xml:space="preserve">Judicial</w:t>
+      </w:r>
+      <w:r>
+        <w:t xml:space="preserve"> </w:t>
+      </w:r>
+      <w:r>
+        <w:t xml:space="preserve">Notice.</w:t>
+      </w:r>
+      <w:r>
+        <w:t xml:space="preserve"> </w:t>
+      </w:r>
+      <w:r>
+        <w:t xml:space="preserve">Because</w:t>
+      </w:r>
+      <w:r>
+        <w:t xml:space="preserve"> </w:t>
+      </w:r>
+      <w:r>
+        <w:t xml:space="preserve">Final</w:t>
+      </w:r>
+      <w:r>
+        <w:t xml:space="preserve"> </w:t>
+      </w:r>
+      <w:r>
+        <w:t xml:space="preserve">Judgment</w:t>
+      </w:r>
+      <w:r>
+        <w:t xml:space="preserve"> </w:t>
+      </w:r>
+      <w:r>
+        <w:t xml:space="preserve">Had</w:t>
+      </w:r>
+      <w:r>
+        <w:t xml:space="preserve"> </w:t>
+      </w:r>
+      <w:r>
+        <w:t xml:space="preserve">Been</w:t>
+      </w:r>
+      <w:r>
+        <w:t xml:space="preserve"> </w:t>
+      </w:r>
+      <w:r>
+        <w:t xml:space="preserve">Entered</w:t>
+      </w:r>
+      <w:r>
+        <w:t xml:space="preserve"> </w:t>
+      </w:r>
+      <w:r>
+        <w:t xml:space="preserve">No</w:t>
+      </w:r>
+      <w:r>
+        <w:t xml:space="preserve"> </w:t>
+      </w:r>
+      <w:r>
+        <w:t xml:space="preserve">Stage</w:t>
+      </w:r>
+      <w:r>
+        <w:t xml:space="preserve"> </w:t>
+      </w:r>
+      <w:r>
+        <w:t xml:space="preserve">of</w:t>
+      </w:r>
+      <w:r>
+        <w:t xml:space="preserve"> </w:t>
+      </w:r>
+      <w:r>
+        <w:t xml:space="preserve">the</w:t>
+      </w:r>
+      <w:r>
+        <w:t xml:space="preserve"> </w:t>
+      </w:r>
+      <w:r>
+        <w:t xml:space="preserve">Proceeding</w:t>
+      </w:r>
+      <w:r>
+        <w:t xml:space="preserve"> </w:t>
+      </w:r>
+      <w:r>
+        <w:t xml:space="preserve">Remained</w:t>
+      </w:r>
+      <w:r>
+        <w:t xml:space="preserve"> </w:t>
+      </w:r>
+      <w:r>
+        <w:t xml:space="preserve">and</w:t>
+      </w:r>
+      <w:r>
+        <w:t xml:space="preserve"> </w:t>
+      </w:r>
+      <w:r>
+        <w:t xml:space="preserve">Appellant</w:t>
+      </w:r>
+      <w:r>
+        <w:t xml:space="preserve"> </w:t>
+      </w:r>
+      <w:r>
+        <w:t xml:space="preserve">Had</w:t>
+      </w:r>
+      <w:r>
+        <w:t xml:space="preserve"> </w:t>
+      </w:r>
+      <w:r>
+        <w:t xml:space="preserve">No</w:t>
+      </w:r>
+      <w:r>
+        <w:t xml:space="preserve"> </w:t>
+      </w:r>
+      <w:r>
+        <w:t xml:space="preserve">Opportunity</w:t>
+      </w:r>
+      <w:r>
+        <w:t xml:space="preserve"> </w:t>
+      </w:r>
+      <w:r>
+        <w:t xml:space="preserve">to</w:t>
+      </w:r>
+      <w:r>
+        <w:t xml:space="preserve"> </w:t>
+      </w:r>
+      <w:r>
+        <w:t xml:space="preserve">Challenge</w:t>
+      </w:r>
+      <w:r>
+        <w:t xml:space="preserve"> </w:t>
+      </w:r>
+      <w:r>
+        <w:t xml:space="preserve">the</w:t>
+      </w:r>
+      <w:r>
+        <w:t xml:space="preserve"> </w:t>
+      </w:r>
+      <w:r>
+        <w:t xml:space="preserve">Court’s</w:t>
+      </w:r>
+      <w:r>
+        <w:t xml:space="preserve"> </w:t>
+      </w:r>
+      <w:r>
+        <w:t xml:space="preserve">Decision</w:t>
+      </w:r>
+      <w:r>
+        <w:t xml:space="preserve">   </w:t>
+      </w:r>
+      <w:r>
+        <w:tab/>
+      </w:r>
+      <w:r>
+        <w:t xml:space="preserve">4</w:t>
+      </w:r>
+    </w:p>
+    <w:p>
+      <w:pPr>
+        <w:keepLines/>
+        <w:tabs>
+          <w:tab w:val="right" w:leader="dot" w:pos="9360"/>
+        </w:tabs>
+        <w:spacing w:before="160" w:after="0" w:line="322" w:lineRule="exact"/>
+        <w:ind w:left="720" w:right="720" w:hanging="720"/>
+      </w:pPr>
+      <w:r>
+        <w:t xml:space="preserve">Conclusion</w:t>
+      </w:r>
+      <w:r>
+        <w:t xml:space="preserve">   </w:t>
+      </w:r>
+      <w:r>
+        <w:tab/>
+      </w:r>
+      <w:r>
+        <w:t xml:space="preserve">8</w:t>
+      </w:r>
+    </w:p>
+    <w:p>
+      <w:pPr>
+        <w:keepLines/>
+        <w:tabs>
+          <w:tab w:val="right" w:leader="dot" w:pos="9360"/>
+        </w:tabs>
+        <w:spacing w:before="160" w:after="0" w:line="322" w:lineRule="exact"/>
+        <w:ind w:left="720" w:right="720" w:hanging="720"/>
+      </w:pPr>
+      <w:r>
+        <w:t xml:space="preserve">Certificate</w:t>
+      </w:r>
+      <w:r>
+        <w:t xml:space="preserve"> </w:t>
+      </w:r>
+      <w:r>
+        <w:t xml:space="preserve">of</w:t>
+      </w:r>
+      <w:r>
+        <w:t xml:space="preserve"> </w:t>
+      </w:r>
+      <w:r>
+        <w:t xml:space="preserve">Service</w:t>
+      </w:r>
+      <w:r>
+        <w:t xml:space="preserve">   </w:t>
+      </w:r>
+      <w:r>
+        <w:tab/>
+      </w:r>
+      <w:r>
+        <w:t xml:space="preserve">10</w:t>
+      </w:r>
+    </w:p>
+    <w:p>
+      <w:pPr>
+        <w:keepNext/>
+        <w:keepLines/>
+        <w:pageBreakBefore/>
+        <w:spacing w:before="0" w:after="320" w:line="322" w:lineRule="exact"/>
         <w:ind w:left="0" w:firstLine="0"/>
+        <w:jc w:val="center"/>
+      </w:pPr>
+      <w:r>
+        <w:rPr>
+          <w:b/>
+          <w:bCs/>
+        </w:rPr>
+        <w:t xml:space="preserve">TABLE</w:t>
+      </w:r>
+      <w:r>
+        <w:rPr>
+          <w:b/>
+          <w:bCs/>
+        </w:rPr>
+        <w:t xml:space="preserve"> </w:t>
+      </w:r>
+      <w:r>
+        <w:rPr>
+          <w:b/>
+          <w:bCs/>
+        </w:rPr>
+        <w:t xml:space="preserve">OF</w:t>
+      </w:r>
+      <w:r>
+        <w:rPr>
+          <w:b/>
+          <w:bCs/>
+        </w:rPr>
+        <w:t xml:space="preserve"> </w:t>
+      </w:r>
+      <w:r>
+        <w:rPr>
+          <w:b/>
+          <w:bCs/>
+        </w:rPr>
+        <w:t xml:space="preserve">AUTHORITIES</w:t>
+      </w:r>
+    </w:p>
+    <w:p>
+      <w:pPr>
+        <w:keepNext/>
+        <w:keepLines/>
+        <w:spacing w:before="322" w:after="0" w:line="322" w:lineRule="exact"/>
+        <w:ind w:left="0" w:firstLine="0"/>
+      </w:pPr>
+      <w:r>
+        <w:rPr>
+          <w:b/>
+          <w:bCs/>
+        </w:rPr>
+        <w:t xml:space="preserve">A.</w:t>
+      </w:r>
+      <w:r>
+        <w:rPr>
+          <w:b/>
+          <w:bCs/>
+        </w:rPr>
+        <w:t xml:space="preserve"> </w:t>
+      </w:r>
+      <w:r>
+        <w:rPr>
+          <w:b/>
+          <w:bCs/>
+        </w:rPr>
+        <w:t xml:space="preserve">Cases</w:t>
+      </w:r>
+    </w:p>
+    <w:p>
+      <w:pPr>
+        <w:keepLines/>
         <w:tabs>
-          <w:tab w:val="right" w:leader="dot" w:pos="9350"/>
+          <w:tab w:val="right" w:leader="dot" w:pos="9360"/>
         </w:tabs>
-      </w:pPr>
-      <w:r>
-        <w:fldChar w:fldCharType="begin"/>
-      </w:r>
-      <w:r>
-        <w:instrText xml:space="preserve"> TOC \o "1-2" \h \z \u </w:instrText>
-      </w:r>
-      <w:r>
-        <w:fldChar w:fldCharType="separate"/>
-      </w:r>
-      <w:r>
-        <w:t xml:space="preserve">Argument and Citation of Authority</w:t>
+        <w:spacing w:before="160" w:after="0" w:line="322" w:lineRule="exact"/>
+        <w:ind w:left="720" w:right="1120" w:hanging="720"/>
+      </w:pPr>
+      <w:r>
+        <w:rPr>
+          <w:i/>
+          <w:iCs/>
+        </w:rPr>
+        <w:t xml:space="preserve">Durham</w:t>
+      </w:r>
+      <w:r>
+        <w:rPr>
+          <w:i/>
+          <w:iCs/>
+        </w:rPr>
+        <w:t xml:space="preserve"> </w:t>
+      </w:r>
+      <w:r>
+        <w:rPr>
+          <w:i/>
+          <w:iCs/>
+        </w:rPr>
+        <w:t xml:space="preserve">v.</w:t>
+      </w:r>
+      <w:r>
+        <w:rPr>
+          <w:i/>
+          <w:iCs/>
+        </w:rPr>
+        <w:t xml:space="preserve"> </w:t>
+      </w:r>
+      <w:r>
+        <w:rPr>
+          <w:i/>
+          <w:iCs/>
+        </w:rPr>
+        <w:t xml:space="preserve">Durham</w:t>
+      </w:r>
+      <w:r>
+        <w:t xml:space="preserve">,</w:t>
+      </w:r>
+      <w:r>
+        <w:t xml:space="preserve"> </w:t>
+      </w:r>
+      <w:r>
+        <w:t xml:space="preserve">291</w:t>
+      </w:r>
+      <w:r>
+        <w:t xml:space="preserve"> </w:t>
+      </w:r>
+      <w:r>
+        <w:t xml:space="preserve">Ga.</w:t>
+      </w:r>
+      <w:r>
+        <w:t xml:space="preserve"> </w:t>
+      </w:r>
+      <w:r>
+        <w:t xml:space="preserve">231</w:t>
+      </w:r>
+      <w:r>
+        <w:t xml:space="preserve"> </w:t>
+      </w:r>
+      <w:r>
+        <w:t xml:space="preserve">(2012)</w:t>
+      </w:r>
+      <w:r>
+        <w:t xml:space="preserve">   </w:t>
       </w:r>
       <w:r>
         <w:tab/>
       </w:r>
       <w:r>
+        <w:t xml:space="preserve">4</w:t>
+      </w:r>
+    </w:p>
+    <w:p>
+      <w:pPr>
+        <w:keepLines/>
+        <w:tabs>
+          <w:tab w:val="right" w:leader="dot" w:pos="9360"/>
+        </w:tabs>
+        <w:spacing w:before="160" w:after="0" w:line="322" w:lineRule="exact"/>
+        <w:ind w:left="720" w:right="1120" w:hanging="720"/>
+      </w:pPr>
+      <w:r>
+        <w:rPr>
+          <w:i/>
+          <w:iCs/>
+        </w:rPr>
+        <w:t xml:space="preserve">Gaddis</w:t>
+      </w:r>
+      <w:r>
+        <w:rPr>
+          <w:i/>
+          <w:iCs/>
+        </w:rPr>
+        <w:t xml:space="preserve"> </w:t>
+      </w:r>
+      <w:r>
+        <w:rPr>
+          <w:i/>
+          <w:iCs/>
+        </w:rPr>
+        <w:t xml:space="preserve">v.</w:t>
+      </w:r>
+      <w:r>
+        <w:rPr>
+          <w:i/>
+          <w:iCs/>
+        </w:rPr>
+        <w:t xml:space="preserve"> </w:t>
+      </w:r>
+      <w:r>
+        <w:rPr>
+          <w:i/>
+          <w:iCs/>
+        </w:rPr>
+        <w:t xml:space="preserve">State</w:t>
+      </w:r>
+      <w:r>
+        <w:t xml:space="preserve">,</w:t>
+      </w:r>
+      <w:r>
+        <w:t xml:space="preserve"> </w:t>
+      </w:r>
+      <w:r>
+        <w:t xml:space="preserve">310</w:t>
+      </w:r>
+      <w:r>
+        <w:t xml:space="preserve"> </w:t>
+      </w:r>
+      <w:r>
+        <w:t xml:space="preserve">Ga.</w:t>
+      </w:r>
+      <w:r>
+        <w:t xml:space="preserve"> </w:t>
+      </w:r>
+      <w:r>
+        <w:t xml:space="preserve">App.</w:t>
+      </w:r>
+      <w:r>
+        <w:t xml:space="preserve"> </w:t>
+      </w:r>
+      <w:r>
+        <w:t xml:space="preserve">189</w:t>
+      </w:r>
+      <w:r>
+        <w:t xml:space="preserve"> </w:t>
+      </w:r>
+      <w:r>
+        <w:t xml:space="preserve">(2011)</w:t>
+      </w:r>
+      <w:r>
+        <w:t xml:space="preserve">   </w:t>
+      </w:r>
+      <w:r>
+        <w:tab/>
+      </w:r>
+      <w:r>
+        <w:t xml:space="preserve">5</w:t>
+      </w:r>
+    </w:p>
+    <w:p>
+      <w:pPr>
+        <w:keepLines/>
+        <w:tabs>
+          <w:tab w:val="right" w:leader="dot" w:pos="9360"/>
+        </w:tabs>
+        <w:spacing w:before="160" w:after="0" w:line="322" w:lineRule="exact"/>
+        <w:ind w:left="720" w:right="1120" w:hanging="720"/>
+      </w:pPr>
+      <w:r>
+        <w:rPr>
+          <w:i/>
+          <w:iCs/>
+        </w:rPr>
+        <w:t xml:space="preserve">Garner</w:t>
+      </w:r>
+      <w:r>
+        <w:rPr>
+          <w:i/>
+          <w:iCs/>
+        </w:rPr>
+        <w:t xml:space="preserve"> </w:t>
+      </w:r>
+      <w:r>
+        <w:rPr>
+          <w:i/>
+          <w:iCs/>
+        </w:rPr>
+        <w:t xml:space="preserve">v.</w:t>
+      </w:r>
+      <w:r>
+        <w:rPr>
+          <w:i/>
+          <w:iCs/>
+        </w:rPr>
+        <w:t xml:space="preserve"> </w:t>
+      </w:r>
+      <w:r>
+        <w:rPr>
+          <w:i/>
+          <w:iCs/>
+        </w:rPr>
+        <w:t xml:space="preserve">State</w:t>
+      </w:r>
+      <w:r>
+        <w:rPr>
+          <w:i/>
+          <w:iCs/>
+        </w:rPr>
+        <w:t xml:space="preserve"> </w:t>
+      </w:r>
+      <w:r>
+        <w:rPr>
+          <w:i/>
+          <w:iCs/>
+        </w:rPr>
+        <w:t xml:space="preserve">of</w:t>
+      </w:r>
+      <w:r>
+        <w:rPr>
+          <w:i/>
+          <w:iCs/>
+        </w:rPr>
+        <w:t xml:space="preserve"> </w:t>
+      </w:r>
+      <w:r>
+        <w:rPr>
+          <w:i/>
+          <w:iCs/>
+        </w:rPr>
+        <w:t xml:space="preserve">La.</w:t>
+      </w:r>
+      <w:r>
+        <w:t xml:space="preserve">,</w:t>
+      </w:r>
+      <w:r>
+        <w:t xml:space="preserve"> </w:t>
+      </w:r>
+      <w:r>
+        <w:t xml:space="preserve">368</w:t>
+      </w:r>
+      <w:r>
+        <w:t xml:space="preserve"> </w:t>
+      </w:r>
+      <w:r>
+        <w:t xml:space="preserve">U.S.</w:t>
+      </w:r>
+      <w:r>
+        <w:t xml:space="preserve"> </w:t>
+      </w:r>
+      <w:r>
+        <w:t xml:space="preserve">157</w:t>
+      </w:r>
+      <w:r>
+        <w:t xml:space="preserve"> </w:t>
+      </w:r>
+      <w:r>
+        <w:t xml:space="preserve">(1961)</w:t>
+      </w:r>
+      <w:r>
+        <w:t xml:space="preserve">   </w:t>
+      </w:r>
+      <w:r>
+        <w:tab/>
+      </w:r>
+      <w:r>
+        <w:t xml:space="preserve">8</w:t>
+      </w:r>
+    </w:p>
+    <w:p>
+      <w:pPr>
+        <w:keepLines/>
+        <w:tabs>
+          <w:tab w:val="right" w:leader="dot" w:pos="9360"/>
+        </w:tabs>
+        <w:spacing w:before="160" w:after="0" w:line="322" w:lineRule="exact"/>
+        <w:ind w:left="720" w:right="1120" w:hanging="720"/>
+      </w:pPr>
+      <w:r>
+        <w:rPr>
+          <w:i/>
+          <w:iCs/>
+        </w:rPr>
+        <w:t xml:space="preserve">Georgia</w:t>
+      </w:r>
+      <w:r>
+        <w:rPr>
+          <w:i/>
+          <w:iCs/>
+        </w:rPr>
+        <w:t xml:space="preserve"> </w:t>
+      </w:r>
+      <w:r>
+        <w:rPr>
+          <w:i/>
+          <w:iCs/>
+        </w:rPr>
+        <w:t xml:space="preserve">Department</w:t>
+      </w:r>
+      <w:r>
+        <w:rPr>
+          <w:i/>
+          <w:iCs/>
+        </w:rPr>
+        <w:t xml:space="preserve"> </w:t>
+      </w:r>
+      <w:r>
+        <w:rPr>
+          <w:i/>
+          <w:iCs/>
+        </w:rPr>
+        <w:t xml:space="preserve">Of</w:t>
+      </w:r>
+      <w:r>
+        <w:rPr>
+          <w:i/>
+          <w:iCs/>
+        </w:rPr>
+        <w:t xml:space="preserve"> </w:t>
+      </w:r>
+      <w:r>
+        <w:rPr>
+          <w:i/>
+          <w:iCs/>
+        </w:rPr>
+        <w:t xml:space="preserve">Human</w:t>
+      </w:r>
+      <w:r>
+        <w:rPr>
+          <w:i/>
+          <w:iCs/>
+        </w:rPr>
+        <w:t xml:space="preserve"> </w:t>
+      </w:r>
+      <w:r>
+        <w:rPr>
+          <w:i/>
+          <w:iCs/>
+        </w:rPr>
+        <w:t xml:space="preserve">Services</w:t>
+      </w:r>
+      <w:r>
+        <w:rPr>
+          <w:i/>
+          <w:iCs/>
+        </w:rPr>
+        <w:t xml:space="preserve"> </w:t>
+      </w:r>
+      <w:r>
+        <w:rPr>
+          <w:i/>
+          <w:iCs/>
+        </w:rPr>
+        <w:t xml:space="preserve">v.</w:t>
+      </w:r>
+      <w:r>
+        <w:rPr>
+          <w:i/>
+          <w:iCs/>
+        </w:rPr>
+        <w:t xml:space="preserve"> </w:t>
+      </w:r>
+      <w:r>
+        <w:rPr>
+          <w:i/>
+          <w:iCs/>
+        </w:rPr>
+        <w:t xml:space="preserve">Steiner</w:t>
+      </w:r>
+      <w:r>
+        <w:t xml:space="preserve">,</w:t>
+      </w:r>
+      <w:r>
+        <w:t xml:space="preserve"> </w:t>
+      </w:r>
+      <w:r>
+        <w:t xml:space="preserve">303</w:t>
+      </w:r>
+      <w:r>
+        <w:t xml:space="preserve"> </w:t>
+      </w:r>
+      <w:r>
+        <w:t xml:space="preserve">Ga.</w:t>
+      </w:r>
+      <w:r>
+        <w:t xml:space="preserve"> </w:t>
+      </w:r>
+      <w:r>
+        <w:t xml:space="preserve">890</w:t>
+      </w:r>
+      <w:r>
+        <w:t xml:space="preserve"> </w:t>
+      </w:r>
+      <w:r>
+        <w:t xml:space="preserve">(2018)</w:t>
+      </w:r>
+      <w:r>
+        <w:t xml:space="preserve">   </w:t>
+      </w:r>
+      <w:r>
+        <w:tab/>
+      </w:r>
+      <w:r>
+        <w:t xml:space="preserve">6</w:t>
+      </w:r>
+    </w:p>
+    <w:p>
+      <w:pPr>
+        <w:keepLines/>
+        <w:tabs>
+          <w:tab w:val="right" w:leader="dot" w:pos="9360"/>
+        </w:tabs>
+        <w:spacing w:before="160" w:after="0" w:line="322" w:lineRule="exact"/>
+        <w:ind w:left="720" w:right="1120" w:hanging="720"/>
+      </w:pPr>
+      <w:r>
+        <w:rPr>
+          <w:i/>
+          <w:iCs/>
+        </w:rPr>
+        <w:t xml:space="preserve">Graves</w:t>
+      </w:r>
+      <w:r>
+        <w:rPr>
+          <w:i/>
+          <w:iCs/>
+        </w:rPr>
+        <w:t xml:space="preserve"> </w:t>
+      </w:r>
+      <w:r>
+        <w:rPr>
+          <w:i/>
+          <w:iCs/>
+        </w:rPr>
+        <w:t xml:space="preserve">v.</w:t>
+      </w:r>
+      <w:r>
+        <w:rPr>
+          <w:i/>
+          <w:iCs/>
+        </w:rPr>
+        <w:t xml:space="preserve"> </w:t>
+      </w:r>
+      <w:r>
+        <w:rPr>
+          <w:i/>
+          <w:iCs/>
+        </w:rPr>
+        <w:t xml:space="preserve">State</w:t>
+      </w:r>
+      <w:r>
+        <w:t xml:space="preserve">,</w:t>
+      </w:r>
+      <w:r>
+        <w:t xml:space="preserve"> </w:t>
+      </w:r>
+      <w:r>
+        <w:t xml:space="preserve">269</w:t>
+      </w:r>
+      <w:r>
+        <w:t xml:space="preserve"> </w:t>
+      </w:r>
+      <w:r>
+        <w:t xml:space="preserve">Ga.</w:t>
+      </w:r>
+      <w:r>
+        <w:t xml:space="preserve"> </w:t>
+      </w:r>
+      <w:r>
+        <w:t xml:space="preserve">772</w:t>
+      </w:r>
+      <w:r>
+        <w:t xml:space="preserve"> </w:t>
+      </w:r>
+      <w:r>
+        <w:t xml:space="preserve">(1998)</w:t>
+      </w:r>
+      <w:r>
+        <w:t xml:space="preserve">   </w:t>
+      </w:r>
+      <w:r>
+        <w:tab/>
+      </w:r>
+      <w:r>
+        <w:t xml:space="preserve">4, 7</w:t>
+      </w:r>
+    </w:p>
+    <w:p>
+      <w:pPr>
+        <w:keepLines/>
+        <w:tabs>
+          <w:tab w:val="right" w:leader="dot" w:pos="9360"/>
+        </w:tabs>
+        <w:spacing w:before="160" w:after="0" w:line="322" w:lineRule="exact"/>
+        <w:ind w:left="720" w:right="1120" w:hanging="720"/>
+      </w:pPr>
+      <w:r>
+        <w:rPr>
+          <w:i/>
+          <w:iCs/>
+        </w:rPr>
+        <w:t xml:space="preserve">Hunter</w:t>
+      </w:r>
+      <w:r>
+        <w:rPr>
+          <w:i/>
+          <w:iCs/>
+        </w:rPr>
+        <w:t xml:space="preserve"> </w:t>
+      </w:r>
+      <w:r>
+        <w:rPr>
+          <w:i/>
+          <w:iCs/>
+        </w:rPr>
+        <w:t xml:space="preserve">v.</w:t>
+      </w:r>
+      <w:r>
+        <w:rPr>
+          <w:i/>
+          <w:iCs/>
+        </w:rPr>
+        <w:t xml:space="preserve"> </w:t>
+      </w:r>
+      <w:r>
+        <w:rPr>
+          <w:i/>
+          <w:iCs/>
+        </w:rPr>
+        <w:t xml:space="preserve">Will</w:t>
+      </w:r>
+      <w:r>
+        <w:t xml:space="preserve">,</w:t>
+      </w:r>
+      <w:r>
+        <w:t xml:space="preserve"> </w:t>
+      </w:r>
+      <w:r>
+        <w:t xml:space="preserve">352</w:t>
+      </w:r>
+      <w:r>
+        <w:t xml:space="preserve"> </w:t>
+      </w:r>
+      <w:r>
+        <w:t xml:space="preserve">Ga.</w:t>
+      </w:r>
+      <w:r>
+        <w:t xml:space="preserve"> </w:t>
+      </w:r>
+      <w:r>
+        <w:t xml:space="preserve">App.</w:t>
+      </w:r>
+      <w:r>
+        <w:t xml:space="preserve"> </w:t>
+      </w:r>
+      <w:r>
+        <w:t xml:space="preserve">479</w:t>
+      </w:r>
+      <w:r>
+        <w:t xml:space="preserve"> </w:t>
+      </w:r>
+      <w:r>
+        <w:t xml:space="preserve">(2019)</w:t>
+      </w:r>
+      <w:r>
+        <w:t xml:space="preserve">   </w:t>
+      </w:r>
+      <w:r>
+        <w:tab/>
+      </w:r>
+      <w:r>
+        <w:t xml:space="preserve">4</w:t>
+      </w:r>
+    </w:p>
+    <w:p>
+      <w:pPr>
+        <w:keepLines/>
+        <w:tabs>
+          <w:tab w:val="right" w:leader="dot" w:pos="9360"/>
+        </w:tabs>
+        <w:spacing w:before="160" w:after="0" w:line="322" w:lineRule="exact"/>
+        <w:ind w:left="720" w:right="1120" w:hanging="720"/>
+      </w:pPr>
+      <w:r>
+        <w:rPr>
+          <w:i/>
+          <w:iCs/>
+        </w:rPr>
+        <w:t xml:space="preserve">In</w:t>
+      </w:r>
+      <w:r>
+        <w:rPr>
+          <w:i/>
+          <w:iCs/>
+        </w:rPr>
+        <w:t xml:space="preserve"> </w:t>
+      </w:r>
+      <w:r>
+        <w:rPr>
+          <w:i/>
+          <w:iCs/>
+        </w:rPr>
+        <w:t xml:space="preserve">re</w:t>
+      </w:r>
+      <w:r>
+        <w:rPr>
+          <w:i/>
+          <w:iCs/>
+        </w:rPr>
+        <w:t xml:space="preserve"> </w:t>
+      </w:r>
+      <w:r>
+        <w:rPr>
+          <w:i/>
+          <w:iCs/>
+        </w:rPr>
+        <w:t xml:space="preserve">Graves</w:t>
+      </w:r>
+      <w:r>
+        <w:t xml:space="preserve">,</w:t>
+      </w:r>
+      <w:r>
+        <w:t xml:space="preserve"> </w:t>
+      </w:r>
+      <w:r>
+        <w:t xml:space="preserve">217</w:t>
+      </w:r>
+      <w:r>
+        <w:t xml:space="preserve"> </w:t>
+      </w:r>
+      <w:r>
+        <w:t xml:space="preserve">S.W.3d</w:t>
+      </w:r>
+      <w:r>
+        <w:t xml:space="preserve"> </w:t>
+      </w:r>
+      <w:r>
+        <w:t xml:space="preserve">744</w:t>
+      </w:r>
+      <w:r>
+        <w:t xml:space="preserve"> </w:t>
+      </w:r>
+      <w:r>
+        <w:t xml:space="preserve">(Tex.</w:t>
+      </w:r>
+      <w:r>
+        <w:t xml:space="preserve"> </w:t>
+      </w:r>
+      <w:r>
+        <w:t xml:space="preserve">App.</w:t>
+      </w:r>
+      <w:r>
+        <w:t xml:space="preserve"> </w:t>
+      </w:r>
+      <w:r>
+        <w:t xml:space="preserve">2007)</w:t>
+      </w:r>
+      <w:r>
+        <w:t xml:space="preserve">   </w:t>
+      </w:r>
+      <w:r>
+        <w:tab/>
+      </w:r>
+      <w:r>
+        <w:t xml:space="preserve">5</w:t>
+      </w:r>
+    </w:p>
+    <w:p>
+      <w:pPr>
+        <w:keepLines/>
+        <w:tabs>
+          <w:tab w:val="right" w:leader="dot" w:pos="9360"/>
+        </w:tabs>
+        <w:spacing w:before="160" w:after="0" w:line="322" w:lineRule="exact"/>
+        <w:ind w:left="720" w:right="1120" w:hanging="720"/>
+      </w:pPr>
+      <w:r>
+        <w:rPr>
+          <w:i/>
+          <w:iCs/>
+        </w:rPr>
+        <w:t xml:space="preserve">Lussier</w:t>
+      </w:r>
+      <w:r>
+        <w:rPr>
+          <w:i/>
+          <w:iCs/>
+        </w:rPr>
+        <w:t xml:space="preserve"> </w:t>
+      </w:r>
+      <w:r>
+        <w:rPr>
+          <w:i/>
+          <w:iCs/>
+        </w:rPr>
+        <w:t xml:space="preserve">v.</w:t>
+      </w:r>
+      <w:r>
+        <w:rPr>
+          <w:i/>
+          <w:iCs/>
+        </w:rPr>
+        <w:t xml:space="preserve"> </w:t>
+      </w:r>
+      <w:r>
+        <w:rPr>
+          <w:i/>
+          <w:iCs/>
+        </w:rPr>
+        <w:t xml:space="preserve">Runyon</w:t>
+      </w:r>
+      <w:r>
+        <w:t xml:space="preserve">,</w:t>
+      </w:r>
+      <w:r>
+        <w:t xml:space="preserve"> </w:t>
+      </w:r>
+      <w:r>
+        <w:t xml:space="preserve">50</w:t>
+      </w:r>
+      <w:r>
+        <w:t xml:space="preserve"> </w:t>
+      </w:r>
+      <w:r>
+        <w:t xml:space="preserve">F.3d</w:t>
+      </w:r>
+      <w:r>
+        <w:t xml:space="preserve"> </w:t>
+      </w:r>
+      <w:r>
+        <w:t xml:space="preserve">1103</w:t>
+      </w:r>
+      <w:r>
+        <w:t xml:space="preserve"> </w:t>
+      </w:r>
+      <w:r>
+        <w:t xml:space="preserve">(1st</w:t>
+      </w:r>
+      <w:r>
+        <w:t xml:space="preserve"> </w:t>
+      </w:r>
+      <w:r>
+        <w:t xml:space="preserve">Cir.</w:t>
+      </w:r>
+      <w:r>
+        <w:t xml:space="preserve"> </w:t>
+      </w:r>
+      <w:r>
+        <w:t xml:space="preserve">1995)</w:t>
+      </w:r>
+      <w:r>
+        <w:t xml:space="preserve">   </w:t>
+      </w:r>
+      <w:r>
+        <w:tab/>
+      </w:r>
+      <w:r>
+        <w:t xml:space="preserve">5</w:t>
+      </w:r>
+    </w:p>
+    <w:p>
+      <w:pPr>
+        <w:keepLines/>
+        <w:tabs>
+          <w:tab w:val="right" w:leader="dot" w:pos="9360"/>
+        </w:tabs>
+        <w:spacing w:before="160" w:after="0" w:line="322" w:lineRule="exact"/>
+        <w:ind w:left="720" w:right="1120" w:hanging="720"/>
+      </w:pPr>
+      <w:r>
+        <w:rPr>
+          <w:i/>
+          <w:iCs/>
+        </w:rPr>
+        <w:t xml:space="preserve">Mann</w:t>
+      </w:r>
+      <w:r>
+        <w:rPr>
+          <w:i/>
+          <w:iCs/>
+        </w:rPr>
+        <w:t xml:space="preserve"> </w:t>
+      </w:r>
+      <w:r>
+        <w:rPr>
+          <w:i/>
+          <w:iCs/>
+        </w:rPr>
+        <w:t xml:space="preserve">v.</w:t>
+      </w:r>
+      <w:r>
+        <w:rPr>
+          <w:i/>
+          <w:iCs/>
+        </w:rPr>
+        <w:t xml:space="preserve"> </w:t>
+      </w:r>
+      <w:r>
+        <w:rPr>
+          <w:i/>
+          <w:iCs/>
+        </w:rPr>
+        <w:t xml:space="preserve">State</w:t>
+      </w:r>
+      <w:r>
+        <w:t xml:space="preserve">,</w:t>
+      </w:r>
+      <w:r>
+        <w:t xml:space="preserve"> </w:t>
+      </w:r>
+      <w:r>
+        <w:t xml:space="preserve">285</w:t>
+      </w:r>
+      <w:r>
+        <w:t xml:space="preserve"> </w:t>
+      </w:r>
+      <w:r>
+        <w:t xml:space="preserve">Ga.</w:t>
+      </w:r>
+      <w:r>
+        <w:t xml:space="preserve"> </w:t>
+      </w:r>
+      <w:r>
+        <w:t xml:space="preserve">App.</w:t>
+      </w:r>
+      <w:r>
+        <w:t xml:space="preserve"> </w:t>
+      </w:r>
+      <w:r>
+        <w:t xml:space="preserve">39</w:t>
+      </w:r>
+      <w:r>
+        <w:t xml:space="preserve"> </w:t>
+      </w:r>
+      <w:r>
+        <w:t xml:space="preserve">(2007)</w:t>
+      </w:r>
+      <w:r>
+        <w:t xml:space="preserve">   </w:t>
+      </w:r>
+      <w:r>
+        <w:tab/>
+      </w:r>
+      <w:r>
+        <w:t xml:space="preserve">5</w:t>
+      </w:r>
+    </w:p>
+    <w:p>
+      <w:pPr>
+        <w:keepLines/>
+        <w:tabs>
+          <w:tab w:val="right" w:leader="dot" w:pos="9360"/>
+        </w:tabs>
+        <w:spacing w:before="160" w:after="0" w:line="322" w:lineRule="exact"/>
+        <w:ind w:left="720" w:right="1120" w:hanging="720"/>
+      </w:pPr>
+      <w:r>
+        <w:rPr>
+          <w:i/>
+          <w:iCs/>
+        </w:rPr>
+        <w:t xml:space="preserve">Nairon</w:t>
+      </w:r>
+      <w:r>
+        <w:rPr>
+          <w:i/>
+          <w:iCs/>
+        </w:rPr>
+        <w:t xml:space="preserve"> </w:t>
+      </w:r>
+      <w:r>
+        <w:rPr>
+          <w:i/>
+          <w:iCs/>
+        </w:rPr>
+        <w:t xml:space="preserve">v.</w:t>
+      </w:r>
+      <w:r>
+        <w:rPr>
+          <w:i/>
+          <w:iCs/>
+        </w:rPr>
+        <w:t xml:space="preserve"> </w:t>
+      </w:r>
+      <w:r>
+        <w:rPr>
+          <w:i/>
+          <w:iCs/>
+        </w:rPr>
+        <w:t xml:space="preserve">Land</w:t>
+      </w:r>
+      <w:r>
+        <w:t xml:space="preserve">,</w:t>
+      </w:r>
+      <w:r>
+        <w:t xml:space="preserve"> </w:t>
+      </w:r>
+      <w:r>
+        <w:t xml:space="preserve">242</w:t>
+      </w:r>
+      <w:r>
+        <w:t xml:space="preserve"> </w:t>
+      </w:r>
+      <w:r>
+        <w:t xml:space="preserve">Ga.</w:t>
+      </w:r>
+      <w:r>
+        <w:t xml:space="preserve"> </w:t>
+      </w:r>
+      <w:r>
+        <w:t xml:space="preserve">App.</w:t>
+      </w:r>
+      <w:r>
+        <w:t xml:space="preserve"> </w:t>
+      </w:r>
+      <w:r>
+        <w:t xml:space="preserve">259</w:t>
+      </w:r>
+      <w:r>
+        <w:t xml:space="preserve"> </w:t>
+      </w:r>
+      <w:r>
+        <w:t xml:space="preserve">(2000)</w:t>
+      </w:r>
+      <w:r>
+        <w:t xml:space="preserve">   </w:t>
+      </w:r>
+      <w:r>
+        <w:tab/>
+      </w:r>
+      <w:r>
+        <w:t xml:space="preserve">7</w:t>
+      </w:r>
+    </w:p>
+    <w:p>
+      <w:pPr>
+        <w:keepLines/>
+        <w:tabs>
+          <w:tab w:val="right" w:leader="dot" w:pos="9360"/>
+        </w:tabs>
+        <w:spacing w:before="160" w:after="0" w:line="322" w:lineRule="exact"/>
+        <w:ind w:left="720" w:right="1120" w:hanging="720"/>
+      </w:pPr>
+      <w:r>
+        <w:rPr>
+          <w:i/>
+          <w:iCs/>
+        </w:rPr>
         <w:t xml:space="preserve">1</w:t>
-      </w:r>
-    </w:p>
-    <w:p>
-      <w:pPr>
-        <w:spacing w:before="0" w:after="120" w:line="240" w:lineRule="auto"/>
-        <w:ind w:left="720" w:firstLine="0"/>
+        <w:noBreakHyphen/>
+        <w:t xml:space="preserve">800</w:t>
+        <w:noBreakHyphen/>
+        <w:t xml:space="preserve">411-Pain</w:t>
+      </w:r>
+      <w:r>
+        <w:rPr>
+          <w:i/>
+          <w:iCs/>
+        </w:rPr>
+        <w:t xml:space="preserve"> </w:t>
+      </w:r>
+      <w:r>
+        <w:rPr>
+          <w:i/>
+          <w:iCs/>
+        </w:rPr>
+        <w:t xml:space="preserve">Referral</w:t>
+      </w:r>
+      <w:r>
+        <w:rPr>
+          <w:i/>
+          <w:iCs/>
+        </w:rPr>
+        <w:t xml:space="preserve"> </w:t>
+      </w:r>
+      <w:r>
+        <w:rPr>
+          <w:i/>
+          <w:iCs/>
+        </w:rPr>
+        <w:t xml:space="preserve">Service,</w:t>
+      </w:r>
+      <w:r>
+        <w:rPr>
+          <w:i/>
+          <w:iCs/>
+        </w:rPr>
+        <w:t xml:space="preserve"> </w:t>
+      </w:r>
+      <w:r>
+        <w:rPr>
+          <w:i/>
+          <w:iCs/>
+        </w:rPr>
+        <w:t xml:space="preserve">LLC</w:t>
+      </w:r>
+      <w:r>
+        <w:rPr>
+          <w:i/>
+          <w:iCs/>
+        </w:rPr>
+        <w:t xml:space="preserve"> </w:t>
+      </w:r>
+      <w:r>
+        <w:rPr>
+          <w:i/>
+          <w:iCs/>
+        </w:rPr>
+        <w:t xml:space="preserve">v.</w:t>
+      </w:r>
+      <w:r>
+        <w:rPr>
+          <w:i/>
+          <w:iCs/>
+        </w:rPr>
+        <w:t xml:space="preserve"> </w:t>
+      </w:r>
+      <w:r>
+        <w:rPr>
+          <w:i/>
+          <w:iCs/>
+        </w:rPr>
+        <w:t xml:space="preserve">Otto</w:t>
+      </w:r>
+      <w:r>
+        <w:t xml:space="preserve">,</w:t>
+      </w:r>
+      <w:r>
+        <w:t xml:space="preserve"> </w:t>
+      </w:r>
+      <w:r>
+        <w:t xml:space="preserve">744</w:t>
+      </w:r>
+      <w:r>
+        <w:t xml:space="preserve"> </w:t>
+      </w:r>
+      <w:r>
+        <w:t xml:space="preserve">F.3d</w:t>
+      </w:r>
+      <w:r>
+        <w:t xml:space="preserve"> </w:t>
+      </w:r>
+      <w:r>
+        <w:t xml:space="preserve">1045</w:t>
+      </w:r>
+      <w:r>
+        <w:t xml:space="preserve"> </w:t>
+      </w:r>
+      <w:r>
+        <w:t xml:space="preserve">(8th</w:t>
+      </w:r>
+      <w:r>
+        <w:t xml:space="preserve"> </w:t>
+      </w:r>
+      <w:r>
+        <w:t xml:space="preserve">Cir.</w:t>
+      </w:r>
+      <w:r>
+        <w:t xml:space="preserve"> </w:t>
+      </w:r>
+      <w:r>
+        <w:t xml:space="preserve">2014)</w:t>
+      </w:r>
+      <w:r>
+        <w:t xml:space="preserve">   </w:t>
+      </w:r>
+      <w:r>
+        <w:tab/>
+      </w:r>
+      <w:r>
+        <w:t xml:space="preserve">5</w:t>
+      </w:r>
+    </w:p>
+    <w:p>
+      <w:pPr>
+        <w:keepLines/>
         <w:tabs>
-          <w:tab w:val="right" w:leader="dot" w:pos="9350"/>
+          <w:tab w:val="right" w:leader="dot" w:pos="9360"/>
         </w:tabs>
-      </w:pPr>
-      <w:r>
-        <w:t xml:space="preserve">I. The appellee does not answer the disclosure argument</w:t>
+        <w:spacing w:before="160" w:after="0" w:line="322" w:lineRule="exact"/>
+        <w:ind w:left="720" w:right="1120" w:hanging="720"/>
+      </w:pPr>
+      <w:r>
+        <w:rPr>
+          <w:i/>
+          <w:iCs/>
+        </w:rPr>
+        <w:t xml:space="preserve">Scott</w:t>
+      </w:r>
+      <w:r>
+        <w:rPr>
+          <w:i/>
+          <w:iCs/>
+        </w:rPr>
+        <w:t xml:space="preserve"> </w:t>
+      </w:r>
+      <w:r>
+        <w:rPr>
+          <w:i/>
+          <w:iCs/>
+        </w:rPr>
+        <w:t xml:space="preserve">v.</w:t>
+      </w:r>
+      <w:r>
+        <w:rPr>
+          <w:i/>
+          <w:iCs/>
+        </w:rPr>
+        <w:t xml:space="preserve"> </w:t>
+      </w:r>
+      <w:r>
+        <w:rPr>
+          <w:i/>
+          <w:iCs/>
+        </w:rPr>
+        <w:t xml:space="preserve">Liberty</w:t>
+      </w:r>
+      <w:r>
+        <w:rPr>
+          <w:i/>
+          <w:iCs/>
+        </w:rPr>
+        <w:t xml:space="preserve"> </w:t>
+      </w:r>
+      <w:r>
+        <w:rPr>
+          <w:i/>
+          <w:iCs/>
+        </w:rPr>
+        <w:t xml:space="preserve">Mut.</w:t>
+      </w:r>
+      <w:r>
+        <w:rPr>
+          <w:i/>
+          <w:iCs/>
+        </w:rPr>
+        <w:t xml:space="preserve"> </w:t>
+      </w:r>
+      <w:r>
+        <w:rPr>
+          <w:i/>
+          <w:iCs/>
+        </w:rPr>
+        <w:t xml:space="preserve">Ins.</w:t>
+      </w:r>
+      <w:r>
+        <w:rPr>
+          <w:i/>
+          <w:iCs/>
+        </w:rPr>
+        <w:t xml:space="preserve"> </w:t>
+      </w:r>
+      <w:r>
+        <w:rPr>
+          <w:i/>
+          <w:iCs/>
+        </w:rPr>
+        <w:t xml:space="preserve">Co.</w:t>
+      </w:r>
+      <w:r>
+        <w:t xml:space="preserve">,</w:t>
+      </w:r>
+      <w:r>
+        <w:t xml:space="preserve"> </w:t>
+      </w:r>
+      <w:r>
+        <w:t xml:space="preserve">168</w:t>
+      </w:r>
+      <w:r>
+        <w:t xml:space="preserve"> </w:t>
+      </w:r>
+      <w:r>
+        <w:t xml:space="preserve">Ga.</w:t>
+      </w:r>
+      <w:r>
+        <w:t xml:space="preserve"> </w:t>
+      </w:r>
+      <w:r>
+        <w:t xml:space="preserve">App.</w:t>
+      </w:r>
+      <w:r>
+        <w:t xml:space="preserve"> </w:t>
+      </w:r>
+      <w:r>
+        <w:t xml:space="preserve">815</w:t>
+      </w:r>
+      <w:r>
+        <w:t xml:space="preserve"> </w:t>
+      </w:r>
+      <w:r>
+        <w:t xml:space="preserve">(1983)</w:t>
+      </w:r>
+      <w:r>
+        <w:t xml:space="preserve">   </w:t>
       </w:r>
       <w:r>
         <w:tab/>
       </w:r>
       <w:r>
+        <w:t xml:space="preserve">7</w:t>
+      </w:r>
+    </w:p>
+    <w:p>
+      <w:pPr>
+        <w:keepLines/>
+        <w:tabs>
+          <w:tab w:val="right" w:leader="dot" w:pos="9360"/>
+        </w:tabs>
+        <w:spacing w:before="160" w:after="0" w:line="322" w:lineRule="exact"/>
+        <w:ind w:left="720" w:right="1120" w:hanging="720"/>
+      </w:pPr>
+      <w:r>
+        <w:rPr>
+          <w:i/>
+          <w:iCs/>
+        </w:rPr>
+        <w:t xml:space="preserve">Wallace</w:t>
+      </w:r>
+      <w:r>
+        <w:rPr>
+          <w:i/>
+          <w:iCs/>
+        </w:rPr>
+        <w:t xml:space="preserve"> </w:t>
+      </w:r>
+      <w:r>
+        <w:rPr>
+          <w:i/>
+          <w:iCs/>
+        </w:rPr>
+        <w:t xml:space="preserve">v.</w:t>
+      </w:r>
+      <w:r>
+        <w:rPr>
+          <w:i/>
+          <w:iCs/>
+        </w:rPr>
+        <w:t xml:space="preserve"> </w:t>
+      </w:r>
+      <w:r>
+        <w:rPr>
+          <w:i/>
+          <w:iCs/>
+        </w:rPr>
+        <w:t xml:space="preserve">Chandler</w:t>
+      </w:r>
+      <w:r>
+        <w:t xml:space="preserve">,</w:t>
+      </w:r>
+      <w:r>
+        <w:t xml:space="preserve"> </w:t>
+      </w:r>
+      <w:r>
+        <w:t xml:space="preserve">360</w:t>
+      </w:r>
+      <w:r>
+        <w:t xml:space="preserve"> </w:t>
+      </w:r>
+      <w:r>
+        <w:t xml:space="preserve">Ga.</w:t>
+      </w:r>
+      <w:r>
+        <w:t xml:space="preserve"> </w:t>
+      </w:r>
+      <w:r>
+        <w:t xml:space="preserve">App.</w:t>
+      </w:r>
+      <w:r>
+        <w:t xml:space="preserve"> </w:t>
+      </w:r>
+      <w:r>
+        <w:t xml:space="preserve">541</w:t>
+      </w:r>
+      <w:r>
+        <w:t xml:space="preserve"> </w:t>
+      </w:r>
+      <w:r>
+        <w:t xml:space="preserve">(2021)</w:t>
+      </w:r>
+      <w:r>
+        <w:t xml:space="preserve">   </w:t>
+      </w:r>
+      <w:r>
+        <w:tab/>
+      </w:r>
+      <w:r>
+        <w:t xml:space="preserve">4</w:t>
+      </w:r>
+    </w:p>
+    <w:p>
+      <w:pPr>
+        <w:keepLines/>
+        <w:tabs>
+          <w:tab w:val="right" w:leader="dot" w:pos="9360"/>
+        </w:tabs>
+        <w:spacing w:before="160" w:after="0" w:line="322" w:lineRule="exact"/>
+        <w:ind w:left="720" w:right="1120" w:hanging="720"/>
+      </w:pPr>
+      <w:r>
+        <w:rPr>
+          <w:i/>
+          <w:iCs/>
+        </w:rPr>
+        <w:t xml:space="preserve">Zayac</w:t>
+      </w:r>
+      <w:r>
+        <w:rPr>
+          <w:i/>
+          <w:iCs/>
+        </w:rPr>
+        <w:t xml:space="preserve"> </w:t>
+      </w:r>
+      <w:r>
+        <w:rPr>
+          <w:i/>
+          <w:iCs/>
+        </w:rPr>
+        <w:t xml:space="preserve">v.</w:t>
+      </w:r>
+      <w:r>
+        <w:rPr>
+          <w:i/>
+          <w:iCs/>
+        </w:rPr>
+        <w:t xml:space="preserve"> </w:t>
+      </w:r>
+      <w:r>
+        <w:rPr>
+          <w:i/>
+          <w:iCs/>
+        </w:rPr>
+        <w:t xml:space="preserve">State</w:t>
+      </w:r>
+      <w:r>
+        <w:t xml:space="preserve">,</w:t>
+      </w:r>
+      <w:r>
+        <w:t xml:space="preserve"> </w:t>
+      </w:r>
+      <w:r>
+        <w:t xml:space="preserve">372</w:t>
+      </w:r>
+      <w:r>
+        <w:t xml:space="preserve"> </w:t>
+      </w:r>
+      <w:r>
+        <w:t xml:space="preserve">Ga.</w:t>
+      </w:r>
+      <w:r>
+        <w:t xml:space="preserve"> </w:t>
+      </w:r>
+      <w:r>
+        <w:t xml:space="preserve">App.</w:t>
+      </w:r>
+      <w:r>
+        <w:t xml:space="preserve"> </w:t>
+      </w:r>
+      <w:r>
+        <w:t xml:space="preserve">239</w:t>
+      </w:r>
+      <w:r>
+        <w:t xml:space="preserve"> </w:t>
+      </w:r>
+      <w:r>
+        <w:t xml:space="preserve">(2024)</w:t>
+      </w:r>
+      <w:r>
+        <w:t xml:space="preserve">   </w:t>
+      </w:r>
+      <w:r>
+        <w:tab/>
+      </w:r>
+      <w:r>
+        <w:t xml:space="preserve">4</w:t>
+      </w:r>
+    </w:p>
+    <w:p>
+      <w:pPr>
+        <w:keepNext/>
+        <w:keepLines/>
+        <w:spacing w:before="322" w:after="0" w:line="322" w:lineRule="exact"/>
+        <w:ind w:left="0" w:firstLine="0"/>
+      </w:pPr>
+      <w:r>
+        <w:rPr>
+          <w:b/>
+          <w:bCs/>
+        </w:rPr>
+        <w:t xml:space="preserve">B.</w:t>
+      </w:r>
+      <w:r>
+        <w:rPr>
+          <w:b/>
+          <w:bCs/>
+        </w:rPr>
+        <w:t xml:space="preserve"> </w:t>
+      </w:r>
+      <w:r>
+        <w:rPr>
+          <w:b/>
+          <w:bCs/>
+        </w:rPr>
+        <w:t xml:space="preserve">Other</w:t>
+      </w:r>
+      <w:r>
+        <w:rPr>
+          <w:b/>
+          <w:bCs/>
+        </w:rPr>
+        <w:t xml:space="preserve"> </w:t>
+      </w:r>
+      <w:r>
+        <w:rPr>
+          <w:b/>
+          <w:bCs/>
+        </w:rPr>
+        <w:t xml:space="preserve">Authority</w:t>
+      </w:r>
+    </w:p>
+    <w:p>
+      <w:pPr>
+        <w:keepLines/>
+        <w:tabs>
+          <w:tab w:val="right" w:leader="dot" w:pos="9360"/>
+        </w:tabs>
+        <w:spacing w:before="160" w:after="0" w:line="322" w:lineRule="exact"/>
+        <w:ind w:left="720" w:right="1120" w:hanging="720"/>
+      </w:pPr>
+      <w:r>
+        <w:t xml:space="preserve">Black’s</w:t>
+      </w:r>
+      <w:r>
+        <w:t xml:space="preserve"> </w:t>
+      </w:r>
+      <w:r>
+        <w:t xml:space="preserve">Law</w:t>
+      </w:r>
+      <w:r>
+        <w:t xml:space="preserve"> </w:t>
+      </w:r>
+      <w:r>
+        <w:t xml:space="preserve">Dictionary</w:t>
+      </w:r>
+      <w:r>
+        <w:t xml:space="preserve"> </w:t>
+      </w:r>
+      <w:r>
+        <w:t xml:space="preserve">(6th</w:t>
+      </w:r>
+      <w:r>
+        <w:t xml:space="preserve"> </w:t>
+      </w:r>
+      <w:r>
+        <w:t xml:space="preserve">ed.</w:t>
+      </w:r>
+      <w:r>
+        <w:t xml:space="preserve"> </w:t>
+      </w:r>
+      <w:r>
+        <w:t xml:space="preserve">1990)</w:t>
+      </w:r>
+      <w:r>
+        <w:t xml:space="preserve">   </w:t>
+      </w:r>
+      <w:r>
+        <w:tab/>
+      </w:r>
+      <w:r>
+        <w:t xml:space="preserve">6</w:t>
+      </w:r>
+    </w:p>
+    <w:p>
+      <w:pPr>
+        <w:keepLines/>
+        <w:tabs>
+          <w:tab w:val="right" w:leader="dot" w:pos="9360"/>
+        </w:tabs>
+        <w:spacing w:before="160" w:after="0" w:line="322" w:lineRule="exact"/>
+        <w:ind w:left="720" w:right="1120" w:hanging="720"/>
+      </w:pPr>
+      <w:r>
+        <w:t xml:space="preserve">Carroll,</w:t>
+      </w:r>
+      <w:r>
+        <w:t xml:space="preserve"> </w:t>
+      </w:r>
+      <w:r>
+        <w:rPr>
+          <w:i/>
+          <w:iCs/>
+        </w:rPr>
+        <w:t xml:space="preserve">Alice</w:t>
+      </w:r>
+      <w:r>
+        <w:rPr>
+          <w:i/>
+          <w:iCs/>
+        </w:rPr>
+        <w:t xml:space="preserve"> </w:t>
+      </w:r>
+      <w:r>
+        <w:rPr>
+          <w:i/>
+          <w:iCs/>
+        </w:rPr>
+        <w:t xml:space="preserve">in</w:t>
+      </w:r>
+      <w:r>
+        <w:rPr>
+          <w:i/>
+          <w:iCs/>
+        </w:rPr>
+        <w:t xml:space="preserve"> </w:t>
+      </w:r>
+      <w:r>
+        <w:rPr>
+          <w:i/>
+          <w:iCs/>
+        </w:rPr>
+        <w:t xml:space="preserve">Wonderland</w:t>
+      </w:r>
+      <w:r>
+        <w:t xml:space="preserve">   </w:t>
+      </w:r>
+      <w:r>
+        <w:tab/>
+      </w:r>
+      <w:r>
+        <w:t xml:space="preserve">7</w:t>
+      </w:r>
+    </w:p>
+    <w:p>
+      <w:pPr>
+        <w:keepLines/>
+        <w:tabs>
+          <w:tab w:val="right" w:leader="dot" w:pos="9360"/>
+        </w:tabs>
+        <w:spacing w:before="160" w:after="0" w:line="322" w:lineRule="exact"/>
+        <w:ind w:left="720" w:right="1120" w:hanging="720"/>
+      </w:pPr>
+      <w:r>
+        <w:t xml:space="preserve">FRE</w:t>
+      </w:r>
+      <w:r>
+        <w:t xml:space="preserve"> </w:t>
+      </w:r>
+      <w:r>
+        <w:t xml:space="preserve">201(e)</w:t>
+      </w:r>
+      <w:r>
+        <w:t xml:space="preserve">   </w:t>
+      </w:r>
+      <w:r>
+        <w:tab/>
+      </w:r>
+      <w:r>
+        <w:t xml:space="preserve">5</w:t>
+      </w:r>
+    </w:p>
+    <w:p>
+      <w:pPr>
+        <w:keepLines/>
+        <w:tabs>
+          <w:tab w:val="right" w:leader="dot" w:pos="9360"/>
+        </w:tabs>
+        <w:spacing w:before="160" w:after="0" w:line="322" w:lineRule="exact"/>
+        <w:ind w:left="720" w:right="1120" w:hanging="720"/>
+      </w:pPr>
+      <w:r>
+        <w:t xml:space="preserve">O.C.G.A.</w:t>
+      </w:r>
+      <w:r>
+        <w:t xml:space="preserve"> </w:t>
+      </w:r>
+      <w:r>
+        <w:t xml:space="preserve">§</w:t>
+      </w:r>
+      <w:r>
+        <w:t xml:space="preserve"> </w:t>
+      </w:r>
+      <w:r>
+        <w:t xml:space="preserve">24</w:t>
+      </w:r>
+      <w:r>
+        <w:noBreakHyphen/>
+      </w:r>
+      <w:r>
+        <w:t xml:space="preserve">2</w:t>
+      </w:r>
+      <w:r>
+        <w:noBreakHyphen/>
+      </w:r>
+      <w:r>
+        <w:t xml:space="preserve">201(e)</w:t>
+      </w:r>
+      <w:r>
+        <w:t xml:space="preserve">   </w:t>
+      </w:r>
+      <w:r>
+        <w:tab/>
+      </w:r>
+      <w:r>
+        <w:t xml:space="preserve">7</w:t>
+      </w:r>
+    </w:p>
+    <w:p>
+      <w:pPr>
+        <w:keepLines/>
+        <w:tabs>
+          <w:tab w:val="right" w:leader="dot" w:pos="9360"/>
+        </w:tabs>
+        <w:spacing w:before="160" w:after="0" w:line="322" w:lineRule="exact"/>
+        <w:ind w:left="720" w:right="1120" w:hanging="720"/>
+      </w:pPr>
+      <w:r>
+        <w:t xml:space="preserve">O.C.G.A.</w:t>
+      </w:r>
+      <w:r>
+        <w:t xml:space="preserve"> </w:t>
+      </w:r>
+      <w:r>
+        <w:t xml:space="preserve">§</w:t>
+      </w:r>
+      <w:r>
+        <w:t xml:space="preserve"> </w:t>
+      </w:r>
+      <w:r>
+        <w:t xml:space="preserve">24</w:t>
+      </w:r>
+      <w:r>
+        <w:noBreakHyphen/>
+      </w:r>
+      <w:r>
+        <w:t xml:space="preserve">2</w:t>
+      </w:r>
+      <w:r>
+        <w:noBreakHyphen/>
+      </w:r>
+      <w:r>
+        <w:t xml:space="preserve">201(f)</w:t>
+      </w:r>
+      <w:r>
+        <w:t xml:space="preserve">   </w:t>
+      </w:r>
+      <w:r>
+        <w:tab/>
+      </w:r>
+      <w:r>
+        <w:t xml:space="preserve">6</w:t>
+      </w:r>
+    </w:p>
+    <w:p>
+      <w:pPr>
+        <w:keepLines/>
+        <w:tabs>
+          <w:tab w:val="right" w:leader="dot" w:pos="9360"/>
+        </w:tabs>
+        <w:spacing w:before="160" w:after="0" w:line="322" w:lineRule="exact"/>
+        <w:ind w:left="720" w:right="1120" w:hanging="720"/>
+      </w:pPr>
+      <w:r>
         <w:t xml:space="preserve">1</w:t>
       </w:r>
-    </w:p>
-    <w:p>
-      <w:pPr>
-        <w:spacing w:before="0" w:after="120" w:line="240" w:lineRule="auto"/>
-        <w:ind w:left="720" w:firstLine="0"/>
+      <w:r>
+        <w:t xml:space="preserve"> </w:t>
+      </w:r>
+      <w:r>
+        <w:t xml:space="preserve">Weinstein</w:t>
+      </w:r>
+      <w:r>
+        <w:t xml:space="preserve"> </w:t>
+      </w:r>
+      <w:r>
+        <w:t xml:space="preserve">&amp;</w:t>
+      </w:r>
+      <w:r>
+        <w:t xml:space="preserve"> </w:t>
+      </w:r>
+      <w:r>
+        <w:t xml:space="preserve">Berger,</w:t>
+      </w:r>
+      <w:r>
+        <w:t xml:space="preserve"> </w:t>
+      </w:r>
+      <w:r>
+        <w:t xml:space="preserve">Weinstein’s</w:t>
+      </w:r>
+      <w:r>
+        <w:t xml:space="preserve"> </w:t>
+      </w:r>
+      <w:r>
+        <w:t xml:space="preserve">Evidence,</w:t>
+      </w:r>
+      <w:r>
+        <w:t xml:space="preserve"> </w:t>
+      </w:r>
+      <w:r>
+        <w:t xml:space="preserve">2d</w:t>
+      </w:r>
+      <w:r>
+        <w:t xml:space="preserve"> </w:t>
+      </w:r>
+      <w:r>
+        <w:t xml:space="preserve">ed.</w:t>
+      </w:r>
+      <w:r>
+        <w:t xml:space="preserve"> </w:t>
+      </w:r>
+      <w:r>
+        <w:t xml:space="preserve">1996,</w:t>
+      </w:r>
+      <w:r>
+        <w:t xml:space="preserve"> </w:t>
+      </w:r>
+      <w:r>
+        <w:t xml:space="preserve">p.</w:t>
+      </w:r>
+      <w:r>
+        <w:t xml:space="preserve"> </w:t>
+      </w:r>
+      <w:r>
+        <w:t xml:space="preserve">201</w:t>
+      </w:r>
+      <w:r>
+        <w:noBreakHyphen/>
+      </w:r>
+      <w:r>
+        <w:t xml:space="preserve">64</w:t>
+      </w:r>
+      <w:r>
+        <w:t xml:space="preserve">   </w:t>
+      </w:r>
+      <w:r>
+        <w:tab/>
+      </w:r>
+      <w:r>
+        <w:t xml:space="preserve">7</w:t>
+      </w:r>
+    </w:p>
+    <w:p>
+      <w:pPr>
+        <w:keepLines/>
         <w:tabs>
-          <w:tab w:val="right" w:leader="dot" w:pos="9350"/>
+          <w:tab w:val="right" w:leader="dot" w:pos="9360"/>
         </w:tabs>
-      </w:pPr>
-      <w:r>
-        <w:t xml:space="preserve">II. The appellee’s sales data cannot support the finding alone</w:t>
+        <w:spacing w:before="160" w:after="0" w:line="322" w:lineRule="exact"/>
+        <w:ind w:left="720" w:right="1120" w:hanging="720"/>
+      </w:pPr>
+      <w:r>
+        <w:t xml:space="preserve">Wright</w:t>
+      </w:r>
+      <w:r>
+        <w:t xml:space="preserve"> </w:t>
+      </w:r>
+      <w:r>
+        <w:t xml:space="preserve">&amp;</w:t>
+      </w:r>
+      <w:r>
+        <w:t xml:space="preserve"> </w:t>
+      </w:r>
+      <w:r>
+        <w:t xml:space="preserve">Miller,</w:t>
+      </w:r>
+      <w:r>
+        <w:t xml:space="preserve"> </w:t>
+      </w:r>
+      <w:r>
+        <w:t xml:space="preserve">Federal</w:t>
+      </w:r>
+      <w:r>
+        <w:t xml:space="preserve"> </w:t>
+      </w:r>
+      <w:r>
+        <w:t xml:space="preserve">Practice</w:t>
+      </w:r>
+      <w:r>
+        <w:t xml:space="preserve"> </w:t>
+      </w:r>
+      <w:r>
+        <w:t xml:space="preserve">and</w:t>
+      </w:r>
+      <w:r>
+        <w:t xml:space="preserve"> </w:t>
+      </w:r>
+      <w:r>
+        <w:t xml:space="preserve">Procedures,</w:t>
+      </w:r>
+      <w:r>
+        <w:t xml:space="preserve"> </w:t>
+      </w:r>
+      <w:r>
+        <w:t xml:space="preserve">§</w:t>
+      </w:r>
+      <w:r>
+        <w:t xml:space="preserve"> </w:t>
+      </w:r>
+      <w:r>
+        <w:t xml:space="preserve">5107</w:t>
+      </w:r>
+      <w:r>
+        <w:t xml:space="preserve">   </w:t>
       </w:r>
       <w:r>
         <w:tab/>
       </w:r>
       <w:r>
+        <w:t xml:space="preserve">8</w:t>
+      </w:r>
+    </w:p>
+    <w:p>
+      <w:pPr>
+        <w:keepLines/>
+        <w:tabs>
+          <w:tab w:val="right" w:leader="dot" w:pos="9360"/>
+        </w:tabs>
+        <w:spacing w:before="160" w:after="0" w:line="322" w:lineRule="exact"/>
+        <w:ind w:left="720" w:right="1120" w:hanging="720"/>
+      </w:pPr>
+      <w:r>
+        <w:t xml:space="preserve">Wright</w:t>
+      </w:r>
+      <w:r>
+        <w:t xml:space="preserve"> </w:t>
+      </w:r>
+      <w:r>
+        <w:t xml:space="preserve">&amp;</w:t>
+      </w:r>
+      <w:r>
+        <w:t xml:space="preserve"> </w:t>
+      </w:r>
+      <w:r>
+        <w:t xml:space="preserve">Miller,</w:t>
+      </w:r>
+      <w:r>
+        <w:t xml:space="preserve"> </w:t>
+      </w:r>
+      <w:r>
+        <w:t xml:space="preserve">Federal</w:t>
+      </w:r>
+      <w:r>
+        <w:t xml:space="preserve"> </w:t>
+      </w:r>
+      <w:r>
+        <w:t xml:space="preserve">Practice</w:t>
+      </w:r>
+      <w:r>
+        <w:t xml:space="preserve"> </w:t>
+      </w:r>
+      <w:r>
+        <w:t xml:space="preserve">and</w:t>
+      </w:r>
+      <w:r>
+        <w:t xml:space="preserve"> </w:t>
+      </w:r>
+      <w:r>
+        <w:t xml:space="preserve">Procedures,</w:t>
+      </w:r>
+      <w:r>
+        <w:t xml:space="preserve"> </w:t>
+      </w:r>
+      <w:r>
+        <w:t xml:space="preserve">§</w:t>
+      </w:r>
+      <w:r>
+        <w:t xml:space="preserve"> </w:t>
+      </w:r>
+      <w:r>
+        <w:t xml:space="preserve">5109</w:t>
+      </w:r>
+      <w:r>
+        <w:t xml:space="preserve">   </w:t>
+      </w:r>
+      <w:r>
+        <w:tab/>
+      </w:r>
+      <w:r>
+        <w:t xml:space="preserve">5, 7</w:t>
+      </w:r>
+    </w:p>
+    <w:p>
+      <w:pPr>
+        <w:keepNext/>
+        <w:keepLines/>
+        <w:pageBreakBefore/>
+        <w:spacing w:before="0" w:after="320" w:line="322" w:lineRule="exact"/>
+        <w:ind w:left="0" w:firstLine="0"/>
+        <w:jc w:val="center"/>
+      </w:pPr>
+      <w:r>
+        <w:rPr>
+          <w:b/>
+          <w:bCs/>
+        </w:rPr>
+        <w:t xml:space="preserve">ARGUMENT</w:t>
+      </w:r>
+      <w:r>
+        <w:rPr>
+          <w:b/>
+          <w:bCs/>
+        </w:rPr>
+        <w:t xml:space="preserve"> </w:t>
+      </w:r>
+      <w:r>
+        <w:rPr>
+          <w:b/>
+          <w:bCs/>
+        </w:rPr>
+        <w:t xml:space="preserve">AND</w:t>
+      </w:r>
+      <w:r>
+        <w:rPr>
+          <w:b/>
+          <w:bCs/>
+        </w:rPr>
+        <w:t xml:space="preserve"> </w:t>
+      </w:r>
+      <w:r>
+        <w:rPr>
+          <w:b/>
+          <w:bCs/>
+        </w:rPr>
+        <w:t xml:space="preserve">CITATIONS</w:t>
+      </w:r>
+      <w:r>
+        <w:rPr>
+          <w:b/>
+          <w:bCs/>
+        </w:rPr>
+        <w:t xml:space="preserve"> </w:t>
+      </w:r>
+      <w:r>
+        <w:rPr>
+          <w:b/>
+          <w:bCs/>
+        </w:rPr>
+        <w:t xml:space="preserve">OF</w:t>
+      </w:r>
+      <w:r>
+        <w:rPr>
+          <w:b/>
+          <w:bCs/>
+        </w:rPr>
+        <w:t xml:space="preserve"> </w:t>
+      </w:r>
+      <w:r>
+        <w:rPr>
+          <w:b/>
+          <w:bCs/>
+        </w:rPr>
+        <w:t xml:space="preserve">AUTHORITIES</w:t>
+      </w:r>
+    </w:p>
+    <w:p>
+      <w:pPr>
+        <w:keepNext/>
+        <w:keepLines/>
+        <w:spacing w:before="320" w:after="240" w:line="322" w:lineRule="exact"/>
+        <w:ind w:left="720" w:hanging="720"/>
+      </w:pPr>
+      <w:r>
+        <w:rPr>
+          <w:b/>
+          <w:bCs/>
+        </w:rPr>
+        <w:t xml:space="preserve">III.</w:t>
+      </w:r>
+      <w:r>
+        <w:rPr>
+          <w:b/>
+          <w:bCs/>
+        </w:rPr>
+        <w:t xml:space="preserve"> </w:t>
+      </w:r>
+      <w:r>
+        <w:rPr>
+          <w:b/>
+          <w:bCs/>
+        </w:rPr>
+        <w:t xml:space="preserve">The</w:t>
+      </w:r>
+      <w:r>
+        <w:rPr>
+          <w:b/>
+          <w:bCs/>
+        </w:rPr>
+        <w:t xml:space="preserve"> </w:t>
+      </w:r>
+      <w:r>
+        <w:rPr>
+          <w:b/>
+          <w:bCs/>
+        </w:rPr>
+        <w:t xml:space="preserve">Court</w:t>
+      </w:r>
+      <w:r>
+        <w:rPr>
+          <w:b/>
+          <w:bCs/>
+        </w:rPr>
+        <w:t xml:space="preserve"> </w:t>
+      </w:r>
+      <w:r>
+        <w:rPr>
+          <w:b/>
+          <w:bCs/>
+        </w:rPr>
+        <w:t xml:space="preserve">Improperly</w:t>
+      </w:r>
+      <w:r>
+        <w:rPr>
+          <w:b/>
+          <w:bCs/>
+        </w:rPr>
+        <w:t xml:space="preserve"> </w:t>
+      </w:r>
+      <w:r>
+        <w:rPr>
+          <w:b/>
+          <w:bCs/>
+        </w:rPr>
+        <w:t xml:space="preserve">Failed</w:t>
+      </w:r>
+      <w:r>
+        <w:rPr>
+          <w:b/>
+          <w:bCs/>
+        </w:rPr>
+        <w:t xml:space="preserve"> </w:t>
+      </w:r>
+      <w:r>
+        <w:rPr>
+          <w:b/>
+          <w:bCs/>
+        </w:rPr>
+        <w:t xml:space="preserve">to</w:t>
+      </w:r>
+      <w:r>
+        <w:rPr>
+          <w:b/>
+          <w:bCs/>
+        </w:rPr>
+        <w:t xml:space="preserve"> </w:t>
+      </w:r>
+      <w:r>
+        <w:rPr>
+          <w:b/>
+          <w:bCs/>
+        </w:rPr>
+        <w:t xml:space="preserve">Inform</w:t>
+      </w:r>
+      <w:r>
+        <w:rPr>
+          <w:b/>
+          <w:bCs/>
+        </w:rPr>
+        <w:t xml:space="preserve"> </w:t>
+      </w:r>
+      <w:r>
+        <w:rPr>
+          <w:b/>
+          <w:bCs/>
+        </w:rPr>
+        <w:t xml:space="preserve">Appellant</w:t>
+      </w:r>
+      <w:r>
+        <w:rPr>
+          <w:b/>
+          <w:bCs/>
+        </w:rPr>
+        <w:t xml:space="preserve"> </w:t>
+      </w:r>
+      <w:r>
+        <w:rPr>
+          <w:b/>
+          <w:bCs/>
+        </w:rPr>
+        <w:t xml:space="preserve">of</w:t>
+      </w:r>
+      <w:r>
+        <w:rPr>
+          <w:b/>
+          <w:bCs/>
+        </w:rPr>
+        <w:t xml:space="preserve"> </w:t>
+      </w:r>
+      <w:r>
+        <w:rPr>
+          <w:b/>
+          <w:bCs/>
+        </w:rPr>
+        <w:t xml:space="preserve">Its</w:t>
+      </w:r>
+      <w:r>
+        <w:rPr>
+          <w:b/>
+          <w:bCs/>
+        </w:rPr>
+        <w:t xml:space="preserve"> </w:t>
+      </w:r>
+      <w:r>
+        <w:rPr>
+          <w:b/>
+          <w:bCs/>
+        </w:rPr>
+        <w:t xml:space="preserve">Intention</w:t>
+      </w:r>
+      <w:r>
+        <w:rPr>
+          <w:b/>
+          <w:bCs/>
+        </w:rPr>
+        <w:t xml:space="preserve"> </w:t>
+      </w:r>
+      <w:r>
+        <w:rPr>
+          <w:b/>
+          <w:bCs/>
+        </w:rPr>
+        <w:t xml:space="preserve">to</w:t>
+      </w:r>
+      <w:r>
+        <w:rPr>
+          <w:b/>
+          <w:bCs/>
+        </w:rPr>
+        <w:t xml:space="preserve"> </w:t>
+      </w:r>
+      <w:r>
+        <w:rPr>
+          <w:b/>
+          <w:bCs/>
+        </w:rPr>
+        <w:t xml:space="preserve">Take</w:t>
+      </w:r>
+      <w:r>
+        <w:rPr>
+          <w:b/>
+          <w:bCs/>
+        </w:rPr>
+        <w:t xml:space="preserve"> </w:t>
+      </w:r>
+      <w:r>
+        <w:rPr>
+          <w:b/>
+          <w:bCs/>
+        </w:rPr>
+        <w:t xml:space="preserve">Judicial</w:t>
+      </w:r>
+      <w:r>
+        <w:rPr>
+          <w:b/>
+          <w:bCs/>
+        </w:rPr>
+        <w:t xml:space="preserve"> </w:t>
+      </w:r>
+      <w:r>
+        <w:rPr>
+          <w:b/>
+          <w:bCs/>
+        </w:rPr>
+        <w:t xml:space="preserve">Notice.</w:t>
+      </w:r>
+      <w:r>
+        <w:rPr>
+          <w:b/>
+          <w:bCs/>
+        </w:rPr>
+        <w:t xml:space="preserve"> </w:t>
+      </w:r>
+      <w:r>
+        <w:rPr>
+          <w:b/>
+          <w:bCs/>
+        </w:rPr>
+        <w:t xml:space="preserve">Because</w:t>
+      </w:r>
+      <w:r>
+        <w:rPr>
+          <w:b/>
+          <w:bCs/>
+        </w:rPr>
+        <w:t xml:space="preserve"> </w:t>
+      </w:r>
+      <w:r>
+        <w:rPr>
+          <w:b/>
+          <w:bCs/>
+        </w:rPr>
+        <w:t xml:space="preserve">Final</w:t>
+      </w:r>
+      <w:r>
+        <w:rPr>
+          <w:b/>
+          <w:bCs/>
+        </w:rPr>
+        <w:t xml:space="preserve"> </w:t>
+      </w:r>
+      <w:r>
+        <w:rPr>
+          <w:b/>
+          <w:bCs/>
+        </w:rPr>
+        <w:t xml:space="preserve">Judgment</w:t>
+      </w:r>
+      <w:r>
+        <w:rPr>
+          <w:b/>
+          <w:bCs/>
+        </w:rPr>
+        <w:t xml:space="preserve"> </w:t>
+      </w:r>
+      <w:r>
+        <w:rPr>
+          <w:b/>
+          <w:bCs/>
+        </w:rPr>
+        <w:t xml:space="preserve">Had</w:t>
+      </w:r>
+      <w:r>
+        <w:rPr>
+          <w:b/>
+          <w:bCs/>
+        </w:rPr>
+        <w:t xml:space="preserve"> </w:t>
+      </w:r>
+      <w:r>
+        <w:rPr>
+          <w:b/>
+          <w:bCs/>
+        </w:rPr>
+        <w:t xml:space="preserve">Been</w:t>
+      </w:r>
+      <w:r>
+        <w:rPr>
+          <w:b/>
+          <w:bCs/>
+        </w:rPr>
+        <w:t xml:space="preserve"> </w:t>
+      </w:r>
+      <w:r>
+        <w:rPr>
+          <w:b/>
+          <w:bCs/>
+        </w:rPr>
+        <w:t xml:space="preserve">Entered</w:t>
+      </w:r>
+      <w:r>
+        <w:rPr>
+          <w:b/>
+          <w:bCs/>
+        </w:rPr>
+        <w:t xml:space="preserve"> </w:t>
+      </w:r>
+      <w:r>
+        <w:rPr>
+          <w:b/>
+          <w:bCs/>
+        </w:rPr>
+        <w:t xml:space="preserve">No</w:t>
+      </w:r>
+      <w:r>
+        <w:rPr>
+          <w:b/>
+          <w:bCs/>
+        </w:rPr>
+        <w:t xml:space="preserve"> </w:t>
+      </w:r>
+      <w:r>
+        <w:rPr>
+          <w:b/>
+          <w:bCs/>
+        </w:rPr>
+        <w:t xml:space="preserve">Stage</w:t>
+      </w:r>
+      <w:r>
+        <w:rPr>
+          <w:b/>
+          <w:bCs/>
+        </w:rPr>
+        <w:t xml:space="preserve"> </w:t>
+      </w:r>
+      <w:r>
+        <w:rPr>
+          <w:b/>
+          <w:bCs/>
+        </w:rPr>
+        <w:t xml:space="preserve">of</w:t>
+      </w:r>
+      <w:r>
+        <w:rPr>
+          <w:b/>
+          <w:bCs/>
+        </w:rPr>
+        <w:t xml:space="preserve"> </w:t>
+      </w:r>
+      <w:r>
+        <w:rPr>
+          <w:b/>
+          <w:bCs/>
+        </w:rPr>
+        <w:t xml:space="preserve">the</w:t>
+      </w:r>
+      <w:r>
+        <w:rPr>
+          <w:b/>
+          <w:bCs/>
+        </w:rPr>
+        <w:t xml:space="preserve"> </w:t>
+      </w:r>
+      <w:r>
+        <w:rPr>
+          <w:b/>
+          <w:bCs/>
+        </w:rPr>
+        <w:t xml:space="preserve">Proceeding</w:t>
+      </w:r>
+      <w:r>
+        <w:rPr>
+          <w:b/>
+          <w:bCs/>
+        </w:rPr>
+        <w:t xml:space="preserve"> </w:t>
+      </w:r>
+      <w:r>
+        <w:rPr>
+          <w:b/>
+          <w:bCs/>
+        </w:rPr>
+        <w:t xml:space="preserve">Remained</w:t>
+      </w:r>
+      <w:r>
+        <w:rPr>
+          <w:b/>
+          <w:bCs/>
+        </w:rPr>
+        <w:t xml:space="preserve"> </w:t>
+      </w:r>
+      <w:r>
+        <w:rPr>
+          <w:b/>
+          <w:bCs/>
+        </w:rPr>
+        <w:t xml:space="preserve">and</w:t>
+      </w:r>
+      <w:r>
+        <w:rPr>
+          <w:b/>
+          <w:bCs/>
+        </w:rPr>
+        <w:t xml:space="preserve"> </w:t>
+      </w:r>
+      <w:r>
+        <w:rPr>
+          <w:b/>
+          <w:bCs/>
+        </w:rPr>
+        <w:t xml:space="preserve">Appellant</w:t>
+      </w:r>
+      <w:r>
+        <w:rPr>
+          <w:b/>
+          <w:bCs/>
+        </w:rPr>
+        <w:t xml:space="preserve"> </w:t>
+      </w:r>
+      <w:r>
+        <w:rPr>
+          <w:b/>
+          <w:bCs/>
+        </w:rPr>
+        <w:t xml:space="preserve">Had</w:t>
+      </w:r>
+      <w:r>
+        <w:rPr>
+          <w:b/>
+          <w:bCs/>
+        </w:rPr>
+        <w:t xml:space="preserve"> </w:t>
+      </w:r>
+      <w:r>
+        <w:rPr>
+          <w:b/>
+          <w:bCs/>
+        </w:rPr>
+        <w:t xml:space="preserve">No</w:t>
+      </w:r>
+      <w:r>
+        <w:rPr>
+          <w:b/>
+          <w:bCs/>
+        </w:rPr>
+        <w:t xml:space="preserve"> </w:t>
+      </w:r>
+      <w:r>
+        <w:rPr>
+          <w:b/>
+          <w:bCs/>
+        </w:rPr>
+        <w:t xml:space="preserve">Opportunity</w:t>
+      </w:r>
+      <w:r>
+        <w:rPr>
+          <w:b/>
+          <w:bCs/>
+        </w:rPr>
+        <w:t xml:space="preserve"> </w:t>
+      </w:r>
+      <w:r>
+        <w:rPr>
+          <w:b/>
+          <w:bCs/>
+        </w:rPr>
+        <w:t xml:space="preserve">to</w:t>
+      </w:r>
+      <w:r>
+        <w:rPr>
+          <w:b/>
+          <w:bCs/>
+        </w:rPr>
+        <w:t xml:space="preserve"> </w:t>
+      </w:r>
+      <w:r>
+        <w:rPr>
+          <w:b/>
+          <w:bCs/>
+        </w:rPr>
+        <w:t xml:space="preserve">Challenge</w:t>
+      </w:r>
+      <w:r>
+        <w:rPr>
+          <w:b/>
+          <w:bCs/>
+        </w:rPr>
+        <w:t xml:space="preserve"> </w:t>
+      </w:r>
+      <w:r>
+        <w:rPr>
+          <w:b/>
+          <w:bCs/>
+        </w:rPr>
+        <w:t xml:space="preserve">the</w:t>
+      </w:r>
+      <w:r>
+        <w:rPr>
+          <w:b/>
+          <w:bCs/>
+        </w:rPr>
+        <w:t xml:space="preserve"> </w:t>
+      </w:r>
+      <w:r>
+        <w:rPr>
+          <w:b/>
+          <w:bCs/>
+        </w:rPr>
+        <w:t xml:space="preserve">Court’s</w:t>
+      </w:r>
+      <w:r>
+        <w:rPr>
+          <w:b/>
+          <w:bCs/>
+        </w:rPr>
+        <w:t xml:space="preserve"> </w:t>
+      </w:r>
+      <w:r>
+        <w:rPr>
+          <w:b/>
+          <w:bCs/>
+        </w:rPr>
+        <w:t xml:space="preserve">Decision</w:t>
+      </w:r>
+    </w:p>
+    <w:p>
+      <w:pPr>
+        <w:pStyle w:val="FirstParagraph"/>
+      </w:pPr>
+      <w:r>
+        <w:t xml:space="preserve">Appellants’ brief gives little or no weight to due process requirements guaranteed to every litigant.</w:t>
+      </w:r>
+      <w:r>
+        <w:rPr>
+          <w:rStyle w:val="FootnoteReference"/>
+        </w:rPr>
+        <w:footnoteReference w:id="9"/>
+      </w:r>
+    </w:p>
+    <w:p>
+      <w:pPr>
+        <w:pStyle w:val="BodyText"/>
+      </w:pPr>
+      <w:r>
+        <w:t xml:space="preserve">In</w:t>
+      </w:r>
+      <w:r>
+        <w:t xml:space="preserve"> </w:t>
+      </w:r>
+      <w:r>
+        <w:rPr>
+          <w:i/>
+          <w:iCs/>
+        </w:rPr>
+        <w:t xml:space="preserve">Graves v. State</w:t>
+      </w:r>
+      <w:r>
+        <w:t xml:space="preserve">, 269 Ga. 772 (1998), the Court explained:</w:t>
+      </w:r>
+    </w:p>
+    <w:p>
+      <w:pPr>
+        <w:pStyle w:val="BlockText"/>
+      </w:pPr>
+      <w:r>
+        <w:t xml:space="preserve">First, we conclude that henceforth, if a trial court intends to take judicial notice of any fact, it must first announce its intention to do so on the record, and afford the parties an opportunity to be heard regarding whether judicial notice should be taken. The reasons for requiring such a rule have been well stated by the United States Supreme Court in</w:t>
+      </w:r>
+      <w:r>
+        <w:t xml:space="preserve"> </w:t>
+      </w:r>
+      <w:r>
+        <w:rPr>
+          <w:i/>
+          <w:iCs/>
+        </w:rPr>
+        <w:t xml:space="preserve">Garner v. Louisiana</w:t>
+      </w:r>
+      <w:r>
+        <w:t xml:space="preserve">:</w:t>
+      </w:r>
+    </w:p>
+    <w:p>
+      <w:pPr>
+        <w:pStyle w:val="BlockText"/>
+      </w:pPr>
+      <w:r>
+        <w:t xml:space="preserve">[U]nless an accused is informed at trial of the facts of which the court is taking judicial notice, not only does he not know upon what evidence he is being convicted, but, in addition, he is deprived of any opportunity to challenge the deductions drawn from such notice or to dispute the notoriety or truth of the facts allegedly relied upon. Moreover, there is no way by which an appellate court may review the facts and law of a case and intelligently decide whether the findings of the lower court are supported by evidence where that evidence is unknown. Such an assumption would be a denial of due process.</w:t>
+      </w:r>
+    </w:p>
+    <w:p>
+      <w:pPr>
+        <w:pStyle w:val="BlockText"/>
+      </w:pPr>
+      <w:r>
+        <w:t xml:space="preserve">The Federal Rules require that a trial judge notify parties that she is taking judicial notice of an adjudicative fact, and provide them an opportunity to be heard, and we see no reason to require anything less in the courts of this State. In addition to the reasons discussed in</w:t>
+      </w:r>
+      <w:r>
+        <w:t xml:space="preserve"> </w:t>
+      </w:r>
+      <w:r>
+        <w:rPr>
+          <w:i/>
+          <w:iCs/>
+        </w:rPr>
+        <w:t xml:space="preserve">Garner</w:t>
+      </w:r>
+      <w:r>
+        <w:t xml:space="preserve">,</w:t>
+      </w:r>
+      <w:r>
+        <w:t xml:space="preserve"> </w:t>
+      </w:r>
+      <w:r>
+        <w:rPr>
+          <w:i/>
+          <w:iCs/>
+        </w:rPr>
+        <w:t xml:space="preserve">supra</w:t>
+      </w:r>
+      <w:r>
+        <w:t xml:space="preserve">, so long as a trial court need not announce an intention to take judicial notice, it might appear that reviewing courts could resort to judicial notice to legitimize an otherwise flawed decision, despite the absence of evidence that judicial notice actually was taken.</w:t>
+      </w:r>
+    </w:p>
+    <w:p>
+      <w:pPr>
+        <w:pStyle w:val="BlockText"/>
+      </w:pPr>
+      <w:r>
+        <w:t xml:space="preserve">For all of these reasons, we conclude that in future cases, trial courts are required to announce on the record an intention to take judicial notice, and to give the parties an opportunity to be heard on whether judicial notice should be taken.</w:t>
+      </w:r>
+    </w:p>
+    <w:p>
+      <w:pPr>
+        <w:pStyle w:val="FirstParagraph"/>
+      </w:pPr>
+      <w:r>
+        <w:t xml:space="preserve">(footnotes omitted).</w:t>
+      </w:r>
+    </w:p>
+    <w:p>
+      <w:pPr>
+        <w:pStyle w:val="BodyText"/>
+      </w:pPr>
+      <w:r>
+        <w:rPr>
+          <w:i/>
+          <w:iCs/>
+        </w:rPr>
+        <w:t xml:space="preserve">See Mann v. State</w:t>
+      </w:r>
+      <w:r>
+        <w:t xml:space="preserve">, 285 Ga. App. 39 (2007), recognizing that this holding still remains controlling precedent.</w:t>
+      </w:r>
+      <w:r>
+        <w:t xml:space="preserve"> </w:t>
+      </w:r>
+      <w:r>
+        <w:rPr>
+          <w:i/>
+          <w:iCs/>
+        </w:rPr>
+        <w:t xml:space="preserve">Compare Gaddis v. State</w:t>
+      </w:r>
+      <w:r>
+        <w:t xml:space="preserve">, 310 Ga. App. 189 (2011).</w:t>
+      </w:r>
+    </w:p>
+    <w:p>
+      <w:pPr>
+        <w:pStyle w:val="BodyText"/>
+      </w:pPr>
+      <w:r>
+        <w:t xml:space="preserve">As Wright &amp; Miller, Federal Practice and Procedures, § 5109 notes, there are no cases that interpret FRE 201(e), as providing a “chance” to be heard, instead of a “right” to a hearing, citing</w:t>
+      </w:r>
+      <w:r>
+        <w:t xml:space="preserve"> </w:t>
+      </w:r>
+      <w:r>
+        <w:rPr>
+          <w:i/>
+          <w:iCs/>
+        </w:rPr>
         <w:t xml:space="preserve">1</w:t>
       </w:r>
-    </w:p>
-    <w:p>
-      <w:pPr>
-        <w:spacing w:before="0" w:after="120" w:line="240" w:lineRule="auto"/>
-        <w:ind w:left="720" w:firstLine="0"/>
-        <w:tabs>
-          <w:tab w:val="right" w:leader="dot" w:pos="9350"/>
-        </w:tabs>
-      </w:pPr>
-      <w:r>
-        <w:t xml:space="preserve">III. The cost award falls with the judgment</w:t>
-      </w:r>
-      <w:r>
-        <w:tab/>
+      <w:r>
+        <w:noBreakHyphen/>
+      </w:r>
+      <w:r>
+        <w:rPr>
+          <w:i/>
+          <w:iCs/>
+        </w:rPr>
+        <w:t xml:space="preserve">800</w:t>
+      </w:r>
+      <w:r>
+        <w:noBreakHyphen/>
+      </w:r>
+      <w:r>
+        <w:rPr>
+          <w:i/>
+          <w:iCs/>
+        </w:rPr>
+        <w:t xml:space="preserve">411-Pain Referral Service, LLC v. Otto</w:t>
+      </w:r>
+      <w:r>
+        <w:t xml:space="preserve">, 744 F.3d 1045 (8th. Cir. 2014);</w:t>
+      </w:r>
+      <w:r>
+        <w:t xml:space="preserve"> </w:t>
+      </w:r>
+      <w:r>
+        <w:rPr>
+          <w:i/>
+          <w:iCs/>
+        </w:rPr>
+        <w:t xml:space="preserve">In re Graves</w:t>
+      </w:r>
+      <w:r>
+        <w:t xml:space="preserve">, 217 S.W.3d 744 (Tex. App. 2007).</w:t>
+      </w:r>
+      <w:r>
+        <w:t xml:space="preserve"> </w:t>
+      </w:r>
+      <w:r>
+        <w:rPr>
+          <w:i/>
+          <w:iCs/>
+        </w:rPr>
+        <w:t xml:space="preserve">See Lussier v. Runyon</w:t>
+      </w:r>
+      <w:r>
+        <w:t xml:space="preserve">, 50 F.3d 1103 (1st Cir. 1995).</w:t>
+      </w:r>
+    </w:p>
+    <w:p>
+      <w:pPr>
+        <w:pStyle w:val="BodyText"/>
+      </w:pPr>
+      <w:r>
+        <w:t xml:space="preserve">As the Treatise concluded at § 5109</w:t>
+      </w:r>
+    </w:p>
+    <w:p>
+      <w:pPr>
+        <w:pStyle w:val="BlockText"/>
+      </w:pPr>
+      <w:r>
+        <w:t xml:space="preserve">One instance where the opponent of judicial notice may occupy a different procedural posture than the proponent is when the court takes judicial notice sua sponte. In such cases, the proponent does not need to be heard. But the opponent may not learn that notice has been taken until the judge instructs the jury or makes findings of fact—which may be too late to convince the judge to change her mind. Hence, the sine qua non of the due process right to a hearing is notice to a party that action is being contemplated that affects her interests.</w:t>
+      </w:r>
+    </w:p>
+    <w:p>
+      <w:pPr>
+        <w:pStyle w:val="BlockText"/>
+      </w:pPr>
+      <w:r>
+        <w:t xml:space="preserve">The Model Code of Evidence required the court to tell the parties it was thinking of taking judicial notice of a fact so that they could exercise their constitutional right to be heard on the question. The original Uniform Rules of Evidence implied some advance notice in requiring the court to afford each party an opportunity to be heard on the propriety of taking notice.</w:t>
+      </w:r>
+    </w:p>
+    <w:p>
+      <w:pPr>
+        <w:pStyle w:val="FirstParagraph"/>
+      </w:pPr>
+      <w:r>
+        <w:t xml:space="preserve">(footnotes omitted).</w:t>
+      </w:r>
+    </w:p>
+    <w:p>
+      <w:pPr>
+        <w:pStyle w:val="BodyText"/>
+      </w:pPr>
+      <w:r>
+        <w:t xml:space="preserve">As Justice Peterson has stated “Notice and an opportunity to be heard is the sine qua non of due process.”</w:t>
+      </w:r>
+      <w:r>
+        <w:t xml:space="preserve"> </w:t>
+      </w:r>
+      <w:r>
+        <w:rPr>
+          <w:i/>
+          <w:iCs/>
+        </w:rPr>
+        <w:t xml:space="preserve">Georgia Department Of Human Services v. Steiner</w:t>
+      </w:r>
+      <w:r>
+        <w:t xml:space="preserve">, 303 Ga. 890, 908 (2018). Appellant did not receive due process.</w:t>
+      </w:r>
+    </w:p>
+    <w:p>
+      <w:pPr>
+        <w:pStyle w:val="BodyText"/>
+      </w:pPr>
+      <w:r>
+        <w:t xml:space="preserve">O.C.G.A. § 24</w:t>
+      </w:r>
+      <w:r>
+        <w:noBreakHyphen/>
       </w:r>
       <w:r>
         <w:t xml:space="preserve">2</w:t>
       </w:r>
-    </w:p>
-    <w:p>
-      <w:pPr>
-        <w:spacing w:before="0" w:after="120" w:line="240" w:lineRule="auto"/>
+      <w:r>
+        <w:noBreakHyphen/>
+      </w:r>
+      <w:r>
+        <w:t xml:space="preserve">201(f) says:</w:t>
+      </w:r>
+    </w:p>
+    <w:p>
+      <w:pPr>
+        <w:pStyle w:val="BlockText"/>
+      </w:pPr>
+      <w:r>
+        <w:t xml:space="preserve">Judicial notice may be taken at any stage of the proceeding.</w:t>
+      </w:r>
+    </w:p>
+    <w:p>
+      <w:pPr>
+        <w:pStyle w:val="FirstParagraph"/>
+      </w:pPr>
+      <w:r>
+        <w:t xml:space="preserve">According to Black’s Law Dictionary (6th ed. 1990), defining a “proceeding”:</w:t>
+      </w:r>
+    </w:p>
+    <w:p>
+      <w:pPr>
+        <w:pStyle w:val="BlockText"/>
+      </w:pPr>
+      <w:r>
+        <w:t xml:space="preserve">This word may be used synonymously with “action” or “suit” to describe the entire course of an “action” or “suit” from . . the filing of the complaint until the entry of a final judgment.</w:t>
+      </w:r>
+    </w:p>
+    <w:p>
+      <w:pPr>
+        <w:pStyle w:val="FirstParagraph"/>
+      </w:pPr>
+      <w:r>
+        <w:t xml:space="preserve">In this case, it was only after final judgment that appellant learned of the taking of judicial notice. (V2</w:t>
+      </w:r>
+      <w:r>
+        <w:noBreakHyphen/>
+      </w:r>
+      <w:r>
+        <w:t xml:space="preserve">124</w:t>
+      </w:r>
+      <w:r>
+        <w:noBreakHyphen/>
+      </w:r>
+      <w:r>
+        <w:t xml:space="preserve">123) This Court has adopted a similar standard. “It is clear that proceedings in the trial court are “terminated” by the entry of a final judgment, after which time “the cause is no longer pending in the court below.”</w:t>
+      </w:r>
+      <w:r>
+        <w:t xml:space="preserve"> </w:t>
+      </w:r>
+      <w:r>
+        <w:rPr>
+          <w:i/>
+          <w:iCs/>
+        </w:rPr>
+        <w:t xml:space="preserve">Scott v. Liberty Mut. Ins. Co.</w:t>
+      </w:r>
+      <w:r>
+        <w:t xml:space="preserve">, 168 Ga. App. 815 (1983),</w:t>
+      </w:r>
+      <w:r>
+        <w:t xml:space="preserve"> </w:t>
+      </w:r>
+      <w:r>
+        <w:rPr>
+          <w:i/>
+          <w:iCs/>
+        </w:rPr>
+        <w:t xml:space="preserve">Nairon v. Land</w:t>
+      </w:r>
+      <w:r>
+        <w:t xml:space="preserve">, 242 Ga. App. 259 (2000).</w:t>
+      </w:r>
+    </w:p>
+    <w:p>
+      <w:pPr>
+        <w:pStyle w:val="BodyText"/>
+      </w:pPr>
+      <w:r>
+        <w:t xml:space="preserve">In other words, the rule set out in O.C.G.A. § 24</w:t>
+      </w:r>
+      <w:r>
+        <w:noBreakHyphen/>
+      </w:r>
+      <w:r>
+        <w:t xml:space="preserve">2</w:t>
+      </w:r>
+      <w:r>
+        <w:noBreakHyphen/>
+      </w:r>
+      <w:r>
+        <w:t xml:space="preserve">201(e), quite simply did not apply because the proceeding was over, even though in any other situation where the case is still pending, such taking of judicial notice may still be made under O.C.G.A. § 24</w:t>
+      </w:r>
+      <w:r>
+        <w:noBreakHyphen/>
+      </w:r>
+      <w:r>
+        <w:t xml:space="preserve">2</w:t>
+      </w:r>
+      <w:r>
+        <w:noBreakHyphen/>
+      </w:r>
+      <w:r>
+        <w:t xml:space="preserve">201(e).</w:t>
+      </w:r>
+    </w:p>
+    <w:p>
+      <w:pPr>
+        <w:pStyle w:val="BodyText"/>
+      </w:pPr>
+      <w:r>
+        <w:t xml:space="preserve">As Wright &amp; Miller, Federal Practice and Procedures, § 5109 notes:</w:t>
+      </w:r>
+    </w:p>
+    <w:p>
+      <w:pPr>
+        <w:pStyle w:val="BlockText"/>
+      </w:pPr>
+      <w:r>
+        <w:t xml:space="preserve">Though no court has held Rule 201(e) unconstitutional, it seems dubious due process to allow a party to be heard only after the judge has already made up her mind.</w:t>
+      </w:r>
+    </w:p>
+    <w:p>
+      <w:pPr>
+        <w:pStyle w:val="FirstParagraph"/>
+      </w:pPr>
+      <w:r>
+        <w:t xml:space="preserve">It seems even more dubious not to provide for a retrospective hearing after the decision made even if there were some mechanism.</w:t>
+      </w:r>
+      <w:r>
+        <w:t xml:space="preserve"> </w:t>
+      </w:r>
+      <w:r>
+        <w:rPr>
+          <w:i/>
+          <w:iCs/>
+        </w:rPr>
+        <w:t xml:space="preserve">Compare</w:t>
+      </w:r>
+      <w:r>
+        <w:t xml:space="preserve"> </w:t>
+      </w:r>
+      <w:r>
+        <w:t xml:space="preserve">1 Weinstein &amp; Berger, Weinstein’s Evidence, 2d ed. 1996. P. 201</w:t>
+      </w:r>
+      <w:r>
+        <w:noBreakHyphen/>
+      </w:r>
+      <w:r>
+        <w:t xml:space="preserve">64.</w:t>
+      </w:r>
+    </w:p>
+    <w:p>
+      <w:pPr>
+        <w:pStyle w:val="BodyText"/>
+      </w:pPr>
+      <w:r>
+        <w:t xml:space="preserve">The whole idea of due process depends upon pre-deprivation process – notice before the taking.</w:t>
+      </w:r>
+    </w:p>
+    <w:p>
+      <w:pPr>
+        <w:pStyle w:val="BodyText"/>
+      </w:pPr>
+      <w:r>
+        <w:t xml:space="preserve">When appellees discuss due process at pages 12</w:t>
+      </w:r>
+      <w:r>
+        <w:noBreakHyphen/>
+      </w:r>
+      <w:r>
+        <w:t xml:space="preserve">14, their idea of due process is thin gruel indeed. Essentially, Plaintiff was supposed to object to the taking of judicial notice when she has no notice when judicial notice was to be taken. This is</w:t>
+      </w:r>
+      <w:r>
+        <w:t xml:space="preserve"> </w:t>
+      </w:r>
+      <w:r>
+        <w:rPr>
+          <w:i/>
+          <w:iCs/>
+        </w:rPr>
+        <w:t xml:space="preserve">Alice in Wonderland</w:t>
+      </w:r>
+      <w:r>
+        <w:t xml:space="preserve">. There is no discussion of</w:t>
+      </w:r>
+      <w:r>
+        <w:t xml:space="preserve"> </w:t>
+      </w:r>
+      <w:r>
+        <w:rPr>
+          <w:i/>
+          <w:iCs/>
+        </w:rPr>
+        <w:t xml:space="preserve">Graves v. State</w:t>
+      </w:r>
+      <w:r>
+        <w:t xml:space="preserve">, 269 Ga. 772 (1998). The best appellee can do is to wash away</w:t>
+      </w:r>
+      <w:r>
+        <w:t xml:space="preserve"> </w:t>
+      </w:r>
+      <w:r>
+        <w:rPr>
+          <w:i/>
+          <w:iCs/>
+        </w:rPr>
+        <w:t xml:space="preserve">Garner v. State of La.</w:t>
+      </w:r>
+      <w:r>
+        <w:t xml:space="preserve">, 368 U.S. 157 (1961), with the following sentence “judicial notice of racial tensions were mentioned, but not central to the outcome of the case.” A reading of</w:t>
+      </w:r>
+      <w:r>
+        <w:t xml:space="preserve"> </w:t>
+      </w:r>
+      <w:r>
+        <w:rPr>
+          <w:i/>
+          <w:iCs/>
+        </w:rPr>
+        <w:t xml:space="preserve">Garner</w:t>
+      </w:r>
+      <w:r>
+        <w:t xml:space="preserve"> </w:t>
+      </w:r>
+      <w:r>
+        <w:t xml:space="preserve">makes it clear that the State’s argument about judicial notice was the linchpin of its case.</w:t>
+      </w:r>
+      <w:r>
+        <w:t xml:space="preserve"> </w:t>
+      </w:r>
+      <w:r>
+        <w:rPr>
+          <w:i/>
+          <w:iCs/>
+        </w:rPr>
+        <w:t xml:space="preserve">See</w:t>
+      </w:r>
+      <w:r>
+        <w:t xml:space="preserve"> </w:t>
+      </w:r>
+      <w:r>
+        <w:t xml:space="preserve">Wright &amp; Miller, Federal Practice and Procedures, § 5107.</w:t>
+      </w:r>
+    </w:p>
+    <w:p>
+      <w:pPr>
+        <w:pStyle w:val="BodyText"/>
+      </w:pPr>
+      <w:r>
+        <w:t xml:space="preserve">Appellant has been denied due process.</w:t>
+      </w:r>
+    </w:p>
+    <w:p>
+      <w:pPr>
+        <w:keepNext/>
+        <w:keepLines/>
+        <w:spacing w:before="480" w:after="320" w:line="322" w:lineRule="exact"/>
         <w:ind w:left="0" w:firstLine="0"/>
-        <w:tabs>
-          <w:tab w:val="right" w:leader="dot" w:pos="9350"/>
-        </w:tabs>
-      </w:pPr>
-      <w:r>
-        <w:t xml:space="preserve">Conclusion</w:t>
-      </w:r>
-      <w:r>
-        <w:tab/>
+        <w:jc w:val="center"/>
+      </w:pPr>
+      <w:r>
+        <w:rPr>
+          <w:b/>
+          <w:bCs/>
+        </w:rPr>
+        <w:t xml:space="preserve">CONCLUSION</w:t>
+      </w:r>
+    </w:p>
+    <w:p>
+      <w:pPr>
+        <w:pStyle w:val="BodyText"/>
+      </w:pPr>
+      <w:r>
+        <w:t xml:space="preserve">The Court’s decision below should be reversed. Alternatively, the Court’s decision should be vacated so that the Court can apply both § 24</w:t>
+      </w:r>
+      <w:r>
+        <w:noBreakHyphen/>
       </w:r>
       <w:r>
         <w:t xml:space="preserve">2</w:t>
       </w:r>
       <w:r>
-        <w:fldChar w:fldCharType="end"/>
-      </w:r>
-    </w:p>
-    <w:p>
-      <w:pPr>
-        <w:spacing w:before="0" w:after="0" w:line="240" w:lineRule="auto"/>
-        <w:sectPr>
-          <w:footerReference w:type="default" r:id="rId9"/>
-          <w:type w:val="nextPage"/>
-          <w:pgSz w:w="12240" w:h="15840"/>
-          <w:pgMar w:top="1440" w:right="1440" w:bottom="1440" w:left="1440" w:header="720" w:footer="720" w:gutter="0"/>
-          <w:pgNumType w:fmt="lowerRoman" w:start="1"/>
-        </w:sectPr>
-      </w:pPr>
-    </w:p>
-    <w:bookmarkStart w:id="23" w:name="argument-and-citation-of-authority"/>
-    <w:p>
-      <w:pPr>
-        <w:pStyle w:val="Heading1"/>
-      </w:pPr>
-      <w:r>
-        <w:t xml:space="preserve">Argument and Citation of Authority</w:t>
-      </w:r>
-    </w:p>
-    <w:bookmarkStart w:id="20" w:name="X3c14b3748fd4b58e2462d2722f2906c5dd5b402"/>
-    <w:p>
-      <w:pPr>
-        <w:pStyle w:val="Heading2"/>
-      </w:pPr>
-      <w:r>
-        <w:t xml:space="preserve">I. The appellee does not answer the disclosure argument</w:t>
-      </w:r>
-    </w:p>
-    <w:p>
-      <w:pPr>
-        <w:pStyle w:val="FirstParagraph"/>
-      </w:pPr>
-      <w:r>
-        <w:t xml:space="preserve">The appellee says the appraisal was produced after the scheduling deadline. The record shows that it was served with the equalization request, long before discovery closed, and the scheduling order treats a report served before the deadline as satisfying the requirement. The appellee does not address that provision. It relies on correspondence that the appellant has already explained. Fictional placeholder citation:</w:t>
-      </w:r>
-      <w:r>
-        <w:t xml:space="preserve"> </w:t>
-      </w:r>
-      <w:r>
-        <w:rPr>
-          <w:i/>
-          <w:iCs/>
-        </w:rPr>
-        <w:t xml:space="preserve">Example v. Placeholder</w:t>
-      </w:r>
-      <w:r>
-        <w:t xml:space="preserve">, 000 Ga. App. 000 (2020).</w:t>
-      </w:r>
-    </w:p>
-    <w:p>
-      <w:pPr>
-        <w:pStyle w:val="BodyText"/>
-      </w:pPr>
-      <w:r>
-        <w:t xml:space="preserve">The appellee also argues that it was not prejudiced in any way that matters. That argument concedes the point the appellant made: the appellee had the appraisal, did not seek a continuance, and identified no witness it would have called. A court may not exclude evidence as a sanction on a finding of prejudice that the record does not contain.</w:t>
-      </w:r>
-    </w:p>
-    <w:bookmarkEnd w:id="20"/>
-    <w:bookmarkStart w:id="21" w:name="X245254a6139ed5a3d9fedc8f0be62851140d289"/>
-    <w:p>
-      <w:pPr>
-        <w:pStyle w:val="Heading2"/>
-      </w:pPr>
-      <w:r>
-        <w:t xml:space="preserve">II. The appellee’s sales data cannot support the finding alone</w:t>
-      </w:r>
-    </w:p>
-    <w:p>
-      <w:pPr>
-        <w:pStyle w:val="FirstParagraph"/>
-      </w:pPr>
-      <w:r>
-        <w:t xml:space="preserve">The appellee calls the zoning difference a matter of weight. But weight is for the trier of fact only when there is evidence to weigh. Here the only comparable that the appellee’s assessor did not adjust is the one that the appellant identified as different, and the superior court’s order does not explain how that transaction was adjusted. The appellee’s brief does not supply the adjustment either.</w:t>
-      </w:r>
-    </w:p>
-    <w:p>
-      <w:pPr>
-        <w:pStyle w:val="BodyText"/>
-      </w:pPr>
-      <w:r>
-        <w:t xml:space="preserve">1. The appellee offers no adjustment amount for the zoning difference.</w:t>
-      </w:r>
-    </w:p>
-    <w:p>
-      <w:pPr>
-        <w:pStyle w:val="BodyText"/>
-      </w:pPr>
-      <w:r>
-        <w:t xml:space="preserve">2. The superior court did not discuss the income data, which the appellant’s appraisal addressed.</w:t>
-      </w:r>
-    </w:p>
-    <w:bookmarkEnd w:id="21"/>
-    <w:bookmarkStart w:id="22" w:name="X1d6c1ce4d00560e7b803f4017c1c5879797f603"/>
-    <w:p>
-      <w:pPr>
-        <w:pStyle w:val="Heading2"/>
-      </w:pPr>
-      <w:r>
-        <w:t xml:space="preserve">III. The cost award falls with the judgment</w:t>
-      </w:r>
-    </w:p>
-    <w:p>
-      <w:pPr>
-        <w:pStyle w:val="FirstParagraph"/>
-      </w:pPr>
-      <w:r>
-        <w:t xml:space="preserve">The appellee concedes that the cost award depends on the judgment. The appellant’s argument that the counterclaim was no longer pending when costs were assessed is a separate point, and it is properly before this Court because the order awarding costs was entered after the counterclaim was withdrawn. The award should be vacated with the judgment.</w:t>
-      </w:r>
-    </w:p>
-    <w:bookmarkEnd w:id="22"/>
-    <w:bookmarkEnd w:id="23"/>
-    <w:bookmarkStart w:id="24" w:name="conclusion"/>
-    <w:p>
-      <w:pPr>
-        <w:pStyle w:val="Heading1"/>
-      </w:pPr>
-      <w:r>
-        <w:t xml:space="preserve">Conclusion</w:t>
-      </w:r>
-    </w:p>
-    <w:p>
-      <w:pPr>
-        <w:pStyle w:val="FirstParagraph"/>
-      </w:pPr>
-      <w:r>
-        <w:t xml:space="preserve">For these reasons, the judgment should be reversed, and the case remanded for a new valuation hearing at which the appellant’s appraisal is considered. In the alternative, the cost award should be vacated.</w:t>
-      </w:r>
-    </w:p>
-    <w:p>
-      <w:pPr>
-        <w:spacing w:before="240" w:after="0" w:line="240" w:lineRule="auto"/>
-        <w:ind w:firstLine="0"/>
-      </w:pPr>
-      <w:r>
-        <w:t xml:space="preserve">December 11, 2026</w:t>
+        <w:noBreakHyphen/>
+      </w:r>
+      <w:r>
+        <w:t xml:space="preserve">201 and the local rules of Fulton County correctly.</w:t>
+      </w:r>
+      <w:r>
+        <w:rPr>
+          <w:rStyle w:val="FootnoteReference"/>
+        </w:rPr>
+        <w:footnoteReference w:id="10"/>
       </w:r>
     </w:p>
     <w:p>
       <w:pPr>
         <w:keepNext/>
-        <w:spacing w:before="0" w:after="0" w:line="240" w:lineRule="auto"/>
+        <w:keepLines/>
+        <w:spacing w:before="0" w:after="0" w:line="644" w:lineRule="exact"/>
+        <w:ind w:left="0" w:firstLine="720"/>
+      </w:pPr>
+      <w:r>
+        <w:t xml:space="preserve">This</w:t>
+      </w:r>
+      <w:r>
+        <w:t xml:space="preserve"> </w:t>
+      </w:r>
+      <w:r>
+        <w:t xml:space="preserve">submission</w:t>
+      </w:r>
+      <w:r>
+        <w:t xml:space="preserve"> </w:t>
+      </w:r>
+      <w:r>
+        <w:t xml:space="preserve">does</w:t>
+      </w:r>
+      <w:r>
+        <w:t xml:space="preserve"> </w:t>
+      </w:r>
+      <w:r>
+        <w:t xml:space="preserve">not</w:t>
+      </w:r>
+      <w:r>
+        <w:t xml:space="preserve"> </w:t>
+      </w:r>
+      <w:r>
+        <w:t xml:space="preserve">exceed</w:t>
+      </w:r>
+      <w:r>
+        <w:t xml:space="preserve"> </w:t>
+      </w:r>
+      <w:r>
+        <w:t xml:space="preserve">the</w:t>
+      </w:r>
+      <w:r>
+        <w:t xml:space="preserve"> </w:t>
+      </w:r>
+      <w:r>
+        <w:t xml:space="preserve">word</w:t>
+      </w:r>
+      <w:r>
+        <w:t xml:space="preserve"> </w:t>
+      </w:r>
+      <w:r>
+        <w:t xml:space="preserve">count</w:t>
+      </w:r>
+      <w:r>
+        <w:t xml:space="preserve"> </w:t>
+      </w:r>
+      <w:r>
+        <w:t xml:space="preserve">limit</w:t>
+      </w:r>
+      <w:r>
+        <w:t xml:space="preserve"> </w:t>
+      </w:r>
+      <w:r>
+        <w:t xml:space="preserve">imposed</w:t>
+      </w:r>
+      <w:r>
+        <w:t xml:space="preserve"> </w:t>
+      </w:r>
+      <w:r>
+        <w:t xml:space="preserve">by</w:t>
+      </w:r>
+      <w:r>
+        <w:t xml:space="preserve"> </w:t>
+      </w:r>
+      <w:r>
+        <w:t xml:space="preserve">Rule</w:t>
+      </w:r>
+      <w:r>
+        <w:t xml:space="preserve"> </w:t>
+      </w:r>
+      <w:r>
+        <w:t xml:space="preserve">24.</w:t>
+      </w:r>
+    </w:p>
+    <w:p>
+      <w:pPr>
+        <w:keepNext/>
+        <w:keepLines/>
+        <w:spacing w:before="160" w:after="0" w:line="322" w:lineRule="exact"/>
         <w:ind w:left="4608" w:firstLine="0"/>
       </w:pPr>
       <w:r>
-        <w:t xml:space="preserve">/s/ JANE Q. EXAMPLE</w:t>
+        <w:rPr>
+          <w:u w:val="single"/>
+        </w:rPr>
+        <w:t xml:space="preserve">/s/</w:t>
+      </w:r>
+      <w:r>
+        <w:rPr>
+          <w:u w:val="single"/>
+        </w:rPr>
+        <w:t xml:space="preserve"> </w:t>
+      </w:r>
+      <w:r>
+        <w:rPr>
+          <w:i/>
+          <w:iCs/>
+          <w:u w:val="single"/>
+        </w:rPr>
+        <w:t xml:space="preserve">Keith</w:t>
+      </w:r>
+      <w:r>
+        <w:rPr>
+          <w:i/>
+          <w:iCs/>
+          <w:u w:val="single"/>
+        </w:rPr>
+        <w:t xml:space="preserve"> </w:t>
+      </w:r>
+      <w:r>
+        <w:rPr>
+          <w:i/>
+          <w:iCs/>
+          <w:u w:val="single"/>
+        </w:rPr>
+        <w:t xml:space="preserve">R.</w:t>
+      </w:r>
+      <w:r>
+        <w:rPr>
+          <w:i/>
+          <w:iCs/>
+          <w:u w:val="single"/>
+        </w:rPr>
+        <w:t xml:space="preserve"> </w:t>
+      </w:r>
+      <w:r>
+        <w:rPr>
+          <w:i/>
+          <w:iCs/>
+          <w:u w:val="single"/>
+        </w:rPr>
+        <w:t xml:space="preserve">Foster</w:t>
       </w:r>
     </w:p>
     <w:p>
       <w:pPr>
         <w:keepNext/>
-        <w:spacing w:before="0" w:after="0" w:line="240" w:lineRule="auto"/>
+        <w:keepLines/>
+        <w:spacing w:before="0" w:after="0" w:line="322" w:lineRule="exact"/>
         <w:ind w:left="4608" w:firstLine="0"/>
       </w:pPr>
       <w:r>
-        <w:rPr>
-          <w:i/>
-          <w:iCs/>
-        </w:rPr>
-        <w:t xml:space="preserve">Counsel for Appellant</w:t>
+        <w:t xml:space="preserve">Keith</w:t>
+      </w:r>
+      <w:r>
+        <w:t xml:space="preserve"> </w:t>
+      </w:r>
+      <w:r>
+        <w:t xml:space="preserve">R.</w:t>
+      </w:r>
+      <w:r>
+        <w:t xml:space="preserve"> </w:t>
+      </w:r>
+      <w:r>
+        <w:t xml:space="preserve">Foster</w:t>
       </w:r>
     </w:p>
     <w:p>
       <w:pPr>
         <w:keepNext/>
-        <w:spacing w:before="0" w:after="0" w:line="240" w:lineRule="auto"/>
+        <w:keepLines/>
+        <w:spacing w:before="0" w:after="0" w:line="322" w:lineRule="exact"/>
         <w:ind w:left="4608" w:firstLine="0"/>
       </w:pPr>
       <w:r>
-        <w:rPr>
-          <w:i/>
-          <w:iCs/>
-        </w:rPr>
-        <w:t xml:space="preserve">Georgia Bar No. 000000</w:t>
+        <w:t xml:space="preserve">Ga.</w:t>
+      </w:r>
+      <w:r>
+        <w:t xml:space="preserve"> </w:t>
+      </w:r>
+      <w:r>
+        <w:t xml:space="preserve">Bar</w:t>
+      </w:r>
+      <w:r>
+        <w:t xml:space="preserve"> </w:t>
+      </w:r>
+      <w:r>
+        <w:t xml:space="preserve">No.</w:t>
+      </w:r>
+      <w:r>
+        <w:t xml:space="preserve"> </w:t>
+      </w:r>
+      <w:r>
+        <w:t xml:space="preserve">271001</w:t>
       </w:r>
     </w:p>
     <w:p>
       <w:pPr>
         <w:keepNext/>
-        <w:spacing w:before="0" w:after="0" w:line="240" w:lineRule="auto"/>
+        <w:keepLines/>
+        <w:spacing w:before="0" w:after="0" w:line="322" w:lineRule="exact"/>
         <w:ind w:left="4608" w:firstLine="0"/>
       </w:pPr>
       <w:r>
@@ -531,17 +4525,1387 @@
           <w:i/>
           <w:iCs/>
         </w:rPr>
-        <w:t xml:space="preserve">jexample@example.invalid</w:t>
-      </w:r>
-    </w:p>
-    <w:bookmarkEnd w:id="24"/>
+        <w:t xml:space="preserve">Attorney</w:t>
+      </w:r>
+      <w:r>
+        <w:rPr>
+          <w:i/>
+          <w:iCs/>
+        </w:rPr>
+        <w:t xml:space="preserve"> </w:t>
+      </w:r>
+      <w:r>
+        <w:rPr>
+          <w:i/>
+          <w:iCs/>
+        </w:rPr>
+        <w:t xml:space="preserve">for</w:t>
+      </w:r>
+      <w:r>
+        <w:rPr>
+          <w:i/>
+          <w:iCs/>
+        </w:rPr>
+        <w:t xml:space="preserve"> </w:t>
+      </w:r>
+      <w:r>
+        <w:rPr>
+          <w:i/>
+          <w:iCs/>
+        </w:rPr>
+        <w:t xml:space="preserve">Appellant</w:t>
+      </w:r>
+    </w:p>
+    <w:p>
+      <w:pPr>
+        <w:keepNext/>
+        <w:keepLines/>
+        <w:spacing w:before="0" w:after="0" w:line="322" w:lineRule="exact"/>
+        <w:ind w:left="4608" w:firstLine="0"/>
+      </w:pPr>
+      <w:r>
+        <w:t xml:space="preserve">The</w:t>
+      </w:r>
+      <w:r>
+        <w:t xml:space="preserve"> </w:t>
+      </w:r>
+      <w:r>
+        <w:t xml:space="preserve">Foster</w:t>
+      </w:r>
+      <w:r>
+        <w:t xml:space="preserve"> </w:t>
+      </w:r>
+      <w:r>
+        <w:t xml:space="preserve">Firm,</w:t>
+      </w:r>
+      <w:r>
+        <w:t xml:space="preserve"> </w:t>
+      </w:r>
+      <w:r>
+        <w:t xml:space="preserve">LLC</w:t>
+      </w:r>
+    </w:p>
+    <w:p>
+      <w:pPr>
+        <w:keepNext/>
+        <w:keepLines/>
+        <w:spacing w:before="0" w:after="0" w:line="322" w:lineRule="exact"/>
+        <w:ind w:left="4608" w:firstLine="0"/>
+      </w:pPr>
+      <w:r>
+        <w:t xml:space="preserve">One</w:t>
+      </w:r>
+      <w:r>
+        <w:t xml:space="preserve"> </w:t>
+      </w:r>
+      <w:r>
+        <w:t xml:space="preserve">Crown</w:t>
+      </w:r>
+      <w:r>
+        <w:t xml:space="preserve"> </w:t>
+      </w:r>
+      <w:r>
+        <w:t xml:space="preserve">Center</w:t>
+      </w:r>
+    </w:p>
+    <w:p>
+      <w:pPr>
+        <w:keepNext/>
+        <w:keepLines/>
+        <w:spacing w:before="0" w:after="0" w:line="322" w:lineRule="exact"/>
+        <w:ind w:left="4608" w:firstLine="0"/>
+      </w:pPr>
+      <w:r>
+        <w:t xml:space="preserve">1895</w:t>
+      </w:r>
+      <w:r>
+        <w:t xml:space="preserve"> </w:t>
+      </w:r>
+      <w:r>
+        <w:t xml:space="preserve">Phoenix</w:t>
+      </w:r>
+      <w:r>
+        <w:t xml:space="preserve"> </w:t>
+      </w:r>
+      <w:r>
+        <w:t xml:space="preserve">Blvd.,</w:t>
+      </w:r>
+      <w:r>
+        <w:t xml:space="preserve"> </w:t>
+      </w:r>
+      <w:r>
+        <w:t xml:space="preserve">Suite</w:t>
+      </w:r>
+      <w:r>
+        <w:t xml:space="preserve"> </w:t>
+      </w:r>
+      <w:r>
+        <w:t xml:space="preserve">110</w:t>
+      </w:r>
+    </w:p>
+    <w:p>
+      <w:pPr>
+        <w:keepNext/>
+        <w:keepLines/>
+        <w:spacing w:before="0" w:after="0" w:line="322" w:lineRule="exact"/>
+        <w:ind w:left="4608" w:firstLine="0"/>
+      </w:pPr>
+      <w:r>
+        <w:t xml:space="preserve">Tel:</w:t>
+      </w:r>
+      <w:r>
+        <w:t xml:space="preserve"> </w:t>
+      </w:r>
+      <w:r>
+        <w:t xml:space="preserve">404</w:t>
+      </w:r>
+      <w:r>
+        <w:noBreakHyphen/>
+      </w:r>
+      <w:r>
+        <w:t xml:space="preserve">559</w:t>
+      </w:r>
+      <w:r>
+        <w:noBreakHyphen/>
+      </w:r>
+      <w:r>
+        <w:t xml:space="preserve">8325</w:t>
+      </w:r>
+    </w:p>
+    <w:p>
+      <w:pPr>
+        <w:keepNext/>
+        <w:keepLines/>
+        <w:spacing w:before="0" w:after="0" w:line="322" w:lineRule="exact"/>
+        <w:ind w:left="4608" w:firstLine="0"/>
+      </w:pPr>
+      <w:r>
+        <w:t xml:space="preserve">kfoster@tfflaw.net</w:t>
+      </w:r>
+    </w:p>
+    <w:p>
+      <w:pPr>
+        <w:keepNext/>
+        <w:keepLines/>
+        <w:spacing w:before="240" w:after="0" w:line="322" w:lineRule="exact"/>
+        <w:ind w:left="4608" w:firstLine="0"/>
+      </w:pPr>
+      <w:r>
+        <w:rPr>
+          <w:u w:val="single"/>
+        </w:rPr>
+        <w:t xml:space="preserve">/s/</w:t>
+      </w:r>
+      <w:r>
+        <w:rPr>
+          <w:u w:val="single"/>
+        </w:rPr>
+        <w:t xml:space="preserve"> </w:t>
+      </w:r>
+      <w:r>
+        <w:rPr>
+          <w:i/>
+          <w:iCs/>
+          <w:u w:val="single"/>
+        </w:rPr>
+        <w:t xml:space="preserve">Ralph</w:t>
+      </w:r>
+      <w:r>
+        <w:rPr>
+          <w:i/>
+          <w:iCs/>
+          <w:u w:val="single"/>
+        </w:rPr>
+        <w:t xml:space="preserve"> </w:t>
+      </w:r>
+      <w:r>
+        <w:rPr>
+          <w:i/>
+          <w:iCs/>
+          <w:u w:val="single"/>
+        </w:rPr>
+        <w:t xml:space="preserve">Goldberg</w:t>
+      </w:r>
+    </w:p>
+    <w:p>
+      <w:pPr>
+        <w:keepNext/>
+        <w:keepLines/>
+        <w:spacing w:before="0" w:after="0" w:line="322" w:lineRule="exact"/>
+        <w:ind w:left="4608" w:firstLine="0"/>
+      </w:pPr>
+      <w:r>
+        <w:t xml:space="preserve">Ralph</w:t>
+      </w:r>
+      <w:r>
+        <w:t xml:space="preserve"> </w:t>
+      </w:r>
+      <w:r>
+        <w:t xml:space="preserve">Goldberg</w:t>
+      </w:r>
+    </w:p>
+    <w:p>
+      <w:pPr>
+        <w:keepNext/>
+        <w:keepLines/>
+        <w:spacing w:before="0" w:after="0" w:line="322" w:lineRule="exact"/>
+        <w:ind w:left="4608" w:firstLine="0"/>
+      </w:pPr>
+      <w:r>
+        <w:t xml:space="preserve">Ga.</w:t>
+      </w:r>
+      <w:r>
+        <w:t xml:space="preserve"> </w:t>
+      </w:r>
+      <w:r>
+        <w:t xml:space="preserve">Bar</w:t>
+      </w:r>
+      <w:r>
+        <w:t xml:space="preserve"> </w:t>
+      </w:r>
+      <w:r>
+        <w:t xml:space="preserve">No.</w:t>
+      </w:r>
+      <w:r>
+        <w:t xml:space="preserve"> </w:t>
+      </w:r>
+      <w:r>
+        <w:t xml:space="preserve">299475</w:t>
+      </w:r>
+    </w:p>
+    <w:p>
+      <w:pPr>
+        <w:keepNext/>
+        <w:keepLines/>
+        <w:spacing w:before="0" w:after="0" w:line="322" w:lineRule="exact"/>
+        <w:ind w:left="4608" w:firstLine="0"/>
+      </w:pPr>
+      <w:r>
+        <w:rPr>
+          <w:i/>
+          <w:iCs/>
+        </w:rPr>
+        <w:t xml:space="preserve">Attorney</w:t>
+      </w:r>
+      <w:r>
+        <w:rPr>
+          <w:i/>
+          <w:iCs/>
+        </w:rPr>
+        <w:t xml:space="preserve"> </w:t>
+      </w:r>
+      <w:r>
+        <w:rPr>
+          <w:i/>
+          <w:iCs/>
+        </w:rPr>
+        <w:t xml:space="preserve">for</w:t>
+      </w:r>
+      <w:r>
+        <w:rPr>
+          <w:i/>
+          <w:iCs/>
+        </w:rPr>
+        <w:t xml:space="preserve"> </w:t>
+      </w:r>
+      <w:r>
+        <w:rPr>
+          <w:i/>
+          <w:iCs/>
+        </w:rPr>
+        <w:t xml:space="preserve">Appellant</w:t>
+      </w:r>
+    </w:p>
+    <w:p>
+      <w:pPr>
+        <w:keepNext/>
+        <w:keepLines/>
+        <w:spacing w:before="0" w:after="0" w:line="322" w:lineRule="exact"/>
+        <w:ind w:left="4608" w:firstLine="0"/>
+      </w:pPr>
+      <w:r>
+        <w:t xml:space="preserve">Goldberg</w:t>
+      </w:r>
+      <w:r>
+        <w:t xml:space="preserve"> </w:t>
+      </w:r>
+      <w:r>
+        <w:t xml:space="preserve">&amp;</w:t>
+      </w:r>
+      <w:r>
+        <w:t xml:space="preserve"> </w:t>
+      </w:r>
+      <w:r>
+        <w:t xml:space="preserve">Cuvillier,</w:t>
+      </w:r>
+      <w:r>
+        <w:t xml:space="preserve"> </w:t>
+      </w:r>
+      <w:r>
+        <w:t xml:space="preserve">P.C.</w:t>
+      </w:r>
+    </w:p>
+    <w:p>
+      <w:pPr>
+        <w:keepNext/>
+        <w:keepLines/>
+        <w:spacing w:before="0" w:after="0" w:line="322" w:lineRule="exact"/>
+        <w:ind w:left="4608" w:firstLine="0"/>
+      </w:pPr>
+      <w:r>
+        <w:t xml:space="preserve">2295</w:t>
+      </w:r>
+      <w:r>
+        <w:t xml:space="preserve"> </w:t>
+      </w:r>
+      <w:r>
+        <w:t xml:space="preserve">Parklake</w:t>
+      </w:r>
+      <w:r>
+        <w:t xml:space="preserve"> </w:t>
+      </w:r>
+      <w:r>
+        <w:t xml:space="preserve">Dr.,</w:t>
+      </w:r>
+      <w:r>
+        <w:t xml:space="preserve"> </w:t>
+      </w:r>
+      <w:r>
+        <w:t xml:space="preserve">N.E.</w:t>
+      </w:r>
+    </w:p>
+    <w:p>
+      <w:pPr>
+        <w:keepNext/>
+        <w:keepLines/>
+        <w:spacing w:before="0" w:after="0" w:line="322" w:lineRule="exact"/>
+        <w:ind w:left="4608" w:firstLine="0"/>
+      </w:pPr>
+      <w:r>
+        <w:t xml:space="preserve">Atlanta,</w:t>
+      </w:r>
+      <w:r>
+        <w:t xml:space="preserve"> </w:t>
+      </w:r>
+      <w:r>
+        <w:t xml:space="preserve">GA.</w:t>
+      </w:r>
+      <w:r>
+        <w:t xml:space="preserve"> </w:t>
+      </w:r>
+      <w:r>
+        <w:t xml:space="preserve">30345</w:t>
+      </w:r>
+    </w:p>
+    <w:p>
+      <w:pPr>
+        <w:keepNext/>
+        <w:keepLines/>
+        <w:spacing w:before="0" w:after="0" w:line="322" w:lineRule="exact"/>
+        <w:ind w:left="4608" w:firstLine="0"/>
+      </w:pPr>
+      <w:r>
+        <w:t xml:space="preserve">Tel:</w:t>
+      </w:r>
+      <w:r>
+        <w:t xml:space="preserve"> </w:t>
+      </w:r>
+      <w:r>
+        <w:t xml:space="preserve">770</w:t>
+      </w:r>
+      <w:r>
+        <w:noBreakHyphen/>
+      </w:r>
+      <w:r>
+        <w:t xml:space="preserve">670</w:t>
+      </w:r>
+      <w:r>
+        <w:noBreakHyphen/>
+      </w:r>
+      <w:r>
+        <w:t xml:space="preserve">7343</w:t>
+      </w:r>
+    </w:p>
+    <w:p>
+      <w:pPr>
+        <w:keepLines/>
+        <w:spacing w:before="0" w:after="0" w:line="322" w:lineRule="exact"/>
+        <w:ind w:left="4608" w:firstLine="0"/>
+      </w:pPr>
+      <w:r>
+        <w:t xml:space="preserve">attorneygoldberg@hotmail.com</w:t>
+      </w:r>
+    </w:p>
+    <w:p>
+      <w:pPr>
+        <w:keepNext/>
+        <w:keepLines/>
+        <w:pageBreakBefore/>
+        <w:spacing w:before="0" w:after="320" w:line="322" w:lineRule="exact"/>
+        <w:ind w:left="0" w:firstLine="0"/>
+        <w:jc w:val="center"/>
+      </w:pPr>
+      <w:r>
+        <w:rPr>
+          <w:b/>
+          <w:bCs/>
+        </w:rPr>
+        <w:t xml:space="preserve">CERTIFICATE</w:t>
+      </w:r>
+      <w:r>
+        <w:rPr>
+          <w:b/>
+          <w:bCs/>
+        </w:rPr>
+        <w:t xml:space="preserve"> </w:t>
+      </w:r>
+      <w:r>
+        <w:rPr>
+          <w:b/>
+          <w:bCs/>
+        </w:rPr>
+        <w:t xml:space="preserve">OF</w:t>
+      </w:r>
+      <w:r>
+        <w:rPr>
+          <w:b/>
+          <w:bCs/>
+        </w:rPr>
+        <w:t xml:space="preserve"> </w:t>
+      </w:r>
+      <w:r>
+        <w:rPr>
+          <w:b/>
+          <w:bCs/>
+        </w:rPr>
+        <w:t xml:space="preserve">SERVICE</w:t>
+      </w:r>
+    </w:p>
+    <w:p>
+      <w:pPr>
+        <w:spacing w:before="0" w:after="0" w:line="644" w:lineRule="exact"/>
+        <w:ind w:left="0" w:firstLine="720"/>
+      </w:pPr>
+      <w:r>
+        <w:t xml:space="preserve">This</w:t>
+      </w:r>
+      <w:r>
+        <w:t xml:space="preserve"> </w:t>
+      </w:r>
+      <w:r>
+        <w:t xml:space="preserve">is</w:t>
+      </w:r>
+      <w:r>
+        <w:t xml:space="preserve"> </w:t>
+      </w:r>
+      <w:r>
+        <w:t xml:space="preserve">to</w:t>
+      </w:r>
+      <w:r>
+        <w:t xml:space="preserve"> </w:t>
+      </w:r>
+      <w:r>
+        <w:t xml:space="preserve">certify</w:t>
+      </w:r>
+      <w:r>
+        <w:t xml:space="preserve"> </w:t>
+      </w:r>
+      <w:r>
+        <w:t xml:space="preserve">that</w:t>
+      </w:r>
+      <w:r>
+        <w:t xml:space="preserve"> </w:t>
+      </w:r>
+      <w:r>
+        <w:t xml:space="preserve">on</w:t>
+      </w:r>
+      <w:r>
+        <w:t xml:space="preserve"> </w:t>
+      </w:r>
+      <w:r>
+        <w:t xml:space="preserve">August</w:t>
+      </w:r>
+      <w:r>
+        <w:t xml:space="preserve"> </w:t>
+      </w:r>
+      <w:r>
+        <w:t xml:space="preserve">3,</w:t>
+      </w:r>
+      <w:r>
+        <w:t xml:space="preserve"> </w:t>
+      </w:r>
+      <w:r>
+        <w:t xml:space="preserve">2026,</w:t>
+      </w:r>
+      <w:r>
+        <w:t xml:space="preserve"> </w:t>
+      </w:r>
+      <w:r>
+        <w:t xml:space="preserve">I</w:t>
+      </w:r>
+      <w:r>
+        <w:t xml:space="preserve"> </w:t>
+      </w:r>
+      <w:r>
+        <w:t xml:space="preserve">served</w:t>
+      </w:r>
+      <w:r>
+        <w:t xml:space="preserve"> </w:t>
+      </w:r>
+      <w:r>
+        <w:t xml:space="preserve">a</w:t>
+      </w:r>
+      <w:r>
+        <w:t xml:space="preserve"> </w:t>
+      </w:r>
+      <w:r>
+        <w:t xml:space="preserve">copy</w:t>
+      </w:r>
+      <w:r>
+        <w:t xml:space="preserve"> </w:t>
+      </w:r>
+      <w:r>
+        <w:t xml:space="preserve">of</w:t>
+      </w:r>
+      <w:r>
+        <w:t xml:space="preserve"> </w:t>
+      </w:r>
+      <w:r>
+        <w:t xml:space="preserve">the</w:t>
+      </w:r>
+      <w:r>
+        <w:t xml:space="preserve"> </w:t>
+      </w:r>
+      <w:r>
+        <w:t xml:space="preserve">Appellant’s</w:t>
+      </w:r>
+      <w:r>
+        <w:t xml:space="preserve"> </w:t>
+      </w:r>
+      <w:r>
+        <w:t xml:space="preserve">Brief</w:t>
+      </w:r>
+      <w:r>
+        <w:t xml:space="preserve"> </w:t>
+      </w:r>
+      <w:r>
+        <w:t xml:space="preserve">upon</w:t>
+      </w:r>
+      <w:r>
+        <w:t xml:space="preserve"> </w:t>
+      </w:r>
+      <w:r>
+        <w:t xml:space="preserve">all</w:t>
+      </w:r>
+      <w:r>
+        <w:t xml:space="preserve"> </w:t>
+      </w:r>
+      <w:r>
+        <w:t xml:space="preserve">counsel</w:t>
+      </w:r>
+      <w:r>
+        <w:t xml:space="preserve"> </w:t>
+      </w:r>
+      <w:r>
+        <w:t xml:space="preserve">of</w:t>
+      </w:r>
+      <w:r>
+        <w:t xml:space="preserve"> </w:t>
+      </w:r>
+      <w:r>
+        <w:t xml:space="preserve">record</w:t>
+      </w:r>
+      <w:r>
+        <w:t xml:space="preserve"> </w:t>
+      </w:r>
+      <w:r>
+        <w:t xml:space="preserve">by</w:t>
+      </w:r>
+      <w:r>
+        <w:t xml:space="preserve"> </w:t>
+      </w:r>
+      <w:r>
+        <w:t xml:space="preserve">using</w:t>
+      </w:r>
+      <w:r>
+        <w:t xml:space="preserve"> </w:t>
+      </w:r>
+      <w:r>
+        <w:t xml:space="preserve">electronic</w:t>
+      </w:r>
+      <w:r>
+        <w:t xml:space="preserve"> </w:t>
+      </w:r>
+      <w:r>
+        <w:t xml:space="preserve">filing</w:t>
+      </w:r>
+      <w:r>
+        <w:t xml:space="preserve"> </w:t>
+      </w:r>
+      <w:r>
+        <w:t xml:space="preserve">via</w:t>
+      </w:r>
+      <w:r>
+        <w:t xml:space="preserve"> </w:t>
+      </w:r>
+      <w:r>
+        <w:t xml:space="preserve">eFast</w:t>
+      </w:r>
+      <w:r>
+        <w:t xml:space="preserve"> </w:t>
+      </w:r>
+      <w:r>
+        <w:t xml:space="preserve">System</w:t>
+      </w:r>
+      <w:r>
+        <w:t xml:space="preserve"> </w:t>
+      </w:r>
+      <w:r>
+        <w:t xml:space="preserve">and</w:t>
+      </w:r>
+      <w:r>
+        <w:t xml:space="preserve"> </w:t>
+      </w:r>
+      <w:r>
+        <w:t xml:space="preserve">by</w:t>
+      </w:r>
+      <w:r>
+        <w:t xml:space="preserve"> </w:t>
+      </w:r>
+      <w:r>
+        <w:t xml:space="preserve">mailing</w:t>
+      </w:r>
+      <w:r>
+        <w:t xml:space="preserve"> </w:t>
+      </w:r>
+      <w:r>
+        <w:t xml:space="preserve">the</w:t>
+      </w:r>
+      <w:r>
+        <w:t xml:space="preserve"> </w:t>
+      </w:r>
+      <w:r>
+        <w:t xml:space="preserve">brief</w:t>
+      </w:r>
+      <w:r>
+        <w:t xml:space="preserve"> </w:t>
+      </w:r>
+      <w:r>
+        <w:t xml:space="preserve">by</w:t>
+      </w:r>
+      <w:r>
+        <w:t xml:space="preserve"> </w:t>
+      </w:r>
+      <w:r>
+        <w:t xml:space="preserve">U.S.</w:t>
+      </w:r>
+      <w:r>
+        <w:t xml:space="preserve"> </w:t>
+      </w:r>
+      <w:r>
+        <w:t xml:space="preserve">mail</w:t>
+      </w:r>
+      <w:r>
+        <w:t xml:space="preserve"> </w:t>
+      </w:r>
+      <w:r>
+        <w:t xml:space="preserve">to:</w:t>
+      </w:r>
+    </w:p>
+    <w:p>
+      <w:pPr>
+        <w:keepNext/>
+        <w:keepLines/>
+        <w:spacing w:before="322" w:after="0" w:line="322" w:lineRule="exact"/>
+        <w:ind w:left="1440" w:firstLine="0"/>
+      </w:pPr>
+      <w:r>
+        <w:t xml:space="preserve">Kareemah</w:t>
+      </w:r>
+      <w:r>
+        <w:t xml:space="preserve"> </w:t>
+      </w:r>
+      <w:r>
+        <w:t xml:space="preserve">Lewis</w:t>
+      </w:r>
+    </w:p>
+    <w:p>
+      <w:pPr>
+        <w:keepNext/>
+        <w:keepLines/>
+        <w:spacing w:before="0" w:after="0" w:line="322" w:lineRule="exact"/>
+        <w:ind w:left="1440" w:firstLine="0"/>
+      </w:pPr>
+      <w:r>
+        <w:t xml:space="preserve">Metropolitan</w:t>
+      </w:r>
+      <w:r>
+        <w:t xml:space="preserve"> </w:t>
+      </w:r>
+      <w:r>
+        <w:t xml:space="preserve">Atlanta</w:t>
+      </w:r>
+      <w:r>
+        <w:t xml:space="preserve"> </w:t>
+      </w:r>
+      <w:r>
+        <w:t xml:space="preserve">Rapid</w:t>
+      </w:r>
+      <w:r>
+        <w:t xml:space="preserve"> </w:t>
+      </w:r>
+      <w:r>
+        <w:t xml:space="preserve">Transit</w:t>
+      </w:r>
+      <w:r>
+        <w:t xml:space="preserve"> </w:t>
+      </w:r>
+      <w:r>
+        <w:t xml:space="preserve">Authority:</w:t>
+      </w:r>
+    </w:p>
+    <w:p>
+      <w:pPr>
+        <w:keepNext/>
+        <w:keepLines/>
+        <w:spacing w:before="0" w:after="0" w:line="322" w:lineRule="exact"/>
+        <w:ind w:left="1440" w:firstLine="0"/>
+      </w:pPr>
+      <w:r>
+        <w:t xml:space="preserve">Legal</w:t>
+      </w:r>
+      <w:r>
+        <w:t xml:space="preserve"> </w:t>
+      </w:r>
+      <w:r>
+        <w:t xml:space="preserve">Services</w:t>
+      </w:r>
+      <w:r>
+        <w:t xml:space="preserve"> </w:t>
+      </w:r>
+      <w:r>
+        <w:t xml:space="preserve">Department</w:t>
+      </w:r>
+    </w:p>
+    <w:p>
+      <w:pPr>
+        <w:keepNext/>
+        <w:keepLines/>
+        <w:spacing w:before="0" w:after="0" w:line="322" w:lineRule="exact"/>
+        <w:ind w:left="1440" w:firstLine="0"/>
+      </w:pPr>
+      <w:r>
+        <w:t xml:space="preserve">2424</w:t>
+      </w:r>
+      <w:r>
+        <w:t xml:space="preserve"> </w:t>
+      </w:r>
+      <w:r>
+        <w:t xml:space="preserve">Piedmont</w:t>
+      </w:r>
+      <w:r>
+        <w:t xml:space="preserve"> </w:t>
+      </w:r>
+      <w:r>
+        <w:t xml:space="preserve">Road</w:t>
+      </w:r>
+      <w:r>
+        <w:t xml:space="preserve"> </w:t>
+      </w:r>
+      <w:r>
+        <w:t xml:space="preserve">N.E.,</w:t>
+      </w:r>
+      <w:r>
+        <w:t xml:space="preserve"> </w:t>
+      </w:r>
+      <w:r>
+        <w:t xml:space="preserve">6th</w:t>
+      </w:r>
+      <w:r>
+        <w:t xml:space="preserve"> </w:t>
+      </w:r>
+      <w:r>
+        <w:t xml:space="preserve">Floor</w:t>
+      </w:r>
+    </w:p>
+    <w:p>
+      <w:pPr>
+        <w:keepNext/>
+        <w:keepLines/>
+        <w:spacing w:before="0" w:after="0" w:line="322" w:lineRule="exact"/>
+        <w:ind w:left="1440" w:firstLine="0"/>
+      </w:pPr>
+      <w:r>
+        <w:t xml:space="preserve">Atlanta,</w:t>
+      </w:r>
+      <w:r>
+        <w:t xml:space="preserve"> </w:t>
+      </w:r>
+      <w:r>
+        <w:t xml:space="preserve">Georgia</w:t>
+      </w:r>
+      <w:r>
+        <w:t xml:space="preserve"> </w:t>
+      </w:r>
+      <w:r>
+        <w:t xml:space="preserve">30324</w:t>
+      </w:r>
+      <w:r>
+        <w:noBreakHyphen/>
+      </w:r>
+      <w:r>
+        <w:t xml:space="preserve">3330</w:t>
+      </w:r>
+    </w:p>
+    <w:p>
+      <w:pPr>
+        <w:keepLines/>
+        <w:spacing w:before="0" w:after="322" w:line="322" w:lineRule="exact"/>
+        <w:ind w:left="1440" w:firstLine="0"/>
+      </w:pPr>
+      <w:r>
+        <w:t xml:space="preserve">klewis1@itsmarta.com</w:t>
+      </w:r>
+    </w:p>
+    <w:p>
+      <w:pPr>
+        <w:keepNext/>
+        <w:keepLines/>
+        <w:spacing w:before="160" w:after="0" w:line="322" w:lineRule="exact"/>
+        <w:ind w:left="4608" w:firstLine="0"/>
+      </w:pPr>
+      <w:r>
+        <w:rPr>
+          <w:u w:val="single"/>
+        </w:rPr>
+        <w:t xml:space="preserve">/s/</w:t>
+      </w:r>
+      <w:r>
+        <w:rPr>
+          <w:u w:val="single"/>
+        </w:rPr>
+        <w:t xml:space="preserve"> </w:t>
+      </w:r>
+      <w:r>
+        <w:rPr>
+          <w:i/>
+          <w:iCs/>
+          <w:u w:val="single"/>
+        </w:rPr>
+        <w:t xml:space="preserve">Keith</w:t>
+      </w:r>
+      <w:r>
+        <w:rPr>
+          <w:i/>
+          <w:iCs/>
+          <w:u w:val="single"/>
+        </w:rPr>
+        <w:t xml:space="preserve"> </w:t>
+      </w:r>
+      <w:r>
+        <w:rPr>
+          <w:i/>
+          <w:iCs/>
+          <w:u w:val="single"/>
+        </w:rPr>
+        <w:t xml:space="preserve">R.</w:t>
+      </w:r>
+      <w:r>
+        <w:rPr>
+          <w:i/>
+          <w:iCs/>
+          <w:u w:val="single"/>
+        </w:rPr>
+        <w:t xml:space="preserve"> </w:t>
+      </w:r>
+      <w:r>
+        <w:rPr>
+          <w:i/>
+          <w:iCs/>
+          <w:u w:val="single"/>
+        </w:rPr>
+        <w:t xml:space="preserve">Foster</w:t>
+      </w:r>
+    </w:p>
+    <w:p>
+      <w:pPr>
+        <w:keepNext/>
+        <w:keepLines/>
+        <w:spacing w:before="0" w:after="0" w:line="322" w:lineRule="exact"/>
+        <w:ind w:left="4608" w:firstLine="0"/>
+      </w:pPr>
+      <w:r>
+        <w:t xml:space="preserve">Keith</w:t>
+      </w:r>
+      <w:r>
+        <w:t xml:space="preserve"> </w:t>
+      </w:r>
+      <w:r>
+        <w:t xml:space="preserve">R.</w:t>
+      </w:r>
+      <w:r>
+        <w:t xml:space="preserve"> </w:t>
+      </w:r>
+      <w:r>
+        <w:t xml:space="preserve">Foster</w:t>
+      </w:r>
+    </w:p>
+    <w:p>
+      <w:pPr>
+        <w:keepNext/>
+        <w:keepLines/>
+        <w:spacing w:before="0" w:after="0" w:line="322" w:lineRule="exact"/>
+        <w:ind w:left="4608" w:firstLine="0"/>
+      </w:pPr>
+      <w:r>
+        <w:t xml:space="preserve">Ga.</w:t>
+      </w:r>
+      <w:r>
+        <w:t xml:space="preserve"> </w:t>
+      </w:r>
+      <w:r>
+        <w:t xml:space="preserve">Bar</w:t>
+      </w:r>
+      <w:r>
+        <w:t xml:space="preserve"> </w:t>
+      </w:r>
+      <w:r>
+        <w:t xml:space="preserve">No.</w:t>
+      </w:r>
+      <w:r>
+        <w:t xml:space="preserve"> </w:t>
+      </w:r>
+      <w:r>
+        <w:t xml:space="preserve">271001</w:t>
+      </w:r>
+    </w:p>
+    <w:p>
+      <w:pPr>
+        <w:keepNext/>
+        <w:keepLines/>
+        <w:spacing w:before="0" w:after="0" w:line="322" w:lineRule="exact"/>
+        <w:ind w:left="4608" w:firstLine="0"/>
+      </w:pPr>
+      <w:r>
+        <w:rPr>
+          <w:i/>
+          <w:iCs/>
+        </w:rPr>
+        <w:t xml:space="preserve">Attorney</w:t>
+      </w:r>
+      <w:r>
+        <w:rPr>
+          <w:i/>
+          <w:iCs/>
+        </w:rPr>
+        <w:t xml:space="preserve"> </w:t>
+      </w:r>
+      <w:r>
+        <w:rPr>
+          <w:i/>
+          <w:iCs/>
+        </w:rPr>
+        <w:t xml:space="preserve">for</w:t>
+      </w:r>
+      <w:r>
+        <w:rPr>
+          <w:i/>
+          <w:iCs/>
+        </w:rPr>
+        <w:t xml:space="preserve"> </w:t>
+      </w:r>
+      <w:r>
+        <w:rPr>
+          <w:i/>
+          <w:iCs/>
+        </w:rPr>
+        <w:t xml:space="preserve">Appellant</w:t>
+      </w:r>
+    </w:p>
+    <w:p>
+      <w:pPr>
+        <w:keepNext/>
+        <w:keepLines/>
+        <w:spacing w:before="0" w:after="0" w:line="322" w:lineRule="exact"/>
+        <w:ind w:left="4608" w:firstLine="0"/>
+      </w:pPr>
+      <w:r>
+        <w:t xml:space="preserve">The</w:t>
+      </w:r>
+      <w:r>
+        <w:t xml:space="preserve"> </w:t>
+      </w:r>
+      <w:r>
+        <w:t xml:space="preserve">Foster</w:t>
+      </w:r>
+      <w:r>
+        <w:t xml:space="preserve"> </w:t>
+      </w:r>
+      <w:r>
+        <w:t xml:space="preserve">Firm,</w:t>
+      </w:r>
+      <w:r>
+        <w:t xml:space="preserve"> </w:t>
+      </w:r>
+      <w:r>
+        <w:t xml:space="preserve">LLC</w:t>
+      </w:r>
+    </w:p>
+    <w:p>
+      <w:pPr>
+        <w:keepNext/>
+        <w:keepLines/>
+        <w:spacing w:before="0" w:after="0" w:line="322" w:lineRule="exact"/>
+        <w:ind w:left="4608" w:firstLine="0"/>
+      </w:pPr>
+      <w:r>
+        <w:t xml:space="preserve">One</w:t>
+      </w:r>
+      <w:r>
+        <w:t xml:space="preserve"> </w:t>
+      </w:r>
+      <w:r>
+        <w:t xml:space="preserve">Crown</w:t>
+      </w:r>
+      <w:r>
+        <w:t xml:space="preserve"> </w:t>
+      </w:r>
+      <w:r>
+        <w:t xml:space="preserve">Center</w:t>
+      </w:r>
+    </w:p>
+    <w:p>
+      <w:pPr>
+        <w:keepNext/>
+        <w:keepLines/>
+        <w:spacing w:before="0" w:after="0" w:line="322" w:lineRule="exact"/>
+        <w:ind w:left="4608" w:firstLine="0"/>
+      </w:pPr>
+      <w:r>
+        <w:t xml:space="preserve">1895</w:t>
+      </w:r>
+      <w:r>
+        <w:t xml:space="preserve"> </w:t>
+      </w:r>
+      <w:r>
+        <w:t xml:space="preserve">Phoenix</w:t>
+      </w:r>
+      <w:r>
+        <w:t xml:space="preserve"> </w:t>
+      </w:r>
+      <w:r>
+        <w:t xml:space="preserve">Blvd.,</w:t>
+      </w:r>
+      <w:r>
+        <w:t xml:space="preserve"> </w:t>
+      </w:r>
+      <w:r>
+        <w:t xml:space="preserve">Suite</w:t>
+      </w:r>
+      <w:r>
+        <w:t xml:space="preserve"> </w:t>
+      </w:r>
+      <w:r>
+        <w:t xml:space="preserve">110</w:t>
+      </w:r>
+    </w:p>
+    <w:p>
+      <w:pPr>
+        <w:keepNext/>
+        <w:keepLines/>
+        <w:spacing w:before="0" w:after="0" w:line="322" w:lineRule="exact"/>
+        <w:ind w:left="4608" w:firstLine="0"/>
+      </w:pPr>
+      <w:r>
+        <w:t xml:space="preserve">Tel:</w:t>
+      </w:r>
+      <w:r>
+        <w:t xml:space="preserve"> </w:t>
+      </w:r>
+      <w:r>
+        <w:t xml:space="preserve">404</w:t>
+      </w:r>
+      <w:r>
+        <w:noBreakHyphen/>
+      </w:r>
+      <w:r>
+        <w:t xml:space="preserve">559</w:t>
+      </w:r>
+      <w:r>
+        <w:noBreakHyphen/>
+      </w:r>
+      <w:r>
+        <w:t xml:space="preserve">8325</w:t>
+      </w:r>
+    </w:p>
+    <w:p>
+      <w:pPr>
+        <w:keepNext/>
+        <w:keepLines/>
+        <w:spacing w:before="0" w:after="0" w:line="322" w:lineRule="exact"/>
+        <w:ind w:left="4608" w:firstLine="0"/>
+      </w:pPr>
+      <w:r>
+        <w:t xml:space="preserve">kfoster@tfflaw.net</w:t>
+      </w:r>
+    </w:p>
+    <w:p>
+      <w:pPr>
+        <w:keepNext/>
+        <w:keepLines/>
+        <w:spacing w:before="240" w:after="0" w:line="322" w:lineRule="exact"/>
+        <w:ind w:left="4608" w:firstLine="0"/>
+      </w:pPr>
+      <w:r>
+        <w:rPr>
+          <w:u w:val="single"/>
+        </w:rPr>
+        <w:t xml:space="preserve">/s/</w:t>
+      </w:r>
+      <w:r>
+        <w:rPr>
+          <w:u w:val="single"/>
+        </w:rPr>
+        <w:t xml:space="preserve"> </w:t>
+      </w:r>
+      <w:r>
+        <w:rPr>
+          <w:i/>
+          <w:iCs/>
+          <w:u w:val="single"/>
+        </w:rPr>
+        <w:t xml:space="preserve">Ralph</w:t>
+      </w:r>
+      <w:r>
+        <w:rPr>
+          <w:i/>
+          <w:iCs/>
+          <w:u w:val="single"/>
+        </w:rPr>
+        <w:t xml:space="preserve"> </w:t>
+      </w:r>
+      <w:r>
+        <w:rPr>
+          <w:i/>
+          <w:iCs/>
+          <w:u w:val="single"/>
+        </w:rPr>
+        <w:t xml:space="preserve">Goldberg</w:t>
+      </w:r>
+    </w:p>
+    <w:p>
+      <w:pPr>
+        <w:keepNext/>
+        <w:keepLines/>
+        <w:spacing w:before="0" w:after="0" w:line="322" w:lineRule="exact"/>
+        <w:ind w:left="4608" w:firstLine="0"/>
+      </w:pPr>
+      <w:r>
+        <w:t xml:space="preserve">Ralph</w:t>
+      </w:r>
+      <w:r>
+        <w:t xml:space="preserve"> </w:t>
+      </w:r>
+      <w:r>
+        <w:t xml:space="preserve">Goldberg</w:t>
+      </w:r>
+    </w:p>
+    <w:p>
+      <w:pPr>
+        <w:keepNext/>
+        <w:keepLines/>
+        <w:spacing w:before="0" w:after="0" w:line="322" w:lineRule="exact"/>
+        <w:ind w:left="4608" w:firstLine="0"/>
+      </w:pPr>
+      <w:r>
+        <w:t xml:space="preserve">Ga.</w:t>
+      </w:r>
+      <w:r>
+        <w:t xml:space="preserve"> </w:t>
+      </w:r>
+      <w:r>
+        <w:t xml:space="preserve">Bar</w:t>
+      </w:r>
+      <w:r>
+        <w:t xml:space="preserve"> </w:t>
+      </w:r>
+      <w:r>
+        <w:t xml:space="preserve">No.</w:t>
+      </w:r>
+      <w:r>
+        <w:t xml:space="preserve"> </w:t>
+      </w:r>
+      <w:r>
+        <w:t xml:space="preserve">299475</w:t>
+      </w:r>
+    </w:p>
+    <w:p>
+      <w:pPr>
+        <w:keepNext/>
+        <w:keepLines/>
+        <w:spacing w:before="0" w:after="0" w:line="322" w:lineRule="exact"/>
+        <w:ind w:left="4608" w:firstLine="0"/>
+      </w:pPr>
+      <w:r>
+        <w:rPr>
+          <w:i/>
+          <w:iCs/>
+        </w:rPr>
+        <w:t xml:space="preserve">Attorney</w:t>
+      </w:r>
+      <w:r>
+        <w:rPr>
+          <w:i/>
+          <w:iCs/>
+        </w:rPr>
+        <w:t xml:space="preserve"> </w:t>
+      </w:r>
+      <w:r>
+        <w:rPr>
+          <w:i/>
+          <w:iCs/>
+        </w:rPr>
+        <w:t xml:space="preserve">for</w:t>
+      </w:r>
+      <w:r>
+        <w:rPr>
+          <w:i/>
+          <w:iCs/>
+        </w:rPr>
+        <w:t xml:space="preserve"> </w:t>
+      </w:r>
+      <w:r>
+        <w:rPr>
+          <w:i/>
+          <w:iCs/>
+        </w:rPr>
+        <w:t xml:space="preserve">Appellant</w:t>
+      </w:r>
+    </w:p>
+    <w:p>
+      <w:pPr>
+        <w:keepNext/>
+        <w:keepLines/>
+        <w:spacing w:before="0" w:after="0" w:line="322" w:lineRule="exact"/>
+        <w:ind w:left="4608" w:firstLine="0"/>
+      </w:pPr>
+      <w:r>
+        <w:t xml:space="preserve">Goldberg</w:t>
+      </w:r>
+      <w:r>
+        <w:t xml:space="preserve"> </w:t>
+      </w:r>
+      <w:r>
+        <w:t xml:space="preserve">&amp;</w:t>
+      </w:r>
+      <w:r>
+        <w:t xml:space="preserve"> </w:t>
+      </w:r>
+      <w:r>
+        <w:t xml:space="preserve">Cuvillier,</w:t>
+      </w:r>
+      <w:r>
+        <w:t xml:space="preserve"> </w:t>
+      </w:r>
+      <w:r>
+        <w:t xml:space="preserve">P.C.</w:t>
+      </w:r>
+    </w:p>
+    <w:p>
+      <w:pPr>
+        <w:keepNext/>
+        <w:keepLines/>
+        <w:spacing w:before="0" w:after="0" w:line="322" w:lineRule="exact"/>
+        <w:ind w:left="4608" w:firstLine="0"/>
+      </w:pPr>
+      <w:r>
+        <w:t xml:space="preserve">2295</w:t>
+      </w:r>
+      <w:r>
+        <w:t xml:space="preserve"> </w:t>
+      </w:r>
+      <w:r>
+        <w:t xml:space="preserve">Parklake</w:t>
+      </w:r>
+      <w:r>
+        <w:t xml:space="preserve"> </w:t>
+      </w:r>
+      <w:r>
+        <w:t xml:space="preserve">Dr.,</w:t>
+      </w:r>
+      <w:r>
+        <w:t xml:space="preserve"> </w:t>
+      </w:r>
+      <w:r>
+        <w:t xml:space="preserve">N.E.</w:t>
+      </w:r>
+    </w:p>
+    <w:p>
+      <w:pPr>
+        <w:keepNext/>
+        <w:keepLines/>
+        <w:spacing w:before="0" w:after="0" w:line="322" w:lineRule="exact"/>
+        <w:ind w:left="4608" w:firstLine="0"/>
+      </w:pPr>
+      <w:r>
+        <w:t xml:space="preserve">Atlanta,</w:t>
+      </w:r>
+      <w:r>
+        <w:t xml:space="preserve"> </w:t>
+      </w:r>
+      <w:r>
+        <w:t xml:space="preserve">GA.</w:t>
+      </w:r>
+      <w:r>
+        <w:t xml:space="preserve"> </w:t>
+      </w:r>
+      <w:r>
+        <w:t xml:space="preserve">30345</w:t>
+      </w:r>
+    </w:p>
+    <w:p>
+      <w:pPr>
+        <w:keepNext/>
+        <w:keepLines/>
+        <w:spacing w:before="0" w:after="0" w:line="322" w:lineRule="exact"/>
+        <w:ind w:left="4608" w:firstLine="0"/>
+      </w:pPr>
+      <w:r>
+        <w:t xml:space="preserve">Tel:</w:t>
+      </w:r>
+      <w:r>
+        <w:t xml:space="preserve"> </w:t>
+      </w:r>
+      <w:r>
+        <w:t xml:space="preserve">770</w:t>
+      </w:r>
+      <w:r>
+        <w:noBreakHyphen/>
+      </w:r>
+      <w:r>
+        <w:t xml:space="preserve">670</w:t>
+      </w:r>
+      <w:r>
+        <w:noBreakHyphen/>
+      </w:r>
+      <w:r>
+        <w:t xml:space="preserve">7343</w:t>
+      </w:r>
+    </w:p>
+    <w:p>
+      <w:pPr>
+        <w:keepLines/>
+        <w:spacing w:before="0" w:after="0" w:line="322" w:lineRule="exact"/>
+        <w:ind w:left="4608" w:firstLine="0"/>
+      </w:pPr>
+      <w:r>
+        <w:t xml:space="preserve">attorneygoldberg@hotmail.com</w:t>
+      </w:r>
+    </w:p>
     <w:sectPr>
-      <w:footerReference r:id="rId9" w:type="default"/>
-      <w:footnotePr>
-        <w:numRestart w:val="eachSect"/>
-      </w:footnotePr>
-      <w:pgSz w:h="15840" w:w="12240"/>
-      <w:pgMar w:bottom="1440" w:footer="720" w:gutter="0" w:header="720" w:left="1440" w:right="1440" w:top="1440"/>
+      <w:footerReference w:type="default" r:id="rIdGaFtr"/>
+      <w:pgSz w:w="12240" w:h="15840"/>
+      <w:pgMar w:top="1440" w:right="1440" w:bottom="1440" w:left="1440" w:header="720" w:footer="720" w:gutter="0"/>
       <w:pgNumType w:fmt="decimal" w:start="1"/>
     </w:sectPr>
   </w:body>
@@ -552,46 +5916,25 @@
 <w:comments xmlns:w="http://schemas.openxmlformats.org/wordprocessingml/2006/main" xmlns:m="http://schemas.openxmlformats.org/officeDocument/2006/math" xmlns:r="http://schemas.openxmlformats.org/officeDocument/2006/relationships" xmlns:o="urn:schemas-microsoft-com:office:office" xmlns:v="urn:schemas-microsoft-com:vml" xmlns:w10="urn:schemas-microsoft-com:office:word" xmlns:a="http://schemas.openxmlformats.org/drawingml/2006/main" xmlns:pic="http://schemas.openxmlformats.org/drawingml/2006/picture" xmlns:wp="http://schemas.openxmlformats.org/drawingml/2006/wordprocessingDrawing"/>
 </file>
 
-<file path=word/footer-page.xml><?xml version="1.0" encoding="utf-8"?>
+<file path=word/footer1.xml><?xml version="1.0" encoding="utf-8"?>
 <w:ftr xmlns:w="http://schemas.openxmlformats.org/wordprocessingml/2006/main" xmlns:r="http://schemas.openxmlformats.org/officeDocument/2006/relationships">
   <w:p>
     <w:pPr>
-      <w:spacing w:before="0" w:after="0" w:line="240" w:lineRule="auto"/>
       <w:jc w:val="center"/>
     </w:pPr>
     <w:r>
-      <w:rPr>
-        <w:rFonts w:ascii="Liberation Serif" w:hAnsi="Liberation Serif"/>
-        <w:sz w:val="28"/>
-      </w:rPr>
       <w:fldChar w:fldCharType="begin"/>
     </w:r>
     <w:r>
-      <w:rPr>
-        <w:rFonts w:ascii="Liberation Serif" w:hAnsi="Liberation Serif"/>
-        <w:sz w:val="28"/>
-      </w:rPr>
       <w:instrText xml:space="preserve"> PAGE </w:instrText>
     </w:r>
     <w:r>
-      <w:rPr>
-        <w:rFonts w:ascii="Liberation Serif" w:hAnsi="Liberation Serif"/>
-        <w:sz w:val="28"/>
-      </w:rPr>
       <w:fldChar w:fldCharType="separate"/>
     </w:r>
     <w:r>
-      <w:rPr>
-        <w:rFonts w:ascii="Liberation Serif" w:hAnsi="Liberation Serif"/>
-        <w:sz w:val="28"/>
-      </w:rPr>
       <w:t>1</w:t>
     </w:r>
     <w:r>
-      <w:rPr>
-        <w:rFonts w:ascii="Liberation Serif" w:hAnsi="Liberation Serif"/>
-        <w:sz w:val="28"/>
-      </w:rPr>
       <w:fldChar w:fldCharType="end"/>
     </w:r>
   </w:p>
@@ -614,7 +5957,225 @@
       </w:r>
     </w:p>
   </w:footnote>
+  <w:footnote w:id="9">
+    <w:p>
+      <w:pPr>
+        <w:pStyle w:val="FootnoteText"/>
+      </w:pPr>
+      <w:r>
+        <w:rPr>
+          <w:rStyle w:val="FootnoteReference"/>
+        </w:rPr>
+        <w:footnoteRef/>
+      </w:r>
+      <w:r>
+        <w:t xml:space="preserve"> </w:t>
+      </w:r>
+      <w:r>
+        <w:t xml:space="preserve">There is no decision of this Court or this Supreme Court treating due process so miserly. While</w:t>
+      </w:r>
+      <w:r>
+        <w:t xml:space="preserve"> </w:t>
+      </w:r>
+      <w:r>
+        <w:rPr>
+          <w:i/>
+          <w:iCs/>
+        </w:rPr>
+        <w:t xml:space="preserve">Hunter v. Will</w:t>
+      </w:r>
+      <w:r>
+        <w:t xml:space="preserve">, 352 Ga. App. 479 (2019), and</w:t>
+      </w:r>
+      <w:r>
+        <w:t xml:space="preserve"> </w:t>
+      </w:r>
+      <w:r>
+        <w:rPr>
+          <w:i/>
+          <w:iCs/>
+        </w:rPr>
+        <w:t xml:space="preserve">Zayac v. State</w:t>
+      </w:r>
+      <w:r>
+        <w:t xml:space="preserve">, 372 Ga. App. 239 (2024), may be read that way, the Court has often time stated that “Issues merely lurking in the record, neither brought to the court’s attention nor expressly ruled upon, have not been decided so as to constitute precedent.”</w:t>
+      </w:r>
+      <w:r>
+        <w:t xml:space="preserve"> </w:t>
+      </w:r>
+      <w:r>
+        <w:rPr>
+          <w:i/>
+          <w:iCs/>
+        </w:rPr>
+        <w:t xml:space="preserve">Wallace v. Chandler</w:t>
+      </w:r>
+      <w:r>
+        <w:t xml:space="preserve">, 360 Ga. App. 541 (2021). The Supreme Court has agreed.</w:t>
+      </w:r>
+      <w:r>
+        <w:t xml:space="preserve"> </w:t>
+      </w:r>
+      <w:r>
+        <w:rPr>
+          <w:i/>
+          <w:iCs/>
+        </w:rPr>
+        <w:t xml:space="preserve">See Durham v. Durham</w:t>
+      </w:r>
+      <w:r>
+        <w:t xml:space="preserve">, 291 Ga. 231 (2012). In neither</w:t>
+      </w:r>
+      <w:r>
+        <w:t xml:space="preserve"> </w:t>
+      </w:r>
+      <w:r>
+        <w:rPr>
+          <w:i/>
+          <w:iCs/>
+        </w:rPr>
+        <w:t xml:space="preserve">Hunter</w:t>
+      </w:r>
+      <w:r>
+        <w:t xml:space="preserve"> </w:t>
+      </w:r>
+      <w:r>
+        <w:t xml:space="preserve">or</w:t>
+      </w:r>
+      <w:r>
+        <w:t xml:space="preserve"> </w:t>
+      </w:r>
+      <w:r>
+        <w:rPr>
+          <w:i/>
+          <w:iCs/>
+        </w:rPr>
+        <w:t xml:space="preserve">Zayac</w:t>
+      </w:r>
+      <w:r>
+        <w:t xml:space="preserve">, does this Court discuss due process.</w:t>
+      </w:r>
+    </w:p>
+  </w:footnote>
+  <w:footnote w:id="10">
+    <w:p>
+      <w:pPr>
+        <w:pStyle w:val="FootnoteText"/>
+      </w:pPr>
+      <w:r>
+        <w:rPr>
+          <w:rStyle w:val="FootnoteReference"/>
+        </w:rPr>
+        <w:footnoteRef/>
+      </w:r>
+      <w:r>
+        <w:t xml:space="preserve"> </w:t>
+      </w:r>
+      <w:r>
+        <w:t xml:space="preserve">In appellant’s original brief, there arise a number of typos. At fn. 2, the first sentence should read “The standard is abuse of discretion.” At page 14, the sentence in the third paragraph should read “Nor did the Court refer to the Plaintiff’s request except to say the documentation was not authenticated.” At page 17, the citation at the end of the first paragraph under III, the last sentence should read “. . . the Court erred in holding that the original filing was untimely, see pages 13</w:t>
+      </w:r>
+      <w:r>
+        <w:noBreakHyphen/>
+      </w:r>
+      <w:r>
+        <w:t xml:space="preserve">16.” Counsel acknowledges these sentence and regrets the same.</w:t>
+      </w:r>
+    </w:p>
+  </w:footnote>
 </w:footnotes>
+</file>
+
+<file path=word/ftr-add.xml><?xml version="1.0" encoding="utf-8"?>
+<w:ftr xmlns:w="http://schemas.openxmlformats.org/wordprocessingml/2006/main" xmlns:r="http://schemas.openxmlformats.org/officeDocument/2006/relationships">
+  <w:p>
+    <w:pPr>
+      <w:spacing w:before="0" w:after="0"/>
+      <w:jc w:val="center"/>
+    </w:pPr>
+    <w:r>
+      <w:t>Add-</w:t>
+    </w:r>
+    <w:r>
+      <w:fldChar w:fldCharType="begin"/>
+    </w:r>
+    <w:r>
+      <w:instrText xml:space="preserve"> PAGE </w:instrText>
+    </w:r>
+    <w:r>
+      <w:fldChar w:fldCharType="separate"/>
+    </w:r>
+    <w:r>
+      <w:t>1</w:t>
+    </w:r>
+    <w:r>
+      <w:fldChar w:fldCharType="end"/>
+    </w:r>
+  </w:p>
+</w:ftr>
+</file>
+
+<file path=word/ftr-none.xml><?xml version="1.0" encoding="utf-8"?>
+<w:ftr xmlns:w="http://schemas.openxmlformats.org/wordprocessingml/2006/main" xmlns:r="http://schemas.openxmlformats.org/officeDocument/2006/relationships">
+  <w:p>
+    <w:pPr>
+      <w:spacing w:before="0" w:after="0"/>
+      <w:jc w:val="center"/>
+    </w:pPr>
+  </w:p>
+</w:ftr>
+</file>
+
+<file path=word/ftr-own1.xml><?xml version="1.0" encoding="utf-8"?>
+<w:ftr xmlns:w="http://schemas.openxmlformats.org/wordprocessingml/2006/main" xmlns:r="http://schemas.openxmlformats.org/officeDocument/2006/relationships">
+  <w:p>
+    <w:pPr>
+      <w:spacing w:before="0" w:after="0" w:line="322" w:lineRule="exact"/>
+      <w:ind w:firstLine="0"/>
+      <w:jc w:val="center"/>
+    </w:pPr>
+    <w:r>
+      <w:fldChar w:fldCharType="begin"/>
+    </w:r>
+    <w:r>
+      <w:instrText xml:space="preserve"> PAGE </w:instrText>
+    </w:r>
+    <w:r>
+      <w:fldChar w:fldCharType="separate"/>
+    </w:r>
+    <w:r>
+      <w:t>1</w:t>
+    </w:r>
+    <w:r>
+      <w:fldChar w:fldCharType="end"/>
+    </w:r>
+  </w:p>
+</w:ftr>
+</file>
+
+<file path=word/ftr-page.xml><?xml version="1.0" encoding="utf-8"?>
+<w:ftr xmlns:w="http://schemas.openxmlformats.org/wordprocessingml/2006/main" xmlns:r="http://schemas.openxmlformats.org/officeDocument/2006/relationships">
+  <w:p>
+    <w:pPr>
+      <w:spacing w:before="0" w:after="0"/>
+      <w:jc w:val="center"/>
+    </w:pPr>
+    <w:r>
+      <w:fldChar w:fldCharType="begin"/>
+    </w:r>
+    <w:r>
+      <w:instrText xml:space="preserve"> PAGE </w:instrText>
+    </w:r>
+    <w:r>
+      <w:fldChar w:fldCharType="separate"/>
+    </w:r>
+    <w:r>
+      <w:t>1</w:t>
+    </w:r>
+    <w:r>
+      <w:fldChar w:fldCharType="end"/>
+    </w:r>
+  </w:p>
+</w:ftr>
 </file>
 
 <file path=word/numbering.xml><?xml version="1.0" encoding="utf-8"?>
@@ -706,59 +6267,49 @@
   <w:docDefaults>
     <w:rPrDefault>
       <w:rPr>
-        <w:rFonts w:ascii="Liberation Serif" w:cs="Liberation Serif" w:eastAsia="Liberation Serif" w:hAnsi="Liberation Serif"/>
+        <w:rFonts w:ascii="Times New Roman" w:hAnsi="Times New Roman" w:eastAsia="Times New Roman" w:cs="Times New Roman"/>
         <w:sz w:val="28"/>
         <w:szCs w:val="28"/>
-        <w:lang w:bidi="ar-SA" w:eastAsia="en-US" w:val="en-US"/>
+        <w:lang w:val="en-US" w:eastAsia="zh-CN" w:bidi="ar-SA"/>
       </w:rPr>
     </w:rPrDefault>
     <w:pPrDefault>
       <w:pPr>
-        <w:spacing w:after="0" w:line="240" w:lineRule="auto"/>
+        <w:widowControl/>
+        <w:spacing w:after="0"/>
       </w:pPr>
     </w:pPrDefault>
   </w:docDefaults>
-  <w:latentStyles w:count="276" w:defLockedState="0" w:defQFormat="0" w:defSemiHidden="0" w:defUIPriority="0" w:defUnhideWhenUsed="0"/>
-  <w:style w:default="1" w:styleId="Normal" w:type="paragraph">
+  <w:latentStyles w:defLockedState="0" w:defUIPriority="0" w:defSemiHidden="0" w:defUnhideWhenUsed="0" w:defQFormat="0" w:count="276"/>
+  <w:style w:type="paragraph" w:default="1" w:styleId="Normal">
     <w:name w:val="Normal"/>
     <w:qFormat/>
+  </w:style>
+  <w:style w:type="paragraph" w:styleId="BodyText">
+    <w:name w:val="Body Text"/>
+    <w:basedOn w:val="Normal"/>
+    <w:link w:val="BodyTextChar"/>
+    <w:qFormat/>
     <w:pPr>
-      <w:spacing w:after="0" w:before="0" w:line="480" w:lineRule="auto"/>
+      <w:spacing w:before="0" w:after="0" w:line="644" w:lineRule="exact"/>
       <w:ind w:firstLine="720"/>
     </w:pPr>
-    <w:rPr>
-      <w:rFonts w:ascii="Liberation Serif" w:cs="Liberation Serif" w:eastAsia="Liberation Serif" w:hAnsi="Liberation Serif"/>
-      <w:sz w:val="28"/>
-      <w:szCs w:val="28"/>
-    </w:rPr>
-  </w:style>
-  <w:style w:styleId="BodyText" w:type="paragraph">
-    <w:name w:val="Body Text"/>
-    <w:basedOn w:val="Normal"/>
-    <w:qFormat/>
-    <w:pPr>
-      <w:spacing w:after="0" w:before="0" w:line="480" w:lineRule="auto"/>
-      <w:ind w:firstLine="720"/>
-    </w:pPr>
-  </w:style>
-  <w:style w:customStyle="1" w:styleId="FirstParagraph" w:type="paragraph">
+  </w:style>
+  <w:style w:type="paragraph" w:customStyle="1" w:styleId="FirstParagraph">
     <w:name w:val="First Paragraph"/>
     <w:basedOn w:val="BodyText"/>
     <w:next w:val="BodyText"/>
     <w:qFormat/>
-    <w:pPr>
-      <w:ind w:firstLine="0"/>
-    </w:pPr>
-  </w:style>
-  <w:style w:customStyle="1" w:styleId="Compact" w:type="paragraph">
+  </w:style>
+  <w:style w:type="paragraph" w:customStyle="1" w:styleId="Compact">
     <w:name w:val="Compact"/>
     <w:basedOn w:val="BodyText"/>
     <w:qFormat/>
     <w:pPr>
-      <w:spacing w:after="0" w:before="0" w:line="240" w:lineRule="auto"/>
+      <w:spacing w:before="36" w:after="36"/>
     </w:pPr>
   </w:style>
-  <w:style w:styleId="Title" w:type="paragraph">
+  <w:style w:type="paragraph" w:styleId="Title">
     <w:name w:val="Title"/>
     <w:basedOn w:val="Normal"/>
     <w:next w:val="BodyText"/>
@@ -772,24 +6323,24 @@
       <w:jc w:val="center"/>
     </w:pPr>
     <w:rPr>
-      <w:rFonts w:ascii="Liberation Serif" w:cs="Liberation Serif" w:eastAsia="Liberation Serif" w:hAnsi="Liberation Serif"/>
+      <w:rFonts w:asciiTheme="majorHAnsi" w:eastAsiaTheme="majorEastAsia" w:hAnsiTheme="majorHAnsi" w:cstheme="majorBidi"/>
       <w:sz w:val="56"/>
       <w:szCs w:val="56"/>
     </w:rPr>
   </w:style>
-  <w:style w:customStyle="1" w:styleId="TitleChar" w:type="character">
+  <w:style w:type="character" w:customStyle="1" w:styleId="TitleChar">
     <w:name w:val="Title Char"/>
     <w:basedOn w:val="DefaultParagraphFont"/>
     <w:link w:val="Title"/>
     <w:uiPriority w:val="10"/>
     <w:rsid w:val="00A10FD9"/>
     <w:rPr>
-      <w:rFonts w:ascii="Liberation Serif" w:cs="Liberation Serif" w:eastAsia="Liberation Serif" w:hAnsi="Liberation Serif"/>
+      <w:rFonts w:asciiTheme="majorHAnsi" w:eastAsiaTheme="majorEastAsia" w:hAnsiTheme="majorHAnsi" w:cstheme="majorBidi"/>
       <w:sz w:val="56"/>
       <w:szCs w:val="56"/>
     </w:rPr>
   </w:style>
-  <w:style w:styleId="Subtitle" w:type="paragraph">
+  <w:style w:type="paragraph" w:styleId="Subtitle">
     <w:name w:val="Subtitle"/>
     <w:basedOn w:val="Title"/>
     <w:next w:val="BodyText"/>
@@ -803,27 +6354,27 @@
       </w:numPr>
     </w:pPr>
     <w:rPr>
-      <w:rFonts w:ascii="Liberation Serif" w:cs="Liberation Serif" w:eastAsia="Liberation Serif" w:hAnsi="Liberation Serif"/>
+      <w:rFonts w:eastAsiaTheme="majorEastAsia" w:cstheme="majorBidi"/>
       <w:spacing w:val="15"/>
       <w:sz w:val="28"/>
       <w:szCs w:val="28"/>
     </w:rPr>
   </w:style>
-  <w:style w:customStyle="1" w:styleId="SubtitleChar" w:type="character">
+  <w:style w:type="character" w:customStyle="1" w:styleId="SubtitleChar">
     <w:name w:val="Subtitle Char"/>
     <w:basedOn w:val="DefaultParagraphFont"/>
     <w:link w:val="Subtitle"/>
     <w:uiPriority w:val="11"/>
     <w:rsid w:val="00A10FD9"/>
     <w:rPr>
-      <w:rFonts w:ascii="Liberation Serif" w:cs="Liberation Serif" w:eastAsia="Liberation Serif" w:hAnsi="Liberation Serif"/>
-      <w:color w:themeColor="text1" w:themeTint="A6" w:val="595959"/>
+      <w:rFonts w:eastAsiaTheme="majorEastAsia" w:cstheme="majorBidi"/>
+      <w:color w:val="595959" w:themeColor="text1" w:themeTint="A6"/>
       <w:spacing w:val="15"/>
       <w:sz w:val="28"/>
       <w:szCs w:val="28"/>
     </w:rPr>
   </w:style>
-  <w:style w:customStyle="1" w:styleId="Author" w:type="paragraph">
+  <w:style w:type="paragraph" w:customStyle="1" w:styleId="Author">
     <w:name w:val="Author"/>
     <w:basedOn w:val="Title"/>
     <w:next w:val="BodyText"/>
@@ -837,7 +6388,7 @@
       <w:szCs w:val="24"/>
     </w:rPr>
   </w:style>
-  <w:style w:styleId="Date" w:type="paragraph">
+  <w:style w:type="paragraph" w:styleId="Date">
     <w:name w:val="Date"/>
     <w:basedOn w:val="Title"/>
     <w:next w:val="BodyText"/>
@@ -851,7 +6402,7 @@
       <w:szCs w:val="24"/>
     </w:rPr>
   </w:style>
-  <w:style w:customStyle="1" w:styleId="AbstractTitle" w:type="paragraph">
+  <w:style w:type="paragraph" w:customStyle="1" w:styleId="AbstractTitle">
     <w:name w:val="Abstract Title"/>
     <w:basedOn w:val="Normal"/>
     <w:next w:val="Abstract"/>
@@ -859,7 +6410,7 @@
     <w:pPr>
       <w:keepNext/>
       <w:keepLines/>
-      <w:spacing w:after="0" w:before="300"/>
+      <w:spacing w:before="300" w:after="0"/>
       <w:jc w:val="center"/>
     </w:pPr>
     <w:rPr>
@@ -868,7 +6419,7 @@
       <w:szCs w:val="20"/>
     </w:rPr>
   </w:style>
-  <w:style w:customStyle="1" w:styleId="Abstract" w:type="paragraph">
+  <w:style w:type="paragraph" w:customStyle="1" w:styleId="Abstract">
     <w:name w:val="Abstract"/>
     <w:basedOn w:val="Normal"/>
     <w:next w:val="BodyText"/>
@@ -876,14 +6427,14 @@
     <w:pPr>
       <w:keepNext/>
       <w:keepLines/>
-      <w:spacing w:after="300" w:before="100"/>
+      <w:spacing w:before="100" w:after="300"/>
     </w:pPr>
     <w:rPr>
       <w:sz w:val="20"/>
       <w:szCs w:val="20"/>
     </w:rPr>
   </w:style>
-  <w:style w:styleId="Bibliography" w:type="paragraph">
+  <w:style w:type="paragraph" w:styleId="Bibliography">
     <w:name w:val="Bibliography"/>
     <w:basedOn w:val="Normal"/>
     <w:next w:val="Bibliography"/>
@@ -891,22 +6442,24 @@
     <w:pPr/>
     <w:rPr/>
   </w:style>
-  <w:style w:styleId="Heading1" w:type="paragraph">
+  <w:style w:type="paragraph" w:styleId="Heading1">
     <w:name w:val="heading 1"/>
     <w:basedOn w:val="Normal"/>
     <w:next w:val="BodyText"/>
+    <w:link w:val="Heading1Char"/>
     <w:uiPriority w:val="9"/>
     <w:qFormat/>
+    <w:rsid w:val="00A10FD9"/>
     <w:pPr>
       <w:keepNext/>
       <w:keepLines/>
-      <w:spacing w:after="240" w:before="240" w:line="240" w:lineRule="auto"/>
+      <w:spacing w:before="240" w:after="120" w:line="322" w:lineRule="exact"/>
       <w:ind w:firstLine="0"/>
       <w:jc w:val="center"/>
       <w:outlineLvl w:val="0"/>
     </w:pPr>
     <w:rPr>
-      <w:rFonts w:ascii="Liberation Serif" w:cs="Liberation Serif" w:eastAsia="Liberation Serif" w:hAnsi="Liberation Serif"/>
+      <w:rFonts w:ascii="Times New Roman" w:hAnsi="Times New Roman" w:eastAsia="Times New Roman" w:cs="Times New Roman"/>
       <w:b/>
       <w:bCs/>
       <w:caps/>
@@ -915,21 +6468,25 @@
       <w:szCs w:val="28"/>
     </w:rPr>
   </w:style>
-  <w:style w:styleId="Heading2" w:type="paragraph">
+  <w:style w:type="paragraph" w:styleId="Heading2">
     <w:name w:val="heading 2"/>
     <w:basedOn w:val="Normal"/>
     <w:next w:val="BodyText"/>
+    <w:link w:val="Heading2Char"/>
     <w:uiPriority w:val="9"/>
+    <w:semiHidden/>
+    <w:unhideWhenUsed/>
     <w:qFormat/>
+    <w:rsid w:val="00A10FD9"/>
     <w:pPr>
       <w:keepNext/>
       <w:keepLines/>
-      <w:spacing w:after="160" w:before="240" w:line="240" w:lineRule="auto"/>
+      <w:spacing w:before="240" w:after="120" w:line="322" w:lineRule="exact"/>
       <w:ind w:firstLine="0"/>
       <w:outlineLvl w:val="1"/>
     </w:pPr>
     <w:rPr>
-      <w:rFonts w:ascii="Liberation Serif" w:cs="Liberation Serif" w:eastAsia="Liberation Serif" w:hAnsi="Liberation Serif"/>
+      <w:rFonts w:ascii="Times New Roman" w:hAnsi="Times New Roman" w:eastAsia="Times New Roman" w:cs="Times New Roman"/>
       <w:b/>
       <w:bCs/>
       <w:color w:val="000000"/>
@@ -937,31 +6494,33 @@
       <w:szCs w:val="28"/>
     </w:rPr>
   </w:style>
-  <w:style w:styleId="Heading3" w:type="paragraph">
+  <w:style w:type="paragraph" w:styleId="Heading3">
     <w:name w:val="heading 3"/>
     <w:basedOn w:val="Normal"/>
     <w:next w:val="BodyText"/>
+    <w:link w:val="Heading3Char"/>
     <w:uiPriority w:val="9"/>
+    <w:semiHidden/>
+    <w:unhideWhenUsed/>
     <w:qFormat/>
+    <w:rsid w:val="00A10FD9"/>
     <w:pPr>
       <w:keepNext/>
       <w:keepLines/>
-      <w:spacing w:after="160" w:before="200" w:line="240" w:lineRule="auto"/>
+      <w:spacing w:before="240" w:after="120" w:line="322" w:lineRule="exact"/>
       <w:ind w:firstLine="0"/>
       <w:outlineLvl w:val="2"/>
     </w:pPr>
     <w:rPr>
-      <w:rFonts w:ascii="Liberation Serif" w:cs="Liberation Serif" w:eastAsia="Liberation Serif" w:hAnsi="Liberation Serif"/>
+      <w:rFonts w:ascii="Times New Roman" w:hAnsi="Times New Roman" w:eastAsia="Times New Roman" w:cs="Times New Roman"/>
       <w:b/>
       <w:bCs/>
-      <w:i/>
-      <w:iCs/>
       <w:color w:val="000000"/>
       <w:sz w:val="28"/>
       <w:szCs w:val="28"/>
     </w:rPr>
   </w:style>
-  <w:style w:styleId="Heading4" w:type="paragraph">
+  <w:style w:type="paragraph" w:styleId="Heading4">
     <w:name w:val="heading 4"/>
     <w:basedOn w:val="Normal"/>
     <w:next w:val="BodyText"/>
@@ -974,17 +6533,21 @@
     <w:pPr>
       <w:keepNext/>
       <w:keepLines/>
-      <w:spacing w:after="40" w:before="80"/>
+      <w:spacing w:before="240" w:after="120" w:line="322" w:lineRule="exact"/>
+      <w:ind w:firstLine="0"/>
       <w:outlineLvl w:val="3"/>
     </w:pPr>
     <w:rPr>
-      <w:rFonts w:ascii="Liberation Serif" w:cs="Liberation Serif" w:eastAsia="Liberation Serif" w:hAnsi="Liberation Serif"/>
+      <w:rFonts w:ascii="Times New Roman" w:hAnsi="Times New Roman" w:eastAsia="Times New Roman" w:cs="Times New Roman"/>
+      <w:b/>
+      <w:bCs/>
       <w:i/>
-      <w:iCs/>
-      <w:color w:themeColor="accent1" w:themeShade="BF" w:val="0F4761"/>
+      <w:color w:val="000000"/>
+      <w:sz w:val="28"/>
+      <w:szCs w:val="28"/>
     </w:rPr>
   </w:style>
-  <w:style w:styleId="Heading5" w:type="paragraph">
+  <w:style w:type="paragraph" w:styleId="Heading5">
     <w:name w:val="heading 5"/>
     <w:basedOn w:val="Normal"/>
     <w:next w:val="BodyText"/>
@@ -997,15 +6560,21 @@
     <w:pPr>
       <w:keepNext/>
       <w:keepLines/>
-      <w:spacing w:after="40" w:before="80"/>
+      <w:spacing w:before="240" w:after="120" w:line="322" w:lineRule="exact"/>
+      <w:ind w:firstLine="0"/>
       <w:outlineLvl w:val="4"/>
     </w:pPr>
     <w:rPr>
-      <w:rFonts w:ascii="Liberation Serif" w:cs="Liberation Serif" w:eastAsia="Liberation Serif" w:hAnsi="Liberation Serif"/>
-      <w:color w:themeColor="accent1" w:themeShade="BF" w:val="0F4761"/>
+      <w:rFonts w:ascii="Times New Roman" w:hAnsi="Times New Roman" w:eastAsia="Times New Roman" w:cs="Times New Roman"/>
+      <w:b/>
+      <w:bCs/>
+      <w:i/>
+      <w:color w:val="000000"/>
+      <w:sz w:val="28"/>
+      <w:szCs w:val="28"/>
     </w:rPr>
   </w:style>
-  <w:style w:styleId="Heading6" w:type="paragraph">
+  <w:style w:type="paragraph" w:styleId="Heading6">
     <w:name w:val="heading 6"/>
     <w:basedOn w:val="Normal"/>
     <w:next w:val="BodyText"/>
@@ -1018,17 +6587,17 @@
     <w:pPr>
       <w:keepNext/>
       <w:keepLines/>
-      <w:spacing w:after="0" w:before="40"/>
+      <w:spacing w:before="40" w:after="0"/>
       <w:outlineLvl w:val="5"/>
     </w:pPr>
     <w:rPr>
-      <w:rFonts w:ascii="Liberation Serif" w:cs="Liberation Serif" w:eastAsia="Liberation Serif" w:hAnsi="Liberation Serif"/>
+      <w:rFonts w:eastAsiaTheme="majorEastAsia" w:cstheme="majorBidi"/>
       <w:i/>
       <w:iCs/>
-      <w:color w:themeColor="text1" w:themeTint="A6" w:val="595959"/>
+      <w:color w:val="595959" w:themeColor="text1" w:themeTint="A6"/>
     </w:rPr>
   </w:style>
-  <w:style w:styleId="Heading7" w:type="paragraph">
+  <w:style w:type="paragraph" w:styleId="Heading7">
     <w:name w:val="heading 7"/>
     <w:basedOn w:val="Normal"/>
     <w:next w:val="BodyText"/>
@@ -1041,15 +6610,15 @@
     <w:pPr>
       <w:keepNext/>
       <w:keepLines/>
-      <w:spacing w:after="0" w:before="40"/>
+      <w:spacing w:before="40" w:after="0"/>
       <w:outlineLvl w:val="6"/>
     </w:pPr>
     <w:rPr>
-      <w:rFonts w:ascii="Liberation Serif" w:cs="Liberation Serif" w:eastAsia="Liberation Serif" w:hAnsi="Liberation Serif"/>
-      <w:color w:themeColor="text1" w:themeTint="A6" w:val="595959"/>
+      <w:rFonts w:eastAsiaTheme="majorEastAsia" w:cstheme="majorBidi"/>
+      <w:color w:val="595959" w:themeColor="text1" w:themeTint="A6"/>
     </w:rPr>
   </w:style>
-  <w:style w:styleId="Heading8" w:type="paragraph">
+  <w:style w:type="paragraph" w:styleId="Heading8">
     <w:name w:val="heading 8"/>
     <w:basedOn w:val="Normal"/>
     <w:next w:val="BodyText"/>
@@ -1066,13 +6635,13 @@
       <w:outlineLvl w:val="7"/>
     </w:pPr>
     <w:rPr>
-      <w:rFonts w:ascii="Liberation Serif" w:cs="Liberation Serif" w:eastAsia="Liberation Serif" w:hAnsi="Liberation Serif"/>
+      <w:rFonts w:eastAsiaTheme="majorEastAsia" w:cstheme="majorBidi"/>
       <w:i/>
       <w:iCs/>
-      <w:color w:themeColor="text1" w:themeTint="D8" w:val="272727"/>
+      <w:color w:val="272727" w:themeColor="text1" w:themeTint="D8"/>
     </w:rPr>
   </w:style>
-  <w:style w:styleId="Heading9" w:type="paragraph">
+  <w:style w:type="paragraph" w:styleId="Heading9">
     <w:name w:val="heading 9"/>
     <w:basedOn w:val="Normal"/>
     <w:next w:val="BodyText"/>
@@ -1089,24 +6658,24 @@
       <w:outlineLvl w:val="8"/>
     </w:pPr>
     <w:rPr>
-      <w:rFonts w:ascii="Liberation Serif" w:cs="Liberation Serif" w:eastAsia="Liberation Serif" w:hAnsi="Liberation Serif"/>
-      <w:color w:themeColor="text1" w:themeTint="D8" w:val="272727"/>
+      <w:rFonts w:eastAsiaTheme="majorEastAsia" w:cstheme="majorBidi"/>
+      <w:color w:val="272727" w:themeColor="text1" w:themeTint="D8"/>
     </w:rPr>
   </w:style>
-  <w:style w:customStyle="1" w:styleId="Heading1Char" w:type="character">
+  <w:style w:type="character" w:customStyle="1" w:styleId="Heading1Char">
     <w:name w:val="Heading 1 Char"/>
     <w:basedOn w:val="DefaultParagraphFont"/>
     <w:link w:val="Heading1"/>
     <w:uiPriority w:val="9"/>
     <w:rsid w:val="00A10FD9"/>
     <w:rPr>
-      <w:rFonts w:ascii="Liberation Serif" w:cs="Liberation Serif" w:eastAsia="Liberation Serif" w:hAnsi="Liberation Serif"/>
-      <w:color w:themeColor="accent1" w:themeShade="BF" w:val="0F4761"/>
+      <w:rFonts w:asciiTheme="majorHAnsi" w:eastAsiaTheme="majorEastAsia" w:hAnsiTheme="majorHAnsi" w:cstheme="majorBidi"/>
+      <w:color w:val="0F4761" w:themeColor="accent1" w:themeShade="BF"/>
       <w:sz w:val="40"/>
       <w:szCs w:val="40"/>
     </w:rPr>
   </w:style>
-  <w:style w:customStyle="1" w:styleId="Heading2Char" w:type="character">
+  <w:style w:type="character" w:customStyle="1" w:styleId="Heading2Char">
     <w:name w:val="Heading 2 Char"/>
     <w:basedOn w:val="DefaultParagraphFont"/>
     <w:link w:val="Heading2"/>
@@ -1114,13 +6683,13 @@
     <w:semiHidden/>
     <w:rsid w:val="00A10FD9"/>
     <w:rPr>
-      <w:rFonts w:ascii="Liberation Serif" w:cs="Liberation Serif" w:eastAsia="Liberation Serif" w:hAnsi="Liberation Serif"/>
-      <w:color w:themeColor="accent1" w:themeShade="BF" w:val="0F4761"/>
+      <w:rFonts w:asciiTheme="majorHAnsi" w:eastAsiaTheme="majorEastAsia" w:hAnsiTheme="majorHAnsi" w:cstheme="majorBidi"/>
+      <w:color w:val="0F4761" w:themeColor="accent1" w:themeShade="BF"/>
       <w:sz w:val="32"/>
       <w:szCs w:val="32"/>
     </w:rPr>
   </w:style>
-  <w:style w:customStyle="1" w:styleId="Heading3Char" w:type="character">
+  <w:style w:type="character" w:customStyle="1" w:styleId="Heading3Char">
     <w:name w:val="Heading 3 Char"/>
     <w:basedOn w:val="DefaultParagraphFont"/>
     <w:link w:val="Heading3"/>
@@ -1128,13 +6697,13 @@
     <w:semiHidden/>
     <w:rsid w:val="00A10FD9"/>
     <w:rPr>
-      <w:rFonts w:ascii="Liberation Serif" w:cs="Liberation Serif" w:eastAsia="Liberation Serif" w:hAnsi="Liberation Serif"/>
-      <w:color w:themeColor="accent1" w:themeShade="BF" w:val="0F4761"/>
+      <w:rFonts w:eastAsiaTheme="majorEastAsia" w:cstheme="majorBidi"/>
+      <w:color w:val="0F4761" w:themeColor="accent1" w:themeShade="BF"/>
       <w:sz w:val="28"/>
       <w:szCs w:val="28"/>
     </w:rPr>
   </w:style>
-  <w:style w:customStyle="1" w:styleId="Heading4Char" w:type="character">
+  <w:style w:type="character" w:customStyle="1" w:styleId="Heading4Char">
     <w:name w:val="Heading 4 Char"/>
     <w:basedOn w:val="DefaultParagraphFont"/>
     <w:link w:val="Heading4"/>
@@ -1142,13 +6711,13 @@
     <w:semiHidden/>
     <w:rsid w:val="00A10FD9"/>
     <w:rPr>
-      <w:rFonts w:ascii="Liberation Serif" w:cs="Liberation Serif" w:eastAsia="Liberation Serif" w:hAnsi="Liberation Serif"/>
+      <w:rFonts w:eastAsiaTheme="majorEastAsia" w:cstheme="majorBidi"/>
       <w:i/>
       <w:iCs/>
-      <w:color w:themeColor="accent1" w:themeShade="BF" w:val="0F4761"/>
+      <w:color w:val="0F4761" w:themeColor="accent1" w:themeShade="BF"/>
     </w:rPr>
   </w:style>
-  <w:style w:customStyle="1" w:styleId="Heading5Char" w:type="character">
+  <w:style w:type="character" w:customStyle="1" w:styleId="Heading5Char">
     <w:name w:val="Heading 5 Char"/>
     <w:basedOn w:val="DefaultParagraphFont"/>
     <w:link w:val="Heading5"/>
@@ -1156,11 +6725,11 @@
     <w:semiHidden/>
     <w:rsid w:val="00A10FD9"/>
     <w:rPr>
-      <w:rFonts w:ascii="Liberation Serif" w:cs="Liberation Serif" w:eastAsia="Liberation Serif" w:hAnsi="Liberation Serif"/>
-      <w:color w:themeColor="accent1" w:themeShade="BF" w:val="0F4761"/>
+      <w:rFonts w:eastAsiaTheme="majorEastAsia" w:cstheme="majorBidi"/>
+      <w:color w:val="0F4761" w:themeColor="accent1" w:themeShade="BF"/>
     </w:rPr>
   </w:style>
-  <w:style w:customStyle="1" w:styleId="Heading6Char" w:type="character">
+  <w:style w:type="character" w:customStyle="1" w:styleId="Heading6Char">
     <w:name w:val="Heading 6 Char"/>
     <w:basedOn w:val="DefaultParagraphFont"/>
     <w:link w:val="Heading6"/>
@@ -1168,13 +6737,13 @@
     <w:semiHidden/>
     <w:rsid w:val="00A10FD9"/>
     <w:rPr>
-      <w:rFonts w:ascii="Liberation Serif" w:cs="Liberation Serif" w:eastAsia="Liberation Serif" w:hAnsi="Liberation Serif"/>
+      <w:rFonts w:eastAsiaTheme="majorEastAsia" w:cstheme="majorBidi"/>
       <w:i/>
       <w:iCs/>
-      <w:color w:themeColor="text1" w:themeTint="A6" w:val="595959"/>
+      <w:color w:val="595959" w:themeColor="text1" w:themeTint="A6"/>
     </w:rPr>
   </w:style>
-  <w:style w:customStyle="1" w:styleId="Heading7Char" w:type="character">
+  <w:style w:type="character" w:customStyle="1" w:styleId="Heading7Char">
     <w:name w:val="Heading 7 Char"/>
     <w:basedOn w:val="DefaultParagraphFont"/>
     <w:link w:val="Heading7"/>
@@ -1182,11 +6751,11 @@
     <w:semiHidden/>
     <w:rsid w:val="00A10FD9"/>
     <w:rPr>
-      <w:rFonts w:ascii="Liberation Serif" w:cs="Liberation Serif" w:eastAsia="Liberation Serif" w:hAnsi="Liberation Serif"/>
-      <w:color w:themeColor="text1" w:themeTint="A6" w:val="595959"/>
+      <w:rFonts w:eastAsiaTheme="majorEastAsia" w:cstheme="majorBidi"/>
+      <w:color w:val="595959" w:themeColor="text1" w:themeTint="A6"/>
     </w:rPr>
   </w:style>
-  <w:style w:customStyle="1" w:styleId="Heading8Char" w:type="character">
+  <w:style w:type="character" w:customStyle="1" w:styleId="Heading8Char">
     <w:name w:val="Heading 8 Char"/>
     <w:basedOn w:val="DefaultParagraphFont"/>
     <w:link w:val="Heading8"/>
@@ -1194,13 +6763,13 @@
     <w:semiHidden/>
     <w:rsid w:val="00A10FD9"/>
     <w:rPr>
-      <w:rFonts w:ascii="Liberation Serif" w:cs="Liberation Serif" w:eastAsia="Liberation Serif" w:hAnsi="Liberation Serif"/>
+      <w:rFonts w:eastAsiaTheme="majorEastAsia" w:cstheme="majorBidi"/>
       <w:i/>
       <w:iCs/>
-      <w:color w:themeColor="text1" w:themeTint="D8" w:val="272727"/>
+      <w:color w:val="272727" w:themeColor="text1" w:themeTint="D8"/>
     </w:rPr>
   </w:style>
-  <w:style w:customStyle="1" w:styleId="Heading9Char" w:type="character">
+  <w:style w:type="character" w:customStyle="1" w:styleId="Heading9Char">
     <w:name w:val="Heading 9 Char"/>
     <w:basedOn w:val="DefaultParagraphFont"/>
     <w:link w:val="Heading9"/>
@@ -1208,36 +6777,48 @@
     <w:semiHidden/>
     <w:rsid w:val="00A10FD9"/>
     <w:rPr>
-      <w:rFonts w:ascii="Liberation Serif" w:cs="Liberation Serif" w:eastAsia="Liberation Serif" w:hAnsi="Liberation Serif"/>
-      <w:color w:themeColor="text1" w:themeTint="D8" w:val="272727"/>
+      <w:rFonts w:eastAsiaTheme="majorEastAsia" w:cstheme="majorBidi"/>
+      <w:color w:val="272727" w:themeColor="text1" w:themeTint="D8"/>
     </w:rPr>
   </w:style>
-  <w:style w:styleId="BlockText" w:type="paragraph">
+  <w:style w:type="paragraph" w:customStyle="1" w:styleId="ListItem">
+    <w:name w:val="List Item"/>
+    <w:basedOn w:val="BodyText"/>
+    <w:qFormat/>
+    <w:pPr>
+      <w:spacing w:before="0" w:after="0" w:line="644" w:lineRule="exact"/>
+      <w:ind w:left="720" w:hanging="720"/>
+    </w:pPr>
+  </w:style>
+  <w:style w:type="paragraph" w:styleId="BlockText">
     <w:name w:val="Block Text"/>
-    <w:basedOn w:val="Normal"/>
+    <w:basedOn w:val="BodyText"/>
     <w:next w:val="BodyText"/>
     <w:uiPriority w:val="9"/>
+    <w:unhideWhenUsed/>
     <w:qFormat/>
     <w:pPr>
-      <w:spacing w:after="240" w:before="0" w:line="240" w:lineRule="auto"/>
+      <w:spacing w:before="322" w:after="322" w:line="322" w:lineRule="exact"/>
       <w:ind w:firstLine="0" w:left="720" w:right="720"/>
     </w:pPr>
   </w:style>
-  <w:style w:styleId="FootnoteText" w:type="paragraph">
+  <w:style w:type="paragraph" w:styleId="FootnoteText">
     <w:name w:val="Footnote Text"/>
     <w:basedOn w:val="Normal"/>
+    <w:next w:val="FootnoteText"/>
     <w:uiPriority w:val="9"/>
+    <w:unhideWhenUsed/>
+    <w:qFormat/>
     <w:pPr>
-      <w:spacing w:after="120" w:before="0" w:line="240" w:lineRule="auto"/>
-      <w:ind w:firstLine="0"/>
+      <w:keepLines/>
+      <w:spacing w:before="0" w:after="160" w:line="322" w:lineRule="exact"/>
     </w:pPr>
     <w:rPr>
-      <w:rFonts w:ascii="Liberation Serif" w:cs="Liberation Serif" w:eastAsia="Liberation Serif" w:hAnsi="Liberation Serif"/>
       <w:sz w:val="28"/>
       <w:szCs w:val="28"/>
     </w:rPr>
   </w:style>
-  <w:style w:styleId="FootnoteBlockText" w:type="paragraph">
+  <w:style w:type="paragraph" w:styleId="FootnoteBlockText">
     <w:name w:val="Footnote Block Text"/>
     <w:basedOn w:val="FootnoteText"/>
     <w:next w:val="FootnoteText"/>
@@ -1245,38 +6826,29 @@
     <w:unhideWhenUsed/>
     <w:qFormat/>
     <w:pPr>
-      <w:spacing w:after="100" w:before="100"/>
-      <w:ind w:firstLine="0" w:left="480" w:right="480"/>
+      <w:spacing w:before="322" w:after="322"/>
+      <w:ind w:firstLine="0" w:left="720" w:right="720"/>
     </w:pPr>
   </w:style>
-  <w:style w:default="1" w:styleId="DefaultParagraphFont" w:type="character">
+  <w:style w:type="character" w:default="1" w:styleId="DefaultParagraphFont">
     <w:name w:val="Default Paragraph Font"/>
     <w:semiHidden/>
     <w:unhideWhenUsed/>
   </w:style>
-  <w:style w:default="1" w:styleId="Table" w:type="table">
+  <w:style w:type="table" w:default="1" w:styleId="Table">
     <w:name w:val="Table"/>
     <w:basedOn w:val="TableNormal"/>
-    <w:semiHidden/>
-    <w:unhideWhenUsed/>
     <w:qFormat/>
     <w:tblPr>
-      <w:tblInd w:type="dxa" w:w="0"/>
+      <w:tblInd w:w="0" w:type="dxa"/>
       <w:tblCellMar>
-        <w:top w:type="dxa" w:w="0"/>
-        <w:left w:type="dxa" w:w="108"/>
-        <w:bottom w:type="dxa" w:w="0"/>
-        <w:right w:type="dxa" w:w="108"/>
+        <w:top w:w="0" w:type="dxa"/>
+        <w:left w:w="108" w:type="dxa"/>
+        <w:bottom w:w="0" w:type="dxa"/>
+        <w:right w:w="108" w:type="dxa"/>
       </w:tblCellMar>
     </w:tblPr>
     <w:tblStylePr w:type="firstRow">
-      <w:tblPr>
-        <w:jc w:val="left"/>
-        <w:tblInd w:type="dxa" w:w="0"/>
-      </w:tblPr>
-      <w:trPr>
-        <w:jc w:val="left"/>
-      </w:trPr>
       <w:tcPr>
         <w:tcBorders>
           <w:bottom w:val="single"/>
@@ -1285,7 +6857,7 @@
       </w:tcPr>
     </w:tblStylePr>
   </w:style>
-  <w:style w:customStyle="1" w:styleId="DefinitionTerm" w:type="paragraph">
+  <w:style w:type="paragraph" w:customStyle="1" w:styleId="DefinitionTerm">
     <w:name w:val="Definition Term"/>
     <w:basedOn w:val="Normal"/>
     <w:next w:val="Definition"/>
@@ -1298,49 +6870,49 @@
       <w:b/>
     </w:rPr>
   </w:style>
-  <w:style w:customStyle="1" w:styleId="Definition" w:type="paragraph">
+  <w:style w:type="paragraph" w:customStyle="1" w:styleId="Definition">
     <w:name w:val="Definition"/>
     <w:basedOn w:val="Normal"/>
   </w:style>
-  <w:style w:styleId="Caption" w:type="paragraph">
+  <w:style w:type="paragraph" w:styleId="Caption">
     <w:name w:val="Caption"/>
     <w:basedOn w:val="Normal"/>
     <w:link w:val="BodyTextChar"/>
     <w:pPr>
-      <w:spacing w:after="120" w:before="0"/>
+      <w:spacing w:before="0" w:after="120"/>
     </w:pPr>
     <w:rPr>
       <w:i/>
     </w:rPr>
   </w:style>
-  <w:style w:customStyle="1" w:styleId="TableCaption" w:type="paragraph">
+  <w:style w:type="paragraph" w:customStyle="1" w:styleId="TableCaption">
     <w:name w:val="Table Caption"/>
     <w:basedOn w:val="Caption"/>
     <w:pPr>
       <w:keepNext/>
     </w:pPr>
   </w:style>
-  <w:style w:customStyle="1" w:styleId="ImageCaption" w:type="paragraph">
+  <w:style w:type="paragraph" w:customStyle="1" w:styleId="ImageCaption">
     <w:name w:val="Image Caption"/>
     <w:basedOn w:val="Caption"/>
   </w:style>
-  <w:style w:customStyle="1" w:styleId="Figure" w:type="paragraph">
+  <w:style w:type="paragraph" w:customStyle="1" w:styleId="Figure">
     <w:name w:val="Figure"/>
     <w:basedOn w:val="Normal"/>
   </w:style>
-  <w:style w:customStyle="1" w:styleId="CaptionedFigure" w:type="paragraph">
+  <w:style w:type="paragraph" w:customStyle="1" w:styleId="CaptionedFigure">
     <w:name w:val="Captioned Figure"/>
     <w:basedOn w:val="Figure"/>
     <w:pPr>
       <w:keepNext/>
     </w:pPr>
   </w:style>
-  <w:style w:customStyle="1" w:styleId="BodyTextChar" w:type="character">
+  <w:style w:type="character" w:customStyle="1" w:styleId="BodyTextChar">
     <w:name w:val="Body Text Char"/>
     <w:basedOn w:val="DefaultParagraphFont"/>
     <w:link w:val="BodyText"/>
   </w:style>
-  <w:style w:customStyle="1" w:styleId="VerbatimChar" w:type="character">
+  <w:style w:type="character" w:customStyle="1" w:styleId="VerbatimChar">
     <w:name w:val="Verbatim Char"/>
     <w:basedOn w:val="BodyTextChar"/>
     <w:rPr>
@@ -1348,25 +6920,25 @@
       <w:sz w:val="22"/>
     </w:rPr>
   </w:style>
-  <w:style w:customStyle="1" w:styleId="SectionNumber" w:type="character">
+  <w:style w:type="character" w:customStyle="1" w:styleId="SectionNumber">
     <w:name w:val="Section Number"/>
     <w:basedOn w:val="BodyTextChar"/>
   </w:style>
-  <w:style w:styleId="FootnoteReference" w:type="character">
+  <w:style w:type="character" w:styleId="FootnoteReference">
     <w:name w:val="Footnote Reference"/>
     <w:basedOn w:val="BodyTextChar"/>
     <w:rPr>
       <w:vertAlign w:val="superscript"/>
     </w:rPr>
   </w:style>
-  <w:style w:styleId="Hyperlink" w:type="character">
+  <w:style w:type="character" w:styleId="Hyperlink">
     <w:name w:val="Hyperlink"/>
     <w:basedOn w:val="BodyTextChar"/>
     <w:rPr>
-      <w:color w:themeColor="accent1" w:val="4F81BD"/>
+      <w:color w:val="000000"/>
     </w:rPr>
   </w:style>
-  <w:style w:styleId="TOCHeading" w:type="paragraph">
+  <w:style w:type="paragraph" w:styleId="TOCHeading">
     <w:name w:val="TOC Heading"/>
     <w:basedOn w:val="Heading1"/>
     <w:next w:val="BodyText"/>
@@ -1378,10 +6950,10 @@
       <w:outlineLvl w:val="9"/>
     </w:pPr>
     <w:rPr>
-      <w:rFonts w:ascii="Liberation Serif" w:cs="Liberation Serif" w:eastAsia="Liberation Serif" w:hAnsi="Liberation Serif"/>
+      <w:rFonts w:asciiTheme="majorHAnsi" w:eastAsiaTheme="majorEastAsia" w:hAnsiTheme="majorHAnsi" w:cstheme="majorBidi"/>
       <w:b w:val="0"/>
       <w:bCs w:val="0"/>
-      <w:color w:themeColor="accent1" w:themeShade="BF" w:val="365F91"/>
+      <w:color w:val="365F91" w:themeColor="accent1" w:themeShade="BF"/>
     </w:rPr>
   </w:style>
   <w:style w:type="paragraph" w:customStyle="1" w:styleId="SourceCode">

--- a/courts/eleventh-circuit/georgia/state/court-of-appeals/reply-brief/usage/OUTPUT-reply-brief.docx
+++ b/courts/eleventh-circuit/georgia/state/court-of-appeals/reply-brief/usage/OUTPUT-reply-brief.docx
@@ -328,6 +328,7 @@
       <w:pPr>
         <w:spacing w:before="1440" w:after="0" w:line="322" w:lineRule="exact"/>
         <w:ind w:left="4608" w:firstLine="0"/>
+        <w:jc w:val="left"/>
       </w:pPr>
       <w:r>
         <w:rPr>
@@ -355,6 +356,7 @@
       <w:pPr>
         <w:spacing w:before="0" w:after="0" w:line="322" w:lineRule="exact"/>
         <w:ind w:left="4608" w:firstLine="0"/>
+        <w:jc w:val="left"/>
       </w:pPr>
       <w:r>
         <w:t xml:space="preserve">Georgia</w:t>
@@ -382,6 +384,7 @@
       <w:pPr>
         <w:spacing w:before="0" w:after="0" w:line="322" w:lineRule="exact"/>
         <w:ind w:left="4608" w:firstLine="0"/>
+        <w:jc w:val="left"/>
       </w:pPr>
       <w:r>
         <w:rPr>
@@ -423,6 +426,7 @@
       <w:pPr>
         <w:spacing w:before="0" w:after="0" w:line="322" w:lineRule="exact"/>
         <w:ind w:left="4608" w:firstLine="0"/>
+        <w:jc w:val="left"/>
       </w:pPr>
       <w:r>
         <w:t xml:space="preserve">The</w:t>
@@ -450,6 +454,7 @@
       <w:pPr>
         <w:spacing w:before="0" w:after="0" w:line="322" w:lineRule="exact"/>
         <w:ind w:left="4608" w:firstLine="0"/>
+        <w:jc w:val="left"/>
       </w:pPr>
       <w:r>
         <w:t xml:space="preserve">One</w:t>
@@ -471,6 +476,7 @@
       <w:pPr>
         <w:spacing w:before="0" w:after="0" w:line="322" w:lineRule="exact"/>
         <w:ind w:left="4608" w:firstLine="0"/>
+        <w:jc w:val="left"/>
       </w:pPr>
       <w:r>
         <w:t xml:space="preserve">1895</w:t>
@@ -504,6 +510,7 @@
       <w:pPr>
         <w:spacing w:before="0" w:after="0" w:line="322" w:lineRule="exact"/>
         <w:ind w:left="4608" w:firstLine="0"/>
+        <w:jc w:val="left"/>
       </w:pPr>
       <w:r>
         <w:t xml:space="preserve">Atlanta,</w:t>
@@ -525,6 +532,7 @@
       <w:pPr>
         <w:spacing w:before="0" w:after="0" w:line="322" w:lineRule="exact"/>
         <w:ind w:left="4608" w:firstLine="0"/>
+        <w:jc w:val="left"/>
       </w:pPr>
       <w:r>
         <w:t xml:space="preserve">Tel:</w:t>
@@ -540,11 +548,7 @@
       </w:r>
       <w:r>
         <w:t xml:space="preserve">559</w:t>
-      </w:r>
-      <w:r>
         <w:noBreakHyphen/>
-      </w:r>
-      <w:r>
         <w:t xml:space="preserve">8325</w:t>
       </w:r>
     </w:p>
@@ -552,6 +556,7 @@
       <w:pPr>
         <w:spacing w:before="0" w:after="0" w:line="322" w:lineRule="exact"/>
         <w:ind w:left="4608" w:firstLine="0"/>
+        <w:jc w:val="left"/>
       </w:pPr>
       <w:r>
         <w:t xml:space="preserve">Kfoster@tfflaw.net</w:t>
@@ -561,6 +566,7 @@
       <w:pPr>
         <w:spacing w:before="160" w:after="0" w:line="322" w:lineRule="exact"/>
         <w:ind w:left="4608" w:firstLine="0"/>
+        <w:jc w:val="left"/>
       </w:pPr>
       <w:r>
         <w:rPr>
@@ -588,6 +594,7 @@
       <w:pPr>
         <w:spacing w:before="0" w:after="0" w:line="322" w:lineRule="exact"/>
         <w:ind w:left="4608" w:firstLine="0"/>
+        <w:jc w:val="left"/>
       </w:pPr>
       <w:r>
         <w:t xml:space="preserve">Georgia</w:t>
@@ -615,6 +622,7 @@
       <w:pPr>
         <w:spacing w:before="0" w:after="0" w:line="322" w:lineRule="exact"/>
         <w:ind w:left="4608" w:firstLine="0"/>
+        <w:jc w:val="left"/>
       </w:pPr>
       <w:r>
         <w:rPr>
@@ -656,6 +664,7 @@
       <w:pPr>
         <w:spacing w:before="0" w:after="0" w:line="322" w:lineRule="exact"/>
         <w:ind w:left="4608" w:firstLine="0"/>
+        <w:jc w:val="left"/>
       </w:pPr>
       <w:r>
         <w:t xml:space="preserve">Goldberg</w:t>
@@ -683,6 +692,7 @@
       <w:pPr>
         <w:spacing w:before="0" w:after="0" w:line="322" w:lineRule="exact"/>
         <w:ind w:left="4608" w:firstLine="0"/>
+        <w:jc w:val="left"/>
       </w:pPr>
       <w:r>
         <w:t xml:space="preserve">2295</w:t>
@@ -722,6 +732,7 @@
       <w:pPr>
         <w:spacing w:before="0" w:after="0" w:line="322" w:lineRule="exact"/>
         <w:ind w:left="4608" w:firstLine="0"/>
+        <w:jc w:val="left"/>
       </w:pPr>
       <w:r>
         <w:t xml:space="preserve">Atlanta,</w:t>
@@ -743,6 +754,7 @@
       <w:pPr>
         <w:spacing w:before="0" w:after="0" w:line="322" w:lineRule="exact"/>
         <w:ind w:left="4608" w:firstLine="0"/>
+        <w:jc w:val="left"/>
       </w:pPr>
       <w:r>
         <w:t xml:space="preserve">Tel:</w:t>
@@ -758,11 +770,7 @@
       </w:r>
       <w:r>
         <w:t xml:space="preserve">670</w:t>
-      </w:r>
-      <w:r>
         <w:noBreakHyphen/>
-      </w:r>
-      <w:r>
         <w:t xml:space="preserve">7343</w:t>
       </w:r>
     </w:p>
@@ -770,6 +778,7 @@
       <w:pPr>
         <w:spacing w:before="0" w:after="0" w:line="322" w:lineRule="exact"/>
         <w:ind w:left="4608" w:firstLine="0"/>
+        <w:jc w:val="left"/>
       </w:pPr>
       <w:r>
         <w:t xml:space="preserve">attorneygoldberg@hotmail.com</w:t>
@@ -778,7 +787,14 @@
     <w:p>
       <w:pPr>
         <w:pageBreakBefore/>
-        <w:spacing w:before="0" w:after="322" w:line="322" w:lineRule="exact"/>
+        <w:spacing w:before="0" w:after="0" w:line="1" w:lineRule="exact"/>
+      </w:pPr>
+    </w:p>
+    <w:p>
+      <w:pPr>
+        <w:keepNext/>
+        <w:keepLines/>
+        <w:spacing w:before="0" w:after="320" w:line="322" w:lineRule="exact"/>
         <w:ind w:left="0" w:firstLine="0"/>
         <w:jc w:val="center"/>
       </w:pPr>
@@ -828,7 +844,19 @@
         <w:ind w:left="720" w:right="720" w:hanging="720"/>
       </w:pPr>
       <w:r>
-        <w:t xml:space="preserve">Table</w:t>
+        <w:t xml:space="preserve">Argument</w:t>
+      </w:r>
+      <w:r>
+        <w:t xml:space="preserve"> </w:t>
+      </w:r>
+      <w:r>
+        <w:t xml:space="preserve">and</w:t>
+      </w:r>
+      <w:r>
+        <w:t xml:space="preserve"> </w:t>
+      </w:r>
+      <w:r>
+        <w:t xml:space="preserve">Citations</w:t>
       </w:r>
       <w:r>
         <w:t xml:space="preserve"> </w:t>
@@ -849,7 +877,245 @@
         <w:tab/>
       </w:r>
       <w:r>
-        <w:t xml:space="preserve">3</w:t>
+        <w:t xml:space="preserve">4</w:t>
+      </w:r>
+    </w:p>
+    <w:p>
+      <w:pPr>
+        <w:keepLines/>
+        <w:tabs>
+          <w:tab w:val="right" w:leader="dot" w:pos="9360"/>
+        </w:tabs>
+        <w:spacing w:before="160" w:after="0" w:line="322" w:lineRule="exact"/>
+        <w:ind w:left="1440" w:right="720" w:hanging="720"/>
+      </w:pPr>
+      <w:r>
+        <w:t xml:space="preserve">III.</w:t>
+      </w:r>
+      <w:r>
+        <w:t xml:space="preserve"> </w:t>
+      </w:r>
+      <w:r>
+        <w:t xml:space="preserve">The</w:t>
+      </w:r>
+      <w:r>
+        <w:t xml:space="preserve"> </w:t>
+      </w:r>
+      <w:r>
+        <w:t xml:space="preserve">Court</w:t>
+      </w:r>
+      <w:r>
+        <w:t xml:space="preserve"> </w:t>
+      </w:r>
+      <w:r>
+        <w:t xml:space="preserve">Improperly</w:t>
+      </w:r>
+      <w:r>
+        <w:t xml:space="preserve"> </w:t>
+      </w:r>
+      <w:r>
+        <w:t xml:space="preserve">Failed</w:t>
+      </w:r>
+      <w:r>
+        <w:t xml:space="preserve"> </w:t>
+      </w:r>
+      <w:r>
+        <w:t xml:space="preserve">to</w:t>
+      </w:r>
+      <w:r>
+        <w:t xml:space="preserve"> </w:t>
+      </w:r>
+      <w:r>
+        <w:t xml:space="preserve">Inform</w:t>
+      </w:r>
+      <w:r>
+        <w:t xml:space="preserve"> </w:t>
+      </w:r>
+      <w:r>
+        <w:t xml:space="preserve">Appellant</w:t>
+      </w:r>
+      <w:r>
+        <w:t xml:space="preserve"> </w:t>
+      </w:r>
+      <w:r>
+        <w:t xml:space="preserve">of</w:t>
+      </w:r>
+      <w:r>
+        <w:t xml:space="preserve"> </w:t>
+      </w:r>
+      <w:r>
+        <w:t xml:space="preserve">Its</w:t>
+      </w:r>
+      <w:r>
+        <w:t xml:space="preserve"> </w:t>
+      </w:r>
+      <w:r>
+        <w:t xml:space="preserve">Intention</w:t>
+      </w:r>
+      <w:r>
+        <w:t xml:space="preserve"> </w:t>
+      </w:r>
+      <w:r>
+        <w:t xml:space="preserve">to</w:t>
+      </w:r>
+      <w:r>
+        <w:t xml:space="preserve"> </w:t>
+      </w:r>
+      <w:r>
+        <w:t xml:space="preserve">Take</w:t>
+      </w:r>
+      <w:r>
+        <w:t xml:space="preserve"> </w:t>
+      </w:r>
+      <w:r>
+        <w:t xml:space="preserve">Judicial</w:t>
+      </w:r>
+      <w:r>
+        <w:t xml:space="preserve"> </w:t>
+      </w:r>
+      <w:r>
+        <w:t xml:space="preserve">Notice.</w:t>
+      </w:r>
+      <w:r>
+        <w:t xml:space="preserve"> </w:t>
+      </w:r>
+      <w:r>
+        <w:t xml:space="preserve">Because</w:t>
+      </w:r>
+      <w:r>
+        <w:t xml:space="preserve"> </w:t>
+      </w:r>
+      <w:r>
+        <w:t xml:space="preserve">Final</w:t>
+      </w:r>
+      <w:r>
+        <w:t xml:space="preserve"> </w:t>
+      </w:r>
+      <w:r>
+        <w:t xml:space="preserve">Judgment</w:t>
+      </w:r>
+      <w:r>
+        <w:t xml:space="preserve"> </w:t>
+      </w:r>
+      <w:r>
+        <w:t xml:space="preserve">Had</w:t>
+      </w:r>
+      <w:r>
+        <w:t xml:space="preserve"> </w:t>
+      </w:r>
+      <w:r>
+        <w:t xml:space="preserve">Been</w:t>
+      </w:r>
+      <w:r>
+        <w:t xml:space="preserve"> </w:t>
+      </w:r>
+      <w:r>
+        <w:t xml:space="preserve">Entered</w:t>
+      </w:r>
+      <w:r>
+        <w:t xml:space="preserve"> </w:t>
+      </w:r>
+      <w:r>
+        <w:t xml:space="preserve">No</w:t>
+      </w:r>
+      <w:r>
+        <w:t xml:space="preserve"> </w:t>
+      </w:r>
+      <w:r>
+        <w:t xml:space="preserve">Stage</w:t>
+      </w:r>
+      <w:r>
+        <w:t xml:space="preserve"> </w:t>
+      </w:r>
+      <w:r>
+        <w:t xml:space="preserve">of</w:t>
+      </w:r>
+      <w:r>
+        <w:t xml:space="preserve"> </w:t>
+      </w:r>
+      <w:r>
+        <w:t xml:space="preserve">the</w:t>
+      </w:r>
+      <w:r>
+        <w:t xml:space="preserve"> </w:t>
+      </w:r>
+      <w:r>
+        <w:t xml:space="preserve">Proceeding</w:t>
+      </w:r>
+      <w:r>
+        <w:t xml:space="preserve"> </w:t>
+      </w:r>
+      <w:r>
+        <w:t xml:space="preserve">Remained</w:t>
+      </w:r>
+      <w:r>
+        <w:t xml:space="preserve"> </w:t>
+      </w:r>
+      <w:r>
+        <w:t xml:space="preserve">and</w:t>
+      </w:r>
+      <w:r>
+        <w:t xml:space="preserve"> </w:t>
+      </w:r>
+      <w:r>
+        <w:t xml:space="preserve">Appellant</w:t>
+      </w:r>
+      <w:r>
+        <w:t xml:space="preserve"> </w:t>
+      </w:r>
+      <w:r>
+        <w:t xml:space="preserve">Had</w:t>
+      </w:r>
+      <w:r>
+        <w:t xml:space="preserve"> </w:t>
+      </w:r>
+      <w:r>
+        <w:t xml:space="preserve">No</w:t>
+      </w:r>
+      <w:r>
+        <w:t xml:space="preserve"> </w:t>
+      </w:r>
+      <w:r>
+        <w:t xml:space="preserve">Opportunity</w:t>
+      </w:r>
+      <w:r>
+        <w:t xml:space="preserve"> </w:t>
+      </w:r>
+      <w:r>
+        <w:t xml:space="preserve">to</w:t>
+      </w:r>
+      <w:r>
+        <w:t xml:space="preserve"> </w:t>
+      </w:r>
+      <w:r>
+        <w:t xml:space="preserve">Challenge</w:t>
+      </w:r>
+      <w:r>
+        <w:t xml:space="preserve"> </w:t>
+      </w:r>
+      <w:r>
+        <w:t xml:space="preserve">the</w:t>
+      </w:r>
+      <w:r>
+        <w:t xml:space="preserve"> </w:t>
+      </w:r>
+      <w:r>
+        <w:t xml:space="preserve">Court’s</w:t>
+      </w:r>
+      <w:r>
+        <w:t xml:space="preserve"> </w:t>
+      </w:r>
+      <w:r>
+        <w:t xml:space="preserve">Decision</w:t>
+      </w:r>
+      <w:r>
+        <w:t xml:space="preserve">   </w:t>
+      </w:r>
+      <w:r>
+        <w:tab/>
+      </w:r>
+      <w:r>
+        <w:t xml:space="preserve">4</w:t>
       </w:r>
     </w:p>
     <w:p>
@@ -862,31 +1128,7 @@
         <w:ind w:left="720" w:right="720" w:hanging="720"/>
       </w:pPr>
       <w:r>
-        <w:t xml:space="preserve">Argument</w:t>
-      </w:r>
-      <w:r>
-        <w:t xml:space="preserve"> </w:t>
-      </w:r>
-      <w:r>
-        <w:t xml:space="preserve">and</w:t>
-      </w:r>
-      <w:r>
-        <w:t xml:space="preserve"> </w:t>
-      </w:r>
-      <w:r>
-        <w:t xml:space="preserve">Citations</w:t>
-      </w:r>
-      <w:r>
-        <w:t xml:space="preserve"> </w:t>
-      </w:r>
-      <w:r>
-        <w:t xml:space="preserve">of</w:t>
-      </w:r>
-      <w:r>
-        <w:t xml:space="preserve"> </w:t>
-      </w:r>
-      <w:r>
-        <w:t xml:space="preserve">Authorities</w:t>
+        <w:t xml:space="preserve">Conclusion</w:t>
       </w:r>
       <w:r>
         <w:t xml:space="preserve">   </w:t>
@@ -895,308 +1137,19 @@
         <w:tab/>
       </w:r>
       <w:r>
-        <w:t xml:space="preserve">4</w:t>
-      </w:r>
-    </w:p>
-    <w:p>
-      <w:pPr>
-        <w:keepLines/>
-        <w:tabs>
-          <w:tab w:val="right" w:leader="dot" w:pos="9360"/>
-        </w:tabs>
-        <w:spacing w:before="160" w:after="0" w:line="322" w:lineRule="exact"/>
-        <w:ind w:left="1440" w:right="720" w:hanging="720"/>
-      </w:pPr>
-      <w:r>
-        <w:t xml:space="preserve">III.</w:t>
-      </w:r>
-      <w:r>
-        <w:t xml:space="preserve"> </w:t>
-      </w:r>
-      <w:r>
-        <w:t xml:space="preserve">The</w:t>
-      </w:r>
-      <w:r>
-        <w:t xml:space="preserve"> </w:t>
-      </w:r>
-      <w:r>
-        <w:t xml:space="preserve">Court</w:t>
-      </w:r>
-      <w:r>
-        <w:t xml:space="preserve"> </w:t>
-      </w:r>
-      <w:r>
-        <w:t xml:space="preserve">Improperly</w:t>
-      </w:r>
-      <w:r>
-        <w:t xml:space="preserve"> </w:t>
-      </w:r>
-      <w:r>
-        <w:t xml:space="preserve">Failed</w:t>
-      </w:r>
-      <w:r>
-        <w:t xml:space="preserve"> </w:t>
-      </w:r>
-      <w:r>
-        <w:t xml:space="preserve">to</w:t>
-      </w:r>
-      <w:r>
-        <w:t xml:space="preserve"> </w:t>
-      </w:r>
-      <w:r>
-        <w:t xml:space="preserve">Inform</w:t>
-      </w:r>
-      <w:r>
-        <w:t xml:space="preserve"> </w:t>
-      </w:r>
-      <w:r>
-        <w:t xml:space="preserve">Appellant</w:t>
-      </w:r>
-      <w:r>
-        <w:t xml:space="preserve"> </w:t>
-      </w:r>
-      <w:r>
-        <w:t xml:space="preserve">of</w:t>
-      </w:r>
-      <w:r>
-        <w:t xml:space="preserve"> </w:t>
-      </w:r>
-      <w:r>
-        <w:t xml:space="preserve">Its</w:t>
-      </w:r>
-      <w:r>
-        <w:t xml:space="preserve"> </w:t>
-      </w:r>
-      <w:r>
-        <w:t xml:space="preserve">Intention</w:t>
-      </w:r>
-      <w:r>
-        <w:t xml:space="preserve"> </w:t>
-      </w:r>
-      <w:r>
-        <w:t xml:space="preserve">to</w:t>
-      </w:r>
-      <w:r>
-        <w:t xml:space="preserve"> </w:t>
-      </w:r>
-      <w:r>
-        <w:t xml:space="preserve">Take</w:t>
-      </w:r>
-      <w:r>
-        <w:t xml:space="preserve"> </w:t>
-      </w:r>
-      <w:r>
-        <w:t xml:space="preserve">Judicial</w:t>
-      </w:r>
-      <w:r>
-        <w:t xml:space="preserve"> </w:t>
-      </w:r>
-      <w:r>
-        <w:t xml:space="preserve">Notice.</w:t>
-      </w:r>
-      <w:r>
-        <w:t xml:space="preserve"> </w:t>
-      </w:r>
-      <w:r>
-        <w:t xml:space="preserve">Because</w:t>
-      </w:r>
-      <w:r>
-        <w:t xml:space="preserve"> </w:t>
-      </w:r>
-      <w:r>
-        <w:t xml:space="preserve">Final</w:t>
-      </w:r>
-      <w:r>
-        <w:t xml:space="preserve"> </w:t>
-      </w:r>
-      <w:r>
-        <w:t xml:space="preserve">Judgment</w:t>
-      </w:r>
-      <w:r>
-        <w:t xml:space="preserve"> </w:t>
-      </w:r>
-      <w:r>
-        <w:t xml:space="preserve">Had</w:t>
-      </w:r>
-      <w:r>
-        <w:t xml:space="preserve"> </w:t>
-      </w:r>
-      <w:r>
-        <w:t xml:space="preserve">Been</w:t>
-      </w:r>
-      <w:r>
-        <w:t xml:space="preserve"> </w:t>
-      </w:r>
-      <w:r>
-        <w:t xml:space="preserve">Entered</w:t>
-      </w:r>
-      <w:r>
-        <w:t xml:space="preserve"> </w:t>
-      </w:r>
-      <w:r>
-        <w:t xml:space="preserve">No</w:t>
-      </w:r>
-      <w:r>
-        <w:t xml:space="preserve"> </w:t>
-      </w:r>
-      <w:r>
-        <w:t xml:space="preserve">Stage</w:t>
-      </w:r>
-      <w:r>
-        <w:t xml:space="preserve"> </w:t>
-      </w:r>
-      <w:r>
-        <w:t xml:space="preserve">of</w:t>
-      </w:r>
-      <w:r>
-        <w:t xml:space="preserve"> </w:t>
-      </w:r>
-      <w:r>
-        <w:t xml:space="preserve">the</w:t>
-      </w:r>
-      <w:r>
-        <w:t xml:space="preserve"> </w:t>
-      </w:r>
-      <w:r>
-        <w:t xml:space="preserve">Proceeding</w:t>
-      </w:r>
-      <w:r>
-        <w:t xml:space="preserve"> </w:t>
-      </w:r>
-      <w:r>
-        <w:t xml:space="preserve">Remained</w:t>
-      </w:r>
-      <w:r>
-        <w:t xml:space="preserve"> </w:t>
-      </w:r>
-      <w:r>
-        <w:t xml:space="preserve">and</w:t>
-      </w:r>
-      <w:r>
-        <w:t xml:space="preserve"> </w:t>
-      </w:r>
-      <w:r>
-        <w:t xml:space="preserve">Appellant</w:t>
-      </w:r>
-      <w:r>
-        <w:t xml:space="preserve"> </w:t>
-      </w:r>
-      <w:r>
-        <w:t xml:space="preserve">Had</w:t>
-      </w:r>
-      <w:r>
-        <w:t xml:space="preserve"> </w:t>
-      </w:r>
-      <w:r>
-        <w:t xml:space="preserve">No</w:t>
-      </w:r>
-      <w:r>
-        <w:t xml:space="preserve"> </w:t>
-      </w:r>
-      <w:r>
-        <w:t xml:space="preserve">Opportunity</w:t>
-      </w:r>
-      <w:r>
-        <w:t xml:space="preserve"> </w:t>
-      </w:r>
-      <w:r>
-        <w:t xml:space="preserve">to</w:t>
-      </w:r>
-      <w:r>
-        <w:t xml:space="preserve"> </w:t>
-      </w:r>
-      <w:r>
-        <w:t xml:space="preserve">Challenge</w:t>
-      </w:r>
-      <w:r>
-        <w:t xml:space="preserve"> </w:t>
-      </w:r>
-      <w:r>
-        <w:t xml:space="preserve">the</w:t>
-      </w:r>
-      <w:r>
-        <w:t xml:space="preserve"> </w:t>
-      </w:r>
-      <w:r>
-        <w:t xml:space="preserve">Court’s</w:t>
-      </w:r>
-      <w:r>
-        <w:t xml:space="preserve"> </w:t>
-      </w:r>
-      <w:r>
-        <w:t xml:space="preserve">Decision</w:t>
-      </w:r>
-      <w:r>
-        <w:t xml:space="preserve">   </w:t>
-      </w:r>
-      <w:r>
-        <w:tab/>
-      </w:r>
-      <w:r>
-        <w:t xml:space="preserve">4</w:t>
-      </w:r>
-    </w:p>
-    <w:p>
-      <w:pPr>
-        <w:keepLines/>
-        <w:tabs>
-          <w:tab w:val="right" w:leader="dot" w:pos="9360"/>
-        </w:tabs>
-        <w:spacing w:before="160" w:after="0" w:line="322" w:lineRule="exact"/>
-        <w:ind w:left="720" w:right="720" w:hanging="720"/>
-      </w:pPr>
-      <w:r>
-        <w:t xml:space="preserve">Conclusion</w:t>
-      </w:r>
-      <w:r>
-        <w:t xml:space="preserve">   </w:t>
-      </w:r>
-      <w:r>
-        <w:tab/>
-      </w:r>
-      <w:r>
         <w:t xml:space="preserve">8</w:t>
       </w:r>
     </w:p>
     <w:p>
       <w:pPr>
-        <w:keepLines/>
-        <w:tabs>
-          <w:tab w:val="right" w:leader="dot" w:pos="9360"/>
-        </w:tabs>
-        <w:spacing w:before="160" w:after="0" w:line="322" w:lineRule="exact"/>
-        <w:ind w:left="720" w:right="720" w:hanging="720"/>
-      </w:pPr>
-      <w:r>
-        <w:t xml:space="preserve">Certificate</w:t>
-      </w:r>
-      <w:r>
-        <w:t xml:space="preserve"> </w:t>
-      </w:r>
-      <w:r>
-        <w:t xml:space="preserve">of</w:t>
-      </w:r>
-      <w:r>
-        <w:t xml:space="preserve"> </w:t>
-      </w:r>
-      <w:r>
-        <w:t xml:space="preserve">Service</w:t>
-      </w:r>
-      <w:r>
-        <w:t xml:space="preserve">   </w:t>
-      </w:r>
-      <w:r>
-        <w:tab/>
-      </w:r>
-      <w:r>
-        <w:t xml:space="preserve">10</w:t>
-      </w:r>
+        <w:pageBreakBefore/>
+        <w:spacing w:before="0" w:after="0" w:line="1" w:lineRule="exact"/>
+      </w:pPr>
     </w:p>
     <w:p>
       <w:pPr>
         <w:keepNext/>
         <w:keepLines/>
-        <w:pageBreakBefore/>
         <w:spacing w:before="0" w:after="320" w:line="322" w:lineRule="exact"/>
         <w:ind w:left="0" w:firstLine="0"/>
         <w:jc w:val="center"/>
@@ -1243,6 +1196,7 @@
         <w:keepLines/>
         <w:spacing w:before="322" w:after="0" w:line="322" w:lineRule="exact"/>
         <w:ind w:left="0" w:firstLine="0"/>
+        <w:jc w:val="left"/>
       </w:pPr>
       <w:r>
         <w:rPr>
@@ -2656,6 +2610,7 @@
         <w:keepLines/>
         <w:spacing w:before="322" w:after="0" w:line="322" w:lineRule="exact"/>
         <w:ind w:left="0" w:firstLine="0"/>
+        <w:jc w:val="left"/>
       </w:pPr>
       <w:r>
         <w:rPr>
@@ -2856,17 +2811,9 @@
       </w:r>
       <w:r>
         <w:t xml:space="preserve">24</w:t>
-      </w:r>
-      <w:r>
         <w:noBreakHyphen/>
-      </w:r>
-      <w:r>
         <w:t xml:space="preserve">2</w:t>
-      </w:r>
-      <w:r>
         <w:noBreakHyphen/>
-      </w:r>
-      <w:r>
         <w:t xml:space="preserve">201(e)</w:t>
       </w:r>
       <w:r>
@@ -2902,17 +2849,9 @@
       </w:r>
       <w:r>
         <w:t xml:space="preserve">24</w:t>
-      </w:r>
-      <w:r>
         <w:noBreakHyphen/>
-      </w:r>
-      <w:r>
         <w:t xml:space="preserve">2</w:t>
-      </w:r>
-      <w:r>
         <w:noBreakHyphen/>
-      </w:r>
-      <w:r>
         <w:t xml:space="preserve">201(f)</w:t>
       </w:r>
       <w:r>
@@ -2996,11 +2935,7 @@
       </w:r>
       <w:r>
         <w:t xml:space="preserve">201</w:t>
-      </w:r>
-      <w:r>
         <w:noBreakHyphen/>
-      </w:r>
-      <w:r>
         <w:t xml:space="preserve">64</w:t>
       </w:r>
       <w:r>
@@ -3155,9 +3090,14 @@
     </w:p>
     <w:p>
       <w:pPr>
+        <w:pageBreakBefore/>
+        <w:spacing w:before="0" w:after="0" w:line="1" w:lineRule="exact"/>
+      </w:pPr>
+    </w:p>
+    <w:p>
+      <w:pPr>
         <w:keepNext/>
         <w:keepLines/>
-        <w:pageBreakBefore/>
         <w:spacing w:before="0" w:after="320" w:line="322" w:lineRule="exact"/>
         <w:ind w:left="0" w:firstLine="0"/>
         <w:jc w:val="center"/>
@@ -3232,6 +3172,7 @@
         <w:keepLines/>
         <w:spacing w:before="320" w:after="240" w:line="322" w:lineRule="exact"/>
         <w:ind w:left="720" w:hanging="720"/>
+        <w:jc w:val="left"/>
       </w:pPr>
       <w:r>
         <w:rPr>
@@ -3747,7 +3688,7 @@
     </w:p>
     <w:p>
       <w:pPr>
-        <w:pStyle w:val="FirstParagraph"/>
+        <w:pStyle w:val="BodyTextNote"/>
       </w:pPr>
       <w:r>
         <w:t xml:space="preserve">Appellants’ brief gives little or no weight to due process requirements guaranteed to every litigant.</w:t>
@@ -3777,12 +3718,18 @@
         <w:t xml:space="preserve">Graves v. State</w:t>
       </w:r>
       <w:r>
-        <w:t xml:space="preserve">, 269 Ga. 772 (1998), the Court explained:</w:t>
-      </w:r>
-    </w:p>
-    <w:p>
-      <w:pPr>
-        <w:pStyle w:val="BlockText"/>
+        <w:t xml:space="preserve">, 269 Ga. 772</w:t>
+      </w:r>
+      <w:r>
+        <w:t xml:space="preserve"> </w:t>
+      </w:r>
+      <w:r>
+        <w:t xml:space="preserve">(1998), the Court explained:</w:t>
+      </w:r>
+    </w:p>
+    <w:p>
+      <w:pPr>
+        <w:pStyle w:val="XdQuoteFirst"/>
       </w:pPr>
       <w:r>
         <w:t xml:space="preserve">First, we conclude that henceforth, if a trial court intends to take judicial notice of any fact, it must first announce its intention to do so on the record, and afford the parties an opportunity to be heard regarding whether judicial notice should be taken. The reasons for requiring such a rule have been well stated by the United States Supreme Court in</w:t>
@@ -3803,7 +3750,7 @@
     </w:p>
     <w:p>
       <w:pPr>
-        <w:pStyle w:val="BlockText"/>
+        <w:pStyle w:val="XdQuote"/>
       </w:pPr>
       <w:r>
         <w:t xml:space="preserve">[U]nless an accused is informed at trial of the facts of which the court is taking judicial notice, not only does he not know upon what evidence he is being convicted, but, in addition, he is deprived of any opportunity to challenge the deductions drawn from such notice or to dispute the notoriety or truth of the facts allegedly relied upon. Moreover, there is no way by which an appellate court may review the facts and law of a case and intelligently decide whether the findings of the lower court are supported by evidence where that evidence is unknown. Such an assumption would be a denial of due process.</w:t>
@@ -3811,7 +3758,7 @@
     </w:p>
     <w:p>
       <w:pPr>
-        <w:pStyle w:val="BlockText"/>
+        <w:pStyle w:val="XdQuote"/>
       </w:pPr>
       <w:r>
         <w:t xml:space="preserve">The Federal Rules require that a trial judge notify parties that she is taking judicial notice of an adjudicative fact, and provide them an opportunity to be heard, and we see no reason to require anything less in the courts of this State. In addition to the reasons discussed in</w:t>
@@ -3845,7 +3792,7 @@
     </w:p>
     <w:p>
       <w:pPr>
-        <w:pStyle w:val="BlockText"/>
+        <w:pStyle w:val="XdQuoteLast"/>
       </w:pPr>
       <w:r>
         <w:t xml:space="preserve">For all of these reasons, we conclude that in future cases, trial courts are required to announce on the record an intention to take judicial notice, and to give the parties an opportunity to be heard on whether judicial notice should be taken.</w:t>
@@ -3853,7 +3800,7 @@
     </w:p>
     <w:p>
       <w:pPr>
-        <w:pStyle w:val="FirstParagraph"/>
+        <w:pStyle w:val="BodyText"/>
       </w:pPr>
       <w:r>
         <w:t xml:space="preserve">(footnotes omitted).</w:t>
@@ -3871,7 +3818,13 @@
         <w:t xml:space="preserve">See Mann v. State</w:t>
       </w:r>
       <w:r>
-        <w:t xml:space="preserve">, 285 Ga. App. 39 (2007), recognizing that this holding still remains controlling precedent.</w:t>
+        <w:t xml:space="preserve">, 285 Ga. App.</w:t>
+      </w:r>
+      <w:r>
+        <w:t xml:space="preserve"> </w:t>
+      </w:r>
+      <w:r>
+        <w:t xml:space="preserve">39 (2007), recognizing that this holding still remains controlling precedent.</w:t>
       </w:r>
       <w:r>
         <w:t xml:space="preserve"> </w:t>
@@ -3884,7 +3837,13 @@
         <w:t xml:space="preserve">Compare Gaddis v. State</w:t>
       </w:r>
       <w:r>
-        <w:t xml:space="preserve">, 310 Ga. App. 189 (2011).</w:t>
+        <w:t xml:space="preserve">, 310 Ga. App.</w:t>
+      </w:r>
+      <w:r>
+        <w:t xml:space="preserve"> </w:t>
+      </w:r>
+      <w:r>
+        <w:t xml:space="preserve">189 (2011).</w:t>
       </w:r>
     </w:p>
     <w:p>
@@ -3892,7 +3851,19 @@
         <w:pStyle w:val="BodyText"/>
       </w:pPr>
       <w:r>
-        <w:t xml:space="preserve">As Wright &amp; Miller, Federal Practice and Procedures, § 5109 notes, there are no cases that interpret FRE 201(e), as providing a “chance” to be heard, instead of a “right” to a hearing, citing</w:t>
+        <w:t xml:space="preserve">As Wright &amp; Miller, Federal Practice and Procedures, § 5109</w:t>
+      </w:r>
+      <w:r>
+        <w:t xml:space="preserve"> </w:t>
+      </w:r>
+      <w:r>
+        <w:t xml:space="preserve">notes, there are no cases that interpret FRE 201(e),</w:t>
+      </w:r>
+      <w:r>
+        <w:t xml:space="preserve"> </w:t>
+      </w:r>
+      <w:r>
+        <w:t xml:space="preserve">as providing a “chance” to be heard, instead of a “right” to a hearing, citing</w:t>
       </w:r>
       <w:r>
         <w:t xml:space="preserve"> </w:t>
@@ -3925,7 +3896,13 @@
         <w:t xml:space="preserve">411-Pain Referral Service, LLC v. Otto</w:t>
       </w:r>
       <w:r>
-        <w:t xml:space="preserve">, 744 F.3d 1045 (8th. Cir. 2014);</w:t>
+        <w:t xml:space="preserve">, 744 F.3d</w:t>
+      </w:r>
+      <w:r>
+        <w:t xml:space="preserve"> </w:t>
+      </w:r>
+      <w:r>
+        <w:t xml:space="preserve">1045 (8th. Cir. 2014);</w:t>
       </w:r>
       <w:r>
         <w:t xml:space="preserve"> </w:t>
@@ -3938,7 +3915,13 @@
         <w:t xml:space="preserve">In re Graves</w:t>
       </w:r>
       <w:r>
-        <w:t xml:space="preserve">, 217 S.W.3d 744 (Tex. App. 2007).</w:t>
+        <w:t xml:space="preserve">, 217 S.W.3d</w:t>
+      </w:r>
+      <w:r>
+        <w:t xml:space="preserve"> </w:t>
+      </w:r>
+      <w:r>
+        <w:t xml:space="preserve">744 (Tex. App. 2007).</w:t>
       </w:r>
       <w:r>
         <w:t xml:space="preserve"> </w:t>
@@ -3951,7 +3934,13 @@
         <w:t xml:space="preserve">See Lussier v. Runyon</w:t>
       </w:r>
       <w:r>
-        <w:t xml:space="preserve">, 50 F.3d 1103 (1st Cir. 1995).</w:t>
+        <w:t xml:space="preserve">, 50 F.3d</w:t>
+      </w:r>
+      <w:r>
+        <w:t xml:space="preserve"> </w:t>
+      </w:r>
+      <w:r>
+        <w:t xml:space="preserve">1103 (1st Cir. 1995).</w:t>
       </w:r>
     </w:p>
     <w:p>
@@ -3964,7 +3953,7 @@
     </w:p>
     <w:p>
       <w:pPr>
-        <w:pStyle w:val="BlockText"/>
+        <w:pStyle w:val="XdQuoteFirst"/>
       </w:pPr>
       <w:r>
         <w:t xml:space="preserve">One instance where the opponent of judicial notice may occupy a different procedural posture than the proponent is when the court takes judicial notice sua sponte. In such cases, the proponent does not need to be heard. But the opponent may not learn that notice has been taken until the judge instructs the jury or makes findings of fact—which may be too late to convince the judge to change her mind. Hence, the sine qua non of the due process right to a hearing is notice to a party that action is being contemplated that affects her interests.</w:t>
@@ -3972,7 +3961,7 @@
     </w:p>
     <w:p>
       <w:pPr>
-        <w:pStyle w:val="BlockText"/>
+        <w:pStyle w:val="XdQuoteLast"/>
       </w:pPr>
       <w:r>
         <w:t xml:space="preserve">The Model Code of Evidence required the court to tell the parties it was thinking of taking judicial notice of a fact so that they could exercise their constitutional right to be heard on the question. The original Uniform Rules of Evidence implied some advance notice in requiring the court to afford each party an opportunity to be heard on the propriety of taking notice.</w:t>
@@ -3980,7 +3969,7 @@
     </w:p>
     <w:p>
       <w:pPr>
-        <w:pStyle w:val="FirstParagraph"/>
+        <w:pStyle w:val="BodyText"/>
       </w:pPr>
       <w:r>
         <w:t xml:space="preserve">(footnotes omitted).</w:t>
@@ -4004,7 +3993,13 @@
         <w:t xml:space="preserve">Georgia Department Of Human Services v. Steiner</w:t>
       </w:r>
       <w:r>
-        <w:t xml:space="preserve">, 303 Ga. 890, 908 (2018). Appellant did not receive due process.</w:t>
+        <w:t xml:space="preserve">, 303 Ga. 890,</w:t>
+      </w:r>
+      <w:r>
+        <w:t xml:space="preserve"> </w:t>
+      </w:r>
+      <w:r>
+        <w:t xml:space="preserve">908 (2018). Appellant did not receive due process.</w:t>
       </w:r>
     </w:p>
     <w:p>
@@ -4024,12 +4019,18 @@
         <w:noBreakHyphen/>
       </w:r>
       <w:r>
-        <w:t xml:space="preserve">201(f) says:</w:t>
-      </w:r>
-    </w:p>
-    <w:p>
-      <w:pPr>
-        <w:pStyle w:val="BlockText"/>
+        <w:t xml:space="preserve">201(f)</w:t>
+      </w:r>
+      <w:r>
+        <w:t xml:space="preserve"> </w:t>
+      </w:r>
+      <w:r>
+        <w:t xml:space="preserve">says:</w:t>
+      </w:r>
+    </w:p>
+    <w:p>
+      <w:pPr>
+        <w:pStyle w:val="XdQuoteOnly"/>
       </w:pPr>
       <w:r>
         <w:t xml:space="preserve">Judicial notice may be taken at any stage of the proceeding.</w:t>
@@ -4037,23 +4038,29 @@
     </w:p>
     <w:p>
       <w:pPr>
-        <w:pStyle w:val="FirstParagraph"/>
-      </w:pPr>
-      <w:r>
-        <w:t xml:space="preserve">According to Black’s Law Dictionary (6th ed. 1990), defining a “proceeding”:</w:t>
-      </w:r>
-    </w:p>
-    <w:p>
-      <w:pPr>
-        <w:pStyle w:val="BlockText"/>
-      </w:pPr>
-      <w:r>
-        <w:t xml:space="preserve">This word may be used synonymously with “action” or “suit” to describe the entire course of an “action” or “suit” from . . the filing of the complaint until the entry of a final judgment.</w:t>
-      </w:r>
-    </w:p>
-    <w:p>
-      <w:pPr>
-        <w:pStyle w:val="FirstParagraph"/>
+        <w:pStyle w:val="BodyText"/>
+      </w:pPr>
+      <w:r>
+        <w:t xml:space="preserve">According to Black’s Law Dictionary</w:t>
+      </w:r>
+      <w:r>
+        <w:t xml:space="preserve"> </w:t>
+      </w:r>
+      <w:r>
+        <w:t xml:space="preserve">(6th ed. 1990), defining a “proceeding”:</w:t>
+      </w:r>
+    </w:p>
+    <w:p>
+      <w:pPr>
+        <w:pStyle w:val="XdQuoteOnly"/>
+      </w:pPr>
+      <w:r>
+        <w:t xml:space="preserve">This word may be used synonymously with “action” or “suit” to describe the entire course of an “action” or “suit” from . . the filing of the complaint until the entry of a final judgment.</w:t>
+      </w:r>
+    </w:p>
+    <w:p>
+      <w:pPr>
+        <w:pStyle w:val="BodyText"/>
       </w:pPr>
       <w:r>
         <w:t xml:space="preserve">In this case, it was only after final judgment that appellant learned of the taking of judicial notice. (V2</w:t>
@@ -4081,7 +4088,13 @@
         <w:t xml:space="preserve">Scott v. Liberty Mut. Ins. Co.</w:t>
       </w:r>
       <w:r>
-        <w:t xml:space="preserve">, 168 Ga. App. 815 (1983),</w:t>
+        <w:t xml:space="preserve">, 168 Ga. App.</w:t>
+      </w:r>
+      <w:r>
+        <w:t xml:space="preserve"> </w:t>
+      </w:r>
+      <w:r>
+        <w:t xml:space="preserve">815 (1983),</w:t>
       </w:r>
       <w:r>
         <w:t xml:space="preserve"> </w:t>
@@ -4094,7 +4107,13 @@
         <w:t xml:space="preserve">Nairon v. Land</w:t>
       </w:r>
       <w:r>
-        <w:t xml:space="preserve">, 242 Ga. App. 259 (2000).</w:t>
+        <w:t xml:space="preserve">, 242 Ga. App.</w:t>
+      </w:r>
+      <w:r>
+        <w:t xml:space="preserve"> </w:t>
+      </w:r>
+      <w:r>
+        <w:t xml:space="preserve">259 (2000).</w:t>
       </w:r>
     </w:p>
     <w:p>
@@ -4114,7 +4133,13 @@
         <w:noBreakHyphen/>
       </w:r>
       <w:r>
-        <w:t xml:space="preserve">201(e), quite simply did not apply because the proceeding was over, even though in any other situation where the case is still pending, such taking of judicial notice may still be made under O.C.G.A. § 24</w:t>
+        <w:t xml:space="preserve">201(e),</w:t>
+      </w:r>
+      <w:r>
+        <w:t xml:space="preserve"> </w:t>
+      </w:r>
+      <w:r>
+        <w:t xml:space="preserve">quite simply did not apply because the proceeding was over, even though in any other situation where the case is still pending, such taking of judicial notice may still be made under O.C.G.A. § 24</w:t>
       </w:r>
       <w:r>
         <w:noBreakHyphen/>
@@ -4134,12 +4159,18 @@
         <w:pStyle w:val="BodyText"/>
       </w:pPr>
       <w:r>
-        <w:t xml:space="preserve">As Wright &amp; Miller, Federal Practice and Procedures, § 5109 notes:</w:t>
-      </w:r>
-    </w:p>
-    <w:p>
-      <w:pPr>
-        <w:pStyle w:val="BlockText"/>
+        <w:t xml:space="preserve">As Wright &amp; Miller, Federal Practice and Procedures, § 5109</w:t>
+      </w:r>
+      <w:r>
+        <w:t xml:space="preserve"> </w:t>
+      </w:r>
+      <w:r>
+        <w:t xml:space="preserve">notes:</w:t>
+      </w:r>
+    </w:p>
+    <w:p>
+      <w:pPr>
+        <w:pStyle w:val="XdQuoteOnly"/>
       </w:pPr>
       <w:r>
         <w:t xml:space="preserve">Though no court has held Rule 201(e) unconstitutional, it seems dubious due process to allow a party to be heard only after the judge has already made up her mind.</w:t>
@@ -4147,7 +4178,7 @@
     </w:p>
     <w:p>
       <w:pPr>
-        <w:pStyle w:val="FirstParagraph"/>
+        <w:pStyle w:val="BodyText"/>
       </w:pPr>
       <w:r>
         <w:t xml:space="preserve">It seems even more dubious not to provide for a retrospective hearing after the decision made even if there were some mechanism.</w:t>
@@ -4166,7 +4197,19 @@
         <w:t xml:space="preserve"> </w:t>
       </w:r>
       <w:r>
-        <w:t xml:space="preserve">1 Weinstein &amp; Berger, Weinstein’s Evidence, 2d ed. 1996. P. 201</w:t>
+        <w:t xml:space="preserve">1 Weinstein</w:t>
+      </w:r>
+      <w:r>
+        <w:t xml:space="preserve"> </w:t>
+      </w:r>
+      <w:r>
+        <w:t xml:space="preserve">&amp; Berger, Weinstein’s</w:t>
+      </w:r>
+      <w:r>
+        <w:t xml:space="preserve"> </w:t>
+      </w:r>
+      <w:r>
+        <w:t xml:space="preserve">Evidence, 2d ed. 1996. P. 201</w:t>
       </w:r>
       <w:r>
         <w:noBreakHyphen/>
@@ -4220,7 +4263,13 @@
         <w:t xml:space="preserve">Graves v. State</w:t>
       </w:r>
       <w:r>
-        <w:t xml:space="preserve">, 269 Ga. 772 (1998). The best appellee can do is to wash away</w:t>
+        <w:t xml:space="preserve">, 269 Ga. 772</w:t>
+      </w:r>
+      <w:r>
+        <w:t xml:space="preserve"> </w:t>
+      </w:r>
+      <w:r>
+        <w:t xml:space="preserve">(1998). The best appellee can do is to wash away</w:t>
       </w:r>
       <w:r>
         <w:t xml:space="preserve"> </w:t>
@@ -4233,7 +4282,13 @@
         <w:t xml:space="preserve">Garner v. State of La.</w:t>
       </w:r>
       <w:r>
-        <w:t xml:space="preserve">, 368 U.S. 157 (1961), with the following sentence “judicial notice of racial tensions were mentioned, but not central to the outcome of the case.” A reading of</w:t>
+        <w:t xml:space="preserve">, 368 U.S.</w:t>
+      </w:r>
+      <w:r>
+        <w:t xml:space="preserve"> </w:t>
+      </w:r>
+      <w:r>
+        <w:t xml:space="preserve">157 (1961), with the following sentence “judicial notice of racial tensions were mentioned, but not central to the outcome of the case.” A reading of</w:t>
       </w:r>
       <w:r>
         <w:t xml:space="preserve"> </w:t>
@@ -4294,7 +4349,7 @@
     </w:p>
     <w:p>
       <w:pPr>
-        <w:pStyle w:val="BodyText"/>
+        <w:pStyle w:val="BodyTextNote"/>
       </w:pPr>
       <w:r>
         <w:t xml:space="preserve">The Court’s decision below should be reversed. Alternatively, the Court’s decision should be vacated so that the Court can apply both § 24</w:t>
@@ -4318,629 +4373,624 @@
         <w:footnoteReference w:id="10"/>
       </w:r>
     </w:p>
-    <w:p>
-      <w:pPr>
-        <w:keepNext/>
-        <w:keepLines/>
-        <w:spacing w:before="0" w:after="0" w:line="644" w:lineRule="exact"/>
-        <w:ind w:left="0" w:firstLine="720"/>
-      </w:pPr>
-      <w:r>
-        <w:t xml:space="preserve">This</w:t>
-      </w:r>
-      <w:r>
-        <w:t xml:space="preserve"> </w:t>
-      </w:r>
-      <w:r>
-        <w:t xml:space="preserve">submission</w:t>
-      </w:r>
-      <w:r>
-        <w:t xml:space="preserve"> </w:t>
-      </w:r>
-      <w:r>
-        <w:t xml:space="preserve">does</w:t>
-      </w:r>
-      <w:r>
-        <w:t xml:space="preserve"> </w:t>
-      </w:r>
-      <w:r>
-        <w:t xml:space="preserve">not</w:t>
-      </w:r>
-      <w:r>
-        <w:t xml:space="preserve"> </w:t>
-      </w:r>
-      <w:r>
-        <w:t xml:space="preserve">exceed</w:t>
-      </w:r>
-      <w:r>
-        <w:t xml:space="preserve"> </w:t>
-      </w:r>
-      <w:r>
-        <w:t xml:space="preserve">the</w:t>
-      </w:r>
-      <w:r>
-        <w:t xml:space="preserve"> </w:t>
-      </w:r>
-      <w:r>
-        <w:t xml:space="preserve">word</w:t>
-      </w:r>
-      <w:r>
-        <w:t xml:space="preserve"> </w:t>
-      </w:r>
-      <w:r>
-        <w:t xml:space="preserve">count</w:t>
-      </w:r>
-      <w:r>
-        <w:t xml:space="preserve"> </w:t>
-      </w:r>
-      <w:r>
-        <w:t xml:space="preserve">limit</w:t>
-      </w:r>
-      <w:r>
-        <w:t xml:space="preserve"> </w:t>
-      </w:r>
-      <w:r>
-        <w:t xml:space="preserve">imposed</w:t>
-      </w:r>
-      <w:r>
-        <w:t xml:space="preserve"> </w:t>
-      </w:r>
-      <w:r>
-        <w:t xml:space="preserve">by</w:t>
-      </w:r>
-      <w:r>
-        <w:t xml:space="preserve"> </w:t>
-      </w:r>
-      <w:r>
-        <w:t xml:space="preserve">Rule</w:t>
-      </w:r>
-      <w:r>
-        <w:t xml:space="preserve"> </w:t>
-      </w:r>
-      <w:r>
-        <w:t xml:space="preserve">24.</w:t>
-      </w:r>
-    </w:p>
-    <w:p>
-      <w:pPr>
-        <w:keepNext/>
-        <w:keepLines/>
-        <w:spacing w:before="160" w:after="0" w:line="322" w:lineRule="exact"/>
-        <w:ind w:left="4608" w:firstLine="0"/>
-      </w:pPr>
-      <w:r>
-        <w:rPr>
-          <w:u w:val="single"/>
-        </w:rPr>
-        <w:t xml:space="preserve">/s/</w:t>
-      </w:r>
-      <w:r>
-        <w:rPr>
-          <w:u w:val="single"/>
-        </w:rPr>
-        <w:t xml:space="preserve"> </w:t>
-      </w:r>
-      <w:r>
-        <w:rPr>
-          <w:i/>
-          <w:iCs/>
-          <w:u w:val="single"/>
-        </w:rPr>
-        <w:t xml:space="preserve">Keith</w:t>
-      </w:r>
-      <w:r>
-        <w:rPr>
-          <w:i/>
-          <w:iCs/>
-          <w:u w:val="single"/>
-        </w:rPr>
-        <w:t xml:space="preserve"> </w:t>
-      </w:r>
-      <w:r>
-        <w:rPr>
-          <w:i/>
-          <w:iCs/>
-          <w:u w:val="single"/>
-        </w:rPr>
-        <w:t xml:space="preserve">R.</w:t>
-      </w:r>
-      <w:r>
-        <w:rPr>
-          <w:i/>
-          <w:iCs/>
-          <w:u w:val="single"/>
-        </w:rPr>
-        <w:t xml:space="preserve"> </w:t>
-      </w:r>
-      <w:r>
-        <w:rPr>
-          <w:i/>
-          <w:iCs/>
-          <w:u w:val="single"/>
-        </w:rPr>
-        <w:t xml:space="preserve">Foster</w:t>
-      </w:r>
-    </w:p>
-    <w:p>
-      <w:pPr>
-        <w:keepNext/>
-        <w:keepLines/>
-        <w:spacing w:before="0" w:after="0" w:line="322" w:lineRule="exact"/>
-        <w:ind w:left="4608" w:firstLine="0"/>
-      </w:pPr>
-      <w:r>
-        <w:t xml:space="preserve">Keith</w:t>
-      </w:r>
-      <w:r>
-        <w:t xml:space="preserve"> </w:t>
-      </w:r>
-      <w:r>
-        <w:t xml:space="preserve">R.</w:t>
-      </w:r>
-      <w:r>
-        <w:t xml:space="preserve"> </w:t>
-      </w:r>
-      <w:r>
-        <w:t xml:space="preserve">Foster</w:t>
-      </w:r>
-    </w:p>
-    <w:p>
-      <w:pPr>
-        <w:keepNext/>
-        <w:keepLines/>
-        <w:spacing w:before="0" w:after="0" w:line="322" w:lineRule="exact"/>
-        <w:ind w:left="4608" w:firstLine="0"/>
-      </w:pPr>
-      <w:r>
-        <w:t xml:space="preserve">Ga.</w:t>
-      </w:r>
-      <w:r>
-        <w:t xml:space="preserve"> </w:t>
-      </w:r>
-      <w:r>
-        <w:t xml:space="preserve">Bar</w:t>
-      </w:r>
-      <w:r>
-        <w:t xml:space="preserve"> </w:t>
-      </w:r>
-      <w:r>
-        <w:t xml:space="preserve">No.</w:t>
-      </w:r>
-      <w:r>
-        <w:t xml:space="preserve"> </w:t>
-      </w:r>
-      <w:r>
-        <w:t xml:space="preserve">271001</w:t>
-      </w:r>
-    </w:p>
-    <w:p>
-      <w:pPr>
-        <w:keepNext/>
-        <w:keepLines/>
-        <w:spacing w:before="0" w:after="0" w:line="322" w:lineRule="exact"/>
-        <w:ind w:left="4608" w:firstLine="0"/>
-      </w:pPr>
-      <w:r>
-        <w:rPr>
-          <w:i/>
-          <w:iCs/>
-        </w:rPr>
-        <w:t xml:space="preserve">Attorney</w:t>
-      </w:r>
-      <w:r>
-        <w:rPr>
-          <w:i/>
-          <w:iCs/>
-        </w:rPr>
-        <w:t xml:space="preserve"> </w:t>
-      </w:r>
-      <w:r>
-        <w:rPr>
-          <w:i/>
-          <w:iCs/>
-        </w:rPr>
-        <w:t xml:space="preserve">for</w:t>
-      </w:r>
-      <w:r>
-        <w:rPr>
-          <w:i/>
-          <w:iCs/>
-        </w:rPr>
-        <w:t xml:space="preserve"> </w:t>
-      </w:r>
-      <w:r>
-        <w:rPr>
-          <w:i/>
-          <w:iCs/>
-        </w:rPr>
-        <w:t xml:space="preserve">Appellant</w:t>
-      </w:r>
-    </w:p>
-    <w:p>
-      <w:pPr>
-        <w:keepNext/>
-        <w:keepLines/>
-        <w:spacing w:before="0" w:after="0" w:line="322" w:lineRule="exact"/>
-        <w:ind w:left="4608" w:firstLine="0"/>
-      </w:pPr>
-      <w:r>
-        <w:t xml:space="preserve">The</w:t>
-      </w:r>
-      <w:r>
-        <w:t xml:space="preserve"> </w:t>
-      </w:r>
-      <w:r>
-        <w:t xml:space="preserve">Foster</w:t>
-      </w:r>
-      <w:r>
-        <w:t xml:space="preserve"> </w:t>
-      </w:r>
-      <w:r>
-        <w:t xml:space="preserve">Firm,</w:t>
-      </w:r>
-      <w:r>
-        <w:t xml:space="preserve"> </w:t>
-      </w:r>
-      <w:r>
-        <w:t xml:space="preserve">LLC</w:t>
-      </w:r>
-    </w:p>
-    <w:p>
-      <w:pPr>
-        <w:keepNext/>
-        <w:keepLines/>
-        <w:spacing w:before="0" w:after="0" w:line="322" w:lineRule="exact"/>
-        <w:ind w:left="4608" w:firstLine="0"/>
-      </w:pPr>
-      <w:r>
-        <w:t xml:space="preserve">One</w:t>
-      </w:r>
-      <w:r>
-        <w:t xml:space="preserve"> </w:t>
-      </w:r>
-      <w:r>
-        <w:t xml:space="preserve">Crown</w:t>
-      </w:r>
-      <w:r>
-        <w:t xml:space="preserve"> </w:t>
-      </w:r>
-      <w:r>
-        <w:t xml:space="preserve">Center</w:t>
-      </w:r>
-    </w:p>
-    <w:p>
-      <w:pPr>
-        <w:keepNext/>
-        <w:keepLines/>
-        <w:spacing w:before="0" w:after="0" w:line="322" w:lineRule="exact"/>
-        <w:ind w:left="4608" w:firstLine="0"/>
-      </w:pPr>
-      <w:r>
-        <w:t xml:space="preserve">1895</w:t>
-      </w:r>
-      <w:r>
-        <w:t xml:space="preserve"> </w:t>
-      </w:r>
-      <w:r>
-        <w:t xml:space="preserve">Phoenix</w:t>
-      </w:r>
-      <w:r>
-        <w:t xml:space="preserve"> </w:t>
-      </w:r>
-      <w:r>
-        <w:t xml:space="preserve">Blvd.,</w:t>
-      </w:r>
-      <w:r>
-        <w:t xml:space="preserve"> </w:t>
-      </w:r>
-      <w:r>
-        <w:t xml:space="preserve">Suite</w:t>
-      </w:r>
-      <w:r>
-        <w:t xml:space="preserve"> </w:t>
-      </w:r>
-      <w:r>
-        <w:t xml:space="preserve">110</w:t>
-      </w:r>
-    </w:p>
-    <w:p>
-      <w:pPr>
-        <w:keepNext/>
-        <w:keepLines/>
-        <w:spacing w:before="0" w:after="0" w:line="322" w:lineRule="exact"/>
-        <w:ind w:left="4608" w:firstLine="0"/>
-      </w:pPr>
-      <w:r>
-        <w:t xml:space="preserve">Tel:</w:t>
-      </w:r>
-      <w:r>
-        <w:t xml:space="preserve"> </w:t>
-      </w:r>
-      <w:r>
-        <w:t xml:space="preserve">404</w:t>
-      </w:r>
-      <w:r>
-        <w:noBreakHyphen/>
-      </w:r>
-      <w:r>
-        <w:t xml:space="preserve">559</w:t>
-      </w:r>
-      <w:r>
-        <w:noBreakHyphen/>
-      </w:r>
-      <w:r>
-        <w:t xml:space="preserve">8325</w:t>
-      </w:r>
-    </w:p>
-    <w:p>
-      <w:pPr>
-        <w:keepNext/>
-        <w:keepLines/>
-        <w:spacing w:before="0" w:after="0" w:line="322" w:lineRule="exact"/>
-        <w:ind w:left="4608" w:firstLine="0"/>
-      </w:pPr>
-      <w:r>
-        <w:t xml:space="preserve">kfoster@tfflaw.net</w:t>
-      </w:r>
-    </w:p>
-    <w:p>
-      <w:pPr>
-        <w:keepNext/>
-        <w:keepLines/>
-        <w:spacing w:before="240" w:after="0" w:line="322" w:lineRule="exact"/>
-        <w:ind w:left="4608" w:firstLine="0"/>
-      </w:pPr>
-      <w:r>
-        <w:rPr>
-          <w:u w:val="single"/>
-        </w:rPr>
-        <w:t xml:space="preserve">/s/</w:t>
-      </w:r>
-      <w:r>
-        <w:rPr>
-          <w:u w:val="single"/>
-        </w:rPr>
-        <w:t xml:space="preserve"> </w:t>
-      </w:r>
-      <w:r>
-        <w:rPr>
-          <w:i/>
-          <w:iCs/>
-          <w:u w:val="single"/>
-        </w:rPr>
-        <w:t xml:space="preserve">Ralph</w:t>
-      </w:r>
-      <w:r>
-        <w:rPr>
-          <w:i/>
-          <w:iCs/>
-          <w:u w:val="single"/>
-        </w:rPr>
-        <w:t xml:space="preserve"> </w:t>
-      </w:r>
-      <w:r>
-        <w:rPr>
-          <w:i/>
-          <w:iCs/>
-          <w:u w:val="single"/>
-        </w:rPr>
-        <w:t xml:space="preserve">Goldberg</w:t>
-      </w:r>
-    </w:p>
-    <w:p>
-      <w:pPr>
-        <w:keepNext/>
-        <w:keepLines/>
-        <w:spacing w:before="0" w:after="0" w:line="322" w:lineRule="exact"/>
-        <w:ind w:left="4608" w:firstLine="0"/>
-      </w:pPr>
-      <w:r>
-        <w:t xml:space="preserve">Ralph</w:t>
-      </w:r>
-      <w:r>
-        <w:t xml:space="preserve"> </w:t>
-      </w:r>
-      <w:r>
-        <w:t xml:space="preserve">Goldberg</w:t>
-      </w:r>
-    </w:p>
-    <w:p>
-      <w:pPr>
-        <w:keepNext/>
-        <w:keepLines/>
-        <w:spacing w:before="0" w:after="0" w:line="322" w:lineRule="exact"/>
-        <w:ind w:left="4608" w:firstLine="0"/>
-      </w:pPr>
-      <w:r>
-        <w:t xml:space="preserve">Ga.</w:t>
-      </w:r>
-      <w:r>
-        <w:t xml:space="preserve"> </w:t>
-      </w:r>
-      <w:r>
-        <w:t xml:space="preserve">Bar</w:t>
-      </w:r>
-      <w:r>
-        <w:t xml:space="preserve"> </w:t>
-      </w:r>
-      <w:r>
-        <w:t xml:space="preserve">No.</w:t>
-      </w:r>
-      <w:r>
-        <w:t xml:space="preserve"> </w:t>
-      </w:r>
-      <w:r>
-        <w:t xml:space="preserve">299475</w:t>
-      </w:r>
-    </w:p>
-    <w:p>
-      <w:pPr>
-        <w:keepNext/>
-        <w:keepLines/>
-        <w:spacing w:before="0" w:after="0" w:line="322" w:lineRule="exact"/>
-        <w:ind w:left="4608" w:firstLine="0"/>
-      </w:pPr>
-      <w:r>
-        <w:rPr>
-          <w:i/>
-          <w:iCs/>
-        </w:rPr>
-        <w:t xml:space="preserve">Attorney</w:t>
-      </w:r>
-      <w:r>
-        <w:rPr>
-          <w:i/>
-          <w:iCs/>
-        </w:rPr>
-        <w:t xml:space="preserve"> </w:t>
-      </w:r>
-      <w:r>
-        <w:rPr>
-          <w:i/>
-          <w:iCs/>
-        </w:rPr>
-        <w:t xml:space="preserve">for</w:t>
-      </w:r>
-      <w:r>
-        <w:rPr>
-          <w:i/>
-          <w:iCs/>
-        </w:rPr>
-        <w:t xml:space="preserve"> </w:t>
-      </w:r>
-      <w:r>
-        <w:rPr>
-          <w:i/>
-          <w:iCs/>
-        </w:rPr>
-        <w:t xml:space="preserve">Appellant</w:t>
-      </w:r>
-    </w:p>
-    <w:p>
-      <w:pPr>
-        <w:keepNext/>
-        <w:keepLines/>
-        <w:spacing w:before="0" w:after="0" w:line="322" w:lineRule="exact"/>
-        <w:ind w:left="4608" w:firstLine="0"/>
-      </w:pPr>
-      <w:r>
-        <w:t xml:space="preserve">Goldberg</w:t>
-      </w:r>
-      <w:r>
-        <w:t xml:space="preserve"> </w:t>
-      </w:r>
-      <w:r>
-        <w:t xml:space="preserve">&amp;</w:t>
-      </w:r>
-      <w:r>
-        <w:t xml:space="preserve"> </w:t>
-      </w:r>
-      <w:r>
-        <w:t xml:space="preserve">Cuvillier,</w:t>
-      </w:r>
-      <w:r>
-        <w:t xml:space="preserve"> </w:t>
-      </w:r>
-      <w:r>
-        <w:t xml:space="preserve">P.C.</w:t>
-      </w:r>
-    </w:p>
-    <w:p>
-      <w:pPr>
-        <w:keepNext/>
-        <w:keepLines/>
-        <w:spacing w:before="0" w:after="0" w:line="322" w:lineRule="exact"/>
-        <w:ind w:left="4608" w:firstLine="0"/>
-      </w:pPr>
-      <w:r>
-        <w:t xml:space="preserve">2295</w:t>
-      </w:r>
-      <w:r>
-        <w:t xml:space="preserve"> </w:t>
-      </w:r>
-      <w:r>
-        <w:t xml:space="preserve">Parklake</w:t>
-      </w:r>
-      <w:r>
-        <w:t xml:space="preserve"> </w:t>
-      </w:r>
-      <w:r>
-        <w:t xml:space="preserve">Dr.,</w:t>
-      </w:r>
-      <w:r>
-        <w:t xml:space="preserve"> </w:t>
-      </w:r>
-      <w:r>
-        <w:t xml:space="preserve">N.E.</w:t>
-      </w:r>
-    </w:p>
-    <w:p>
-      <w:pPr>
-        <w:keepNext/>
-        <w:keepLines/>
-        <w:spacing w:before="0" w:after="0" w:line="322" w:lineRule="exact"/>
-        <w:ind w:left="4608" w:firstLine="0"/>
-      </w:pPr>
-      <w:r>
-        <w:t xml:space="preserve">Atlanta,</w:t>
-      </w:r>
-      <w:r>
-        <w:t xml:space="preserve"> </w:t>
-      </w:r>
-      <w:r>
-        <w:t xml:space="preserve">GA.</w:t>
-      </w:r>
-      <w:r>
-        <w:t xml:space="preserve"> </w:t>
-      </w:r>
-      <w:r>
-        <w:t xml:space="preserve">30345</w:t>
-      </w:r>
-    </w:p>
-    <w:p>
-      <w:pPr>
-        <w:keepNext/>
-        <w:keepLines/>
-        <w:spacing w:before="0" w:after="0" w:line="322" w:lineRule="exact"/>
-        <w:ind w:left="4608" w:firstLine="0"/>
-      </w:pPr>
-      <w:r>
-        <w:t xml:space="preserve">Tel:</w:t>
-      </w:r>
-      <w:r>
-        <w:t xml:space="preserve"> </w:t>
-      </w:r>
-      <w:r>
-        <w:t xml:space="preserve">770</w:t>
-      </w:r>
-      <w:r>
-        <w:noBreakHyphen/>
-      </w:r>
-      <w:r>
-        <w:t xml:space="preserve">670</w:t>
-      </w:r>
-      <w:r>
-        <w:noBreakHyphen/>
-      </w:r>
-      <w:r>
-        <w:t xml:space="preserve">7343</w:t>
-      </w:r>
-    </w:p>
-    <w:p>
-      <w:pPr>
-        <w:keepLines/>
-        <w:spacing w:before="0" w:after="0" w:line="322" w:lineRule="exact"/>
-        <w:ind w:left="4608" w:firstLine="0"/>
-      </w:pPr>
-      <w:r>
-        <w:t xml:space="preserve">attorneygoldberg@hotmail.com</w:t>
-      </w:r>
-    </w:p>
-    <w:p>
-      <w:pPr>
-        <w:keepNext/>
-        <w:keepLines/>
+    <w:tbl>
+      <w:tblPr>
+        <w:tblW w:w="9360" w:type="dxa"/>
+        <w:tblLayout w:type="fixed"/>
+        <w:tblCellMar>
+          <w:top w:w="0" w:type="dxa"/>
+          <w:left w:w="0" w:type="dxa"/>
+          <w:bottom w:w="0" w:type="dxa"/>
+          <w:right w:w="0" w:type="dxa"/>
+        </w:tblCellMar>
+        <w:tblLook w:val="0000" w:firstRow="0" w:lastRow="0" w:firstColumn="0" w:lastColumn="0" w:noHBand="0" w:noVBand="0"/>
+      </w:tblPr>
+      <w:tblGrid>
+        <w:gridCol w:w="9360"/>
+      </w:tblGrid>
+      <w:tr>
+        <w:trPr>
+          <w:cantSplit/>
+        </w:trPr>
+        <w:tc>
+          <w:tcPr>
+            <w:tcW w:w="9360" w:type="dxa"/>
+          </w:tcPr>
+          <w:p>
+            <w:pPr>
+              <w:spacing w:before="0" w:after="0" w:line="644" w:lineRule="exact"/>
+              <w:ind w:left="0" w:firstLine="720"/>
+              <w:jc w:val="left"/>
+            </w:pPr>
+            <w:r>
+              <w:t xml:space="preserve">This</w:t>
+            </w:r>
+            <w:r>
+              <w:t xml:space="preserve"> </w:t>
+            </w:r>
+            <w:r>
+              <w:t xml:space="preserve">submission</w:t>
+            </w:r>
+            <w:r>
+              <w:t xml:space="preserve"> </w:t>
+            </w:r>
+            <w:r>
+              <w:t xml:space="preserve">does</w:t>
+            </w:r>
+            <w:r>
+              <w:t xml:space="preserve"> </w:t>
+            </w:r>
+            <w:r>
+              <w:t xml:space="preserve">not</w:t>
+            </w:r>
+            <w:r>
+              <w:t xml:space="preserve"> </w:t>
+            </w:r>
+            <w:r>
+              <w:t xml:space="preserve">exceed</w:t>
+            </w:r>
+            <w:r>
+              <w:t xml:space="preserve"> </w:t>
+            </w:r>
+            <w:r>
+              <w:t xml:space="preserve">the</w:t>
+            </w:r>
+            <w:r>
+              <w:t xml:space="preserve"> </w:t>
+            </w:r>
+            <w:r>
+              <w:t xml:space="preserve">word</w:t>
+            </w:r>
+            <w:r>
+              <w:t xml:space="preserve"> </w:t>
+            </w:r>
+            <w:r>
+              <w:t xml:space="preserve">count</w:t>
+            </w:r>
+            <w:r>
+              <w:t xml:space="preserve"> </w:t>
+            </w:r>
+            <w:r>
+              <w:t xml:space="preserve">limit</w:t>
+            </w:r>
+            <w:r>
+              <w:t xml:space="preserve"> </w:t>
+            </w:r>
+            <w:r>
+              <w:t xml:space="preserve">imposed</w:t>
+            </w:r>
+            <w:r>
+              <w:t xml:space="preserve"> </w:t>
+            </w:r>
+            <w:r>
+              <w:t xml:space="preserve">by</w:t>
+            </w:r>
+            <w:r>
+              <w:t xml:space="preserve"> </w:t>
+            </w:r>
+            <w:r>
+              <w:t xml:space="preserve">Rule</w:t>
+            </w:r>
+            <w:r>
+              <w:t xml:space="preserve"> </w:t>
+            </w:r>
+            <w:r>
+              <w:t xml:space="preserve">24.</w:t>
+            </w:r>
+          </w:p>
+          <w:p>
+            <w:pPr>
+              <w:spacing w:before="240" w:after="0" w:line="322" w:lineRule="exact"/>
+              <w:ind w:left="4608" w:firstLine="0"/>
+              <w:jc w:val="left"/>
+            </w:pPr>
+            <w:r>
+              <w:rPr>
+                <w:u w:val="single"/>
+              </w:rPr>
+              <w:t xml:space="preserve">/s/</w:t>
+            </w:r>
+            <w:r>
+              <w:rPr>
+                <w:u w:val="single"/>
+              </w:rPr>
+              <w:t xml:space="preserve"> </w:t>
+            </w:r>
+            <w:r>
+              <w:rPr>
+                <w:i/>
+                <w:iCs/>
+                <w:u w:val="single"/>
+              </w:rPr>
+              <w:t xml:space="preserve">Keith</w:t>
+            </w:r>
+            <w:r>
+              <w:rPr>
+                <w:i/>
+                <w:iCs/>
+                <w:u w:val="single"/>
+              </w:rPr>
+              <w:t xml:space="preserve"> </w:t>
+            </w:r>
+            <w:r>
+              <w:rPr>
+                <w:i/>
+                <w:iCs/>
+                <w:u w:val="single"/>
+              </w:rPr>
+              <w:t xml:space="preserve">R.</w:t>
+            </w:r>
+            <w:r>
+              <w:rPr>
+                <w:i/>
+                <w:iCs/>
+                <w:u w:val="single"/>
+              </w:rPr>
+              <w:t xml:space="preserve"> </w:t>
+            </w:r>
+            <w:r>
+              <w:rPr>
+                <w:i/>
+                <w:iCs/>
+                <w:u w:val="single"/>
+              </w:rPr>
+              <w:t xml:space="preserve">Foster</w:t>
+            </w:r>
+          </w:p>
+          <w:p>
+            <w:pPr>
+              <w:spacing w:before="0" w:after="0" w:line="322" w:lineRule="exact"/>
+              <w:ind w:left="4608" w:firstLine="0"/>
+              <w:jc w:val="left"/>
+            </w:pPr>
+            <w:r>
+              <w:t xml:space="preserve">Keith</w:t>
+            </w:r>
+            <w:r>
+              <w:t xml:space="preserve"> </w:t>
+            </w:r>
+            <w:r>
+              <w:t xml:space="preserve">R.</w:t>
+            </w:r>
+            <w:r>
+              <w:t xml:space="preserve"> </w:t>
+            </w:r>
+            <w:r>
+              <w:t xml:space="preserve">Foster</w:t>
+            </w:r>
+          </w:p>
+          <w:p>
+            <w:pPr>
+              <w:spacing w:before="0" w:after="0" w:line="322" w:lineRule="exact"/>
+              <w:ind w:left="4608" w:firstLine="0"/>
+              <w:jc w:val="left"/>
+            </w:pPr>
+            <w:r>
+              <w:t xml:space="preserve">Ga.</w:t>
+            </w:r>
+            <w:r>
+              <w:t xml:space="preserve"> </w:t>
+            </w:r>
+            <w:r>
+              <w:t xml:space="preserve">Bar</w:t>
+            </w:r>
+            <w:r>
+              <w:t xml:space="preserve"> </w:t>
+            </w:r>
+            <w:r>
+              <w:t xml:space="preserve">No.</w:t>
+            </w:r>
+            <w:r>
+              <w:t xml:space="preserve"> </w:t>
+            </w:r>
+            <w:r>
+              <w:t xml:space="preserve">271001</w:t>
+            </w:r>
+          </w:p>
+          <w:p>
+            <w:pPr>
+              <w:spacing w:before="0" w:after="0" w:line="322" w:lineRule="exact"/>
+              <w:ind w:left="4608" w:firstLine="0"/>
+              <w:jc w:val="left"/>
+            </w:pPr>
+            <w:r>
+              <w:rPr>
+                <w:i/>
+                <w:iCs/>
+              </w:rPr>
+              <w:t xml:space="preserve">Attorney</w:t>
+            </w:r>
+            <w:r>
+              <w:rPr>
+                <w:i/>
+                <w:iCs/>
+              </w:rPr>
+              <w:t xml:space="preserve"> </w:t>
+            </w:r>
+            <w:r>
+              <w:rPr>
+                <w:i/>
+                <w:iCs/>
+              </w:rPr>
+              <w:t xml:space="preserve">for</w:t>
+            </w:r>
+            <w:r>
+              <w:rPr>
+                <w:i/>
+                <w:iCs/>
+              </w:rPr>
+              <w:t xml:space="preserve"> </w:t>
+            </w:r>
+            <w:r>
+              <w:rPr>
+                <w:i/>
+                <w:iCs/>
+              </w:rPr>
+              <w:t xml:space="preserve">Appellant</w:t>
+            </w:r>
+          </w:p>
+          <w:p>
+            <w:pPr>
+              <w:spacing w:before="0" w:after="0" w:line="322" w:lineRule="exact"/>
+              <w:ind w:left="4608" w:firstLine="0"/>
+              <w:jc w:val="left"/>
+            </w:pPr>
+            <w:r>
+              <w:t xml:space="preserve">The</w:t>
+            </w:r>
+            <w:r>
+              <w:t xml:space="preserve"> </w:t>
+            </w:r>
+            <w:r>
+              <w:t xml:space="preserve">Foster</w:t>
+            </w:r>
+            <w:r>
+              <w:t xml:space="preserve"> </w:t>
+            </w:r>
+            <w:r>
+              <w:t xml:space="preserve">Firm,</w:t>
+            </w:r>
+            <w:r>
+              <w:t xml:space="preserve"> </w:t>
+            </w:r>
+            <w:r>
+              <w:t xml:space="preserve">LLC</w:t>
+            </w:r>
+          </w:p>
+          <w:p>
+            <w:pPr>
+              <w:spacing w:before="0" w:after="0" w:line="322" w:lineRule="exact"/>
+              <w:ind w:left="4608" w:firstLine="0"/>
+              <w:jc w:val="left"/>
+            </w:pPr>
+            <w:r>
+              <w:t xml:space="preserve">One</w:t>
+            </w:r>
+            <w:r>
+              <w:t xml:space="preserve"> </w:t>
+            </w:r>
+            <w:r>
+              <w:t xml:space="preserve">Crown</w:t>
+            </w:r>
+            <w:r>
+              <w:t xml:space="preserve"> </w:t>
+            </w:r>
+            <w:r>
+              <w:t xml:space="preserve">Center</w:t>
+            </w:r>
+          </w:p>
+          <w:p>
+            <w:pPr>
+              <w:spacing w:before="0" w:after="0" w:line="322" w:lineRule="exact"/>
+              <w:ind w:left="4608" w:firstLine="0"/>
+              <w:jc w:val="left"/>
+            </w:pPr>
+            <w:r>
+              <w:t xml:space="preserve">1895</w:t>
+            </w:r>
+            <w:r>
+              <w:t xml:space="preserve"> </w:t>
+            </w:r>
+            <w:r>
+              <w:t xml:space="preserve">Phoenix</w:t>
+            </w:r>
+            <w:r>
+              <w:t xml:space="preserve"> </w:t>
+            </w:r>
+            <w:r>
+              <w:t xml:space="preserve">Blvd.,</w:t>
+            </w:r>
+            <w:r>
+              <w:t xml:space="preserve"> </w:t>
+            </w:r>
+            <w:r>
+              <w:t xml:space="preserve">Suite</w:t>
+            </w:r>
+            <w:r>
+              <w:t xml:space="preserve"> </w:t>
+            </w:r>
+            <w:r>
+              <w:t xml:space="preserve">110</w:t>
+            </w:r>
+          </w:p>
+          <w:p>
+            <w:pPr>
+              <w:spacing w:before="0" w:after="0" w:line="322" w:lineRule="exact"/>
+              <w:ind w:left="4608" w:firstLine="0"/>
+              <w:jc w:val="left"/>
+            </w:pPr>
+            <w:r>
+              <w:t xml:space="preserve">Tel:</w:t>
+            </w:r>
+            <w:r>
+              <w:t xml:space="preserve"> </w:t>
+            </w:r>
+            <w:r>
+              <w:t xml:space="preserve">404</w:t>
+              <w:noBreakHyphen/>
+              <w:t xml:space="preserve">559</w:t>
+              <w:noBreakHyphen/>
+              <w:t xml:space="preserve">8325</w:t>
+            </w:r>
+          </w:p>
+          <w:p>
+            <w:pPr>
+              <w:spacing w:before="0" w:after="0" w:line="322" w:lineRule="exact"/>
+              <w:ind w:left="4608" w:firstLine="0"/>
+              <w:jc w:val="left"/>
+            </w:pPr>
+            <w:r>
+              <w:t xml:space="preserve">kfoster@tfflaw.net</w:t>
+            </w:r>
+          </w:p>
+          <w:p>
+            <w:pPr>
+              <w:spacing w:before="240" w:after="0" w:line="322" w:lineRule="exact"/>
+              <w:ind w:left="4608" w:firstLine="0"/>
+              <w:jc w:val="left"/>
+            </w:pPr>
+            <w:r>
+              <w:rPr>
+                <w:u w:val="single"/>
+              </w:rPr>
+              <w:t xml:space="preserve">/s/</w:t>
+            </w:r>
+            <w:r>
+              <w:rPr>
+                <w:u w:val="single"/>
+              </w:rPr>
+              <w:t xml:space="preserve"> </w:t>
+            </w:r>
+            <w:r>
+              <w:rPr>
+                <w:i/>
+                <w:iCs/>
+                <w:u w:val="single"/>
+              </w:rPr>
+              <w:t xml:space="preserve">Ralph</w:t>
+            </w:r>
+            <w:r>
+              <w:rPr>
+                <w:i/>
+                <w:iCs/>
+                <w:u w:val="single"/>
+              </w:rPr>
+              <w:t xml:space="preserve"> </w:t>
+            </w:r>
+            <w:r>
+              <w:rPr>
+                <w:i/>
+                <w:iCs/>
+                <w:u w:val="single"/>
+              </w:rPr>
+              <w:t xml:space="preserve">Goldberg</w:t>
+            </w:r>
+          </w:p>
+          <w:p>
+            <w:pPr>
+              <w:spacing w:before="0" w:after="0" w:line="322" w:lineRule="exact"/>
+              <w:ind w:left="4608" w:firstLine="0"/>
+              <w:jc w:val="left"/>
+            </w:pPr>
+            <w:r>
+              <w:t xml:space="preserve">Ralph</w:t>
+            </w:r>
+            <w:r>
+              <w:t xml:space="preserve"> </w:t>
+            </w:r>
+            <w:r>
+              <w:t xml:space="preserve">Goldberg</w:t>
+            </w:r>
+          </w:p>
+          <w:p>
+            <w:pPr>
+              <w:spacing w:before="0" w:after="0" w:line="322" w:lineRule="exact"/>
+              <w:ind w:left="4608" w:firstLine="0"/>
+              <w:jc w:val="left"/>
+            </w:pPr>
+            <w:r>
+              <w:t xml:space="preserve">Ga.</w:t>
+            </w:r>
+            <w:r>
+              <w:t xml:space="preserve"> </w:t>
+            </w:r>
+            <w:r>
+              <w:t xml:space="preserve">Bar</w:t>
+            </w:r>
+            <w:r>
+              <w:t xml:space="preserve"> </w:t>
+            </w:r>
+            <w:r>
+              <w:t xml:space="preserve">No.</w:t>
+            </w:r>
+            <w:r>
+              <w:t xml:space="preserve"> </w:t>
+            </w:r>
+            <w:r>
+              <w:t xml:space="preserve">299475</w:t>
+            </w:r>
+          </w:p>
+          <w:p>
+            <w:pPr>
+              <w:spacing w:before="0" w:after="0" w:line="322" w:lineRule="exact"/>
+              <w:ind w:left="4608" w:firstLine="0"/>
+              <w:jc w:val="left"/>
+            </w:pPr>
+            <w:r>
+              <w:rPr>
+                <w:i/>
+                <w:iCs/>
+              </w:rPr>
+              <w:t xml:space="preserve">Attorney</w:t>
+            </w:r>
+            <w:r>
+              <w:rPr>
+                <w:i/>
+                <w:iCs/>
+              </w:rPr>
+              <w:t xml:space="preserve"> </w:t>
+            </w:r>
+            <w:r>
+              <w:rPr>
+                <w:i/>
+                <w:iCs/>
+              </w:rPr>
+              <w:t xml:space="preserve">for</w:t>
+            </w:r>
+            <w:r>
+              <w:rPr>
+                <w:i/>
+                <w:iCs/>
+              </w:rPr>
+              <w:t xml:space="preserve"> </w:t>
+            </w:r>
+            <w:r>
+              <w:rPr>
+                <w:i/>
+                <w:iCs/>
+              </w:rPr>
+              <w:t xml:space="preserve">Appellant</w:t>
+            </w:r>
+          </w:p>
+          <w:p>
+            <w:pPr>
+              <w:spacing w:before="0" w:after="0" w:line="322" w:lineRule="exact"/>
+              <w:ind w:left="4608" w:firstLine="0"/>
+              <w:jc w:val="left"/>
+            </w:pPr>
+            <w:r>
+              <w:t xml:space="preserve">Goldberg</w:t>
+            </w:r>
+            <w:r>
+              <w:t xml:space="preserve"> </w:t>
+            </w:r>
+            <w:r>
+              <w:t xml:space="preserve">&amp;</w:t>
+            </w:r>
+            <w:r>
+              <w:t xml:space="preserve"> </w:t>
+            </w:r>
+            <w:r>
+              <w:t xml:space="preserve">Cuvillier,</w:t>
+            </w:r>
+            <w:r>
+              <w:t xml:space="preserve"> </w:t>
+            </w:r>
+            <w:r>
+              <w:t xml:space="preserve">P.C.</w:t>
+            </w:r>
+          </w:p>
+          <w:p>
+            <w:pPr>
+              <w:spacing w:before="0" w:after="0" w:line="322" w:lineRule="exact"/>
+              <w:ind w:left="4608" w:firstLine="0"/>
+              <w:jc w:val="left"/>
+            </w:pPr>
+            <w:r>
+              <w:t xml:space="preserve">2295</w:t>
+            </w:r>
+            <w:r>
+              <w:t xml:space="preserve"> </w:t>
+            </w:r>
+            <w:r>
+              <w:t xml:space="preserve">Parklake</w:t>
+            </w:r>
+            <w:r>
+              <w:t xml:space="preserve"> </w:t>
+            </w:r>
+            <w:r>
+              <w:t xml:space="preserve">Dr.,</w:t>
+            </w:r>
+            <w:r>
+              <w:t xml:space="preserve"> </w:t>
+            </w:r>
+            <w:r>
+              <w:t xml:space="preserve">N.E.</w:t>
+            </w:r>
+          </w:p>
+          <w:p>
+            <w:pPr>
+              <w:spacing w:before="0" w:after="0" w:line="322" w:lineRule="exact"/>
+              <w:ind w:left="4608" w:firstLine="0"/>
+              <w:jc w:val="left"/>
+            </w:pPr>
+            <w:r>
+              <w:t xml:space="preserve">Atlanta,</w:t>
+            </w:r>
+            <w:r>
+              <w:t xml:space="preserve"> </w:t>
+            </w:r>
+            <w:r>
+              <w:t xml:space="preserve">GA.</w:t>
+            </w:r>
+            <w:r>
+              <w:t xml:space="preserve"> </w:t>
+            </w:r>
+            <w:r>
+              <w:t xml:space="preserve">30345</w:t>
+            </w:r>
+          </w:p>
+          <w:p>
+            <w:pPr>
+              <w:spacing w:before="0" w:after="0" w:line="322" w:lineRule="exact"/>
+              <w:ind w:left="4608" w:firstLine="0"/>
+              <w:jc w:val="left"/>
+            </w:pPr>
+            <w:r>
+              <w:t xml:space="preserve">Tel:</w:t>
+            </w:r>
+            <w:r>
+              <w:t xml:space="preserve"> </w:t>
+            </w:r>
+            <w:r>
+              <w:t xml:space="preserve">770</w:t>
+              <w:noBreakHyphen/>
+              <w:t xml:space="preserve">670</w:t>
+              <w:noBreakHyphen/>
+              <w:t xml:space="preserve">7343</w:t>
+            </w:r>
+          </w:p>
+          <w:p>
+            <w:pPr>
+              <w:spacing w:before="0" w:after="0" w:line="322" w:lineRule="exact"/>
+              <w:ind w:left="4608" w:firstLine="0"/>
+              <w:jc w:val="left"/>
+            </w:pPr>
+            <w:r>
+              <w:t xml:space="preserve">attorneygoldberg@hotmail.com</w:t>
+            </w:r>
+          </w:p>
+        </w:tc>
+      </w:tr>
+    </w:tbl>
+    <w:p>
+      <w:pPr>
         <w:pageBreakBefore/>
+        <w:spacing w:before="0" w:after="0" w:line="1" w:lineRule="exact"/>
+      </w:pPr>
+    </w:p>
+    <w:p>
+      <w:pPr>
         <w:spacing w:before="0" w:after="320" w:line="322" w:lineRule="exact"/>
         <w:ind w:left="0" w:firstLine="0"/>
         <w:jc w:val="center"/>
@@ -4985,6 +5035,7 @@
       <w:pPr>
         <w:spacing w:before="0" w:after="0" w:line="644" w:lineRule="exact"/>
         <w:ind w:left="0" w:firstLine="720"/>
+        <w:jc w:val="left"/>
       </w:pPr>
       <w:r>
         <w:t xml:space="preserve">This</w:t>
@@ -5214,699 +5265,718 @@
     </w:p>
     <w:p>
       <w:pPr>
-        <w:keepNext/>
-        <w:keepLines/>
-        <w:spacing w:before="322" w:after="0" w:line="322" w:lineRule="exact"/>
-        <w:ind w:left="1440" w:firstLine="0"/>
-      </w:pPr>
-      <w:r>
-        <w:t xml:space="preserve">Kareemah</w:t>
-      </w:r>
-      <w:r>
-        <w:t xml:space="preserve"> </w:t>
-      </w:r>
-      <w:r>
-        <w:t xml:space="preserve">Lewis</w:t>
-      </w:r>
-    </w:p>
-    <w:p>
-      <w:pPr>
-        <w:keepNext/>
-        <w:keepLines/>
         <w:spacing w:before="0" w:after="0" w:line="322" w:lineRule="exact"/>
-        <w:ind w:left="1440" w:firstLine="0"/>
-      </w:pPr>
-      <w:r>
-        <w:t xml:space="preserve">Metropolitan</w:t>
-      </w:r>
-      <w:r>
-        <w:t xml:space="preserve"> </w:t>
-      </w:r>
-      <w:r>
-        <w:t xml:space="preserve">Atlanta</w:t>
-      </w:r>
-      <w:r>
-        <w:t xml:space="preserve"> </w:t>
-      </w:r>
-      <w:r>
-        <w:t xml:space="preserve">Rapid</w:t>
-      </w:r>
-      <w:r>
-        <w:t xml:space="preserve"> </w:t>
-      </w:r>
-      <w:r>
-        <w:t xml:space="preserve">Transit</w:t>
-      </w:r>
-      <w:r>
-        <w:t xml:space="preserve"> </w:t>
-      </w:r>
-      <w:r>
-        <w:t xml:space="preserve">Authority:</w:t>
-      </w:r>
-    </w:p>
-    <w:p>
-      <w:pPr>
-        <w:keepNext/>
-        <w:keepLines/>
+      </w:pPr>
+    </w:p>
+    <w:tbl>
+      <w:tblPr>
+        <w:tblW w:w="9360" w:type="dxa"/>
+        <w:tblLayout w:type="fixed"/>
+        <w:tblCellMar>
+          <w:top w:w="0" w:type="dxa"/>
+          <w:left w:w="0" w:type="dxa"/>
+          <w:bottom w:w="0" w:type="dxa"/>
+          <w:right w:w="0" w:type="dxa"/>
+        </w:tblCellMar>
+        <w:tblLook w:val="0000" w:firstRow="0" w:lastRow="0" w:firstColumn="0" w:lastColumn="0" w:noHBand="0" w:noVBand="0"/>
+      </w:tblPr>
+      <w:tblGrid>
+        <w:gridCol w:w="9360"/>
+      </w:tblGrid>
+      <w:tr>
+        <w:trPr>
+          <w:cantSplit/>
+        </w:trPr>
+        <w:tc>
+          <w:tcPr>
+            <w:tcW w:w="9360" w:type="dxa"/>
+          </w:tcPr>
+          <w:p>
+            <w:pPr>
+              <w:spacing w:before="0" w:after="0" w:line="322" w:lineRule="exact"/>
+              <w:ind w:left="1440" w:firstLine="0"/>
+              <w:jc w:val="left"/>
+            </w:pPr>
+            <w:r>
+              <w:t xml:space="preserve">Kareemah</w:t>
+            </w:r>
+            <w:r>
+              <w:t xml:space="preserve"> </w:t>
+            </w:r>
+            <w:r>
+              <w:t xml:space="preserve">Lewis</w:t>
+            </w:r>
+          </w:p>
+          <w:p>
+            <w:pPr>
+              <w:spacing w:before="0" w:after="0" w:line="322" w:lineRule="exact"/>
+              <w:ind w:left="1440" w:firstLine="0"/>
+              <w:jc w:val="left"/>
+            </w:pPr>
+            <w:r>
+              <w:t xml:space="preserve">Metropolitan</w:t>
+            </w:r>
+            <w:r>
+              <w:t xml:space="preserve"> </w:t>
+            </w:r>
+            <w:r>
+              <w:t xml:space="preserve">Atlanta</w:t>
+            </w:r>
+            <w:r>
+              <w:t xml:space="preserve"> </w:t>
+            </w:r>
+            <w:r>
+              <w:t xml:space="preserve">Rapid</w:t>
+            </w:r>
+            <w:r>
+              <w:t xml:space="preserve"> </w:t>
+            </w:r>
+            <w:r>
+              <w:t xml:space="preserve">Transit</w:t>
+            </w:r>
+            <w:r>
+              <w:t xml:space="preserve"> </w:t>
+            </w:r>
+            <w:r>
+              <w:t xml:space="preserve">Authority:</w:t>
+            </w:r>
+          </w:p>
+          <w:p>
+            <w:pPr>
+              <w:spacing w:before="0" w:after="0" w:line="322" w:lineRule="exact"/>
+              <w:ind w:left="1440" w:firstLine="0"/>
+              <w:jc w:val="left"/>
+            </w:pPr>
+            <w:r>
+              <w:t xml:space="preserve">Legal</w:t>
+            </w:r>
+            <w:r>
+              <w:t xml:space="preserve"> </w:t>
+            </w:r>
+            <w:r>
+              <w:t xml:space="preserve">Services</w:t>
+            </w:r>
+            <w:r>
+              <w:t xml:space="preserve"> </w:t>
+            </w:r>
+            <w:r>
+              <w:t xml:space="preserve">Department</w:t>
+            </w:r>
+          </w:p>
+          <w:p>
+            <w:pPr>
+              <w:spacing w:before="0" w:after="0" w:line="322" w:lineRule="exact"/>
+              <w:ind w:left="1440" w:firstLine="0"/>
+              <w:jc w:val="left"/>
+            </w:pPr>
+            <w:r>
+              <w:t xml:space="preserve">2424</w:t>
+            </w:r>
+            <w:r>
+              <w:t xml:space="preserve"> </w:t>
+            </w:r>
+            <w:r>
+              <w:t xml:space="preserve">Piedmont</w:t>
+            </w:r>
+            <w:r>
+              <w:t xml:space="preserve"> </w:t>
+            </w:r>
+            <w:r>
+              <w:t xml:space="preserve">Road</w:t>
+            </w:r>
+            <w:r>
+              <w:t xml:space="preserve"> </w:t>
+            </w:r>
+            <w:r>
+              <w:t xml:space="preserve">N.E.,</w:t>
+            </w:r>
+            <w:r>
+              <w:t xml:space="preserve"> </w:t>
+            </w:r>
+            <w:r>
+              <w:t xml:space="preserve">6th</w:t>
+            </w:r>
+            <w:r>
+              <w:t xml:space="preserve"> </w:t>
+            </w:r>
+            <w:r>
+              <w:t xml:space="preserve">Floor</w:t>
+            </w:r>
+          </w:p>
+          <w:p>
+            <w:pPr>
+              <w:spacing w:before="0" w:after="0" w:line="322" w:lineRule="exact"/>
+              <w:ind w:left="1440" w:firstLine="0"/>
+              <w:jc w:val="left"/>
+            </w:pPr>
+            <w:r>
+              <w:t xml:space="preserve">Atlanta,</w:t>
+            </w:r>
+            <w:r>
+              <w:t xml:space="preserve"> </w:t>
+            </w:r>
+            <w:r>
+              <w:t xml:space="preserve">Georgia</w:t>
+            </w:r>
+            <w:r>
+              <w:t xml:space="preserve"> </w:t>
+            </w:r>
+            <w:r>
+              <w:t xml:space="preserve">30324</w:t>
+              <w:noBreakHyphen/>
+              <w:t xml:space="preserve">3330</w:t>
+            </w:r>
+          </w:p>
+          <w:p>
+            <w:pPr>
+              <w:spacing w:before="0" w:after="0" w:line="322" w:lineRule="exact"/>
+              <w:ind w:left="1440" w:firstLine="0"/>
+              <w:jc w:val="left"/>
+            </w:pPr>
+            <w:r>
+              <w:t xml:space="preserve">klewis1@itsmarta.com</w:t>
+            </w:r>
+          </w:p>
+        </w:tc>
+      </w:tr>
+    </w:tbl>
+    <w:p>
+      <w:pPr>
         <w:spacing w:before="0" w:after="0" w:line="322" w:lineRule="exact"/>
-        <w:ind w:left="1440" w:firstLine="0"/>
-      </w:pPr>
-      <w:r>
-        <w:t xml:space="preserve">Legal</w:t>
-      </w:r>
-      <w:r>
-        <w:t xml:space="preserve"> </w:t>
-      </w:r>
-      <w:r>
-        <w:t xml:space="preserve">Services</w:t>
-      </w:r>
-      <w:r>
-        <w:t xml:space="preserve"> </w:t>
-      </w:r>
-      <w:r>
-        <w:t xml:space="preserve">Department</w:t>
-      </w:r>
-    </w:p>
-    <w:p>
-      <w:pPr>
-        <w:keepNext/>
-        <w:keepLines/>
-        <w:spacing w:before="0" w:after="0" w:line="322" w:lineRule="exact"/>
-        <w:ind w:left="1440" w:firstLine="0"/>
-      </w:pPr>
-      <w:r>
-        <w:t xml:space="preserve">2424</w:t>
-      </w:r>
-      <w:r>
-        <w:t xml:space="preserve"> </w:t>
-      </w:r>
-      <w:r>
-        <w:t xml:space="preserve">Piedmont</w:t>
-      </w:r>
-      <w:r>
-        <w:t xml:space="preserve"> </w:t>
-      </w:r>
-      <w:r>
-        <w:t xml:space="preserve">Road</w:t>
-      </w:r>
-      <w:r>
-        <w:t xml:space="preserve"> </w:t>
-      </w:r>
-      <w:r>
-        <w:t xml:space="preserve">N.E.,</w:t>
-      </w:r>
-      <w:r>
-        <w:t xml:space="preserve"> </w:t>
-      </w:r>
-      <w:r>
-        <w:t xml:space="preserve">6th</w:t>
-      </w:r>
-      <w:r>
-        <w:t xml:space="preserve"> </w:t>
-      </w:r>
-      <w:r>
-        <w:t xml:space="preserve">Floor</w:t>
-      </w:r>
-    </w:p>
-    <w:p>
-      <w:pPr>
-        <w:keepNext/>
-        <w:keepLines/>
-        <w:spacing w:before="0" w:after="0" w:line="322" w:lineRule="exact"/>
-        <w:ind w:left="1440" w:firstLine="0"/>
-      </w:pPr>
-      <w:r>
-        <w:t xml:space="preserve">Atlanta,</w:t>
-      </w:r>
-      <w:r>
-        <w:t xml:space="preserve"> </w:t>
-      </w:r>
-      <w:r>
-        <w:t xml:space="preserve">Georgia</w:t>
-      </w:r>
-      <w:r>
-        <w:t xml:space="preserve"> </w:t>
-      </w:r>
-      <w:r>
-        <w:t xml:space="preserve">30324</w:t>
-      </w:r>
-      <w:r>
-        <w:noBreakHyphen/>
-      </w:r>
-      <w:r>
-        <w:t xml:space="preserve">3330</w:t>
-      </w:r>
-    </w:p>
-    <w:p>
-      <w:pPr>
-        <w:keepLines/>
-        <w:spacing w:before="0" w:after="322" w:line="322" w:lineRule="exact"/>
-        <w:ind w:left="1440" w:firstLine="0"/>
-      </w:pPr>
-      <w:r>
-        <w:t xml:space="preserve">klewis1@itsmarta.com</w:t>
-      </w:r>
-    </w:p>
-    <w:p>
-      <w:pPr>
-        <w:keepNext/>
-        <w:keepLines/>
-        <w:spacing w:before="160" w:after="0" w:line="322" w:lineRule="exact"/>
-        <w:ind w:left="4608" w:firstLine="0"/>
-      </w:pPr>
-      <w:r>
-        <w:rPr>
-          <w:u w:val="single"/>
-        </w:rPr>
-        <w:t xml:space="preserve">/s/</w:t>
-      </w:r>
-      <w:r>
-        <w:rPr>
-          <w:u w:val="single"/>
-        </w:rPr>
-        <w:t xml:space="preserve"> </w:t>
-      </w:r>
-      <w:r>
-        <w:rPr>
-          <w:i/>
-          <w:iCs/>
-          <w:u w:val="single"/>
-        </w:rPr>
-        <w:t xml:space="preserve">Keith</w:t>
-      </w:r>
-      <w:r>
-        <w:rPr>
-          <w:i/>
-          <w:iCs/>
-          <w:u w:val="single"/>
-        </w:rPr>
-        <w:t xml:space="preserve"> </w:t>
-      </w:r>
-      <w:r>
-        <w:rPr>
-          <w:i/>
-          <w:iCs/>
-          <w:u w:val="single"/>
-        </w:rPr>
-        <w:t xml:space="preserve">R.</w:t>
-      </w:r>
-      <w:r>
-        <w:rPr>
-          <w:i/>
-          <w:iCs/>
-          <w:u w:val="single"/>
-        </w:rPr>
-        <w:t xml:space="preserve"> </w:t>
-      </w:r>
-      <w:r>
-        <w:rPr>
-          <w:i/>
-          <w:iCs/>
-          <w:u w:val="single"/>
-        </w:rPr>
-        <w:t xml:space="preserve">Foster</w:t>
-      </w:r>
-    </w:p>
-    <w:p>
-      <w:pPr>
-        <w:keepNext/>
-        <w:keepLines/>
-        <w:spacing w:before="0" w:after="0" w:line="322" w:lineRule="exact"/>
-        <w:ind w:left="4608" w:firstLine="0"/>
-      </w:pPr>
-      <w:r>
-        <w:t xml:space="preserve">Keith</w:t>
-      </w:r>
-      <w:r>
-        <w:t xml:space="preserve"> </w:t>
-      </w:r>
-      <w:r>
-        <w:t xml:space="preserve">R.</w:t>
-      </w:r>
-      <w:r>
-        <w:t xml:space="preserve"> </w:t>
-      </w:r>
-      <w:r>
-        <w:t xml:space="preserve">Foster</w:t>
-      </w:r>
-    </w:p>
-    <w:p>
-      <w:pPr>
-        <w:keepNext/>
-        <w:keepLines/>
-        <w:spacing w:before="0" w:after="0" w:line="322" w:lineRule="exact"/>
-        <w:ind w:left="4608" w:firstLine="0"/>
-      </w:pPr>
-      <w:r>
-        <w:t xml:space="preserve">Ga.</w:t>
-      </w:r>
-      <w:r>
-        <w:t xml:space="preserve"> </w:t>
-      </w:r>
-      <w:r>
-        <w:t xml:space="preserve">Bar</w:t>
-      </w:r>
-      <w:r>
-        <w:t xml:space="preserve"> </w:t>
-      </w:r>
-      <w:r>
-        <w:t xml:space="preserve">No.</w:t>
-      </w:r>
-      <w:r>
-        <w:t xml:space="preserve"> </w:t>
-      </w:r>
-      <w:r>
-        <w:t xml:space="preserve">271001</w:t>
-      </w:r>
-    </w:p>
-    <w:p>
-      <w:pPr>
-        <w:keepNext/>
-        <w:keepLines/>
-        <w:spacing w:before="0" w:after="0" w:line="322" w:lineRule="exact"/>
-        <w:ind w:left="4608" w:firstLine="0"/>
-      </w:pPr>
-      <w:r>
-        <w:rPr>
-          <w:i/>
-          <w:iCs/>
-        </w:rPr>
-        <w:t xml:space="preserve">Attorney</w:t>
-      </w:r>
-      <w:r>
-        <w:rPr>
-          <w:i/>
-          <w:iCs/>
-        </w:rPr>
-        <w:t xml:space="preserve"> </w:t>
-      </w:r>
-      <w:r>
-        <w:rPr>
-          <w:i/>
-          <w:iCs/>
-        </w:rPr>
-        <w:t xml:space="preserve">for</w:t>
-      </w:r>
-      <w:r>
-        <w:rPr>
-          <w:i/>
-          <w:iCs/>
-        </w:rPr>
-        <w:t xml:space="preserve"> </w:t>
-      </w:r>
-      <w:r>
-        <w:rPr>
-          <w:i/>
-          <w:iCs/>
-        </w:rPr>
-        <w:t xml:space="preserve">Appellant</w:t>
-      </w:r>
-    </w:p>
-    <w:p>
-      <w:pPr>
-        <w:keepNext/>
-        <w:keepLines/>
-        <w:spacing w:before="0" w:after="0" w:line="322" w:lineRule="exact"/>
-        <w:ind w:left="4608" w:firstLine="0"/>
-      </w:pPr>
-      <w:r>
-        <w:t xml:space="preserve">The</w:t>
-      </w:r>
-      <w:r>
-        <w:t xml:space="preserve"> </w:t>
-      </w:r>
-      <w:r>
-        <w:t xml:space="preserve">Foster</w:t>
-      </w:r>
-      <w:r>
-        <w:t xml:space="preserve"> </w:t>
-      </w:r>
-      <w:r>
-        <w:t xml:space="preserve">Firm,</w:t>
-      </w:r>
-      <w:r>
-        <w:t xml:space="preserve"> </w:t>
-      </w:r>
-      <w:r>
-        <w:t xml:space="preserve">LLC</w:t>
-      </w:r>
-    </w:p>
-    <w:p>
-      <w:pPr>
-        <w:keepNext/>
-        <w:keepLines/>
-        <w:spacing w:before="0" w:after="0" w:line="322" w:lineRule="exact"/>
-        <w:ind w:left="4608" w:firstLine="0"/>
-      </w:pPr>
-      <w:r>
-        <w:t xml:space="preserve">One</w:t>
-      </w:r>
-      <w:r>
-        <w:t xml:space="preserve"> </w:t>
-      </w:r>
-      <w:r>
-        <w:t xml:space="preserve">Crown</w:t>
-      </w:r>
-      <w:r>
-        <w:t xml:space="preserve"> </w:t>
-      </w:r>
-      <w:r>
-        <w:t xml:space="preserve">Center</w:t>
-      </w:r>
-    </w:p>
-    <w:p>
-      <w:pPr>
-        <w:keepNext/>
-        <w:keepLines/>
-        <w:spacing w:before="0" w:after="0" w:line="322" w:lineRule="exact"/>
-        <w:ind w:left="4608" w:firstLine="0"/>
-      </w:pPr>
-      <w:r>
-        <w:t xml:space="preserve">1895</w:t>
-      </w:r>
-      <w:r>
-        <w:t xml:space="preserve"> </w:t>
-      </w:r>
-      <w:r>
-        <w:t xml:space="preserve">Phoenix</w:t>
-      </w:r>
-      <w:r>
-        <w:t xml:space="preserve"> </w:t>
-      </w:r>
-      <w:r>
-        <w:t xml:space="preserve">Blvd.,</w:t>
-      </w:r>
-      <w:r>
-        <w:t xml:space="preserve"> </w:t>
-      </w:r>
-      <w:r>
-        <w:t xml:space="preserve">Suite</w:t>
-      </w:r>
-      <w:r>
-        <w:t xml:space="preserve"> </w:t>
-      </w:r>
-      <w:r>
-        <w:t xml:space="preserve">110</w:t>
-      </w:r>
-    </w:p>
-    <w:p>
-      <w:pPr>
-        <w:keepNext/>
-        <w:keepLines/>
-        <w:spacing w:before="0" w:after="0" w:line="322" w:lineRule="exact"/>
-        <w:ind w:left="4608" w:firstLine="0"/>
-      </w:pPr>
-      <w:r>
-        <w:t xml:space="preserve">Tel:</w:t>
-      </w:r>
-      <w:r>
-        <w:t xml:space="preserve"> </w:t>
-      </w:r>
-      <w:r>
-        <w:t xml:space="preserve">404</w:t>
-      </w:r>
-      <w:r>
-        <w:noBreakHyphen/>
-      </w:r>
-      <w:r>
-        <w:t xml:space="preserve">559</w:t>
-      </w:r>
-      <w:r>
-        <w:noBreakHyphen/>
-      </w:r>
-      <w:r>
-        <w:t xml:space="preserve">8325</w:t>
-      </w:r>
-    </w:p>
-    <w:p>
-      <w:pPr>
-        <w:keepNext/>
-        <w:keepLines/>
-        <w:spacing w:before="0" w:after="0" w:line="322" w:lineRule="exact"/>
-        <w:ind w:left="4608" w:firstLine="0"/>
-      </w:pPr>
-      <w:r>
-        <w:t xml:space="preserve">kfoster@tfflaw.net</w:t>
-      </w:r>
-    </w:p>
-    <w:p>
-      <w:pPr>
-        <w:keepNext/>
-        <w:keepLines/>
-        <w:spacing w:before="240" w:after="0" w:line="322" w:lineRule="exact"/>
-        <w:ind w:left="4608" w:firstLine="0"/>
-      </w:pPr>
-      <w:r>
-        <w:rPr>
-          <w:u w:val="single"/>
-        </w:rPr>
-        <w:t xml:space="preserve">/s/</w:t>
-      </w:r>
-      <w:r>
-        <w:rPr>
-          <w:u w:val="single"/>
-        </w:rPr>
-        <w:t xml:space="preserve"> </w:t>
-      </w:r>
-      <w:r>
-        <w:rPr>
-          <w:i/>
-          <w:iCs/>
-          <w:u w:val="single"/>
-        </w:rPr>
-        <w:t xml:space="preserve">Ralph</w:t>
-      </w:r>
-      <w:r>
-        <w:rPr>
-          <w:i/>
-          <w:iCs/>
-          <w:u w:val="single"/>
-        </w:rPr>
-        <w:t xml:space="preserve"> </w:t>
-      </w:r>
-      <w:r>
-        <w:rPr>
-          <w:i/>
-          <w:iCs/>
-          <w:u w:val="single"/>
-        </w:rPr>
-        <w:t xml:space="preserve">Goldberg</w:t>
-      </w:r>
-    </w:p>
-    <w:p>
-      <w:pPr>
-        <w:keepNext/>
-        <w:keepLines/>
-        <w:spacing w:before="0" w:after="0" w:line="322" w:lineRule="exact"/>
-        <w:ind w:left="4608" w:firstLine="0"/>
-      </w:pPr>
-      <w:r>
-        <w:t xml:space="preserve">Ralph</w:t>
-      </w:r>
-      <w:r>
-        <w:t xml:space="preserve"> </w:t>
-      </w:r>
-      <w:r>
-        <w:t xml:space="preserve">Goldberg</w:t>
-      </w:r>
-    </w:p>
-    <w:p>
-      <w:pPr>
-        <w:keepNext/>
-        <w:keepLines/>
-        <w:spacing w:before="0" w:after="0" w:line="322" w:lineRule="exact"/>
-        <w:ind w:left="4608" w:firstLine="0"/>
-      </w:pPr>
-      <w:r>
-        <w:t xml:space="preserve">Ga.</w:t>
-      </w:r>
-      <w:r>
-        <w:t xml:space="preserve"> </w:t>
-      </w:r>
-      <w:r>
-        <w:t xml:space="preserve">Bar</w:t>
-      </w:r>
-      <w:r>
-        <w:t xml:space="preserve"> </w:t>
-      </w:r>
-      <w:r>
-        <w:t xml:space="preserve">No.</w:t>
-      </w:r>
-      <w:r>
-        <w:t xml:space="preserve"> </w:t>
-      </w:r>
-      <w:r>
-        <w:t xml:space="preserve">299475</w:t>
-      </w:r>
-    </w:p>
-    <w:p>
-      <w:pPr>
-        <w:keepNext/>
-        <w:keepLines/>
-        <w:spacing w:before="0" w:after="0" w:line="322" w:lineRule="exact"/>
-        <w:ind w:left="4608" w:firstLine="0"/>
-      </w:pPr>
-      <w:r>
-        <w:rPr>
-          <w:i/>
-          <w:iCs/>
-        </w:rPr>
-        <w:t xml:space="preserve">Attorney</w:t>
-      </w:r>
-      <w:r>
-        <w:rPr>
-          <w:i/>
-          <w:iCs/>
-        </w:rPr>
-        <w:t xml:space="preserve"> </w:t>
-      </w:r>
-      <w:r>
-        <w:rPr>
-          <w:i/>
-          <w:iCs/>
-        </w:rPr>
-        <w:t xml:space="preserve">for</w:t>
-      </w:r>
-      <w:r>
-        <w:rPr>
-          <w:i/>
-          <w:iCs/>
-        </w:rPr>
-        <w:t xml:space="preserve"> </w:t>
-      </w:r>
-      <w:r>
-        <w:rPr>
-          <w:i/>
-          <w:iCs/>
-        </w:rPr>
-        <w:t xml:space="preserve">Appellant</w:t>
-      </w:r>
-    </w:p>
-    <w:p>
-      <w:pPr>
-        <w:keepNext/>
-        <w:keepLines/>
-        <w:spacing w:before="0" w:after="0" w:line="322" w:lineRule="exact"/>
-        <w:ind w:left="4608" w:firstLine="0"/>
-      </w:pPr>
-      <w:r>
-        <w:t xml:space="preserve">Goldberg</w:t>
-      </w:r>
-      <w:r>
-        <w:t xml:space="preserve"> </w:t>
-      </w:r>
-      <w:r>
-        <w:t xml:space="preserve">&amp;</w:t>
-      </w:r>
-      <w:r>
-        <w:t xml:space="preserve"> </w:t>
-      </w:r>
-      <w:r>
-        <w:t xml:space="preserve">Cuvillier,</w:t>
-      </w:r>
-      <w:r>
-        <w:t xml:space="preserve"> </w:t>
-      </w:r>
-      <w:r>
-        <w:t xml:space="preserve">P.C.</w:t>
-      </w:r>
-    </w:p>
-    <w:p>
-      <w:pPr>
-        <w:keepNext/>
-        <w:keepLines/>
-        <w:spacing w:before="0" w:after="0" w:line="322" w:lineRule="exact"/>
-        <w:ind w:left="4608" w:firstLine="0"/>
-      </w:pPr>
-      <w:r>
-        <w:t xml:space="preserve">2295</w:t>
-      </w:r>
-      <w:r>
-        <w:t xml:space="preserve"> </w:t>
-      </w:r>
-      <w:r>
-        <w:t xml:space="preserve">Parklake</w:t>
-      </w:r>
-      <w:r>
-        <w:t xml:space="preserve"> </w:t>
-      </w:r>
-      <w:r>
-        <w:t xml:space="preserve">Dr.,</w:t>
-      </w:r>
-      <w:r>
-        <w:t xml:space="preserve"> </w:t>
-      </w:r>
-      <w:r>
-        <w:t xml:space="preserve">N.E.</w:t>
-      </w:r>
-    </w:p>
-    <w:p>
-      <w:pPr>
-        <w:keepNext/>
-        <w:keepLines/>
-        <w:spacing w:before="0" w:after="0" w:line="322" w:lineRule="exact"/>
-        <w:ind w:left="4608" w:firstLine="0"/>
-      </w:pPr>
-      <w:r>
-        <w:t xml:space="preserve">Atlanta,</w:t>
-      </w:r>
-      <w:r>
-        <w:t xml:space="preserve"> </w:t>
-      </w:r>
-      <w:r>
-        <w:t xml:space="preserve">GA.</w:t>
-      </w:r>
-      <w:r>
-        <w:t xml:space="preserve"> </w:t>
-      </w:r>
-      <w:r>
-        <w:t xml:space="preserve">30345</w:t>
-      </w:r>
-    </w:p>
-    <w:p>
-      <w:pPr>
-        <w:keepNext/>
-        <w:keepLines/>
-        <w:spacing w:before="0" w:after="0" w:line="322" w:lineRule="exact"/>
-        <w:ind w:left="4608" w:firstLine="0"/>
-      </w:pPr>
-      <w:r>
-        <w:t xml:space="preserve">Tel:</w:t>
-      </w:r>
-      <w:r>
-        <w:t xml:space="preserve"> </w:t>
-      </w:r>
-      <w:r>
-        <w:t xml:space="preserve">770</w:t>
-      </w:r>
-      <w:r>
-        <w:noBreakHyphen/>
-      </w:r>
-      <w:r>
-        <w:t xml:space="preserve">670</w:t>
-      </w:r>
-      <w:r>
-        <w:noBreakHyphen/>
-      </w:r>
-      <w:r>
-        <w:t xml:space="preserve">7343</w:t>
-      </w:r>
-    </w:p>
-    <w:p>
-      <w:pPr>
-        <w:keepLines/>
-        <w:spacing w:before="0" w:after="0" w:line="322" w:lineRule="exact"/>
-        <w:ind w:left="4608" w:firstLine="0"/>
-      </w:pPr>
-      <w:r>
-        <w:t xml:space="preserve">attorneygoldberg@hotmail.com</w:t>
-      </w:r>
-    </w:p>
+      </w:pPr>
+    </w:p>
+    <w:tbl>
+      <w:tblPr>
+        <w:tblW w:w="9360" w:type="dxa"/>
+        <w:tblLayout w:type="fixed"/>
+        <w:tblCellMar>
+          <w:top w:w="0" w:type="dxa"/>
+          <w:left w:w="0" w:type="dxa"/>
+          <w:bottom w:w="0" w:type="dxa"/>
+          <w:right w:w="0" w:type="dxa"/>
+        </w:tblCellMar>
+        <w:tblLook w:val="0000" w:firstRow="0" w:lastRow="0" w:firstColumn="0" w:lastColumn="0" w:noHBand="0" w:noVBand="0"/>
+      </w:tblPr>
+      <w:tblGrid>
+        <w:gridCol w:w="9360"/>
+      </w:tblGrid>
+      <w:tr>
+        <w:trPr>
+          <w:cantSplit/>
+        </w:trPr>
+        <w:tc>
+          <w:tcPr>
+            <w:tcW w:w="9360" w:type="dxa"/>
+          </w:tcPr>
+          <w:p>
+            <w:pPr>
+              <w:spacing w:before="240" w:after="0" w:line="322" w:lineRule="exact"/>
+              <w:ind w:left="4608" w:firstLine="0"/>
+              <w:jc w:val="left"/>
+            </w:pPr>
+            <w:r>
+              <w:rPr>
+                <w:u w:val="single"/>
+              </w:rPr>
+              <w:t xml:space="preserve">/s/</w:t>
+            </w:r>
+            <w:r>
+              <w:rPr>
+                <w:u w:val="single"/>
+              </w:rPr>
+              <w:t xml:space="preserve"> </w:t>
+            </w:r>
+            <w:r>
+              <w:rPr>
+                <w:i/>
+                <w:iCs/>
+                <w:u w:val="single"/>
+              </w:rPr>
+              <w:t xml:space="preserve">Keith</w:t>
+            </w:r>
+            <w:r>
+              <w:rPr>
+                <w:i/>
+                <w:iCs/>
+                <w:u w:val="single"/>
+              </w:rPr>
+              <w:t xml:space="preserve"> </w:t>
+            </w:r>
+            <w:r>
+              <w:rPr>
+                <w:i/>
+                <w:iCs/>
+                <w:u w:val="single"/>
+              </w:rPr>
+              <w:t xml:space="preserve">R.</w:t>
+            </w:r>
+            <w:r>
+              <w:rPr>
+                <w:i/>
+                <w:iCs/>
+                <w:u w:val="single"/>
+              </w:rPr>
+              <w:t xml:space="preserve"> </w:t>
+            </w:r>
+            <w:r>
+              <w:rPr>
+                <w:i/>
+                <w:iCs/>
+                <w:u w:val="single"/>
+              </w:rPr>
+              <w:t xml:space="preserve">Foster</w:t>
+            </w:r>
+          </w:p>
+          <w:p>
+            <w:pPr>
+              <w:spacing w:before="0" w:after="0" w:line="322" w:lineRule="exact"/>
+              <w:ind w:left="4608" w:firstLine="0"/>
+              <w:jc w:val="left"/>
+            </w:pPr>
+            <w:r>
+              <w:t xml:space="preserve">Keith</w:t>
+            </w:r>
+            <w:r>
+              <w:t xml:space="preserve"> </w:t>
+            </w:r>
+            <w:r>
+              <w:t xml:space="preserve">R.</w:t>
+            </w:r>
+            <w:r>
+              <w:t xml:space="preserve"> </w:t>
+            </w:r>
+            <w:r>
+              <w:t xml:space="preserve">Foster</w:t>
+            </w:r>
+          </w:p>
+          <w:p>
+            <w:pPr>
+              <w:spacing w:before="0" w:after="0" w:line="322" w:lineRule="exact"/>
+              <w:ind w:left="4608" w:firstLine="0"/>
+              <w:jc w:val="left"/>
+            </w:pPr>
+            <w:r>
+              <w:t xml:space="preserve">Ga.</w:t>
+            </w:r>
+            <w:r>
+              <w:t xml:space="preserve"> </w:t>
+            </w:r>
+            <w:r>
+              <w:t xml:space="preserve">Bar</w:t>
+            </w:r>
+            <w:r>
+              <w:t xml:space="preserve"> </w:t>
+            </w:r>
+            <w:r>
+              <w:t xml:space="preserve">No.</w:t>
+            </w:r>
+            <w:r>
+              <w:t xml:space="preserve"> </w:t>
+            </w:r>
+            <w:r>
+              <w:t xml:space="preserve">271001</w:t>
+            </w:r>
+          </w:p>
+          <w:p>
+            <w:pPr>
+              <w:spacing w:before="0" w:after="0" w:line="322" w:lineRule="exact"/>
+              <w:ind w:left="4608" w:firstLine="0"/>
+              <w:jc w:val="left"/>
+            </w:pPr>
+            <w:r>
+              <w:rPr>
+                <w:i/>
+                <w:iCs/>
+              </w:rPr>
+              <w:t xml:space="preserve">Attorney</w:t>
+            </w:r>
+            <w:r>
+              <w:rPr>
+                <w:i/>
+                <w:iCs/>
+              </w:rPr>
+              <w:t xml:space="preserve"> </w:t>
+            </w:r>
+            <w:r>
+              <w:rPr>
+                <w:i/>
+                <w:iCs/>
+              </w:rPr>
+              <w:t xml:space="preserve">for</w:t>
+            </w:r>
+            <w:r>
+              <w:rPr>
+                <w:i/>
+                <w:iCs/>
+              </w:rPr>
+              <w:t xml:space="preserve"> </w:t>
+            </w:r>
+            <w:r>
+              <w:rPr>
+                <w:i/>
+                <w:iCs/>
+              </w:rPr>
+              <w:t xml:space="preserve">Appellant</w:t>
+            </w:r>
+          </w:p>
+          <w:p>
+            <w:pPr>
+              <w:spacing w:before="0" w:after="0" w:line="322" w:lineRule="exact"/>
+              <w:ind w:left="4608" w:firstLine="0"/>
+              <w:jc w:val="left"/>
+            </w:pPr>
+            <w:r>
+              <w:t xml:space="preserve">The</w:t>
+            </w:r>
+            <w:r>
+              <w:t xml:space="preserve"> </w:t>
+            </w:r>
+            <w:r>
+              <w:t xml:space="preserve">Foster</w:t>
+            </w:r>
+            <w:r>
+              <w:t xml:space="preserve"> </w:t>
+            </w:r>
+            <w:r>
+              <w:t xml:space="preserve">Firm,</w:t>
+            </w:r>
+            <w:r>
+              <w:t xml:space="preserve"> </w:t>
+            </w:r>
+            <w:r>
+              <w:t xml:space="preserve">LLC</w:t>
+            </w:r>
+          </w:p>
+          <w:p>
+            <w:pPr>
+              <w:spacing w:before="0" w:after="0" w:line="322" w:lineRule="exact"/>
+              <w:ind w:left="4608" w:firstLine="0"/>
+              <w:jc w:val="left"/>
+            </w:pPr>
+            <w:r>
+              <w:t xml:space="preserve">One</w:t>
+            </w:r>
+            <w:r>
+              <w:t xml:space="preserve"> </w:t>
+            </w:r>
+            <w:r>
+              <w:t xml:space="preserve">Crown</w:t>
+            </w:r>
+            <w:r>
+              <w:t xml:space="preserve"> </w:t>
+            </w:r>
+            <w:r>
+              <w:t xml:space="preserve">Center</w:t>
+            </w:r>
+          </w:p>
+          <w:p>
+            <w:pPr>
+              <w:spacing w:before="0" w:after="0" w:line="322" w:lineRule="exact"/>
+              <w:ind w:left="4608" w:firstLine="0"/>
+              <w:jc w:val="left"/>
+            </w:pPr>
+            <w:r>
+              <w:t xml:space="preserve">1895</w:t>
+            </w:r>
+            <w:r>
+              <w:t xml:space="preserve"> </w:t>
+            </w:r>
+            <w:r>
+              <w:t xml:space="preserve">Phoenix</w:t>
+            </w:r>
+            <w:r>
+              <w:t xml:space="preserve"> </w:t>
+            </w:r>
+            <w:r>
+              <w:t xml:space="preserve">Blvd.,</w:t>
+            </w:r>
+            <w:r>
+              <w:t xml:space="preserve"> </w:t>
+            </w:r>
+            <w:r>
+              <w:t xml:space="preserve">Suite</w:t>
+            </w:r>
+            <w:r>
+              <w:t xml:space="preserve"> </w:t>
+            </w:r>
+            <w:r>
+              <w:t xml:space="preserve">110</w:t>
+            </w:r>
+          </w:p>
+          <w:p>
+            <w:pPr>
+              <w:spacing w:before="0" w:after="0" w:line="322" w:lineRule="exact"/>
+              <w:ind w:left="4608" w:firstLine="0"/>
+              <w:jc w:val="left"/>
+            </w:pPr>
+            <w:r>
+              <w:t xml:space="preserve">Tel:</w:t>
+            </w:r>
+            <w:r>
+              <w:t xml:space="preserve"> </w:t>
+            </w:r>
+            <w:r>
+              <w:t xml:space="preserve">404</w:t>
+              <w:noBreakHyphen/>
+              <w:t xml:space="preserve">559</w:t>
+              <w:noBreakHyphen/>
+              <w:t xml:space="preserve">8325</w:t>
+            </w:r>
+          </w:p>
+          <w:p>
+            <w:pPr>
+              <w:spacing w:before="0" w:after="0" w:line="322" w:lineRule="exact"/>
+              <w:ind w:left="4608" w:firstLine="0"/>
+              <w:jc w:val="left"/>
+            </w:pPr>
+            <w:r>
+              <w:t xml:space="preserve">kfoster@tfflaw.net</w:t>
+            </w:r>
+          </w:p>
+          <w:p>
+            <w:pPr>
+              <w:spacing w:before="240" w:after="0" w:line="322" w:lineRule="exact"/>
+              <w:ind w:left="4608" w:firstLine="0"/>
+              <w:jc w:val="left"/>
+            </w:pPr>
+            <w:r>
+              <w:rPr>
+                <w:u w:val="single"/>
+              </w:rPr>
+              <w:t xml:space="preserve">/s/</w:t>
+            </w:r>
+            <w:r>
+              <w:rPr>
+                <w:u w:val="single"/>
+              </w:rPr>
+              <w:t xml:space="preserve"> </w:t>
+            </w:r>
+            <w:r>
+              <w:rPr>
+                <w:i/>
+                <w:iCs/>
+                <w:u w:val="single"/>
+              </w:rPr>
+              <w:t xml:space="preserve">Ralph</w:t>
+            </w:r>
+            <w:r>
+              <w:rPr>
+                <w:i/>
+                <w:iCs/>
+                <w:u w:val="single"/>
+              </w:rPr>
+              <w:t xml:space="preserve"> </w:t>
+            </w:r>
+            <w:r>
+              <w:rPr>
+                <w:i/>
+                <w:iCs/>
+                <w:u w:val="single"/>
+              </w:rPr>
+              <w:t xml:space="preserve">Goldberg</w:t>
+            </w:r>
+          </w:p>
+          <w:p>
+            <w:pPr>
+              <w:spacing w:before="0" w:after="0" w:line="322" w:lineRule="exact"/>
+              <w:ind w:left="4608" w:firstLine="0"/>
+              <w:jc w:val="left"/>
+            </w:pPr>
+            <w:r>
+              <w:t xml:space="preserve">Ralph</w:t>
+            </w:r>
+            <w:r>
+              <w:t xml:space="preserve"> </w:t>
+            </w:r>
+            <w:r>
+              <w:t xml:space="preserve">Goldberg</w:t>
+            </w:r>
+          </w:p>
+          <w:p>
+            <w:pPr>
+              <w:spacing w:before="0" w:after="0" w:line="322" w:lineRule="exact"/>
+              <w:ind w:left="4608" w:firstLine="0"/>
+              <w:jc w:val="left"/>
+            </w:pPr>
+            <w:r>
+              <w:t xml:space="preserve">Ga.</w:t>
+            </w:r>
+            <w:r>
+              <w:t xml:space="preserve"> </w:t>
+            </w:r>
+            <w:r>
+              <w:t xml:space="preserve">Bar</w:t>
+            </w:r>
+            <w:r>
+              <w:t xml:space="preserve"> </w:t>
+            </w:r>
+            <w:r>
+              <w:t xml:space="preserve">No.</w:t>
+            </w:r>
+            <w:r>
+              <w:t xml:space="preserve"> </w:t>
+            </w:r>
+            <w:r>
+              <w:t xml:space="preserve">299475</w:t>
+            </w:r>
+          </w:p>
+          <w:p>
+            <w:pPr>
+              <w:spacing w:before="0" w:after="0" w:line="322" w:lineRule="exact"/>
+              <w:ind w:left="4608" w:firstLine="0"/>
+              <w:jc w:val="left"/>
+            </w:pPr>
+            <w:r>
+              <w:rPr>
+                <w:i/>
+                <w:iCs/>
+              </w:rPr>
+              <w:t xml:space="preserve">Attorney</w:t>
+            </w:r>
+            <w:r>
+              <w:rPr>
+                <w:i/>
+                <w:iCs/>
+              </w:rPr>
+              <w:t xml:space="preserve"> </w:t>
+            </w:r>
+            <w:r>
+              <w:rPr>
+                <w:i/>
+                <w:iCs/>
+              </w:rPr>
+              <w:t xml:space="preserve">for</w:t>
+            </w:r>
+            <w:r>
+              <w:rPr>
+                <w:i/>
+                <w:iCs/>
+              </w:rPr>
+              <w:t xml:space="preserve"> </w:t>
+            </w:r>
+            <w:r>
+              <w:rPr>
+                <w:i/>
+                <w:iCs/>
+              </w:rPr>
+              <w:t xml:space="preserve">Appellant</w:t>
+            </w:r>
+          </w:p>
+          <w:p>
+            <w:pPr>
+              <w:spacing w:before="0" w:after="0" w:line="322" w:lineRule="exact"/>
+              <w:ind w:left="4608" w:firstLine="0"/>
+              <w:jc w:val="left"/>
+            </w:pPr>
+            <w:r>
+              <w:t xml:space="preserve">Goldberg</w:t>
+            </w:r>
+            <w:r>
+              <w:t xml:space="preserve"> </w:t>
+            </w:r>
+            <w:r>
+              <w:t xml:space="preserve">&amp;</w:t>
+            </w:r>
+            <w:r>
+              <w:t xml:space="preserve"> </w:t>
+            </w:r>
+            <w:r>
+              <w:t xml:space="preserve">Cuvillier,</w:t>
+            </w:r>
+            <w:r>
+              <w:t xml:space="preserve"> </w:t>
+            </w:r>
+            <w:r>
+              <w:t xml:space="preserve">P.C.</w:t>
+            </w:r>
+          </w:p>
+          <w:p>
+            <w:pPr>
+              <w:spacing w:before="0" w:after="0" w:line="322" w:lineRule="exact"/>
+              <w:ind w:left="4608" w:firstLine="0"/>
+              <w:jc w:val="left"/>
+            </w:pPr>
+            <w:r>
+              <w:t xml:space="preserve">2295</w:t>
+            </w:r>
+            <w:r>
+              <w:t xml:space="preserve"> </w:t>
+            </w:r>
+            <w:r>
+              <w:t xml:space="preserve">Parklake</w:t>
+            </w:r>
+            <w:r>
+              <w:t xml:space="preserve"> </w:t>
+            </w:r>
+            <w:r>
+              <w:t xml:space="preserve">Dr.,</w:t>
+            </w:r>
+            <w:r>
+              <w:t xml:space="preserve"> </w:t>
+            </w:r>
+            <w:r>
+              <w:t xml:space="preserve">N.E.</w:t>
+            </w:r>
+          </w:p>
+          <w:p>
+            <w:pPr>
+              <w:spacing w:before="0" w:after="0" w:line="322" w:lineRule="exact"/>
+              <w:ind w:left="4608" w:firstLine="0"/>
+              <w:jc w:val="left"/>
+            </w:pPr>
+            <w:r>
+              <w:t xml:space="preserve">Atlanta,</w:t>
+            </w:r>
+            <w:r>
+              <w:t xml:space="preserve"> </w:t>
+            </w:r>
+            <w:r>
+              <w:t xml:space="preserve">GA.</w:t>
+            </w:r>
+            <w:r>
+              <w:t xml:space="preserve"> </w:t>
+            </w:r>
+            <w:r>
+              <w:t xml:space="preserve">30345</w:t>
+            </w:r>
+          </w:p>
+          <w:p>
+            <w:pPr>
+              <w:spacing w:before="0" w:after="0" w:line="322" w:lineRule="exact"/>
+              <w:ind w:left="4608" w:firstLine="0"/>
+              <w:jc w:val="left"/>
+            </w:pPr>
+            <w:r>
+              <w:t xml:space="preserve">Tel:</w:t>
+            </w:r>
+            <w:r>
+              <w:t xml:space="preserve"> </w:t>
+            </w:r>
+            <w:r>
+              <w:t xml:space="preserve">770</w:t>
+              <w:noBreakHyphen/>
+              <w:t xml:space="preserve">670</w:t>
+              <w:noBreakHyphen/>
+              <w:t xml:space="preserve">7343</w:t>
+            </w:r>
+          </w:p>
+          <w:p>
+            <w:pPr>
+              <w:spacing w:before="0" w:after="0" w:line="322" w:lineRule="exact"/>
+              <w:ind w:left="4608" w:firstLine="0"/>
+              <w:jc w:val="left"/>
+            </w:pPr>
+            <w:r>
+              <w:t xml:space="preserve">attorneygoldberg@hotmail.com</w:t>
+            </w:r>
+          </w:p>
+        </w:tc>
+      </w:tr>
+    </w:tbl>
     <w:sectPr>
-      <w:footerReference w:type="default" r:id="rIdGaFtr"/>
+      <w:footerReference w:type="default" r:id="rIdXdPage"/>
       <w:pgSz w:w="12240" w:h="15840"/>
-      <w:pgMar w:top="1440" w:right="1440" w:bottom="1440" w:left="1440" w:header="720" w:footer="720" w:gutter="0"/>
-      <w:pgNumType w:fmt="decimal" w:start="1"/>
+      <w:pgMar w:top="1440" w:right="1440" w:bottom="1440" w:left="1440" w:header="720" w:footer="686" w:gutter="0"/>
     </w:sectPr>
   </w:body>
 </w:document>
@@ -5920,6 +5990,7 @@
 <w:ftr xmlns:w="http://schemas.openxmlformats.org/wordprocessingml/2006/main" xmlns:r="http://schemas.openxmlformats.org/officeDocument/2006/relationships">
   <w:p>
     <w:pPr>
+      <w:spacing w:before="0" w:after="0" w:line="322" w:lineRule="exact"/>
       <w:jc w:val="center"/>
     </w:pPr>
     <w:r>
@@ -5985,7 +6056,13 @@
         <w:t xml:space="preserve">Hunter v. Will</w:t>
       </w:r>
       <w:r>
-        <w:t xml:space="preserve">, 352 Ga. App. 479 (2019), and</w:t>
+        <w:t xml:space="preserve">, 352 Ga. App.</w:t>
+      </w:r>
+      <w:r>
+        <w:t xml:space="preserve"> </w:t>
+      </w:r>
+      <w:r>
+        <w:t xml:space="preserve">479 (2019), and</w:t>
       </w:r>
       <w:r>
         <w:t xml:space="preserve"> </w:t>
@@ -5998,7 +6075,13 @@
         <w:t xml:space="preserve">Zayac v. State</w:t>
       </w:r>
       <w:r>
-        <w:t xml:space="preserve">, 372 Ga. App. 239 (2024), may be read that way, the Court has often time stated that “Issues merely lurking in the record, neither brought to the court’s attention nor expressly ruled upon, have not been decided so as to constitute precedent.”</w:t>
+        <w:t xml:space="preserve">, 372 Ga. App.</w:t>
+      </w:r>
+      <w:r>
+        <w:t xml:space="preserve"> </w:t>
+      </w:r>
+      <w:r>
+        <w:t xml:space="preserve">239 (2024), may be read that way, the Court has often time stated that “Issues merely lurking in the record, neither brought to the court’s attention nor expressly ruled upon, have not been decided so as to constitute precedent.”</w:t>
       </w:r>
       <w:r>
         <w:t xml:space="preserve"> </w:t>
@@ -6011,7 +6094,13 @@
         <w:t xml:space="preserve">Wallace v. Chandler</w:t>
       </w:r>
       <w:r>
-        <w:t xml:space="preserve">, 360 Ga. App. 541 (2021). The Supreme Court has agreed.</w:t>
+        <w:t xml:space="preserve">, 360 Ga. App.</w:t>
+      </w:r>
+      <w:r>
+        <w:t xml:space="preserve"> </w:t>
+      </w:r>
+      <w:r>
+        <w:t xml:space="preserve">541 (2021). The Supreme Court has agreed.</w:t>
       </w:r>
       <w:r>
         <w:t xml:space="preserve"> </w:t>
@@ -6024,7 +6113,13 @@
         <w:t xml:space="preserve">See Durham v. Durham</w:t>
       </w:r>
       <w:r>
-        <w:t xml:space="preserve">, 291 Ga. 231 (2012). In neither</w:t>
+        <w:t xml:space="preserve">, 291 Ga. 231</w:t>
+      </w:r>
+      <w:r>
+        <w:t xml:space="preserve"> </w:t>
+      </w:r>
+      <w:r>
+        <w:t xml:space="preserve">(2012). In neither</w:t>
       </w:r>
       <w:r>
         <w:t xml:space="preserve"> </w:t>
@@ -6072,7 +6167,7 @@
         <w:t xml:space="preserve"> </w:t>
       </w:r>
       <w:r>
-        <w:t xml:space="preserve">In appellant’s original brief, there arise a number of typos. At fn. 2, the first sentence should read “The standard is abuse of discretion.” At page 14, the sentence in the third paragraph should read “Nor did the Court refer to the Plaintiff’s request except to say the documentation was not authenticated.” At page 17, the citation at the end of the first paragraph under III, the last sentence should read “. . . the Court erred in holding that the original filing was untimely, see pages 13</w:t>
+        <w:t xml:space="preserve">In appellant’s original brief, there arise a number of typos. At fn. 2, the first sentence should read “The standard is abuse of discretion.” At page 14, the sentence in the third paragraph should read “Nor did the Court refer to the Plaintiff’s request except to say the documentation was not authenticated.” At page 17, the citation at the end of the first paragraph under III, the last sentence should read “. . . the Court erred in holding that the original filing was untimely, see pages 13</w:t>
       </w:r>
       <w:r>
         <w:noBreakHyphen/>
@@ -6130,7 +6225,6 @@
   <w:p>
     <w:pPr>
       <w:spacing w:before="0" w:after="0" w:line="322" w:lineRule="exact"/>
-      <w:ind w:firstLine="0"/>
       <w:jc w:val="center"/>
     </w:pPr>
     <w:r>
@@ -6148,6 +6242,17 @@
     <w:r>
       <w:fldChar w:fldCharType="end"/>
     </w:r>
+  </w:p>
+</w:ftr>
+</file>
+
+<file path=word/ftr-own2.xml><?xml version="1.0" encoding="utf-8"?>
+<w:ftr xmlns:w="http://schemas.openxmlformats.org/wordprocessingml/2006/main" xmlns:r="http://schemas.openxmlformats.org/officeDocument/2006/relationships">
+  <w:p>
+    <w:pPr>
+      <w:spacing w:before="0" w:after="0" w:line="322" w:lineRule="exact"/>
+      <w:jc w:val="center"/>
+    </w:pPr>
   </w:p>
 </w:ftr>
 </file>
@@ -6798,7 +6903,7 @@
     <w:unhideWhenUsed/>
     <w:qFormat/>
     <w:pPr>
-      <w:spacing w:before="322" w:after="322" w:line="322" w:lineRule="exact"/>
+      <w:spacing w:before="280" w:after="280" w:line="322" w:lineRule="exact"/>
       <w:ind w:firstLine="0" w:left="720" w:right="720"/>
     </w:pPr>
   </w:style>
@@ -6810,7 +6915,6 @@
     <w:unhideWhenUsed/>
     <w:qFormat/>
     <w:pPr>
-      <w:keepLines/>
       <w:spacing w:before="0" w:after="160" w:line="322" w:lineRule="exact"/>
     </w:pPr>
     <w:rPr>
@@ -6826,7 +6930,7 @@
     <w:unhideWhenUsed/>
     <w:qFormat/>
     <w:pPr>
-      <w:spacing w:before="322" w:after="322"/>
+      <w:spacing w:before="280" w:after="280"/>
       <w:ind w:firstLine="0" w:left="720" w:right="720"/>
     </w:pPr>
   </w:style>
@@ -6955,6 +7059,133 @@
       <w:bCs w:val="0"/>
       <w:color w:val="365F91" w:themeColor="accent1" w:themeShade="BF"/>
     </w:rPr>
+  </w:style>
+  <w:style w:type="paragraph" w:customStyle="1" w:styleId="BodyTextNote">
+    <w:name w:val="Body Text Note"/>
+    <w:basedOn w:val="BodyText"/>
+    <w:qFormat/>
+    <w:pPr>
+      <w:widowControl w:val="0"/>
+    </w:pPr>
+  </w:style>
+  <w:style w:type="paragraph" w:customStyle="1" w:styleId="XdQuote">
+    <w:name w:val="Xd Quote"/>
+    <w:basedOn w:val="Normal"/>
+    <w:qFormat/>
+    <w:pPr>
+      <w:spacing w:before="322" w:after="322" w:line="322" w:lineRule="exact"/>
+      <w:ind w:left="720" w:right="720" w:firstLine="0"/>
+    </w:pPr>
+  </w:style>
+  <w:style w:type="paragraph" w:customStyle="1" w:styleId="XdQuoteFirst">
+    <w:name w:val="Xd Quote First"/>
+    <w:basedOn w:val="Normal"/>
+    <w:qFormat/>
+    <w:pPr>
+      <w:spacing w:before="322" w:after="322" w:line="322" w:lineRule="exact"/>
+      <w:ind w:left="720" w:right="720" w:firstLine="0"/>
+    </w:pPr>
+  </w:style>
+  <w:style w:type="paragraph" w:customStyle="1" w:styleId="XdQuoteLast">
+    <w:name w:val="Xd Quote Last"/>
+    <w:basedOn w:val="Normal"/>
+    <w:qFormat/>
+    <w:pPr>
+      <w:spacing w:before="322" w:after="322" w:line="322" w:lineRule="exact"/>
+      <w:ind w:left="720" w:right="720" w:firstLine="0"/>
+    </w:pPr>
+  </w:style>
+  <w:style w:type="paragraph" w:customStyle="1" w:styleId="XdQuoteOnly">
+    <w:name w:val="Xd Quote Only"/>
+    <w:basedOn w:val="Normal"/>
+    <w:qFormat/>
+    <w:pPr>
+      <w:spacing w:before="322" w:after="322" w:line="322" w:lineRule="exact"/>
+      <w:ind w:left="720" w:right="720" w:firstLine="0"/>
+    </w:pPr>
+  </w:style>
+  <w:style w:type="paragraph" w:customStyle="1" w:styleId="XdTail">
+    <w:name w:val="Xd Tail"/>
+    <w:basedOn w:val="Normal"/>
+    <w:qFormat/>
+    <w:pPr>
+      <w:spacing w:before="0" w:after="0" w:line="322" w:lineRule="exact"/>
+      <w:ind w:firstLine="0"/>
+    </w:pPr>
+  </w:style>
+  <w:style w:type="paragraph" w:customStyle="1" w:styleId="XdList1">
+    <w:name w:val="XdList 1"/>
+    <w:basedOn w:val="Normal"/>
+    <w:qFormat/>
+    <w:pPr>
+      <w:spacing w:before="0" w:after="0" w:line="644" w:lineRule="exact"/>
+      <w:ind w:left="720" w:hanging="720"/>
+    </w:pPr>
+  </w:style>
+  <w:style w:type="paragraph" w:customStyle="1" w:styleId="XdList2">
+    <w:name w:val="XdList 2"/>
+    <w:basedOn w:val="Normal"/>
+    <w:qFormat/>
+    <w:pPr>
+      <w:spacing w:before="0" w:after="0" w:line="644" w:lineRule="exact"/>
+      <w:ind w:left="1440" w:hanging="720"/>
+    </w:pPr>
+  </w:style>
+  <w:style w:type="paragraph" w:customStyle="1" w:styleId="XdList3">
+    <w:name w:val="XdList 3"/>
+    <w:basedOn w:val="Normal"/>
+    <w:qFormat/>
+    <w:pPr>
+      <w:spacing w:before="0" w:after="0" w:line="644" w:lineRule="exact"/>
+      <w:ind w:left="2160" w:hanging="720"/>
+    </w:pPr>
+  </w:style>
+  <w:style w:type="paragraph" w:customStyle="1" w:styleId="XdTailList1">
+    <w:name w:val="XdTailList 1"/>
+    <w:basedOn w:val="Normal"/>
+    <w:qFormat/>
+    <w:pPr>
+      <w:spacing w:before="0" w:after="0" w:line="322" w:lineRule="exact"/>
+      <w:ind w:left="720" w:hanging="720"/>
+    </w:pPr>
+  </w:style>
+  <w:style w:type="paragraph" w:customStyle="1" w:styleId="XdTailList2">
+    <w:name w:val="XdTailList 2"/>
+    <w:basedOn w:val="Normal"/>
+    <w:qFormat/>
+    <w:pPr>
+      <w:spacing w:before="0" w:after="0" w:line="322" w:lineRule="exact"/>
+      <w:ind w:left="1440" w:hanging="720"/>
+    </w:pPr>
+  </w:style>
+  <w:style w:type="paragraph" w:customStyle="1" w:styleId="XdTailList3">
+    <w:name w:val="XdTailList 3"/>
+    <w:basedOn w:val="Normal"/>
+    <w:qFormat/>
+    <w:pPr>
+      <w:spacing w:before="0" w:after="0" w:line="322" w:lineRule="exact"/>
+      <w:ind w:left="2160" w:hanging="720"/>
+    </w:pPr>
+  </w:style>
+  <w:style w:type="paragraph" w:customStyle="1" w:styleId="XdQuote">
+    <w:name w:val="XdQuote"/>
+    <w:basedOn w:val="BodyText"/>
+    <w:qFormat/>
+  </w:style>
+  <w:style w:type="paragraph" w:customStyle="1" w:styleId="XdQuoteFirst">
+    <w:name w:val="XdQuoteFirst"/>
+    <w:basedOn w:val="BodyText"/>
+    <w:qFormat/>
+  </w:style>
+  <w:style w:type="paragraph" w:customStyle="1" w:styleId="XdQuoteLast">
+    <w:name w:val="XdQuoteLast"/>
+    <w:basedOn w:val="BodyText"/>
+    <w:qFormat/>
+  </w:style>
+  <w:style w:type="paragraph" w:customStyle="1" w:styleId="XdQuoteOnly">
+    <w:name w:val="XdQuoteOnly"/>
+    <w:basedOn w:val="BodyText"/>
+    <w:qFormat/>
   </w:style>
   <w:style w:type="paragraph" w:customStyle="1" w:styleId="SourceCode">
     <w:name w:val="Source Code"/>

--- a/courts/eleventh-circuit/georgia/state/court-of-appeals/reply-brief/usage/OUTPUT-reply-brief.docx
+++ b/courts/eleventh-circuit/georgia/state/court-of-appeals/reply-brief/usage/OUTPUT-reply-brief.docx
@@ -4007,33 +4007,101 @@
         <w:pStyle w:val="BodyText"/>
       </w:pPr>
       <w:r>
-        <w:t xml:space="preserve">O.C.G.A. § 24</w:t>
+        <w:t xml:space="preserve">O.C.G.A. § 24-⁠2-⁠201(f)</w:t>
+      </w:r>
+      <w:r>
+        <w:t xml:space="preserve"> </w:t>
+      </w:r>
+      <w:r>
+        <w:t xml:space="preserve">says:</w:t>
+      </w:r>
+    </w:p>
+    <w:p>
+      <w:pPr>
+        <w:pStyle w:val="XdQuoteOnly"/>
+      </w:pPr>
+      <w:r>
+        <w:t xml:space="preserve">Judicial notice may be taken at any stage of the proceeding.</w:t>
+      </w:r>
+    </w:p>
+    <w:p>
+      <w:pPr>
+        <w:pStyle w:val="BodyText"/>
+      </w:pPr>
+      <w:r>
+        <w:t xml:space="preserve">According to Black’s Law Dictionary</w:t>
+      </w:r>
+      <w:r>
+        <w:t xml:space="preserve"> </w:t>
+      </w:r>
+      <w:r>
+        <w:t xml:space="preserve">(6th ed. 1990), defining a “proceeding”:</w:t>
+      </w:r>
+    </w:p>
+    <w:p>
+      <w:pPr>
+        <w:pStyle w:val="XdQuoteOnly"/>
+      </w:pPr>
+      <w:r>
+        <w:t xml:space="preserve">This word may be used synonymously with “action” or “suit” to describe the entire course of an “action” or “suit” from ⁠. ⁠. the filing of the complaint until the entry of a final judgment.</w:t>
+      </w:r>
+    </w:p>
+    <w:p>
+      <w:pPr>
+        <w:pStyle w:val="BodyText"/>
+      </w:pPr>
+      <w:r>
+        <w:t xml:space="preserve">In this case, it was only after final judgment that appellant learned of the taking of judicial notice. (V2</w:t>
       </w:r>
       <w:r>
         <w:noBreakHyphen/>
       </w:r>
       <w:r>
-        <w:t xml:space="preserve">2</w:t>
+        <w:t xml:space="preserve">124</w:t>
       </w:r>
       <w:r>
         <w:noBreakHyphen/>
       </w:r>
       <w:r>
-        <w:t xml:space="preserve">201(f)</w:t>
-      </w:r>
-      <w:r>
-        <w:t xml:space="preserve"> </w:t>
-      </w:r>
-      <w:r>
-        <w:t xml:space="preserve">says:</w:t>
-      </w:r>
-    </w:p>
-    <w:p>
-      <w:pPr>
-        <w:pStyle w:val="XdQuoteOnly"/>
-      </w:pPr>
-      <w:r>
-        <w:t xml:space="preserve">Judicial notice may be taken at any stage of the proceeding.</w:t>
+        <w:t xml:space="preserve">123) This Court has adopted a similar standard. “It is clear that proceedings in the trial court are “terminated” by the entry of a final judgment, after which time “the cause is no longer pending in the court below.”</w:t>
+      </w:r>
+      <w:r>
+        <w:t xml:space="preserve"> </w:t>
+      </w:r>
+      <w:r>
+        <w:rPr>
+          <w:i/>
+          <w:iCs/>
+        </w:rPr>
+        <w:t xml:space="preserve">Scott v. Liberty Mut. Ins. Co.</w:t>
+      </w:r>
+      <w:r>
+        <w:t xml:space="preserve">, 168 Ga. App.</w:t>
+      </w:r>
+      <w:r>
+        <w:t xml:space="preserve"> </w:t>
+      </w:r>
+      <w:r>
+        <w:t xml:space="preserve">815 (1983),</w:t>
+      </w:r>
+      <w:r>
+        <w:t xml:space="preserve"> </w:t>
+      </w:r>
+      <w:r>
+        <w:rPr>
+          <w:i/>
+          <w:iCs/>
+        </w:rPr>
+        <w:t xml:space="preserve">Nairon v. Land</w:t>
+      </w:r>
+      <w:r>
+        <w:t xml:space="preserve">, 242 Ga. App.</w:t>
+      </w:r>
+      <w:r>
+        <w:t xml:space="preserve"> </w:t>
+      </w:r>
+      <w:r>
+        <w:t xml:space="preserve">259 (2000).</w:t>
       </w:r>
     </w:p>
     <w:p>
@@ -4041,117 +4109,13 @@
         <w:pStyle w:val="BodyText"/>
       </w:pPr>
       <w:r>
-        <w:t xml:space="preserve">According to Black’s Law Dictionary</w:t>
-      </w:r>
-      <w:r>
-        <w:t xml:space="preserve"> </w:t>
-      </w:r>
-      <w:r>
-        <w:t xml:space="preserve">(6th ed. 1990), defining a “proceeding”:</w:t>
-      </w:r>
-    </w:p>
-    <w:p>
-      <w:pPr>
-        <w:pStyle w:val="XdQuoteOnly"/>
-      </w:pPr>
-      <w:r>
-        <w:t xml:space="preserve">This word may be used synonymously with “action” or “suit” to describe the entire course of an “action” or “suit” from . . the filing of the complaint until the entry of a final judgment.</w:t>
-      </w:r>
-    </w:p>
-    <w:p>
-      <w:pPr>
-        <w:pStyle w:val="BodyText"/>
-      </w:pPr>
-      <w:r>
-        <w:t xml:space="preserve">In this case, it was only after final judgment that appellant learned of the taking of judicial notice. (V2</w:t>
-      </w:r>
-      <w:r>
-        <w:noBreakHyphen/>
-      </w:r>
-      <w:r>
-        <w:t xml:space="preserve">124</w:t>
-      </w:r>
-      <w:r>
-        <w:noBreakHyphen/>
-      </w:r>
-      <w:r>
-        <w:t xml:space="preserve">123) This Court has adopted a similar standard. “It is clear that proceedings in the trial court are “terminated” by the entry of a final judgment, after which time “the cause is no longer pending in the court below.”</w:t>
-      </w:r>
-      <w:r>
-        <w:t xml:space="preserve"> </w:t>
-      </w:r>
-      <w:r>
-        <w:rPr>
-          <w:i/>
-          <w:iCs/>
-        </w:rPr>
-        <w:t xml:space="preserve">Scott v. Liberty Mut. Ins. Co.</w:t>
-      </w:r>
-      <w:r>
-        <w:t xml:space="preserve">, 168 Ga. App.</w:t>
-      </w:r>
-      <w:r>
-        <w:t xml:space="preserve"> </w:t>
-      </w:r>
-      <w:r>
-        <w:t xml:space="preserve">815 (1983),</w:t>
-      </w:r>
-      <w:r>
-        <w:t xml:space="preserve"> </w:t>
-      </w:r>
-      <w:r>
-        <w:rPr>
-          <w:i/>
-          <w:iCs/>
-        </w:rPr>
-        <w:t xml:space="preserve">Nairon v. Land</w:t>
-      </w:r>
-      <w:r>
-        <w:t xml:space="preserve">, 242 Ga. App.</w:t>
-      </w:r>
-      <w:r>
-        <w:t xml:space="preserve"> </w:t>
-      </w:r>
-      <w:r>
-        <w:t xml:space="preserve">259 (2000).</w:t>
-      </w:r>
-    </w:p>
-    <w:p>
-      <w:pPr>
-        <w:pStyle w:val="BodyText"/>
-      </w:pPr>
-      <w:r>
-        <w:t xml:space="preserve">In other words, the rule set out in O.C.G.A. § 24</w:t>
-      </w:r>
-      <w:r>
-        <w:noBreakHyphen/>
-      </w:r>
-      <w:r>
-        <w:t xml:space="preserve">2</w:t>
-      </w:r>
-      <w:r>
-        <w:noBreakHyphen/>
-      </w:r>
-      <w:r>
-        <w:t xml:space="preserve">201(e),</w:t>
-      </w:r>
-      <w:r>
-        <w:t xml:space="preserve"> </w:t>
-      </w:r>
-      <w:r>
-        <w:t xml:space="preserve">quite simply did not apply because the proceeding was over, even though in any other situation where the case is still pending, such taking of judicial notice may still be made under O.C.G.A. § 24</w:t>
-      </w:r>
-      <w:r>
-        <w:noBreakHyphen/>
-      </w:r>
-      <w:r>
-        <w:t xml:space="preserve">2</w:t>
-      </w:r>
-      <w:r>
-        <w:noBreakHyphen/>
-      </w:r>
-      <w:r>
-        <w:t xml:space="preserve">201(e).</w:t>
+        <w:t xml:space="preserve">In other words, the rule set out in O.C.G.A. § 24-⁠2-⁠201(e),</w:t>
+      </w:r>
+      <w:r>
+        <w:t xml:space="preserve"> </w:t>
+      </w:r>
+      <w:r>
+        <w:t xml:space="preserve">quite simply did not apply because the proceeding was over, even though in any other situation where the case is still pending, such taking of judicial notice may still be made under O.C.G.A. § 24-⁠2-⁠201(e).</w:t>
       </w:r>
     </w:p>
     <w:p>
@@ -4352,19 +4316,7 @@
         <w:pStyle w:val="BodyTextNote"/>
       </w:pPr>
       <w:r>
-        <w:t xml:space="preserve">The Court’s decision below should be reversed. Alternatively, the Court’s decision should be vacated so that the Court can apply both § 24</w:t>
-      </w:r>
-      <w:r>
-        <w:noBreakHyphen/>
-      </w:r>
-      <w:r>
-        <w:t xml:space="preserve">2</w:t>
-      </w:r>
-      <w:r>
-        <w:noBreakHyphen/>
-      </w:r>
-      <w:r>
-        <w:t xml:space="preserve">201 and the local rules of Fulton County correctly.</w:t>
+        <w:t xml:space="preserve">The Court’s decision below should be reversed. Alternatively, the Court’s decision should be vacated so that the Court can apply both § 24-⁠2-⁠201 and the local rules of Fulton County correctly.</w:t>
       </w:r>
       <w:r>
         <w:rPr>
@@ -6167,7 +6119,7 @@
         <w:t xml:space="preserve"> </w:t>
       </w:r>
       <w:r>
-        <w:t xml:space="preserve">In appellant’s original brief, there arise a number of typos. At fn. 2, the first sentence should read “The standard is abuse of discretion.” At page 14, the sentence in the third paragraph should read “Nor did the Court refer to the Plaintiff’s request except to say the documentation was not authenticated.” At page 17, the citation at the end of the first paragraph under III, the last sentence should read “. . . the Court erred in holding that the original filing was untimely, see pages 13</w:t>
+        <w:t xml:space="preserve">In appellant’s original brief, there arise a number of typos. At fn. 2, the first sentence should read “The standard is abuse of discretion.” At page 14, the sentence in the third paragraph should read “Nor did the Court refer to the Plaintiff’s request except to say the documentation was not authenticated.” At page 17, the citation at the end of the first paragraph under III, the last sentence should read “. ⁠. ⁠. the Court erred in holding that the original filing was untimely, see pages 13</w:t>
       </w:r>
       <w:r>
         <w:noBreakHyphen/>
@@ -6915,6 +6867,7 @@
     <w:unhideWhenUsed/>
     <w:qFormat/>
     <w:pPr>
+      <w:keepLines/>
       <w:spacing w:before="0" w:after="160" w:line="322" w:lineRule="exact"/>
     </w:pPr>
     <w:rPr>
@@ -7165,6 +7118,33 @@
     <w:pPr>
       <w:spacing w:before="0" w:after="0" w:line="322" w:lineRule="exact"/>
       <w:ind w:left="2160" w:hanging="720"/>
+    </w:pPr>
+  </w:style>
+  <w:style w:type="paragraph" w:customStyle="1" w:styleId="XdQuoteList1">
+    <w:name w:val="Xd Quote List 1"/>
+    <w:basedOn w:val="Normal"/>
+    <w:qFormat/>
+    <w:pPr>
+      <w:spacing w:before="0" w:after="0" w:line="322" w:lineRule="exact"/>
+      <w:ind w:left="1440" w:right="720" w:hanging="720"/>
+    </w:pPr>
+  </w:style>
+  <w:style w:type="paragraph" w:customStyle="1" w:styleId="XdQuoteList2">
+    <w:name w:val="Xd Quote List 2"/>
+    <w:basedOn w:val="Normal"/>
+    <w:qFormat/>
+    <w:pPr>
+      <w:spacing w:before="0" w:after="0" w:line="322" w:lineRule="exact"/>
+      <w:ind w:left="2160" w:right="720" w:hanging="720"/>
+    </w:pPr>
+  </w:style>
+  <w:style w:type="paragraph" w:customStyle="1" w:styleId="XdQuoteList3">
+    <w:name w:val="Xd Quote List 3"/>
+    <w:basedOn w:val="Normal"/>
+    <w:qFormat/>
+    <w:pPr>
+      <w:spacing w:before="0" w:after="0" w:line="322" w:lineRule="exact"/>
+      <w:ind w:left="2880" w:right="720" w:hanging="720"/>
     </w:pPr>
   </w:style>
   <w:style w:type="paragraph" w:customStyle="1" w:styleId="XdQuote">
